--- a/docs/BYNATIONALITY/Молдаванки_и_Румынки.docx
+++ b/docs/BYNATIONALITY/Молдаванки_и_Румынки.docx
@@ -1,6 +1,6 @@
 
 <file path=word/document.xml><?xml version="1.0" encoding="utf-8"?>
-<w:document xmlns:wpc="http://schemas.microsoft.com/office/word/2010/wordprocessingCanvas" xmlns:cx="http://schemas.microsoft.com/office/drawing/2014/chartex" xmlns:cx1="http://schemas.microsoft.com/office/drawing/2015/9/8/chartex" xmlns:cx2="http://schemas.microsoft.com/office/drawing/2015/10/21/chartex" xmlns:cx3="http://schemas.microsoft.com/office/drawing/2016/5/9/chartex" xmlns:cx4="http://schemas.microsoft.com/office/drawing/2016/5/10/chartex" xmlns:cx5="http://schemas.microsoft.com/office/drawing/2016/5/11/chartex" xmlns:cx6="http://schemas.microsoft.com/office/drawing/2016/5/12/chartex" xmlns:cx7="http://schemas.microsoft.com/office/drawing/2016/5/13/chartex" xmlns:cx8="http://schemas.microsoft.com/office/drawing/2016/5/14/chartex" xmlns:mc="http://schemas.openxmlformats.org/markup-compatibility/2006" xmlns:aink="http://schemas.microsoft.com/office/drawing/2016/ink" xmlns:am3d="http://schemas.microsoft.com/office/drawing/2017/model3d" xmlns:o="urn:schemas-microsoft-com:office:office" xmlns:oel="http://schemas.microsoft.com/office/2019/extlst" xmlns:r="http://schemas.openxmlformats.org/officeDocument/2006/relationships" xmlns:m="http://schemas.openxmlformats.org/officeDocument/2006/math" xmlns:v="urn:schemas-microsoft-com:vml" xmlns:wp14="http://schemas.microsoft.com/office/word/2010/wordprocessingDrawing" xmlns:wp="http://schemas.openxmlformats.org/drawingml/2006/wordprocessingDrawing" xmlns:w10="urn:schemas-microsoft-com:office:word" xmlns:w="http://schemas.openxmlformats.org/wordprocessingml/2006/main" xmlns:w14="http://schemas.microsoft.com/office/word/2010/wordml" xmlns:w15="http://schemas.microsoft.com/office/word/2012/wordml" xmlns:w16cex="http://schemas.microsoft.com/office/word/2018/wordml/cex" xmlns:w16cid="http://schemas.microsoft.com/office/word/2016/wordml/cid" xmlns:w16="http://schemas.microsoft.com/office/word/2018/wordml" xmlns:w16du="http://schemas.microsoft.com/office/word/2023/wordml/word16du" xmlns:w16sdtdh="http://schemas.microsoft.com/office/word/2020/wordml/sdtdatahash" xmlns:w16se="http://schemas.microsoft.com/office/word/2015/wordml/symex" xmlns:wpg="http://schemas.microsoft.com/office/word/2010/wordprocessingGroup" xmlns:wpi="http://schemas.microsoft.com/office/word/2010/wordprocessingInk" xmlns:wne="http://schemas.microsoft.com/office/word/2006/wordml" xmlns:wps="http://schemas.microsoft.com/office/word/2010/wordprocessingShape" mc:Ignorable="w14 w15 w16se w16cid w16 w16cex w16sdtdh w16du wp14">
+<w:document xmlns:wpc="http://schemas.microsoft.com/office/word/2010/wordprocessingCanvas" xmlns:cx="http://schemas.microsoft.com/office/drawing/2014/chartex" xmlns:cx1="http://schemas.microsoft.com/office/drawing/2015/9/8/chartex" xmlns:cx2="http://schemas.microsoft.com/office/drawing/2015/10/21/chartex" xmlns:cx3="http://schemas.microsoft.com/office/drawing/2016/5/9/chartex" xmlns:cx4="http://schemas.microsoft.com/office/drawing/2016/5/10/chartex" xmlns:cx5="http://schemas.microsoft.com/office/drawing/2016/5/11/chartex" xmlns:cx6="http://schemas.microsoft.com/office/drawing/2016/5/12/chartex" xmlns:cx7="http://schemas.microsoft.com/office/drawing/2016/5/13/chartex" xmlns:cx8="http://schemas.microsoft.com/office/drawing/2016/5/14/chartex" xmlns:mc="http://schemas.openxmlformats.org/markup-compatibility/2006" xmlns:aink="http://schemas.microsoft.com/office/drawing/2016/ink" xmlns:am3d="http://schemas.microsoft.com/office/drawing/2017/model3d" xmlns:o="urn:schemas-microsoft-com:office:office" xmlns:oel="http://schemas.microsoft.com/office/2019/extlst" xmlns:r="http://schemas.openxmlformats.org/officeDocument/2006/relationships" xmlns:m="http://schemas.openxmlformats.org/officeDocument/2006/math" xmlns:v="urn:schemas-microsoft-com:vml" xmlns:wp14="http://schemas.microsoft.com/office/word/2010/wordprocessingDrawing" xmlns:wp="http://schemas.openxmlformats.org/drawingml/2006/wordprocessingDrawing" xmlns:w10="urn:schemas-microsoft-com:office:word" xmlns:w="http://schemas.openxmlformats.org/wordprocessingml/2006/main" xmlns:w14="http://schemas.microsoft.com/office/word/2010/wordml" xmlns:w15="http://schemas.microsoft.com/office/word/2012/wordml" xmlns:w16cex="http://schemas.microsoft.com/office/word/2018/wordml/cex" xmlns:w16cid="http://schemas.microsoft.com/office/word/2016/wordml/cid" xmlns:w16="http://schemas.microsoft.com/office/word/2018/wordml" xmlns:w16du="http://schemas.microsoft.com/office/word/2023/wordml/word16du" xmlns:w16sdtdh="http://schemas.microsoft.com/office/word/2020/wordml/sdtdatahash" xmlns:w16sdtfl="http://schemas.microsoft.com/office/word/2024/wordml/sdtformatlock" xmlns:w16se="http://schemas.microsoft.com/office/word/2015/wordml/symex" xmlns:wpg="http://schemas.microsoft.com/office/word/2010/wordprocessingGroup" xmlns:wpi="http://schemas.microsoft.com/office/word/2010/wordprocessingInk" xmlns:wne="http://schemas.microsoft.com/office/word/2006/wordml" xmlns:wps="http://schemas.microsoft.com/office/word/2010/wordprocessingShape" mc:Ignorable="w14 w15 w16se w16cid w16 w16cex w16sdtdh w16sdtfl w16du wp14">
   <w:body>
     <w:p>
       <w:pPr>
@@ -250,7 +250,27 @@
                 <w:szCs w:val="16"/>
                 <w:lang w:val="ru-RU"/>
               </w:rPr>
-              <w:t xml:space="preserve"> которые составляют 0,021% от общего числа молдаван и румын проживавших на тот момент в СССР.</w:t>
+              <w:t xml:space="preserve"> которые составляют 0,021% от общего числа молдаван и </w:t>
+            </w:r>
+            <w:proofErr w:type="gramStart"/>
+            <w:r>
+              <w:rPr>
+                <w:rFonts w:ascii="Arial" w:hAnsi="Arial" w:cs="Arial"/>
+                <w:sz w:val="16"/>
+                <w:szCs w:val="16"/>
+                <w:lang w:val="ru-RU"/>
+              </w:rPr>
+              <w:t>румын</w:t>
+            </w:r>
+            <w:proofErr w:type="gramEnd"/>
+            <w:r>
+              <w:rPr>
+                <w:rFonts w:ascii="Arial" w:hAnsi="Arial" w:cs="Arial"/>
+                <w:sz w:val="16"/>
+                <w:szCs w:val="16"/>
+                <w:lang w:val="ru-RU"/>
+              </w:rPr>
+              <w:t xml:space="preserve"> проживавших на тот момент в СССР.</w:t>
             </w:r>
           </w:p>
           <w:p>
@@ -559,114 +579,18 @@
               <w:t>омохозяйка – 3; БОЗ – 2; колхозница/крестьянка-единоличница – 7.</w:t>
             </w:r>
           </w:p>
-        </w:tc>
-      </w:tr>
-    </w:tbl>
-    <w:p>
-      <w:pPr>
-        <w:rPr>
-          <w:rFonts w:ascii="Arial" w:hAnsi="Arial" w:cs="Arial"/>
-          <w:sz w:val="16"/>
-          <w:szCs w:val="16"/>
-          <w:lang w:val="ru-RU"/>
-        </w:rPr>
-      </w:pPr>
-    </w:p>
-    <w:p>
-      <w:pPr>
-        <w:rPr>
-          <w:rFonts w:hint="eastAsia"/>
-          <w:lang w:val="ru-RU"/>
-        </w:rPr>
-      </w:pPr>
-    </w:p>
-    <w:tbl>
-      <w:tblPr>
-        <w:tblW w:w="0" w:type="auto"/>
-        <w:tblInd w:w="478" w:type="dxa"/>
-        <w:tblLayout w:type="fixed"/>
-        <w:tblCellMar>
-          <w:top w:w="28" w:type="dxa"/>
-          <w:left w:w="28" w:type="dxa"/>
-          <w:bottom w:w="28" w:type="dxa"/>
-          <w:right w:w="28" w:type="dxa"/>
-        </w:tblCellMar>
-        <w:tblLook w:val="0000" w:firstRow="0" w:lastRow="0" w:firstColumn="0" w:lastColumn="0" w:noHBand="0" w:noVBand="0"/>
-      </w:tblPr>
-      <w:tblGrid>
-        <w:gridCol w:w="1949"/>
-        <w:gridCol w:w="1212"/>
-        <w:gridCol w:w="1213"/>
-        <w:gridCol w:w="1213"/>
-        <w:gridCol w:w="1212"/>
-        <w:gridCol w:w="1213"/>
-        <w:gridCol w:w="1251"/>
-      </w:tblGrid>
-      <w:tr>
-        <w:tc>
-          <w:tcPr>
-            <w:tcW w:w="9225" w:type="dxa"/>
-            <w:gridSpan w:val="7"/>
-            <w:tcBorders>
-              <w:top w:val="double" w:sz="1" w:space="0" w:color="808080"/>
-              <w:left w:val="double" w:sz="1" w:space="0" w:color="808080"/>
-              <w:bottom w:val="double" w:sz="1" w:space="0" w:color="808080"/>
-              <w:right w:val="double" w:sz="2" w:space="0" w:color="808080"/>
-            </w:tcBorders>
-            <w:shd w:val="clear" w:color="auto" w:fill="auto"/>
-            <w:vAlign w:val="center"/>
-          </w:tcPr>
           <w:p>
             <w:pPr>
-              <w:pStyle w:val="TableContents"/>
-              <w:snapToGrid w:val="0"/>
-              <w:jc w:val="center"/>
-              <w:rPr>
-                <w:rFonts w:hint="eastAsia"/>
+              <w:rPr>
+                <w:rFonts w:ascii="Arial" w:hAnsi="Arial" w:cs="Arial"/>
+                <w:sz w:val="16"/>
+                <w:szCs w:val="16"/>
                 <w:lang w:val="ru-RU"/>
               </w:rPr>
             </w:pPr>
-            <w:r>
-              <w:rPr>
-                <w:rFonts w:ascii="Arial" w:hAnsi="Arial" w:cs="serif"/>
-                <w:b/>
-                <w:bCs/>
-                <w:sz w:val="16"/>
-                <w:szCs w:val="16"/>
-                <w:lang w:val="ru-RU"/>
-              </w:rPr>
-              <w:t>ЧИСЛЕННОСТЬ РАССТРЕЛЯННЫХ ЖЕНЩИН ПО ГОДАМ</w:t>
-            </w:r>
           </w:p>
-        </w:tc>
-      </w:tr>
-      <w:tr>
-        <w:trPr>
-          <w:trHeight w:val="269"/>
-        </w:trPr>
-        <w:tc>
-          <w:tcPr>
-            <w:tcW w:w="1949" w:type="dxa"/>
-            <w:tcBorders>
-              <w:left w:val="double" w:sz="1" w:space="0" w:color="808080"/>
-              <w:bottom w:val="double" w:sz="1" w:space="0" w:color="808080"/>
-              <w:right w:val="double" w:sz="2" w:space="0" w:color="808080"/>
-            </w:tcBorders>
-            <w:shd w:val="clear" w:color="auto" w:fill="auto"/>
-            <w:vAlign w:val="center"/>
-          </w:tcPr>
           <w:p>
             <w:pPr>
-              <w:pStyle w:val="BodyText"/>
-              <w:pBdr>
-                <w:top w:val="none" w:sz="0" w:space="0" w:color="000000"/>
-                <w:left w:val="none" w:sz="0" w:space="0" w:color="000000"/>
-                <w:bottom w:val="none" w:sz="0" w:space="0" w:color="000000"/>
-                <w:right w:val="none" w:sz="0" w:space="0" w:color="000000"/>
-              </w:pBdr>
-              <w:snapToGrid w:val="0"/>
-              <w:spacing w:after="0"/>
-              <w:jc w:val="center"/>
               <w:rPr>
                 <w:rFonts w:ascii="Arial" w:hAnsi="Arial" w:cs="Arial"/>
                 <w:sz w:val="16"/>
@@ -674,42 +598,14 @@
                 <w:lang w:val="ru-RU"/>
               </w:rPr>
             </w:pPr>
-            <w:r>
-              <w:rPr>
-                <w:rFonts w:ascii="Arial" w:hAnsi="Arial" w:cs="serif"/>
-                <w:sz w:val="16"/>
-                <w:szCs w:val="16"/>
-                <w:lang w:val="ru-RU"/>
-              </w:rPr>
-              <w:t>Год расстрела</w:t>
-            </w:r>
           </w:p>
-        </w:tc>
-        <w:tc>
-          <w:tcPr>
-            <w:tcW w:w="1205" w:type="dxa"/>
-            <w:tcBorders>
-              <w:left w:val="double" w:sz="1" w:space="0" w:color="808080"/>
-              <w:bottom w:val="double" w:sz="1" w:space="0" w:color="808080"/>
-              <w:right w:val="double" w:sz="2" w:space="0" w:color="808080"/>
-            </w:tcBorders>
-            <w:shd w:val="clear" w:color="auto" w:fill="auto"/>
-            <w:vAlign w:val="center"/>
-          </w:tcPr>
           <w:p>
             <w:pPr>
-              <w:pStyle w:val="BodyText"/>
-              <w:pBdr>
-                <w:top w:val="none" w:sz="0" w:space="0" w:color="000000"/>
-                <w:left w:val="none" w:sz="0" w:space="0" w:color="000000"/>
-                <w:bottom w:val="none" w:sz="0" w:space="0" w:color="000000"/>
-                <w:right w:val="none" w:sz="0" w:space="0" w:color="000000"/>
-              </w:pBdr>
-              <w:snapToGrid w:val="0"/>
-              <w:spacing w:after="0"/>
               <w:jc w:val="center"/>
               <w:rPr>
-                <w:rFonts w:ascii="Arial" w:hAnsi="Arial" w:cs="Arial"/>
+                <w:rFonts w:ascii="Arial" w:hAnsi="Arial" w:cs="serif"/>
+                <w:b/>
+                <w:bCs/>
                 <w:sz w:val="16"/>
                 <w:szCs w:val="16"/>
                 <w:lang w:val="ru-RU"/>
@@ -717,144 +613,89 @@
             </w:pPr>
             <w:r>
               <w:rPr>
-                <w:rFonts w:ascii="Arial" w:hAnsi="Arial" w:cs="Arial"/>
-                <w:sz w:val="16"/>
-                <w:szCs w:val="16"/>
-                <w:lang w:val="ru-RU"/>
-              </w:rPr>
-              <w:t>1933</w:t>
+                <w:rFonts w:ascii="Arial" w:hAnsi="Arial" w:cs="serif"/>
+                <w:b/>
+                <w:bCs/>
+                <w:sz w:val="16"/>
+                <w:szCs w:val="16"/>
+                <w:lang w:val="ru-RU"/>
+              </w:rPr>
+              <w:t>ЧИСЛЕННОСТЬ РАССТРЕЛЯННЫХ ЖЕНЩИН ПО ГОДАМ</w:t>
+            </w:r>
+            <w:r>
+              <w:rPr>
+                <w:rFonts w:ascii="Arial" w:hAnsi="Arial" w:cs="serif"/>
+                <w:b/>
+                <w:bCs/>
+                <w:sz w:val="16"/>
+                <w:szCs w:val="16"/>
+                <w:lang w:val="ru-RU"/>
+              </w:rPr>
+              <w:t xml:space="preserve"> </w:t>
+            </w:r>
+            <w:r>
+              <w:rPr>
+                <w:rFonts w:ascii="Arial" w:hAnsi="Arial" w:cs="serif"/>
+                <w:b/>
+                <w:bCs/>
+                <w:sz w:val="16"/>
+                <w:szCs w:val="16"/>
+                <w:lang w:val="ru-RU"/>
+              </w:rPr>
+              <w:t>с 1933 по 1942 гг.</w:t>
             </w:r>
           </w:p>
-        </w:tc>
-        <w:tc>
-          <w:tcPr>
-            <w:tcW w:w="1205" w:type="dxa"/>
-            <w:tcBorders>
-              <w:left w:val="double" w:sz="1" w:space="0" w:color="808080"/>
-              <w:bottom w:val="double" w:sz="1" w:space="0" w:color="808080"/>
-              <w:right w:val="double" w:sz="2" w:space="0" w:color="808080"/>
-            </w:tcBorders>
-            <w:shd w:val="clear" w:color="auto" w:fill="auto"/>
-            <w:vAlign w:val="center"/>
-          </w:tcPr>
           <w:p>
             <w:pPr>
-              <w:pStyle w:val="BodyText"/>
-              <w:pBdr>
-                <w:top w:val="none" w:sz="0" w:space="0" w:color="000000"/>
-                <w:left w:val="none" w:sz="0" w:space="0" w:color="000000"/>
-                <w:bottom w:val="none" w:sz="0" w:space="0" w:color="000000"/>
-                <w:right w:val="none" w:sz="0" w:space="0" w:color="000000"/>
-              </w:pBdr>
-              <w:snapToGrid w:val="0"/>
-              <w:spacing w:after="0"/>
               <w:jc w:val="center"/>
               <w:rPr>
                 <w:rFonts w:ascii="Arial" w:hAnsi="Arial" w:cs="Arial"/>
                 <w:sz w:val="16"/>
                 <w:szCs w:val="16"/>
-                <w:lang w:val="ru-RU"/>
               </w:rPr>
             </w:pPr>
             <w:r>
               <w:rPr>
-                <w:rFonts w:ascii="Arial" w:hAnsi="Arial" w:cs="Arial"/>
-                <w:b/>
-                <w:sz w:val="16"/>
-                <w:szCs w:val="16"/>
-                <w:lang w:val="ru-RU"/>
-              </w:rPr>
-              <w:t>19</w:t>
-            </w:r>
-            <w:r>
-              <w:rPr>
-                <w:rFonts w:ascii="Arial" w:hAnsi="Arial" w:cs="Arial"/>
-                <w:b/>
-                <w:sz w:val="16"/>
-                <w:szCs w:val="16"/>
-                <w:lang w:val="ru-RU"/>
-              </w:rPr>
-              <w:t>37</w:t>
+                <w:noProof/>
+              </w:rPr>
+              <w:drawing>
+                <wp:inline distT="0" distB="0" distL="0" distR="0" wp14:anchorId="5803D7A6" wp14:editId="2674D1C6">
+                  <wp:extent cx="4531929" cy="2643615"/>
+                  <wp:effectExtent l="0" t="0" r="2540" b="4445"/>
+                  <wp:docPr id="1503985089" name="Chart 1">
+                    <a:extLst xmlns:a="http://schemas.openxmlformats.org/drawingml/2006/main">
+                      <a:ext uri="{FF2B5EF4-FFF2-40B4-BE49-F238E27FC236}">
+                        <a16:creationId xmlns:a16="http://schemas.microsoft.com/office/drawing/2014/main" id="{92B17427-05C6-485D-93A1-29975F79D3D5}"/>
+                      </a:ext>
+                    </a:extLst>
+                  </wp:docPr>
+                  <wp:cNvGraphicFramePr/>
+                  <a:graphic xmlns:a="http://schemas.openxmlformats.org/drawingml/2006/main">
+                    <a:graphicData uri="http://schemas.openxmlformats.org/drawingml/2006/chart">
+                      <c:chart xmlns:c="http://schemas.openxmlformats.org/drawingml/2006/chart" xmlns:r="http://schemas.openxmlformats.org/officeDocument/2006/relationships" r:id="rId5"/>
+                    </a:graphicData>
+                  </a:graphic>
+                </wp:inline>
+              </w:drawing>
             </w:r>
           </w:p>
-        </w:tc>
-        <w:tc>
-          <w:tcPr>
-            <w:tcW w:w="1205" w:type="dxa"/>
-            <w:tcBorders>
-              <w:left w:val="double" w:sz="1" w:space="0" w:color="808080"/>
-              <w:bottom w:val="double" w:sz="1" w:space="0" w:color="808080"/>
-              <w:right w:val="double" w:sz="2" w:space="0" w:color="808080"/>
-            </w:tcBorders>
-            <w:shd w:val="clear" w:color="auto" w:fill="auto"/>
-            <w:vAlign w:val="center"/>
-          </w:tcPr>
           <w:p>
             <w:pPr>
-              <w:pStyle w:val="BodyText"/>
-              <w:pBdr>
-                <w:top w:val="none" w:sz="0" w:space="0" w:color="000000"/>
-                <w:left w:val="none" w:sz="0" w:space="0" w:color="000000"/>
-                <w:bottom w:val="none" w:sz="0" w:space="0" w:color="000000"/>
-                <w:right w:val="none" w:sz="0" w:space="0" w:color="000000"/>
-              </w:pBdr>
-              <w:snapToGrid w:val="0"/>
-              <w:spacing w:after="0"/>
               <w:jc w:val="center"/>
               <w:rPr>
                 <w:rFonts w:ascii="Arial" w:hAnsi="Arial" w:cs="Arial"/>
                 <w:sz w:val="16"/>
                 <w:szCs w:val="16"/>
-                <w:lang w:val="ru-RU"/>
               </w:rPr>
             </w:pPr>
-            <w:r>
-              <w:rPr>
-                <w:rFonts w:ascii="Arial" w:hAnsi="Arial" w:cs="Arial"/>
-                <w:b/>
-                <w:sz w:val="16"/>
-                <w:szCs w:val="16"/>
-                <w:lang w:val="ru-RU"/>
-              </w:rPr>
-              <w:t>19</w:t>
-            </w:r>
-            <w:r>
-              <w:rPr>
-                <w:rFonts w:ascii="Arial" w:hAnsi="Arial" w:cs="Arial"/>
-                <w:b/>
-                <w:sz w:val="16"/>
-                <w:szCs w:val="16"/>
-                <w:lang w:val="ru-RU"/>
-              </w:rPr>
-              <w:t>38</w:t>
-            </w:r>
           </w:p>
-        </w:tc>
-        <w:tc>
-          <w:tcPr>
-            <w:tcW w:w="1205" w:type="dxa"/>
-            <w:tcBorders>
-              <w:left w:val="double" w:sz="1" w:space="0" w:color="808080"/>
-              <w:bottom w:val="double" w:sz="1" w:space="0" w:color="808080"/>
-              <w:right w:val="double" w:sz="2" w:space="0" w:color="808080"/>
-            </w:tcBorders>
-            <w:shd w:val="clear" w:color="auto" w:fill="auto"/>
-            <w:vAlign w:val="center"/>
-          </w:tcPr>
           <w:p>
             <w:pPr>
-              <w:pStyle w:val="BodyText"/>
-              <w:pBdr>
-                <w:top w:val="none" w:sz="0" w:space="0" w:color="000000"/>
-                <w:left w:val="none" w:sz="0" w:space="0" w:color="000000"/>
-                <w:bottom w:val="none" w:sz="0" w:space="0" w:color="000000"/>
-                <w:right w:val="none" w:sz="0" w:space="0" w:color="000000"/>
-              </w:pBdr>
-              <w:snapToGrid w:val="0"/>
-              <w:spacing w:after="0"/>
               <w:jc w:val="center"/>
               <w:rPr>
-                <w:rFonts w:ascii="Arial" w:hAnsi="Arial" w:cs="Arial"/>
+                <w:rFonts w:ascii="Arial" w:hAnsi="Arial" w:cs="serif"/>
+                <w:b/>
+                <w:bCs/>
                 <w:sz w:val="16"/>
                 <w:szCs w:val="16"/>
                 <w:lang w:val="ru-RU"/>
@@ -862,37 +703,51 @@
             </w:pPr>
             <w:r>
               <w:rPr>
-                <w:rFonts w:ascii="Arial" w:hAnsi="Arial" w:cs="Arial"/>
-                <w:sz w:val="16"/>
-                <w:szCs w:val="16"/>
-                <w:lang w:val="ru-RU"/>
-              </w:rPr>
-              <w:t>1940</w:t>
+                <w:rFonts w:ascii="Arial" w:hAnsi="Arial" w:cs="serif"/>
+                <w:b/>
+                <w:bCs/>
+                <w:sz w:val="16"/>
+                <w:szCs w:val="16"/>
+                <w:lang w:val="ru-RU"/>
+              </w:rPr>
+              <w:t>ЧИСЛЕННОСТЬ РАССТРЕЛЯННЫХ ЖЕНЩИН ПО</w:t>
+            </w:r>
+            <w:r>
+              <w:rPr>
+                <w:rFonts w:ascii="Arial" w:hAnsi="Arial" w:cs="serif"/>
+                <w:b/>
+                <w:bCs/>
+                <w:sz w:val="16"/>
+                <w:szCs w:val="16"/>
+                <w:lang w:val="ru-RU"/>
+              </w:rPr>
+              <w:t xml:space="preserve"> ВОЗРАСТАМ</w:t>
+            </w:r>
+            <w:r>
+              <w:rPr>
+                <w:rFonts w:ascii="Arial" w:hAnsi="Arial" w:cs="serif"/>
+                <w:b/>
+                <w:bCs/>
+                <w:sz w:val="16"/>
+                <w:szCs w:val="16"/>
+                <w:lang w:val="ru-RU"/>
+              </w:rPr>
+              <w:t xml:space="preserve"> </w:t>
+            </w:r>
+            <w:r>
+              <w:rPr>
+                <w:rFonts w:ascii="Arial" w:hAnsi="Arial" w:cs="serif"/>
+                <w:b/>
+                <w:bCs/>
+                <w:sz w:val="16"/>
+                <w:szCs w:val="16"/>
+                <w:lang w:val="ru-RU"/>
+              </w:rPr>
+              <w:t>с 1933 по 1942 гг.</w:t>
             </w:r>
           </w:p>
-        </w:tc>
-        <w:tc>
-          <w:tcPr>
-            <w:tcW w:w="1205" w:type="dxa"/>
-            <w:tcBorders>
-              <w:left w:val="double" w:sz="1" w:space="0" w:color="808080"/>
-              <w:bottom w:val="double" w:sz="1" w:space="0" w:color="808080"/>
-              <w:right w:val="double" w:sz="2" w:space="0" w:color="808080"/>
-            </w:tcBorders>
-            <w:shd w:val="clear" w:color="auto" w:fill="auto"/>
-            <w:vAlign w:val="center"/>
-          </w:tcPr>
           <w:p>
             <w:pPr>
-              <w:pStyle w:val="BodyText"/>
-              <w:pBdr>
-                <w:top w:val="none" w:sz="0" w:space="0" w:color="000000"/>
-                <w:left w:val="none" w:sz="0" w:space="0" w:color="000000"/>
-                <w:bottom w:val="none" w:sz="0" w:space="0" w:color="000000"/>
-                <w:right w:val="none" w:sz="0" w:space="0" w:color="000000"/>
-              </w:pBdr>
-              <w:snapToGrid w:val="0"/>
-              <w:spacing w:after="0"/>
               <w:jc w:val="center"/>
               <w:rPr>
                 <w:rFonts w:ascii="Arial" w:hAnsi="Arial" w:cs="Arial"/>
@@ -903,295 +758,27 @@
             </w:pPr>
             <w:r>
               <w:rPr>
-                <w:rFonts w:ascii="Arial" w:hAnsi="Arial" w:cs="Arial"/>
-                <w:sz w:val="16"/>
-                <w:szCs w:val="16"/>
-                <w:lang w:val="ru-RU"/>
-              </w:rPr>
-              <w:t>1941</w:t>
-            </w:r>
-          </w:p>
-        </w:tc>
-        <w:tc>
-          <w:tcPr>
-            <w:tcW w:w="1251" w:type="dxa"/>
-            <w:tcBorders>
-              <w:left w:val="double" w:sz="1" w:space="0" w:color="808080"/>
-              <w:bottom w:val="double" w:sz="1" w:space="0" w:color="808080"/>
-              <w:right w:val="double" w:sz="2" w:space="0" w:color="808080"/>
-            </w:tcBorders>
-            <w:shd w:val="clear" w:color="auto" w:fill="auto"/>
-            <w:vAlign w:val="center"/>
-          </w:tcPr>
-          <w:p>
-            <w:pPr>
-              <w:pStyle w:val="BodyText"/>
-              <w:pBdr>
-                <w:top w:val="none" w:sz="0" w:space="0" w:color="000000"/>
-                <w:left w:val="none" w:sz="0" w:space="0" w:color="000000"/>
-                <w:bottom w:val="none" w:sz="0" w:space="0" w:color="000000"/>
-                <w:right w:val="none" w:sz="0" w:space="0" w:color="000000"/>
-              </w:pBdr>
-              <w:snapToGrid w:val="0"/>
-              <w:spacing w:after="0"/>
-              <w:jc w:val="center"/>
-              <w:rPr>
-                <w:rFonts w:ascii="Arial" w:hAnsi="Arial" w:cs="Arial"/>
-                <w:sz w:val="16"/>
-                <w:szCs w:val="16"/>
-                <w:lang w:val="ru-RU"/>
-              </w:rPr>
-            </w:pPr>
-            <w:r>
-              <w:rPr>
-                <w:rFonts w:ascii="Arial" w:hAnsi="Arial" w:cs="Arial"/>
-                <w:b/>
-                <w:sz w:val="16"/>
-                <w:szCs w:val="16"/>
-                <w:lang w:val="ru-RU"/>
-              </w:rPr>
-              <w:t>1942</w:t>
-            </w:r>
-          </w:p>
-        </w:tc>
-      </w:tr>
-      <w:tr>
-        <w:trPr>
-          <w:trHeight w:val="288"/>
-        </w:trPr>
-        <w:tc>
-          <w:tcPr>
-            <w:tcW w:w="1949" w:type="dxa"/>
-            <w:tcBorders>
-              <w:left w:val="double" w:sz="1" w:space="0" w:color="808080"/>
-              <w:bottom w:val="double" w:sz="1" w:space="0" w:color="808080"/>
-              <w:right w:val="double" w:sz="2" w:space="0" w:color="808080"/>
-            </w:tcBorders>
-            <w:shd w:val="clear" w:color="auto" w:fill="auto"/>
-            <w:vAlign w:val="center"/>
-          </w:tcPr>
-          <w:p>
-            <w:pPr>
-              <w:pStyle w:val="TableContents"/>
-              <w:snapToGrid w:val="0"/>
-              <w:jc w:val="center"/>
-              <w:rPr>
-                <w:rFonts w:ascii="Arial" w:hAnsi="Arial" w:cs="Arial"/>
-                <w:sz w:val="16"/>
-                <w:szCs w:val="16"/>
-                <w:lang w:val="ru-RU"/>
-              </w:rPr>
-            </w:pPr>
-            <w:r>
-              <w:rPr>
-                <w:rFonts w:ascii="Arial" w:hAnsi="Arial" w:cs="serif"/>
-                <w:sz w:val="16"/>
-                <w:szCs w:val="16"/>
-                <w:lang w:val="ru-RU"/>
-              </w:rPr>
-              <w:t>Число расстрелянных</w:t>
-            </w:r>
-          </w:p>
-        </w:tc>
-        <w:tc>
-          <w:tcPr>
-            <w:tcW w:w="1212" w:type="dxa"/>
-            <w:tcBorders>
-              <w:left w:val="double" w:sz="1" w:space="0" w:color="808080"/>
-              <w:bottom w:val="double" w:sz="1" w:space="0" w:color="808080"/>
-              <w:right w:val="double" w:sz="2" w:space="0" w:color="808080"/>
-            </w:tcBorders>
-            <w:shd w:val="clear" w:color="auto" w:fill="auto"/>
-            <w:vAlign w:val="center"/>
-          </w:tcPr>
-          <w:p>
-            <w:pPr>
-              <w:pStyle w:val="TableContents"/>
-              <w:snapToGrid w:val="0"/>
-              <w:jc w:val="center"/>
-              <w:rPr>
-                <w:rFonts w:ascii="Arial" w:hAnsi="Arial" w:cs="Arial"/>
-                <w:sz w:val="16"/>
-                <w:szCs w:val="16"/>
-                <w:lang w:val="ru-RU"/>
-              </w:rPr>
-            </w:pPr>
-            <w:r>
-              <w:rPr>
-                <w:rFonts w:ascii="Arial" w:hAnsi="Arial" w:cs="Arial"/>
-                <w:sz w:val="16"/>
-                <w:szCs w:val="16"/>
-                <w:lang w:val="ru-RU"/>
-              </w:rPr>
-              <w:t>1</w:t>
-            </w:r>
-          </w:p>
-        </w:tc>
-        <w:tc>
-          <w:tcPr>
-            <w:tcW w:w="1213" w:type="dxa"/>
-            <w:tcBorders>
-              <w:left w:val="double" w:sz="1" w:space="0" w:color="808080"/>
-              <w:bottom w:val="double" w:sz="1" w:space="0" w:color="808080"/>
-              <w:right w:val="double" w:sz="2" w:space="0" w:color="808080"/>
-            </w:tcBorders>
-            <w:shd w:val="clear" w:color="auto" w:fill="auto"/>
-            <w:vAlign w:val="center"/>
-          </w:tcPr>
-          <w:p>
-            <w:pPr>
-              <w:pStyle w:val="TableContents"/>
-              <w:snapToGrid w:val="0"/>
-              <w:jc w:val="center"/>
-              <w:rPr>
-                <w:rFonts w:ascii="Arial" w:hAnsi="Arial" w:cs="Arial"/>
-                <w:sz w:val="16"/>
-                <w:szCs w:val="16"/>
-              </w:rPr>
-            </w:pPr>
-            <w:r>
-              <w:rPr>
-                <w:rFonts w:ascii="Arial" w:hAnsi="Arial" w:cs="serif"/>
-                <w:sz w:val="16"/>
-                <w:szCs w:val="16"/>
-              </w:rPr>
-              <w:t>8</w:t>
-            </w:r>
-          </w:p>
-        </w:tc>
-        <w:tc>
-          <w:tcPr>
-            <w:tcW w:w="1213" w:type="dxa"/>
-            <w:tcBorders>
-              <w:left w:val="double" w:sz="1" w:space="0" w:color="808080"/>
-              <w:bottom w:val="double" w:sz="1" w:space="0" w:color="808080"/>
-              <w:right w:val="double" w:sz="2" w:space="0" w:color="808080"/>
-            </w:tcBorders>
-            <w:shd w:val="clear" w:color="auto" w:fill="auto"/>
-            <w:vAlign w:val="center"/>
-          </w:tcPr>
-          <w:p>
-            <w:pPr>
-              <w:pStyle w:val="TableContents"/>
-              <w:snapToGrid w:val="0"/>
-              <w:jc w:val="center"/>
-              <w:rPr>
-                <w:rFonts w:ascii="Arial" w:hAnsi="Arial" w:cs="Arial"/>
-                <w:sz w:val="16"/>
-                <w:szCs w:val="16"/>
-                <w:lang w:val="ru-RU"/>
-              </w:rPr>
-            </w:pPr>
-            <w:r>
-              <w:rPr>
-                <w:rFonts w:ascii="Arial" w:hAnsi="Arial" w:cs="serif"/>
-                <w:sz w:val="16"/>
-                <w:szCs w:val="16"/>
-                <w:lang w:val="ru-RU"/>
-              </w:rPr>
-              <w:t>26</w:t>
-            </w:r>
-          </w:p>
-        </w:tc>
-        <w:tc>
-          <w:tcPr>
-            <w:tcW w:w="1212" w:type="dxa"/>
-            <w:tcBorders>
-              <w:left w:val="double" w:sz="1" w:space="0" w:color="808080"/>
-              <w:bottom w:val="double" w:sz="1" w:space="0" w:color="808080"/>
-              <w:right w:val="double" w:sz="2" w:space="0" w:color="808080"/>
-            </w:tcBorders>
-            <w:shd w:val="clear" w:color="auto" w:fill="auto"/>
-            <w:vAlign w:val="center"/>
-          </w:tcPr>
-          <w:p>
-            <w:pPr>
-              <w:pStyle w:val="TableContents"/>
-              <w:snapToGrid w:val="0"/>
-              <w:jc w:val="center"/>
-              <w:rPr>
-                <w:rFonts w:ascii="Arial" w:hAnsi="Arial" w:cs="Arial"/>
-                <w:sz w:val="16"/>
-                <w:szCs w:val="16"/>
-                <w:lang w:val="ru-RU"/>
-              </w:rPr>
-            </w:pPr>
-            <w:r>
-              <w:rPr>
-                <w:rFonts w:ascii="Arial" w:hAnsi="Arial" w:cs="Arial"/>
-                <w:sz w:val="16"/>
-                <w:szCs w:val="16"/>
-                <w:lang w:val="ru-RU"/>
-              </w:rPr>
-              <w:t>1</w:t>
-            </w:r>
-          </w:p>
-        </w:tc>
-        <w:tc>
-          <w:tcPr>
-            <w:tcW w:w="1213" w:type="dxa"/>
-            <w:tcBorders>
-              <w:left w:val="double" w:sz="1" w:space="0" w:color="808080"/>
-              <w:bottom w:val="double" w:sz="1" w:space="0" w:color="808080"/>
-              <w:right w:val="double" w:sz="2" w:space="0" w:color="808080"/>
-            </w:tcBorders>
-            <w:shd w:val="clear" w:color="auto" w:fill="auto"/>
-            <w:vAlign w:val="center"/>
-          </w:tcPr>
-          <w:p>
-            <w:pPr>
-              <w:pStyle w:val="TableContents"/>
-              <w:snapToGrid w:val="0"/>
-              <w:jc w:val="center"/>
-              <w:rPr>
-                <w:rFonts w:ascii="Arial" w:hAnsi="Arial" w:cs="Arial"/>
-                <w:sz w:val="16"/>
-                <w:szCs w:val="16"/>
-                <w:lang w:val="ru-RU"/>
-              </w:rPr>
-            </w:pPr>
-            <w:r>
-              <w:rPr>
-                <w:rFonts w:ascii="Arial" w:hAnsi="Arial" w:cs="Arial"/>
-                <w:sz w:val="16"/>
-                <w:szCs w:val="16"/>
-                <w:lang w:val="ru-RU"/>
-              </w:rPr>
-              <w:t>2</w:t>
-            </w:r>
-          </w:p>
-        </w:tc>
-        <w:tc>
-          <w:tcPr>
-            <w:tcW w:w="1213" w:type="dxa"/>
-            <w:tcBorders>
-              <w:left w:val="double" w:sz="1" w:space="0" w:color="808080"/>
-              <w:bottom w:val="double" w:sz="1" w:space="0" w:color="808080"/>
-              <w:right w:val="double" w:sz="2" w:space="0" w:color="808080"/>
-            </w:tcBorders>
-            <w:shd w:val="clear" w:color="auto" w:fill="auto"/>
-            <w:vAlign w:val="center"/>
-          </w:tcPr>
-          <w:p>
-            <w:pPr>
-              <w:pStyle w:val="TableContents"/>
-              <w:snapToGrid w:val="0"/>
-              <w:jc w:val="center"/>
-              <w:rPr>
-                <w:rFonts w:ascii="Arial" w:hAnsi="Arial" w:cs="Arial"/>
-                <w:sz w:val="16"/>
-                <w:szCs w:val="16"/>
-                <w:lang w:val="ru-RU"/>
-              </w:rPr>
-            </w:pPr>
-            <w:r>
-              <w:rPr>
-                <w:rFonts w:ascii="Arial" w:hAnsi="Arial" w:cs="serif"/>
-                <w:sz w:val="16"/>
-                <w:szCs w:val="16"/>
-                <w:lang w:val="ru-RU"/>
-              </w:rPr>
-              <w:t>5</w:t>
+                <w:noProof/>
+              </w:rPr>
+              <w:drawing>
+                <wp:inline distT="0" distB="0" distL="0" distR="0" wp14:anchorId="75442359" wp14:editId="520D1301">
+                  <wp:extent cx="4809796" cy="2850930"/>
+                  <wp:effectExtent l="0" t="0" r="10160" b="6985"/>
+                  <wp:docPr id="818132053" name="Chart 1">
+                    <a:extLst xmlns:a="http://schemas.openxmlformats.org/drawingml/2006/main">
+                      <a:ext uri="{FF2B5EF4-FFF2-40B4-BE49-F238E27FC236}">
+                        <a16:creationId xmlns:a16="http://schemas.microsoft.com/office/drawing/2014/main" id="{4C9DD0B4-1A7D-4936-996A-AC61629E8C2F}"/>
+                      </a:ext>
+                    </a:extLst>
+                  </wp:docPr>
+                  <wp:cNvGraphicFramePr/>
+                  <a:graphic xmlns:a="http://schemas.openxmlformats.org/drawingml/2006/main">
+                    <a:graphicData uri="http://schemas.openxmlformats.org/drawingml/2006/chart">
+                      <c:chart xmlns:c="http://schemas.openxmlformats.org/drawingml/2006/chart" xmlns:r="http://schemas.openxmlformats.org/officeDocument/2006/relationships" r:id="rId6"/>
+                    </a:graphicData>
+                  </a:graphic>
+                </wp:inline>
+              </w:drawing>
             </w:r>
           </w:p>
         </w:tc>
@@ -1209,9 +796,14 @@
       <w:pPr>
         <w:rPr>
           <w:rFonts w:hint="eastAsia"/>
+          <w:lang w:val="ru-RU"/>
         </w:rPr>
       </w:pPr>
       <w:r>
+        <w:rPr>
+          <w:lang w:val="ru-RU"/>
+        </w:rPr>
+        <w:lastRenderedPageBreak/>
         <w:t xml:space="preserve"> </w:t>
       </w:r>
     </w:p>
@@ -2403,7 +1995,7 @@
               </w:rPr>
               <w:t> </w:t>
             </w:r>
-            <w:hyperlink r:id="rId5" w:history="1">
+            <w:hyperlink r:id="rId7" w:history="1">
               <w:r>
                 <w:rPr>
                   <w:rStyle w:val="Hyperlink"/>
@@ -2437,7 +2029,7 @@
               </w:rPr>
               <w:t xml:space="preserve"> </w:t>
             </w:r>
-            <w:hyperlink r:id="rId6" w:history="1">
+            <w:hyperlink r:id="rId8" w:history="1">
               <w:r>
                 <w:rPr>
                   <w:rStyle w:val="Hyperlink"/>
@@ -2478,7 +2070,7 @@
                 <w:lang w:val="ru-RU" w:eastAsia="en-US" w:bidi="ar-SA"/>
               </w:rPr>
             </w:pPr>
-            <w:hyperlink r:id="rId7" w:history="1">
+            <w:hyperlink r:id="rId9" w:history="1">
               <w:proofErr w:type="spellStart"/>
               <w:r>
                 <w:rPr>
@@ -2796,7 +2388,7 @@
               </w:rPr>
               <w:t xml:space="preserve"> </w:t>
             </w:r>
-            <w:hyperlink r:id="rId8" w:history="1">
+            <w:hyperlink r:id="rId10" w:history="1">
               <w:r>
                 <w:rPr>
                   <w:rStyle w:val="Hyperlink"/>
@@ -3517,7 +3109,7 @@
               </w:rPr>
               <w:t xml:space="preserve"> </w:t>
             </w:r>
-            <w:hyperlink r:id="rId9" w:history="1">
+            <w:hyperlink r:id="rId11" w:history="1">
               <w:r>
                 <w:rPr>
                   <w:rStyle w:val="Hyperlink"/>
@@ -3546,7 +3138,7 @@
               </w:rPr>
               <w:t xml:space="preserve"> </w:t>
             </w:r>
-            <w:hyperlink r:id="rId10" w:history="1">
+            <w:hyperlink r:id="rId12" w:history="1">
               <w:r>
                 <w:rPr>
                   <w:rStyle w:val="Hyperlink"/>
@@ -3837,7 +3429,7 @@
               </w:rPr>
               <w:t xml:space="preserve"> </w:t>
             </w:r>
-            <w:hyperlink r:id="rId11" w:history="1">
+            <w:hyperlink r:id="rId13" w:history="1">
               <w:r>
                 <w:rPr>
                   <w:rStyle w:val="Hyperlink"/>
@@ -4151,7 +3743,7 @@
               </w:rPr>
               <w:t xml:space="preserve"> </w:t>
             </w:r>
-            <w:hyperlink r:id="rId12" w:history="1">
+            <w:hyperlink r:id="rId14" w:history="1">
               <w:r>
                 <w:rPr>
                   <w:rStyle w:val="Hyperlink"/>
@@ -4201,7 +3793,6 @@
                 <w:szCs w:val="16"/>
                 <w:lang w:val="ru-RU"/>
               </w:rPr>
-              <w:lastRenderedPageBreak/>
               <w:t>Будей</w:t>
             </w:r>
             <w:proofErr w:type="spellEnd"/>
@@ -4452,7 +4043,7 @@
               </w:rPr>
               <w:t xml:space="preserve"> </w:t>
             </w:r>
-            <w:hyperlink r:id="rId13" w:history="1">
+            <w:hyperlink r:id="rId15" w:history="1">
               <w:r>
                 <w:rPr>
                   <w:rStyle w:val="Hyperlink"/>
@@ -4495,7 +4086,7 @@
               </w:rPr>
               <w:t xml:space="preserve"> </w:t>
             </w:r>
-            <w:hyperlink r:id="rId14" w:history="1">
+            <w:hyperlink r:id="rId16" w:history="1">
               <w:r>
                 <w:rPr>
                   <w:rStyle w:val="Hyperlink"/>
@@ -4848,7 +4439,7 @@
               </w:rPr>
               <w:t xml:space="preserve"> </w:t>
             </w:r>
-            <w:hyperlink r:id="rId15" w:history="1">
+            <w:hyperlink r:id="rId17" w:history="1">
               <w:r>
                 <w:rPr>
                   <w:rStyle w:val="Hyperlink"/>
@@ -5134,7 +4725,7 @@
               </w:rPr>
               <w:t xml:space="preserve"> </w:t>
             </w:r>
-            <w:hyperlink r:id="rId16" w:history="1">
+            <w:hyperlink r:id="rId18" w:history="1">
               <w:r>
                 <w:rPr>
                   <w:rStyle w:val="Hyperlink"/>
@@ -5552,7 +5143,7 @@
               </w:rPr>
               <w:t xml:space="preserve"> </w:t>
             </w:r>
-            <w:hyperlink r:id="rId17" w:history="1">
+            <w:hyperlink r:id="rId19" w:history="1">
               <w:r>
                 <w:rPr>
                   <w:rStyle w:val="Hyperlink"/>
@@ -5774,27 +5365,7 @@
                 <w:szCs w:val="16"/>
                 <w:lang w:val="ru-RU"/>
               </w:rPr>
-              <w:t xml:space="preserve">по ст. </w:t>
-            </w:r>
-            <w:proofErr w:type="gramStart"/>
-            <w:r>
-              <w:rPr>
-                <w:rFonts w:ascii="Arial" w:hAnsi="Arial" w:cs="Arial"/>
-                <w:sz w:val="16"/>
-                <w:szCs w:val="16"/>
-                <w:lang w:val="ru-RU"/>
-              </w:rPr>
-              <w:t>58-10</w:t>
-            </w:r>
-            <w:proofErr w:type="gramEnd"/>
-            <w:r>
-              <w:rPr>
-                <w:rFonts w:ascii="Arial" w:hAnsi="Arial" w:cs="Arial"/>
-                <w:sz w:val="16"/>
-                <w:szCs w:val="16"/>
-                <w:lang w:val="ru-RU"/>
-              </w:rPr>
-              <w:t xml:space="preserve"> ч.2 ("клевета по поводу установления </w:t>
+              <w:t xml:space="preserve">по ст. 58-10 ч.2 ("клевета по поводу установления </w:t>
             </w:r>
             <w:proofErr w:type="spellStart"/>
             <w:r>
@@ -5839,6 +5410,7 @@
                 <w:rFonts w:ascii="Arial" w:hAnsi="Arial" w:cs="Arial"/>
                 <w:sz w:val="16"/>
                 <w:szCs w:val="16"/>
+                <w:lang w:val="ru-RU"/>
               </w:rPr>
               <w:t xml:space="preserve"> – </w:t>
             </w:r>
@@ -5899,7 +5471,7 @@
               </w:rPr>
               <w:t xml:space="preserve"> </w:t>
             </w:r>
-            <w:hyperlink r:id="rId18" w:history="1">
+            <w:hyperlink r:id="rId20" w:history="1">
               <w:r>
                 <w:rPr>
                   <w:rStyle w:val="Hyperlink"/>
@@ -6033,6 +5605,7 @@
                 <w:szCs w:val="16"/>
                 <w:lang w:val="ru-RU"/>
               </w:rPr>
+              <w:lastRenderedPageBreak/>
               <w:t xml:space="preserve">Родилась в 1906 г., с. Липецкое, Котовский р-н, Одесская обл.; молдаванка. Арестована 03 марта 1938 г. </w:t>
             </w:r>
             <w:proofErr w:type="spellStart"/>
@@ -6168,7 +5741,7 @@
               </w:rPr>
               <w:t xml:space="preserve"> </w:t>
             </w:r>
-            <w:hyperlink r:id="rId19" w:history="1">
+            <w:hyperlink r:id="rId21" w:history="1">
               <w:r>
                 <w:rPr>
                   <w:rStyle w:val="Hyperlink"/>
@@ -6211,7 +5784,7 @@
               </w:rPr>
               <w:t xml:space="preserve"> </w:t>
             </w:r>
-            <w:hyperlink r:id="rId20" w:history="1">
+            <w:hyperlink r:id="rId22" w:history="1">
               <w:r>
                 <w:rPr>
                   <w:rStyle w:val="Hyperlink"/>
@@ -6261,6 +5834,7 @@
                 <w:szCs w:val="16"/>
                 <w:lang w:val="ru-RU"/>
               </w:rPr>
+              <w:lastRenderedPageBreak/>
               <w:t>Желтикова Евдокия Трофимовна</w:t>
             </w:r>
             <w:r>
@@ -6528,7 +6102,7 @@
               </w:rPr>
               <w:t xml:space="preserve"> </w:t>
             </w:r>
-            <w:hyperlink r:id="rId21" w:history="1">
+            <w:hyperlink r:id="rId23" w:history="1">
               <w:r>
                 <w:rPr>
                   <w:rStyle w:val="Hyperlink"/>
@@ -6803,7 +6377,7 @@
               </w:rPr>
               <w:t xml:space="preserve"> </w:t>
             </w:r>
-            <w:hyperlink r:id="rId22" w:history="1">
+            <w:hyperlink r:id="rId24" w:history="1">
               <w:r>
                 <w:rPr>
                   <w:rStyle w:val="Hyperlink"/>
@@ -6846,7 +6420,7 @@
               </w:rPr>
               <w:t xml:space="preserve"> </w:t>
             </w:r>
-            <w:hyperlink r:id="rId23" w:history="1">
+            <w:hyperlink r:id="rId25" w:history="1">
               <w:r>
                 <w:rPr>
                   <w:rStyle w:val="Hyperlink"/>
@@ -7089,7 +6663,7 @@
               </w:rPr>
               <w:t xml:space="preserve"> </w:t>
             </w:r>
-            <w:hyperlink r:id="rId24" w:history="1">
+            <w:hyperlink r:id="rId26" w:history="1">
               <w:r>
                 <w:rPr>
                   <w:rStyle w:val="Hyperlink"/>
@@ -7331,7 +6905,7 @@
               </w:rPr>
               <w:t xml:space="preserve"> </w:t>
             </w:r>
-            <w:hyperlink r:id="rId25" w:history="1">
+            <w:hyperlink r:id="rId27" w:history="1">
               <w:r>
                 <w:rPr>
                   <w:rStyle w:val="Hyperlink"/>
@@ -7374,7 +6948,7 @@
               </w:rPr>
               <w:t xml:space="preserve"> </w:t>
             </w:r>
-            <w:hyperlink r:id="rId26" w:history="1">
+            <w:hyperlink r:id="rId28" w:history="1">
               <w:r>
                 <w:rPr>
                   <w:rStyle w:val="Hyperlink"/>
@@ -7414,7 +6988,7 @@
                 <w:lang w:val="ru-RU" w:eastAsia="en-US" w:bidi="ar-SA"/>
               </w:rPr>
             </w:pPr>
-            <w:hyperlink r:id="rId27" w:history="1">
+            <w:hyperlink r:id="rId29" w:history="1">
               <w:proofErr w:type="spellStart"/>
               <w:r>
                 <w:rPr>
@@ -7656,7 +7230,7 @@
               </w:rPr>
               <w:t xml:space="preserve"> </w:t>
             </w:r>
-            <w:hyperlink r:id="rId28" w:history="1">
+            <w:hyperlink r:id="rId30" w:history="1">
               <w:r>
                 <w:rPr>
                   <w:rStyle w:val="Hyperlink"/>
@@ -7999,7 +7573,7 @@
               </w:rPr>
               <w:t xml:space="preserve"> </w:t>
             </w:r>
-            <w:hyperlink r:id="rId29" w:history="1">
+            <w:hyperlink r:id="rId31" w:history="1">
               <w:r>
                 <w:rPr>
                   <w:rStyle w:val="Hyperlink"/>
@@ -8564,7 +8138,7 @@
               </w:rPr>
               <w:t xml:space="preserve"> </w:t>
             </w:r>
-            <w:hyperlink r:id="rId30" w:history="1">
+            <w:hyperlink r:id="rId32" w:history="1">
               <w:r>
                 <w:rPr>
                   <w:rStyle w:val="Hyperlink"/>
@@ -8616,7 +8190,6 @@
                 <w:szCs w:val="16"/>
                 <w:lang w:val="ru-RU"/>
               </w:rPr>
-              <w:lastRenderedPageBreak/>
               <w:t>Ковальчук Мария Георгиевна</w:t>
             </w:r>
             <w:r>
@@ -9123,7 +8696,7 @@
               </w:rPr>
               <w:t xml:space="preserve"> </w:t>
             </w:r>
-            <w:hyperlink r:id="rId31" w:history="1">
+            <w:hyperlink r:id="rId33" w:history="1">
               <w:r>
                 <w:rPr>
                   <w:rStyle w:val="Hyperlink"/>
@@ -9366,7 +8939,7 @@
               </w:rPr>
               <w:t xml:space="preserve"> </w:t>
             </w:r>
-            <w:hyperlink r:id="rId32" w:history="1">
+            <w:hyperlink r:id="rId34" w:history="1">
               <w:r>
                 <w:rPr>
                   <w:rStyle w:val="Hyperlink"/>
@@ -9630,7 +9203,7 @@
               </w:rPr>
               <w:t xml:space="preserve"> </w:t>
             </w:r>
-            <w:hyperlink r:id="rId33" w:history="1">
+            <w:hyperlink r:id="rId35" w:history="1">
               <w:r>
                 <w:rPr>
                   <w:rStyle w:val="Hyperlink"/>
@@ -9673,7 +9246,7 @@
               </w:rPr>
               <w:t xml:space="preserve"> </w:t>
             </w:r>
-            <w:hyperlink r:id="rId34" w:history="1">
+            <w:hyperlink r:id="rId36" w:history="1">
               <w:r>
                 <w:rPr>
                   <w:rStyle w:val="Hyperlink"/>
@@ -9943,7 +9516,7 @@
               </w:rPr>
               <w:t xml:space="preserve"> </w:t>
             </w:r>
-            <w:hyperlink r:id="rId35" w:history="1">
+            <w:hyperlink r:id="rId37" w:history="1">
               <w:r>
                 <w:rPr>
                   <w:rStyle w:val="Hyperlink"/>
@@ -10438,7 +10011,7 @@
               </w:rPr>
               <w:t xml:space="preserve"> </w:t>
             </w:r>
-            <w:hyperlink r:id="rId36" w:history="1">
+            <w:hyperlink r:id="rId38" w:history="1">
               <w:r>
                 <w:rPr>
                   <w:rStyle w:val="Hyperlink"/>
@@ -10683,6 +10256,7 @@
                 <w:szCs w:val="16"/>
                 <w:lang w:val="ru-RU"/>
               </w:rPr>
+              <w:lastRenderedPageBreak/>
               <w:t>Источник:</w:t>
             </w:r>
             <w:r>
@@ -10712,7 +10286,7 @@
               </w:rPr>
               <w:t xml:space="preserve"> </w:t>
             </w:r>
-            <w:hyperlink r:id="rId37" w:history="1">
+            <w:hyperlink r:id="rId39" w:history="1">
               <w:r>
                 <w:rPr>
                   <w:rStyle w:val="Hyperlink"/>
@@ -10755,7 +10329,7 @@
               </w:rPr>
               <w:t xml:space="preserve"> </w:t>
             </w:r>
-            <w:hyperlink r:id="rId38" w:history="1">
+            <w:hyperlink r:id="rId40" w:history="1">
               <w:r>
                 <w:rPr>
                   <w:rStyle w:val="Hyperlink"/>
@@ -10804,6 +10378,7 @@
                 <w:szCs w:val="16"/>
                 <w:lang w:val="ru-RU"/>
               </w:rPr>
+              <w:lastRenderedPageBreak/>
               <w:t>Ляшко Мария Михайловна</w:t>
             </w:r>
             <w:r>
@@ -11006,7 +10581,7 @@
               </w:rPr>
               <w:t xml:space="preserve"> </w:t>
             </w:r>
-            <w:hyperlink r:id="rId39" w:history="1">
+            <w:hyperlink r:id="rId41" w:history="1">
               <w:r>
                 <w:rPr>
                   <w:rStyle w:val="Hyperlink"/>
@@ -11203,476 +10778,6 @@
                 <w:lang w:val="ru-RU"/>
               </w:rPr>
               <w:t>: 19235</w:t>
-            </w:r>
-            <w:r>
-              <w:rPr>
-                <w:rFonts w:ascii="Arial" w:hAnsi="Arial" w:cs="Arial"/>
-                <w:sz w:val="16"/>
-                <w:szCs w:val="16"/>
-                <w:lang w:val="ru-RU"/>
-              </w:rPr>
-              <w:t xml:space="preserve"> – </w:t>
-            </w:r>
-            <w:r>
-              <w:rPr>
-                <w:rFonts w:ascii="Arial" w:hAnsi="Arial" w:cs="Arial"/>
-                <w:sz w:val="16"/>
-                <w:szCs w:val="16"/>
-                <w:lang w:val="ru-RU"/>
-              </w:rPr>
-              <w:t>УСБУ в Одесской обл.</w:t>
-            </w:r>
-          </w:p>
-          <w:p>
-            <w:pPr>
-              <w:pStyle w:val="BodyText"/>
-              <w:spacing w:after="0" w:line="240" w:lineRule="auto"/>
-              <w:rPr>
-                <w:rFonts w:ascii="Arial" w:hAnsi="Arial" w:cs="Arial"/>
-                <w:sz w:val="16"/>
-                <w:szCs w:val="16"/>
-                <w:lang w:val="ru-RU"/>
-              </w:rPr>
-            </w:pPr>
-            <w:r>
-              <w:rPr>
-                <w:rFonts w:ascii="Arial" w:hAnsi="Arial" w:cs="Arial"/>
-                <w:sz w:val="16"/>
-                <w:szCs w:val="16"/>
-                <w:lang w:val="ru-RU"/>
-              </w:rPr>
-              <w:t>Источник:</w:t>
-            </w:r>
-            <w:r>
-              <w:rPr>
-                <w:rFonts w:ascii="Arial" w:hAnsi="Arial" w:cs="Arial"/>
-                <w:sz w:val="16"/>
-                <w:szCs w:val="16"/>
-                <w:lang w:val="ru-RU"/>
-              </w:rPr>
-              <w:t xml:space="preserve"> Сведения Одесского академического центра (Украина)</w:t>
-            </w:r>
-            <w:r>
-              <w:rPr>
-                <w:rFonts w:ascii="Arial" w:hAnsi="Arial" w:cs="Arial"/>
-                <w:sz w:val="16"/>
-                <w:szCs w:val="16"/>
-                <w:lang w:val="ru-RU"/>
-              </w:rPr>
-              <w:t>;</w:t>
-            </w:r>
-            <w:r>
-              <w:rPr>
-                <w:rFonts w:ascii="Arial" w:hAnsi="Arial" w:cs="Arial"/>
-                <w:sz w:val="16"/>
-                <w:szCs w:val="16"/>
-                <w:lang w:val="ru-RU"/>
-              </w:rPr>
-              <w:t xml:space="preserve"> </w:t>
-            </w:r>
-            <w:hyperlink r:id="rId40" w:history="1">
-              <w:r>
-                <w:rPr>
-                  <w:rStyle w:val="Hyperlink"/>
-                  <w:rFonts w:ascii="Arial" w:hAnsi="Arial" w:cs="Arial"/>
-                  <w:b/>
-                  <w:bCs/>
-                  <w:color w:val="auto"/>
-                  <w:sz w:val="18"/>
-                  <w:szCs w:val="18"/>
-                  <w:lang w:val="ru-RU"/>
-                </w:rPr>
-                <w:t>Открытый список</w:t>
-              </w:r>
-            </w:hyperlink>
-            <w:r>
-              <w:rPr>
-                <w:rStyle w:val="Hyperlink"/>
-                <w:rFonts w:ascii="Arial" w:hAnsi="Arial" w:cs="Arial"/>
-                <w:b/>
-                <w:bCs/>
-                <w:color w:val="auto"/>
-                <w:sz w:val="18"/>
-                <w:szCs w:val="18"/>
-                <w:u w:val="none"/>
-                <w:lang w:val="ru-RU"/>
-              </w:rPr>
-              <w:t>;</w:t>
-            </w:r>
-            <w:r>
-              <w:rPr>
-                <w:rStyle w:val="Hyperlink"/>
-                <w:rFonts w:ascii="Arial" w:hAnsi="Arial" w:cs="Arial"/>
-                <w:b/>
-                <w:bCs/>
-                <w:color w:val="auto"/>
-                <w:sz w:val="18"/>
-                <w:szCs w:val="18"/>
-                <w:u w:val="none"/>
-                <w:lang w:val="ru-RU"/>
-              </w:rPr>
-              <w:t xml:space="preserve"> </w:t>
-            </w:r>
-            <w:hyperlink r:id="rId41" w:history="1">
-              <w:r>
-                <w:rPr>
-                  <w:rStyle w:val="Hyperlink"/>
-                  <w:rFonts w:ascii="Arial" w:hAnsi="Arial" w:cs="Arial"/>
-                  <w:b/>
-                  <w:bCs/>
-                  <w:color w:val="auto"/>
-                  <w:sz w:val="18"/>
-                  <w:szCs w:val="18"/>
-                  <w:lang w:val="ru-RU"/>
-                </w:rPr>
-                <w:t>Одесский мартиролог</w:t>
-              </w:r>
-            </w:hyperlink>
-          </w:p>
-        </w:tc>
-      </w:tr>
-      <w:tr>
-        <w:tc>
-          <w:tcPr>
-            <w:tcW w:w="11034" w:type="dxa"/>
-            <w:tcBorders>
-              <w:left w:val="double" w:sz="1" w:space="0" w:color="808080"/>
-              <w:bottom w:val="double" w:sz="1" w:space="0" w:color="808080"/>
-              <w:right w:val="double" w:sz="2" w:space="0" w:color="808080"/>
-            </w:tcBorders>
-            <w:shd w:val="clear" w:color="auto" w:fill="auto"/>
-            <w:vAlign w:val="center"/>
-          </w:tcPr>
-          <w:p>
-            <w:pPr>
-              <w:pStyle w:val="BodyText"/>
-              <w:spacing w:after="0" w:line="240" w:lineRule="auto"/>
-              <w:rPr>
-                <w:rFonts w:ascii="Arial" w:hAnsi="Arial" w:cs="Arial"/>
-                <w:sz w:val="16"/>
-                <w:szCs w:val="16"/>
-                <w:lang w:val="ru-RU"/>
-              </w:rPr>
-            </w:pPr>
-            <w:proofErr w:type="spellStart"/>
-            <w:r>
-              <w:rPr>
-                <w:rFonts w:ascii="Arial" w:hAnsi="Arial" w:cs="Arial"/>
-                <w:b/>
-                <w:bCs/>
-                <w:sz w:val="16"/>
-                <w:szCs w:val="16"/>
-                <w:lang w:val="ru-RU"/>
-              </w:rPr>
-              <w:t>Мандебура</w:t>
-            </w:r>
-            <w:proofErr w:type="spellEnd"/>
-            <w:r>
-              <w:rPr>
-                <w:rFonts w:ascii="Arial" w:hAnsi="Arial" w:cs="Arial"/>
-                <w:b/>
-                <w:bCs/>
-                <w:sz w:val="16"/>
-                <w:szCs w:val="16"/>
-                <w:lang w:val="ru-RU"/>
-              </w:rPr>
-              <w:t xml:space="preserve"> Екатерина Георгиевна</w:t>
-            </w:r>
-            <w:r>
-              <w:rPr>
-                <w:rFonts w:ascii="Arial" w:hAnsi="Arial" w:cs="Arial"/>
-                <w:b/>
-                <w:bCs/>
-                <w:sz w:val="16"/>
-                <w:szCs w:val="16"/>
-                <w:lang w:val="ru-RU"/>
-              </w:rPr>
-              <w:t xml:space="preserve"> </w:t>
-            </w:r>
-            <w:r>
-              <w:rPr>
-                <w:rFonts w:ascii="Arial" w:hAnsi="Arial" w:cs="Arial"/>
-                <w:b/>
-                <w:bCs/>
-                <w:sz w:val="16"/>
-                <w:szCs w:val="16"/>
-                <w:lang w:val="ru-RU"/>
-              </w:rPr>
-              <w:t>47 лет</w:t>
-            </w:r>
-            <w:r>
-              <w:rPr>
-                <w:rFonts w:ascii="Arial" w:hAnsi="Arial" w:cs="Arial"/>
-                <w:b/>
-                <w:bCs/>
-                <w:sz w:val="16"/>
-                <w:szCs w:val="16"/>
-                <w:lang w:val="ru-RU"/>
-              </w:rPr>
-              <w:t xml:space="preserve"> </w:t>
-            </w:r>
-          </w:p>
-          <w:p>
-            <w:pPr>
-              <w:pStyle w:val="BodyText"/>
-              <w:spacing w:after="0" w:line="240" w:lineRule="auto"/>
-              <w:rPr>
-                <w:rFonts w:ascii="Arial" w:hAnsi="Arial" w:cs="Arial"/>
-                <w:sz w:val="16"/>
-                <w:szCs w:val="16"/>
-                <w:lang w:val="ru-RU"/>
-              </w:rPr>
-            </w:pPr>
-            <w:r>
-              <w:rPr>
-                <w:rFonts w:ascii="Arial" w:hAnsi="Arial" w:cs="Arial"/>
-                <w:sz w:val="16"/>
-                <w:szCs w:val="16"/>
-                <w:lang w:val="ru-RU"/>
-              </w:rPr>
-              <w:t xml:space="preserve">(Варианты фамилии: </w:t>
-            </w:r>
-            <w:proofErr w:type="spellStart"/>
-            <w:r>
-              <w:rPr>
-                <w:rFonts w:ascii="Arial" w:hAnsi="Arial" w:cs="Arial"/>
-                <w:sz w:val="16"/>
-                <w:szCs w:val="16"/>
-                <w:lang w:val="ru-RU"/>
-              </w:rPr>
-              <w:t>Мандыбура</w:t>
-            </w:r>
-            <w:proofErr w:type="spellEnd"/>
-            <w:r>
-              <w:rPr>
-                <w:rFonts w:ascii="Arial" w:hAnsi="Arial" w:cs="Arial"/>
-                <w:sz w:val="16"/>
-                <w:szCs w:val="16"/>
-                <w:lang w:val="ru-RU"/>
-              </w:rPr>
-              <w:t xml:space="preserve">) Родилась в 1891 г., с. </w:t>
-            </w:r>
-            <w:proofErr w:type="spellStart"/>
-            <w:r>
-              <w:rPr>
-                <w:rFonts w:ascii="Arial" w:hAnsi="Arial" w:cs="Arial"/>
-                <w:sz w:val="16"/>
-                <w:szCs w:val="16"/>
-                <w:lang w:val="ru-RU"/>
-              </w:rPr>
-              <w:t>Зубрешты</w:t>
-            </w:r>
-            <w:proofErr w:type="spellEnd"/>
-            <w:r>
-              <w:rPr>
-                <w:rFonts w:ascii="Arial" w:hAnsi="Arial" w:cs="Arial"/>
-                <w:sz w:val="16"/>
-                <w:szCs w:val="16"/>
-                <w:lang w:val="ru-RU"/>
-              </w:rPr>
-              <w:t>, Румыния; молдаванка. Арестована 14 января 1938 г. "участница к</w:t>
-            </w:r>
-            <w:r>
-              <w:rPr>
-                <w:rFonts w:ascii="Arial" w:hAnsi="Arial" w:cs="Arial"/>
-                <w:sz w:val="16"/>
-                <w:szCs w:val="16"/>
-                <w:lang w:val="ru-RU"/>
-              </w:rPr>
-              <w:t>/рев</w:t>
-            </w:r>
-            <w:r>
-              <w:rPr>
-                <w:rFonts w:ascii="Arial" w:hAnsi="Arial" w:cs="Arial"/>
-                <w:sz w:val="16"/>
-                <w:szCs w:val="16"/>
-                <w:lang w:val="ru-RU"/>
-              </w:rPr>
-              <w:t xml:space="preserve"> фашистской церковной организации, провокационная и к</w:t>
-            </w:r>
-            <w:r>
-              <w:rPr>
-                <w:rFonts w:ascii="Arial" w:hAnsi="Arial" w:cs="Arial"/>
-                <w:sz w:val="16"/>
-                <w:szCs w:val="16"/>
-                <w:lang w:val="ru-RU"/>
-              </w:rPr>
-              <w:t>/рев</w:t>
-            </w:r>
-            <w:r>
-              <w:rPr>
-                <w:rFonts w:ascii="Arial" w:hAnsi="Arial" w:cs="Arial"/>
-                <w:sz w:val="16"/>
-                <w:szCs w:val="16"/>
-                <w:lang w:val="ru-RU"/>
-              </w:rPr>
-              <w:t xml:space="preserve"> агитация".</w:t>
-            </w:r>
-            <w:r>
-              <w:rPr>
-                <w:rFonts w:ascii="Arial" w:hAnsi="Arial" w:cs="Arial"/>
-                <w:sz w:val="16"/>
-                <w:szCs w:val="16"/>
-                <w:lang w:val="ru-RU"/>
-              </w:rPr>
-              <w:t xml:space="preserve"> </w:t>
-            </w:r>
-            <w:r>
-              <w:rPr>
-                <w:rFonts w:ascii="Arial" w:hAnsi="Arial" w:cs="Arial"/>
-                <w:sz w:val="16"/>
-                <w:szCs w:val="16"/>
-                <w:lang w:val="ru-RU"/>
-              </w:rPr>
-              <w:t>Приговорена</w:t>
-            </w:r>
-            <w:r>
-              <w:rPr>
-                <w:rFonts w:ascii="Arial" w:hAnsi="Arial" w:cs="Arial"/>
-                <w:sz w:val="16"/>
-                <w:szCs w:val="16"/>
-                <w:lang w:val="ru-RU"/>
-              </w:rPr>
-              <w:t xml:space="preserve"> </w:t>
-            </w:r>
-            <w:r>
-              <w:rPr>
-                <w:rFonts w:ascii="Arial" w:hAnsi="Arial" w:cs="Arial"/>
-                <w:sz w:val="16"/>
-                <w:szCs w:val="16"/>
-                <w:lang w:val="ru-RU"/>
-              </w:rPr>
-              <w:t>тройкой при УНКВД УССР по Одесской обл.</w:t>
-            </w:r>
-            <w:r>
-              <w:rPr>
-                <w:rFonts w:ascii="Arial" w:hAnsi="Arial" w:cs="Arial"/>
-                <w:sz w:val="16"/>
-                <w:szCs w:val="16"/>
-                <w:lang w:val="ru-RU"/>
-              </w:rPr>
-              <w:t xml:space="preserve"> </w:t>
-            </w:r>
-            <w:r>
-              <w:rPr>
-                <w:rFonts w:ascii="Arial" w:hAnsi="Arial" w:cs="Arial"/>
-                <w:sz w:val="16"/>
-                <w:szCs w:val="16"/>
-                <w:lang w:val="ru-RU"/>
-              </w:rPr>
-              <w:t>Статья: 54-6,54-10,54-11 УК УССР: 20 апреля 1938 г.</w:t>
-            </w:r>
-            <w:r>
-              <w:rPr>
-                <w:rFonts w:ascii="Arial" w:hAnsi="Arial" w:cs="Arial"/>
-                <w:sz w:val="16"/>
-                <w:szCs w:val="16"/>
-                <w:lang w:val="ru-RU"/>
-              </w:rPr>
-              <w:t xml:space="preserve"> – </w:t>
-            </w:r>
-            <w:r>
-              <w:rPr>
-                <w:rFonts w:ascii="Arial" w:hAnsi="Arial" w:cs="Arial"/>
-                <w:sz w:val="16"/>
-                <w:szCs w:val="16"/>
-                <w:lang w:val="ru-RU"/>
-              </w:rPr>
-              <w:t>ВМН. Расстреляна</w:t>
-            </w:r>
-            <w:r>
-              <w:rPr>
-                <w:rFonts w:ascii="Arial" w:hAnsi="Arial" w:cs="Arial"/>
-                <w:sz w:val="16"/>
-                <w:szCs w:val="16"/>
-                <w:lang w:val="ru-RU"/>
-              </w:rPr>
-              <w:t xml:space="preserve"> </w:t>
-            </w:r>
-            <w:r>
-              <w:rPr>
-                <w:rFonts w:ascii="Arial" w:hAnsi="Arial" w:cs="Arial"/>
-                <w:sz w:val="16"/>
-                <w:szCs w:val="16"/>
-                <w:lang w:val="ru-RU"/>
-              </w:rPr>
-              <w:t xml:space="preserve">05 </w:t>
-            </w:r>
-            <w:proofErr w:type="spellStart"/>
-            <w:r>
-              <w:rPr>
-                <w:rFonts w:ascii="Arial" w:hAnsi="Arial" w:cs="Arial"/>
-                <w:sz w:val="16"/>
-                <w:szCs w:val="16"/>
-                <w:lang w:val="ru-RU"/>
-              </w:rPr>
-              <w:t>абгуста</w:t>
-            </w:r>
-            <w:proofErr w:type="spellEnd"/>
-            <w:r>
-              <w:rPr>
-                <w:rFonts w:ascii="Arial" w:hAnsi="Arial" w:cs="Arial"/>
-                <w:sz w:val="16"/>
-                <w:szCs w:val="16"/>
-                <w:lang w:val="ru-RU"/>
-              </w:rPr>
-              <w:t xml:space="preserve"> 1938 г. Дата реабилитации: 7 августа 1959 г. </w:t>
-            </w:r>
-            <w:r>
-              <w:rPr>
-                <w:rFonts w:ascii="Arial" w:hAnsi="Arial" w:cs="Arial"/>
-                <w:sz w:val="16"/>
-                <w:szCs w:val="16"/>
-                <w:lang w:val="ru-RU"/>
-              </w:rPr>
-              <w:t>ВТ</w:t>
-            </w:r>
-            <w:r>
-              <w:rPr>
-                <w:rFonts w:ascii="Arial" w:hAnsi="Arial" w:cs="Arial"/>
-                <w:sz w:val="16"/>
-                <w:szCs w:val="16"/>
-                <w:lang w:val="ru-RU"/>
-              </w:rPr>
-              <w:t xml:space="preserve"> Одесского </w:t>
-            </w:r>
-            <w:r>
-              <w:rPr>
-                <w:rFonts w:ascii="Arial" w:hAnsi="Arial" w:cs="Arial"/>
-                <w:sz w:val="16"/>
-                <w:szCs w:val="16"/>
-                <w:lang w:val="ru-RU"/>
-              </w:rPr>
-              <w:t>ВО</w:t>
-            </w:r>
-            <w:r>
-              <w:rPr>
-                <w:rFonts w:ascii="Arial" w:hAnsi="Arial" w:cs="Arial"/>
-                <w:sz w:val="16"/>
-                <w:szCs w:val="16"/>
-                <w:lang w:val="ru-RU"/>
-              </w:rPr>
-              <w:t xml:space="preserve">. </w:t>
-            </w:r>
-            <w:proofErr w:type="spellStart"/>
-            <w:r>
-              <w:rPr>
-                <w:rFonts w:ascii="Arial" w:hAnsi="Arial" w:cs="Arial"/>
-                <w:sz w:val="16"/>
-                <w:szCs w:val="16"/>
-                <w:lang w:val="ru-RU"/>
-              </w:rPr>
-              <w:t>Арх.дело</w:t>
-            </w:r>
-            <w:proofErr w:type="spellEnd"/>
-            <w:r>
-              <w:rPr>
-                <w:rFonts w:ascii="Arial" w:hAnsi="Arial" w:cs="Arial"/>
-                <w:sz w:val="16"/>
-                <w:szCs w:val="16"/>
-                <w:lang w:val="ru-RU"/>
-              </w:rPr>
-              <w:t>: 10978</w:t>
             </w:r>
             <w:r>
               <w:rPr>
@@ -11829,43 +10934,46 @@
               <w:rPr>
                 <w:rFonts w:ascii="Arial" w:hAnsi="Arial" w:cs="Arial"/>
                 <w:b/>
-                <w:sz w:val="16"/>
-                <w:szCs w:val="16"/>
-                <w:lang w:val="ru-RU"/>
-              </w:rPr>
-              <w:t>Матусар</w:t>
+                <w:bCs/>
+                <w:sz w:val="16"/>
+                <w:szCs w:val="16"/>
+                <w:lang w:val="ru-RU"/>
+              </w:rPr>
+              <w:t>Мандебура</w:t>
             </w:r>
             <w:proofErr w:type="spellEnd"/>
             <w:r>
               <w:rPr>
                 <w:rFonts w:ascii="Arial" w:hAnsi="Arial" w:cs="Arial"/>
                 <w:b/>
-                <w:sz w:val="16"/>
-                <w:szCs w:val="16"/>
-                <w:lang w:val="ru-RU"/>
-              </w:rPr>
-              <w:t xml:space="preserve"> Анна Константиновна</w:t>
-            </w:r>
-            <w:r>
-              <w:rPr>
-                <w:rFonts w:ascii="Arial" w:hAnsi="Arial" w:cs="Arial"/>
-                <w:b/>
-                <w:sz w:val="16"/>
-                <w:szCs w:val="16"/>
-                <w:lang w:val="ru-RU"/>
-              </w:rPr>
-              <w:t xml:space="preserve"> </w:t>
-            </w:r>
-            <w:r>
-              <w:rPr>
-                <w:rFonts w:ascii="Arial" w:hAnsi="Arial" w:cs="Arial"/>
-                <w:b/>
-                <w:bCs/>
-                <w:sz w:val="16"/>
-                <w:szCs w:val="16"/>
-                <w:lang w:val="ru-RU"/>
-              </w:rPr>
-              <w:t>39 лет</w:t>
+                <w:bCs/>
+                <w:sz w:val="16"/>
+                <w:szCs w:val="16"/>
+                <w:lang w:val="ru-RU"/>
+              </w:rPr>
+              <w:t xml:space="preserve"> Екатерина Георгиевна</w:t>
+            </w:r>
+            <w:r>
+              <w:rPr>
+                <w:rFonts w:ascii="Arial" w:hAnsi="Arial" w:cs="Arial"/>
+                <w:b/>
+                <w:bCs/>
+                <w:sz w:val="16"/>
+                <w:szCs w:val="16"/>
+                <w:lang w:val="ru-RU"/>
+              </w:rPr>
+              <w:t xml:space="preserve"> </w:t>
+            </w:r>
+            <w:r>
+              <w:rPr>
+                <w:rFonts w:ascii="Arial" w:hAnsi="Arial" w:cs="Arial"/>
+                <w:b/>
+                <w:bCs/>
+                <w:sz w:val="16"/>
+                <w:szCs w:val="16"/>
+                <w:lang w:val="ru-RU"/>
+              </w:rPr>
+              <w:t>47 лет</w:t>
             </w:r>
             <w:r>
               <w:rPr>
@@ -11897,24 +11005,7 @@
                 <w:szCs w:val="16"/>
                 <w:lang w:val="ru-RU"/>
               </w:rPr>
-              <w:t>Родилась</w:t>
-            </w:r>
-            <w:r>
-              <w:rPr>
-                <w:rFonts w:ascii="Arial" w:hAnsi="Arial" w:cs="Arial"/>
-                <w:sz w:val="16"/>
-                <w:szCs w:val="16"/>
-              </w:rPr>
-              <w:t> </w:t>
-            </w:r>
-            <w:r>
-              <w:rPr>
-                <w:rFonts w:ascii="Arial" w:hAnsi="Arial" w:cs="Arial"/>
-                <w:sz w:val="16"/>
-                <w:szCs w:val="16"/>
-                <w:lang w:val="ru-RU"/>
-              </w:rPr>
-              <w:t xml:space="preserve">в 1899 г., с. Журы, </w:t>
+              <w:t xml:space="preserve">(Варианты фамилии: </w:t>
             </w:r>
             <w:proofErr w:type="spellStart"/>
             <w:r>
@@ -11924,7 +11015,7 @@
                 <w:szCs w:val="16"/>
                 <w:lang w:val="ru-RU"/>
               </w:rPr>
-              <w:t>Рыбницкий</w:t>
+              <w:t>Мандыбура</w:t>
             </w:r>
             <w:proofErr w:type="spellEnd"/>
             <w:r>
@@ -11934,17 +11025,7 @@
                 <w:szCs w:val="16"/>
                 <w:lang w:val="ru-RU"/>
               </w:rPr>
-              <w:t xml:space="preserve"> р-н, Молдавская АССР; молдаванка. Арестована 4 сентября 1937 г. НКВД СССР и прокурор СССР</w:t>
-            </w:r>
-            <w:r>
-              <w:rPr>
-                <w:rFonts w:ascii="Arial" w:hAnsi="Arial" w:cs="Arial"/>
-                <w:sz w:val="16"/>
-                <w:szCs w:val="16"/>
-                <w:lang w:val="ru-RU"/>
-              </w:rPr>
-              <w:br/>
-              <w:t xml:space="preserve">Приговорена: 10 декабря 1937 г. Приговор: ВМН. Расстреляна 4 декабря 1938 г., </w:t>
+              <w:t xml:space="preserve">) Родилась в 1891 г., с. </w:t>
             </w:r>
             <w:proofErr w:type="spellStart"/>
             <w:r>
@@ -11954,6 +11035,208 @@
                 <w:szCs w:val="16"/>
                 <w:lang w:val="ru-RU"/>
               </w:rPr>
+              <w:t>Зубрешты</w:t>
+            </w:r>
+            <w:proofErr w:type="spellEnd"/>
+            <w:r>
+              <w:rPr>
+                <w:rFonts w:ascii="Arial" w:hAnsi="Arial" w:cs="Arial"/>
+                <w:sz w:val="16"/>
+                <w:szCs w:val="16"/>
+                <w:lang w:val="ru-RU"/>
+              </w:rPr>
+              <w:t>, Румыния; молдаванка. Арестована 14 января 1938 г. "участница к</w:t>
+            </w:r>
+            <w:r>
+              <w:rPr>
+                <w:rFonts w:ascii="Arial" w:hAnsi="Arial" w:cs="Arial"/>
+                <w:sz w:val="16"/>
+                <w:szCs w:val="16"/>
+                <w:lang w:val="ru-RU"/>
+              </w:rPr>
+              <w:t>/рев</w:t>
+            </w:r>
+            <w:r>
+              <w:rPr>
+                <w:rFonts w:ascii="Arial" w:hAnsi="Arial" w:cs="Arial"/>
+                <w:sz w:val="16"/>
+                <w:szCs w:val="16"/>
+                <w:lang w:val="ru-RU"/>
+              </w:rPr>
+              <w:t xml:space="preserve"> фашистской церковной организации, провокационная и к</w:t>
+            </w:r>
+            <w:r>
+              <w:rPr>
+                <w:rFonts w:ascii="Arial" w:hAnsi="Arial" w:cs="Arial"/>
+                <w:sz w:val="16"/>
+                <w:szCs w:val="16"/>
+                <w:lang w:val="ru-RU"/>
+              </w:rPr>
+              <w:t>/рев</w:t>
+            </w:r>
+            <w:r>
+              <w:rPr>
+                <w:rFonts w:ascii="Arial" w:hAnsi="Arial" w:cs="Arial"/>
+                <w:sz w:val="16"/>
+                <w:szCs w:val="16"/>
+                <w:lang w:val="ru-RU"/>
+              </w:rPr>
+              <w:t xml:space="preserve"> агитация".</w:t>
+            </w:r>
+            <w:r>
+              <w:rPr>
+                <w:rFonts w:ascii="Arial" w:hAnsi="Arial" w:cs="Arial"/>
+                <w:sz w:val="16"/>
+                <w:szCs w:val="16"/>
+                <w:lang w:val="ru-RU"/>
+              </w:rPr>
+              <w:t xml:space="preserve"> </w:t>
+            </w:r>
+            <w:r>
+              <w:rPr>
+                <w:rFonts w:ascii="Arial" w:hAnsi="Arial" w:cs="Arial"/>
+                <w:sz w:val="16"/>
+                <w:szCs w:val="16"/>
+                <w:lang w:val="ru-RU"/>
+              </w:rPr>
+              <w:t>Приговорена</w:t>
+            </w:r>
+            <w:r>
+              <w:rPr>
+                <w:rFonts w:ascii="Arial" w:hAnsi="Arial" w:cs="Arial"/>
+                <w:sz w:val="16"/>
+                <w:szCs w:val="16"/>
+                <w:lang w:val="ru-RU"/>
+              </w:rPr>
+              <w:t xml:space="preserve"> </w:t>
+            </w:r>
+            <w:r>
+              <w:rPr>
+                <w:rFonts w:ascii="Arial" w:hAnsi="Arial" w:cs="Arial"/>
+                <w:sz w:val="16"/>
+                <w:szCs w:val="16"/>
+                <w:lang w:val="ru-RU"/>
+              </w:rPr>
+              <w:t>тройкой при УНКВД УССР по Одесской обл.</w:t>
+            </w:r>
+            <w:r>
+              <w:rPr>
+                <w:rFonts w:ascii="Arial" w:hAnsi="Arial" w:cs="Arial"/>
+                <w:sz w:val="16"/>
+                <w:szCs w:val="16"/>
+                <w:lang w:val="ru-RU"/>
+              </w:rPr>
+              <w:t xml:space="preserve"> </w:t>
+            </w:r>
+            <w:r>
+              <w:rPr>
+                <w:rFonts w:ascii="Arial" w:hAnsi="Arial" w:cs="Arial"/>
+                <w:sz w:val="16"/>
+                <w:szCs w:val="16"/>
+                <w:lang w:val="ru-RU"/>
+              </w:rPr>
+              <w:t>Статья: 54-6,54-10,54-11 УК УССР: 20 апреля 1938 г.</w:t>
+            </w:r>
+            <w:r>
+              <w:rPr>
+                <w:rFonts w:ascii="Arial" w:hAnsi="Arial" w:cs="Arial"/>
+                <w:sz w:val="16"/>
+                <w:szCs w:val="16"/>
+                <w:lang w:val="ru-RU"/>
+              </w:rPr>
+              <w:t xml:space="preserve"> – </w:t>
+            </w:r>
+            <w:r>
+              <w:rPr>
+                <w:rFonts w:ascii="Arial" w:hAnsi="Arial" w:cs="Arial"/>
+                <w:sz w:val="16"/>
+                <w:szCs w:val="16"/>
+                <w:lang w:val="ru-RU"/>
+              </w:rPr>
+              <w:t>ВМН. Расстреляна</w:t>
+            </w:r>
+            <w:r>
+              <w:rPr>
+                <w:rFonts w:ascii="Arial" w:hAnsi="Arial" w:cs="Arial"/>
+                <w:sz w:val="16"/>
+                <w:szCs w:val="16"/>
+                <w:lang w:val="ru-RU"/>
+              </w:rPr>
+              <w:t xml:space="preserve"> </w:t>
+            </w:r>
+            <w:r>
+              <w:rPr>
+                <w:rFonts w:ascii="Arial" w:hAnsi="Arial" w:cs="Arial"/>
+                <w:sz w:val="16"/>
+                <w:szCs w:val="16"/>
+                <w:lang w:val="ru-RU"/>
+              </w:rPr>
+              <w:t xml:space="preserve">05 </w:t>
+            </w:r>
+            <w:proofErr w:type="spellStart"/>
+            <w:r>
+              <w:rPr>
+                <w:rFonts w:ascii="Arial" w:hAnsi="Arial" w:cs="Arial"/>
+                <w:sz w:val="16"/>
+                <w:szCs w:val="16"/>
+                <w:lang w:val="ru-RU"/>
+              </w:rPr>
+              <w:t>абгуста</w:t>
+            </w:r>
+            <w:proofErr w:type="spellEnd"/>
+            <w:r>
+              <w:rPr>
+                <w:rFonts w:ascii="Arial" w:hAnsi="Arial" w:cs="Arial"/>
+                <w:sz w:val="16"/>
+                <w:szCs w:val="16"/>
+                <w:lang w:val="ru-RU"/>
+              </w:rPr>
+              <w:t xml:space="preserve"> 1938 г. Дата реабилитации: 7 августа 1959 г. </w:t>
+            </w:r>
+            <w:r>
+              <w:rPr>
+                <w:rFonts w:ascii="Arial" w:hAnsi="Arial" w:cs="Arial"/>
+                <w:sz w:val="16"/>
+                <w:szCs w:val="16"/>
+                <w:lang w:val="ru-RU"/>
+              </w:rPr>
+              <w:t>ВТ</w:t>
+            </w:r>
+            <w:r>
+              <w:rPr>
+                <w:rFonts w:ascii="Arial" w:hAnsi="Arial" w:cs="Arial"/>
+                <w:sz w:val="16"/>
+                <w:szCs w:val="16"/>
+                <w:lang w:val="ru-RU"/>
+              </w:rPr>
+              <w:t xml:space="preserve"> Одесского </w:t>
+            </w:r>
+            <w:r>
+              <w:rPr>
+                <w:rFonts w:ascii="Arial" w:hAnsi="Arial" w:cs="Arial"/>
+                <w:sz w:val="16"/>
+                <w:szCs w:val="16"/>
+                <w:lang w:val="ru-RU"/>
+              </w:rPr>
+              <w:t>ВО</w:t>
+            </w:r>
+            <w:r>
+              <w:rPr>
+                <w:rFonts w:ascii="Arial" w:hAnsi="Arial" w:cs="Arial"/>
+                <w:sz w:val="16"/>
+                <w:szCs w:val="16"/>
+                <w:lang w:val="ru-RU"/>
+              </w:rPr>
+              <w:t xml:space="preserve">. </w:t>
+            </w:r>
+            <w:proofErr w:type="spellStart"/>
+            <w:r>
+              <w:rPr>
+                <w:rFonts w:ascii="Arial" w:hAnsi="Arial" w:cs="Arial"/>
+                <w:sz w:val="16"/>
+                <w:szCs w:val="16"/>
+                <w:lang w:val="ru-RU"/>
+              </w:rPr>
               <w:t>Арх.дело</w:t>
             </w:r>
             <w:proofErr w:type="spellEnd"/>
@@ -11964,7 +11247,7 @@
                 <w:szCs w:val="16"/>
                 <w:lang w:val="ru-RU"/>
               </w:rPr>
-              <w:t>: 6274</w:t>
+              <w:t>: 10978</w:t>
             </w:r>
             <w:r>
               <w:rPr>
@@ -11982,7 +11265,7 @@
                 <w:szCs w:val="16"/>
                 <w:lang w:val="ru-RU"/>
               </w:rPr>
-              <w:t xml:space="preserve">УСБУ в Одесской обл. </w:t>
+              <w:t>УСБУ в Одесской обл.</w:t>
             </w:r>
           </w:p>
           <w:p>
@@ -12107,6 +11390,298 @@
           </w:tcPr>
           <w:p>
             <w:pPr>
+              <w:pStyle w:val="BodyText"/>
+              <w:spacing w:after="0" w:line="240" w:lineRule="auto"/>
+              <w:rPr>
+                <w:rFonts w:ascii="Arial" w:hAnsi="Arial" w:cs="Arial"/>
+                <w:sz w:val="16"/>
+                <w:szCs w:val="16"/>
+                <w:lang w:val="ru-RU"/>
+              </w:rPr>
+            </w:pPr>
+            <w:proofErr w:type="spellStart"/>
+            <w:r>
+              <w:rPr>
+                <w:rFonts w:ascii="Arial" w:hAnsi="Arial" w:cs="Arial"/>
+                <w:b/>
+                <w:sz w:val="16"/>
+                <w:szCs w:val="16"/>
+                <w:lang w:val="ru-RU"/>
+              </w:rPr>
+              <w:t>Матусар</w:t>
+            </w:r>
+            <w:proofErr w:type="spellEnd"/>
+            <w:r>
+              <w:rPr>
+                <w:rFonts w:ascii="Arial" w:hAnsi="Arial" w:cs="Arial"/>
+                <w:b/>
+                <w:sz w:val="16"/>
+                <w:szCs w:val="16"/>
+                <w:lang w:val="ru-RU"/>
+              </w:rPr>
+              <w:t xml:space="preserve"> Анна Константиновна</w:t>
+            </w:r>
+            <w:r>
+              <w:rPr>
+                <w:rFonts w:ascii="Arial" w:hAnsi="Arial" w:cs="Arial"/>
+                <w:b/>
+                <w:sz w:val="16"/>
+                <w:szCs w:val="16"/>
+                <w:lang w:val="ru-RU"/>
+              </w:rPr>
+              <w:t xml:space="preserve"> </w:t>
+            </w:r>
+            <w:r>
+              <w:rPr>
+                <w:rFonts w:ascii="Arial" w:hAnsi="Arial" w:cs="Arial"/>
+                <w:b/>
+                <w:bCs/>
+                <w:sz w:val="16"/>
+                <w:szCs w:val="16"/>
+                <w:lang w:val="ru-RU"/>
+              </w:rPr>
+              <w:t>39 лет</w:t>
+            </w:r>
+            <w:r>
+              <w:rPr>
+                <w:rFonts w:ascii="Arial" w:hAnsi="Arial" w:cs="Arial"/>
+                <w:b/>
+                <w:bCs/>
+                <w:sz w:val="16"/>
+                <w:szCs w:val="16"/>
+                <w:lang w:val="ru-RU"/>
+              </w:rPr>
+              <w:t xml:space="preserve"> </w:t>
+            </w:r>
+          </w:p>
+          <w:p>
+            <w:pPr>
+              <w:pStyle w:val="BodyText"/>
+              <w:spacing w:after="0" w:line="240" w:lineRule="auto"/>
+              <w:rPr>
+                <w:rFonts w:ascii="Arial" w:hAnsi="Arial" w:cs="Arial"/>
+                <w:sz w:val="16"/>
+                <w:szCs w:val="16"/>
+                <w:lang w:val="ru-RU"/>
+              </w:rPr>
+            </w:pPr>
+            <w:r>
+              <w:rPr>
+                <w:rFonts w:ascii="Arial" w:hAnsi="Arial" w:cs="Arial"/>
+                <w:sz w:val="16"/>
+                <w:szCs w:val="16"/>
+                <w:lang w:val="ru-RU"/>
+              </w:rPr>
+              <w:t>Родилась</w:t>
+            </w:r>
+            <w:r>
+              <w:rPr>
+                <w:rFonts w:ascii="Arial" w:hAnsi="Arial" w:cs="Arial"/>
+                <w:sz w:val="16"/>
+                <w:szCs w:val="16"/>
+              </w:rPr>
+              <w:t> </w:t>
+            </w:r>
+            <w:r>
+              <w:rPr>
+                <w:rFonts w:ascii="Arial" w:hAnsi="Arial" w:cs="Arial"/>
+                <w:sz w:val="16"/>
+                <w:szCs w:val="16"/>
+                <w:lang w:val="ru-RU"/>
+              </w:rPr>
+              <w:t xml:space="preserve">в 1899 г., с. Журы, </w:t>
+            </w:r>
+            <w:proofErr w:type="spellStart"/>
+            <w:r>
+              <w:rPr>
+                <w:rFonts w:ascii="Arial" w:hAnsi="Arial" w:cs="Arial"/>
+                <w:sz w:val="16"/>
+                <w:szCs w:val="16"/>
+                <w:lang w:val="ru-RU"/>
+              </w:rPr>
+              <w:t>Рыбницкий</w:t>
+            </w:r>
+            <w:proofErr w:type="spellEnd"/>
+            <w:r>
+              <w:rPr>
+                <w:rFonts w:ascii="Arial" w:hAnsi="Arial" w:cs="Arial"/>
+                <w:sz w:val="16"/>
+                <w:szCs w:val="16"/>
+                <w:lang w:val="ru-RU"/>
+              </w:rPr>
+              <w:t xml:space="preserve"> р-н, Молдавская АССР; молдаванка. Арестована 4 сентября 1937 г. НКВД СССР и прокурор СССР</w:t>
+            </w:r>
+            <w:r>
+              <w:rPr>
+                <w:rFonts w:ascii="Arial" w:hAnsi="Arial" w:cs="Arial"/>
+                <w:sz w:val="16"/>
+                <w:szCs w:val="16"/>
+                <w:lang w:val="ru-RU"/>
+              </w:rPr>
+              <w:br/>
+              <w:t xml:space="preserve">Приговорена: 10 декабря 1937 г. Приговор: ВМН. Расстреляна 4 декабря 1938 г., </w:t>
+            </w:r>
+            <w:proofErr w:type="spellStart"/>
+            <w:r>
+              <w:rPr>
+                <w:rFonts w:ascii="Arial" w:hAnsi="Arial" w:cs="Arial"/>
+                <w:sz w:val="16"/>
+                <w:szCs w:val="16"/>
+                <w:lang w:val="ru-RU"/>
+              </w:rPr>
+              <w:t>Арх.дело</w:t>
+            </w:r>
+            <w:proofErr w:type="spellEnd"/>
+            <w:r>
+              <w:rPr>
+                <w:rFonts w:ascii="Arial" w:hAnsi="Arial" w:cs="Arial"/>
+                <w:sz w:val="16"/>
+                <w:szCs w:val="16"/>
+                <w:lang w:val="ru-RU"/>
+              </w:rPr>
+              <w:t>: 6274</w:t>
+            </w:r>
+            <w:r>
+              <w:rPr>
+                <w:rFonts w:ascii="Arial" w:hAnsi="Arial" w:cs="Arial"/>
+                <w:sz w:val="16"/>
+                <w:szCs w:val="16"/>
+                <w:lang w:val="ru-RU"/>
+              </w:rPr>
+              <w:t xml:space="preserve"> – </w:t>
+            </w:r>
+            <w:r>
+              <w:rPr>
+                <w:rFonts w:ascii="Arial" w:hAnsi="Arial" w:cs="Arial"/>
+                <w:sz w:val="16"/>
+                <w:szCs w:val="16"/>
+                <w:lang w:val="ru-RU"/>
+              </w:rPr>
+              <w:t xml:space="preserve">УСБУ в Одесской обл. </w:t>
+            </w:r>
+          </w:p>
+          <w:p>
+            <w:pPr>
+              <w:pStyle w:val="BodyText"/>
+              <w:spacing w:after="0" w:line="240" w:lineRule="auto"/>
+              <w:rPr>
+                <w:rFonts w:ascii="Arial" w:hAnsi="Arial" w:cs="Arial"/>
+                <w:sz w:val="16"/>
+                <w:szCs w:val="16"/>
+                <w:lang w:val="ru-RU"/>
+              </w:rPr>
+            </w:pPr>
+            <w:r>
+              <w:rPr>
+                <w:rFonts w:ascii="Arial" w:hAnsi="Arial" w:cs="Arial"/>
+                <w:sz w:val="16"/>
+                <w:szCs w:val="16"/>
+                <w:lang w:val="ru-RU"/>
+              </w:rPr>
+              <w:t>Источник:</w:t>
+            </w:r>
+            <w:r>
+              <w:rPr>
+                <w:rFonts w:ascii="Arial" w:hAnsi="Arial" w:cs="Arial"/>
+                <w:sz w:val="16"/>
+                <w:szCs w:val="16"/>
+                <w:lang w:val="ru-RU"/>
+              </w:rPr>
+              <w:t xml:space="preserve"> Сведения Одесского академического центра (Украина)</w:t>
+            </w:r>
+            <w:r>
+              <w:rPr>
+                <w:rFonts w:ascii="Arial" w:hAnsi="Arial" w:cs="Arial"/>
+                <w:sz w:val="16"/>
+                <w:szCs w:val="16"/>
+                <w:lang w:val="ru-RU"/>
+              </w:rPr>
+              <w:t>;</w:t>
+            </w:r>
+            <w:r>
+              <w:rPr>
+                <w:rFonts w:ascii="Arial" w:hAnsi="Arial" w:cs="Arial"/>
+                <w:sz w:val="16"/>
+                <w:szCs w:val="16"/>
+                <w:lang w:val="ru-RU"/>
+              </w:rPr>
+              <w:t xml:space="preserve"> </w:t>
+            </w:r>
+            <w:hyperlink r:id="rId46" w:history="1">
+              <w:r>
+                <w:rPr>
+                  <w:rStyle w:val="Hyperlink"/>
+                  <w:rFonts w:ascii="Arial" w:hAnsi="Arial" w:cs="Arial"/>
+                  <w:b/>
+                  <w:bCs/>
+                  <w:color w:val="auto"/>
+                  <w:sz w:val="18"/>
+                  <w:szCs w:val="18"/>
+                  <w:lang w:val="ru-RU"/>
+                </w:rPr>
+                <w:t>Открытый список</w:t>
+              </w:r>
+            </w:hyperlink>
+            <w:r>
+              <w:rPr>
+                <w:rStyle w:val="Hyperlink"/>
+                <w:rFonts w:ascii="Arial" w:hAnsi="Arial" w:cs="Arial"/>
+                <w:b/>
+                <w:bCs/>
+                <w:color w:val="auto"/>
+                <w:sz w:val="18"/>
+                <w:szCs w:val="18"/>
+                <w:u w:val="none"/>
+                <w:lang w:val="ru-RU"/>
+              </w:rPr>
+              <w:t>;</w:t>
+            </w:r>
+            <w:r>
+              <w:rPr>
+                <w:rStyle w:val="Hyperlink"/>
+                <w:rFonts w:ascii="Arial" w:hAnsi="Arial" w:cs="Arial"/>
+                <w:b/>
+                <w:bCs/>
+                <w:color w:val="auto"/>
+                <w:sz w:val="18"/>
+                <w:szCs w:val="18"/>
+                <w:u w:val="none"/>
+                <w:lang w:val="ru-RU"/>
+              </w:rPr>
+              <w:t xml:space="preserve"> </w:t>
+            </w:r>
+            <w:hyperlink r:id="rId47" w:history="1">
+              <w:r>
+                <w:rPr>
+                  <w:rStyle w:val="Hyperlink"/>
+                  <w:rFonts w:ascii="Arial" w:hAnsi="Arial" w:cs="Arial"/>
+                  <w:b/>
+                  <w:bCs/>
+                  <w:color w:val="auto"/>
+                  <w:sz w:val="18"/>
+                  <w:szCs w:val="18"/>
+                  <w:lang w:val="ru-RU"/>
+                </w:rPr>
+                <w:t>Одесский мартиролог</w:t>
+              </w:r>
+            </w:hyperlink>
+          </w:p>
+        </w:tc>
+      </w:tr>
+      <w:tr>
+        <w:tc>
+          <w:tcPr>
+            <w:tcW w:w="11034" w:type="dxa"/>
+            <w:tcBorders>
+              <w:left w:val="double" w:sz="1" w:space="0" w:color="808080"/>
+              <w:bottom w:val="double" w:sz="1" w:space="0" w:color="808080"/>
+              <w:right w:val="double" w:sz="2" w:space="0" w:color="808080"/>
+            </w:tcBorders>
+            <w:shd w:val="clear" w:color="auto" w:fill="auto"/>
+            <w:vAlign w:val="center"/>
+          </w:tcPr>
+          <w:p>
+            <w:pPr>
               <w:suppressAutoHyphens w:val="0"/>
               <w:rPr>
                 <w:rFonts w:ascii="Arial" w:eastAsia="Times New Roman" w:hAnsi="Arial" w:cs="Arial"/>
@@ -12115,7 +11690,7 @@
                 <w:lang w:val="ru-RU" w:eastAsia="en-US" w:bidi="ar-SA"/>
               </w:rPr>
             </w:pPr>
-            <w:hyperlink r:id="rId46" w:history="1">
+            <w:hyperlink r:id="rId48" w:history="1">
               <w:r>
                 <w:rPr>
                   <w:rStyle w:val="Hyperlink"/>
@@ -12409,7 +11984,7 @@
               </w:rPr>
               <w:t xml:space="preserve"> </w:t>
             </w:r>
-            <w:hyperlink r:id="rId47" w:history="1">
+            <w:hyperlink r:id="rId49" w:history="1">
               <w:r>
                 <w:rPr>
                   <w:rStyle w:val="Hyperlink"/>
@@ -12675,7 +12250,7 @@
               </w:rPr>
               <w:t xml:space="preserve"> </w:t>
             </w:r>
-            <w:hyperlink r:id="rId48" w:history="1">
+            <w:hyperlink r:id="rId50" w:history="1">
               <w:r>
                 <w:rPr>
                   <w:rStyle w:val="Hyperlink"/>
@@ -12938,6 +12513,7 @@
                 <w:rFonts w:ascii="Arial" w:hAnsi="Arial" w:cs="Arial"/>
                 <w:sz w:val="16"/>
                 <w:szCs w:val="16"/>
+                <w:lang w:val="ru-RU"/>
               </w:rPr>
               <w:t xml:space="preserve"> – </w:t>
             </w:r>
@@ -13027,7 +12603,7 @@
               </w:rPr>
               <w:t xml:space="preserve"> </w:t>
             </w:r>
-            <w:hyperlink r:id="rId49" w:history="1">
+            <w:hyperlink r:id="rId51" w:history="1">
               <w:r>
                 <w:rPr>
                   <w:rStyle w:val="Hyperlink"/>
@@ -13067,7 +12643,7 @@
                 <w:lang w:val="ru-RU" w:eastAsia="en-US" w:bidi="ar-SA"/>
               </w:rPr>
             </w:pPr>
-            <w:hyperlink r:id="rId50" w:history="1">
+            <w:hyperlink r:id="rId52" w:history="1">
               <w:proofErr w:type="spellStart"/>
               <w:r>
                 <w:rPr>
@@ -13291,7 +12867,6 @@
                 <w:szCs w:val="16"/>
                 <w:lang w:val="ru-RU"/>
               </w:rPr>
-              <w:lastRenderedPageBreak/>
               <w:t>Источник:</w:t>
             </w:r>
             <w:r>
@@ -13386,7 +12961,7 @@
               </w:rPr>
               <w:t xml:space="preserve"> </w:t>
             </w:r>
-            <w:hyperlink r:id="rId51" w:history="1">
+            <w:hyperlink r:id="rId53" w:history="1">
               <w:r>
                 <w:rPr>
                   <w:rStyle w:val="Hyperlink"/>
@@ -13435,7 +13010,6 @@
                 <w:szCs w:val="16"/>
                 <w:lang w:val="ru-RU"/>
               </w:rPr>
-              <w:lastRenderedPageBreak/>
               <w:t xml:space="preserve">Ткач Пелагея </w:t>
             </w:r>
             <w:proofErr w:type="spellStart"/>
@@ -13643,7 +13217,7 @@
               </w:rPr>
               <w:t xml:space="preserve"> </w:t>
             </w:r>
-            <w:hyperlink r:id="rId52" w:history="1">
+            <w:hyperlink r:id="rId54" w:history="1">
               <w:r>
                 <w:rPr>
                   <w:rStyle w:val="Hyperlink"/>
@@ -13686,7 +13260,7 @@
               </w:rPr>
               <w:t xml:space="preserve"> </w:t>
             </w:r>
-            <w:hyperlink r:id="rId53" w:history="1">
+            <w:hyperlink r:id="rId55" w:history="1">
               <w:r>
                 <w:rPr>
                   <w:rStyle w:val="Hyperlink"/>
@@ -13726,7 +13300,7 @@
                 <w:lang w:val="ru-RU" w:eastAsia="en-US" w:bidi="ar-SA"/>
               </w:rPr>
             </w:pPr>
-            <w:hyperlink r:id="rId54" w:history="1">
+            <w:hyperlink r:id="rId56" w:history="1">
               <w:r>
                 <w:rPr>
                   <w:rStyle w:val="Hyperlink"/>
@@ -13876,7 +13450,7 @@
               </w:rPr>
               <w:t xml:space="preserve"> </w:t>
             </w:r>
-            <w:hyperlink r:id="rId55" w:history="1">
+            <w:hyperlink r:id="rId57" w:history="1">
               <w:r>
                 <w:rPr>
                   <w:rStyle w:val="Hyperlink"/>
@@ -14102,7 +13676,7 @@
               </w:rPr>
               <w:t xml:space="preserve"> </w:t>
             </w:r>
-            <w:hyperlink r:id="rId56" w:history="1">
+            <w:hyperlink r:id="rId58" w:history="1">
               <w:r>
                 <w:rPr>
                   <w:rStyle w:val="Hyperlink"/>
@@ -14145,7 +13719,7 @@
               </w:rPr>
               <w:t xml:space="preserve"> </w:t>
             </w:r>
-            <w:hyperlink r:id="rId57" w:history="1">
+            <w:hyperlink r:id="rId59" w:history="1">
               <w:r>
                 <w:rPr>
                   <w:rStyle w:val="Hyperlink"/>
@@ -14467,7 +14041,7 @@
               </w:rPr>
               <w:t xml:space="preserve"> </w:t>
             </w:r>
-            <w:hyperlink r:id="rId58" w:history="1">
+            <w:hyperlink r:id="rId60" w:history="1">
               <w:r>
                 <w:rPr>
                   <w:rStyle w:val="Hyperlink"/>
@@ -14690,7 +14264,7 @@
               </w:rPr>
               <w:t xml:space="preserve"> </w:t>
             </w:r>
-            <w:hyperlink r:id="rId59" w:history="1">
+            <w:hyperlink r:id="rId61" w:history="1">
               <w:r>
                 <w:rPr>
                   <w:rStyle w:val="Hyperlink"/>
@@ -14733,7 +14307,7 @@
               </w:rPr>
               <w:t xml:space="preserve"> </w:t>
             </w:r>
-            <w:hyperlink r:id="rId60" w:history="1">
+            <w:hyperlink r:id="rId62" w:history="1">
               <w:r>
                 <w:rPr>
                   <w:rStyle w:val="Hyperlink"/>
@@ -14909,7 +14483,17 @@
                 <w:szCs w:val="16"/>
                 <w:lang w:val="ru-RU"/>
               </w:rPr>
-              <w:t xml:space="preserve">.: г. Москва, Дата ареста 6 октября 1937 г. Приговор: Включена в "сталинский список" от 13 декабря 1937 г. (Москва-Центр) по 1-й категории. Военной Коллегией Верховного Суда СССР 15 декабря 1937 года, по обв.: </w:t>
+              <w:t xml:space="preserve">.: г. Москва, Дата ареста 6 октября 1937 г. Приговор: Включена в "сталинский список" от 13 декабря 1937 г. (Москва-Центр) по 1-й категории. Военной Коллегией </w:t>
+            </w:r>
+            <w:r>
+              <w:rPr>
+                <w:rFonts w:ascii="Arial" w:hAnsi="Arial" w:cs="Arial"/>
+                <w:sz w:val="16"/>
+                <w:szCs w:val="16"/>
+                <w:lang w:val="ru-RU"/>
+              </w:rPr>
+              <w:lastRenderedPageBreak/>
+              <w:t xml:space="preserve">Верховного Суда СССР 15 декабря 1937 года, по обв.: </w:t>
             </w:r>
             <w:r>
               <w:rPr>
@@ -14958,6 +14542,7 @@
                 <w:bCs/>
                 <w:sz w:val="16"/>
                 <w:szCs w:val="16"/>
+                <w:lang w:val="ru-RU"/>
               </w:rPr>
             </w:pPr>
             <w:r>
@@ -14971,7 +14556,7 @@
               </w:rPr>
               <w:t xml:space="preserve">Источник данных: ЦА ФСБ Р-8938; </w:t>
             </w:r>
-            <w:hyperlink r:id="rId61" w:history="1">
+            <w:hyperlink r:id="rId63" w:history="1">
               <w:r>
                 <w:rPr>
                   <w:rStyle w:val="Hyperlink"/>
@@ -15031,6 +14616,7 @@
                 <w:szCs w:val="16"/>
                 <w:lang w:val="ru-RU"/>
               </w:rPr>
+              <w:lastRenderedPageBreak/>
               <w:t>Шеремет-Доба Иустина Ивановна</w:t>
             </w:r>
             <w:r>
@@ -15259,7 +14845,7 @@
               </w:rPr>
               <w:t xml:space="preserve"> </w:t>
             </w:r>
-            <w:hyperlink r:id="rId62" w:history="1">
+            <w:hyperlink r:id="rId64" w:history="1">
               <w:r>
                 <w:rPr>
                   <w:rStyle w:val="Hyperlink"/>
@@ -15302,7 +14888,7 @@
               </w:rPr>
               <w:t xml:space="preserve"> </w:t>
             </w:r>
-            <w:hyperlink r:id="rId63" w:history="1">
+            <w:hyperlink r:id="rId65" w:history="1">
               <w:r>
                 <w:rPr>
                   <w:rStyle w:val="Hyperlink"/>
@@ -15513,6 +15099,7 @@
                 <w:sz w:val="16"/>
                 <w:szCs w:val="16"/>
                 <w:shd w:val="clear" w:color="auto" w:fill="FFFFFF"/>
+                <w:lang w:val="ru-RU"/>
               </w:rPr>
               <w:t xml:space="preserve"> </w:t>
             </w:r>
@@ -15535,7 +15122,7 @@
               </w:rPr>
               <w:t> </w:t>
             </w:r>
-            <w:hyperlink r:id="rId64" w:history="1">
+            <w:hyperlink r:id="rId66" w:history="1">
               <w:r>
                 <w:rPr>
                   <w:rStyle w:val="Hyperlink"/>
@@ -15569,7 +15156,7 @@
               </w:rPr>
               <w:t xml:space="preserve"> </w:t>
             </w:r>
-            <w:hyperlink r:id="rId65" w:history="1">
+            <w:hyperlink r:id="rId67" w:history="1">
               <w:r>
                 <w:rPr>
                   <w:rStyle w:val="Hyperlink"/>
@@ -15770,7 +15357,7 @@
               </w:rPr>
               <w:t xml:space="preserve"> </w:t>
             </w:r>
-            <w:hyperlink r:id="rId66" w:history="1">
+            <w:hyperlink r:id="rId68" w:history="1">
               <w:r>
                 <w:rPr>
                   <w:rStyle w:val="Hyperlink"/>
@@ -15813,7 +15400,7 @@
               </w:rPr>
               <w:t xml:space="preserve"> </w:t>
             </w:r>
-            <w:hyperlink r:id="rId67" w:history="1">
+            <w:hyperlink r:id="rId69" w:history="1">
               <w:r>
                 <w:rPr>
                   <w:rStyle w:val="Hyperlink"/>
@@ -16053,7 +15640,7 @@
               </w:rPr>
               <w:t xml:space="preserve"> </w:t>
             </w:r>
-            <w:hyperlink r:id="rId68" w:history="1">
+            <w:hyperlink r:id="rId70" w:history="1">
               <w:r>
                 <w:rPr>
                   <w:rStyle w:val="Hyperlink"/>
@@ -16335,25 +15922,65 @@
                 <w:szCs w:val="16"/>
                 <w:lang w:val="ru-RU"/>
               </w:rPr>
-              <w:t>по ст. 58-1а, 58-10 ч.2.</w:t>
-            </w:r>
-            <w:r>
-              <w:rPr>
-                <w:rFonts w:ascii="Arial" w:hAnsi="Arial" w:cs="Arial"/>
-                <w:sz w:val="16"/>
-                <w:szCs w:val="16"/>
-                <w:lang w:val="ru-RU"/>
-              </w:rPr>
-              <w:t xml:space="preserve"> </w:t>
-            </w:r>
-            <w:r>
-              <w:rPr>
-                <w:rFonts w:ascii="Arial" w:hAnsi="Arial" w:cs="Arial"/>
-                <w:sz w:val="16"/>
-                <w:szCs w:val="16"/>
-                <w:lang w:val="ru-RU"/>
-              </w:rPr>
-              <w:t>Приговор: Умерла 10.6.43 в заключении, в ТАССР.</w:t>
+              <w:t xml:space="preserve">по ст. 58-1а, </w:t>
+            </w:r>
+            <w:proofErr w:type="gramStart"/>
+            <w:r>
+              <w:rPr>
+                <w:rFonts w:ascii="Arial" w:hAnsi="Arial" w:cs="Arial"/>
+                <w:sz w:val="16"/>
+                <w:szCs w:val="16"/>
+                <w:lang w:val="ru-RU"/>
+              </w:rPr>
+              <w:t>58-10</w:t>
+            </w:r>
+            <w:proofErr w:type="gramEnd"/>
+            <w:r>
+              <w:rPr>
+                <w:rFonts w:ascii="Arial" w:hAnsi="Arial" w:cs="Arial"/>
+                <w:sz w:val="16"/>
+                <w:szCs w:val="16"/>
+                <w:lang w:val="ru-RU"/>
+              </w:rPr>
+              <w:t xml:space="preserve"> ч.2.</w:t>
+            </w:r>
+            <w:r>
+              <w:rPr>
+                <w:rFonts w:ascii="Arial" w:hAnsi="Arial" w:cs="Arial"/>
+                <w:sz w:val="16"/>
+                <w:szCs w:val="16"/>
+                <w:lang w:val="ru-RU"/>
+              </w:rPr>
+              <w:t xml:space="preserve"> </w:t>
+            </w:r>
+            <w:r>
+              <w:rPr>
+                <w:rFonts w:ascii="Arial" w:hAnsi="Arial" w:cs="Arial"/>
+                <w:sz w:val="16"/>
+                <w:szCs w:val="16"/>
+                <w:lang w:val="ru-RU"/>
+              </w:rPr>
+              <w:t>Приговор</w:t>
+            </w:r>
+            <w:proofErr w:type="gramStart"/>
+            <w:r>
+              <w:rPr>
+                <w:rFonts w:ascii="Arial" w:hAnsi="Arial" w:cs="Arial"/>
+                <w:sz w:val="16"/>
+                <w:szCs w:val="16"/>
+                <w:lang w:val="ru-RU"/>
+              </w:rPr>
+              <w:t>: Умерла</w:t>
+            </w:r>
+            <w:proofErr w:type="gramEnd"/>
+            <w:r>
+              <w:rPr>
+                <w:rFonts w:ascii="Arial" w:hAnsi="Arial" w:cs="Arial"/>
+                <w:sz w:val="16"/>
+                <w:szCs w:val="16"/>
+                <w:lang w:val="ru-RU"/>
+              </w:rPr>
+              <w:t xml:space="preserve"> 10.6.43 в заключении, в ТАССР.</w:t>
             </w:r>
           </w:p>
           <w:p>
@@ -16399,7 +16026,7 @@
               </w:rPr>
               <w:t xml:space="preserve"> </w:t>
             </w:r>
-            <w:hyperlink r:id="rId69" w:history="1">
+            <w:hyperlink r:id="rId71" w:history="1">
               <w:r>
                 <w:rPr>
                   <w:rStyle w:val="Hyperlink"/>
@@ -16707,27 +16334,7 @@
                 <w:szCs w:val="16"/>
                 <w:lang w:val="ru-RU"/>
               </w:rPr>
-              <w:t xml:space="preserve">по ст. </w:t>
-            </w:r>
-            <w:proofErr w:type="gramStart"/>
-            <w:r>
-              <w:rPr>
-                <w:rFonts w:ascii="Arial" w:hAnsi="Arial" w:cs="Arial"/>
-                <w:sz w:val="16"/>
-                <w:szCs w:val="16"/>
-                <w:lang w:val="ru-RU"/>
-              </w:rPr>
-              <w:t>54-6</w:t>
-            </w:r>
-            <w:proofErr w:type="gramEnd"/>
-            <w:r>
-              <w:rPr>
-                <w:rFonts w:ascii="Arial" w:hAnsi="Arial" w:cs="Arial"/>
-                <w:sz w:val="16"/>
-                <w:szCs w:val="16"/>
-                <w:lang w:val="ru-RU"/>
-              </w:rPr>
-              <w:t xml:space="preserve"> УК УССР ("шпионаж: укрывательство лиц, нелегально перешедших границу").</w:t>
+              <w:t>по ст. 54-6 УК УССР ("шпионаж: укрывательство лиц, нелегально перешедших границу").</w:t>
             </w:r>
             <w:r>
               <w:rPr>
@@ -16789,7 +16396,7 @@
               </w:rPr>
               <w:t xml:space="preserve"> </w:t>
             </w:r>
-            <w:hyperlink r:id="rId70" w:history="1">
+            <w:hyperlink r:id="rId72" w:history="1">
               <w:r>
                 <w:rPr>
                   <w:rStyle w:val="Hyperlink"/>
@@ -17056,14 +16663,45 @@
               </w:rPr>
               <w:t> </w:t>
             </w:r>
-            <w:r>
-              <w:rPr>
-                <w:rFonts w:ascii="Arial" w:hAnsi="Arial" w:cs="Arial"/>
-                <w:sz w:val="16"/>
-                <w:szCs w:val="16"/>
-                <w:lang w:val="ru-RU"/>
-              </w:rPr>
-              <w:t xml:space="preserve">58-10 ч.1., Приговор: Умерла 3.4.42 в </w:t>
+            <w:proofErr w:type="gramStart"/>
+            <w:r>
+              <w:rPr>
+                <w:rFonts w:ascii="Arial" w:hAnsi="Arial" w:cs="Arial"/>
+                <w:sz w:val="16"/>
+                <w:szCs w:val="16"/>
+                <w:lang w:val="ru-RU"/>
+              </w:rPr>
+              <w:t>58-10</w:t>
+            </w:r>
+            <w:proofErr w:type="gramEnd"/>
+            <w:r>
+              <w:rPr>
+                <w:rFonts w:ascii="Arial" w:hAnsi="Arial" w:cs="Arial"/>
+                <w:sz w:val="16"/>
+                <w:szCs w:val="16"/>
+                <w:lang w:val="ru-RU"/>
+              </w:rPr>
+              <w:t xml:space="preserve"> ч.1., Приговор</w:t>
+            </w:r>
+            <w:proofErr w:type="gramStart"/>
+            <w:r>
+              <w:rPr>
+                <w:rFonts w:ascii="Arial" w:hAnsi="Arial" w:cs="Arial"/>
+                <w:sz w:val="16"/>
+                <w:szCs w:val="16"/>
+                <w:lang w:val="ru-RU"/>
+              </w:rPr>
+              <w:t>: Умерла</w:t>
+            </w:r>
+            <w:proofErr w:type="gramEnd"/>
+            <w:r>
+              <w:rPr>
+                <w:rFonts w:ascii="Arial" w:hAnsi="Arial" w:cs="Arial"/>
+                <w:sz w:val="16"/>
+                <w:szCs w:val="16"/>
+                <w:lang w:val="ru-RU"/>
+              </w:rPr>
+              <w:t xml:space="preserve"> 3.4.42 в </w:t>
             </w:r>
             <w:proofErr w:type="spellStart"/>
             <w:r>
@@ -17127,7 +16765,7 @@
               </w:rPr>
               <w:t xml:space="preserve"> </w:t>
             </w:r>
-            <w:hyperlink r:id="rId71" w:history="1">
+            <w:hyperlink r:id="rId73" w:history="1">
               <w:r>
                 <w:rPr>
                   <w:rStyle w:val="Hyperlink"/>
@@ -17297,7 +16935,6 @@
                 <w:szCs w:val="16"/>
                 <w:lang w:val="ru-RU"/>
               </w:rPr>
-              <w:lastRenderedPageBreak/>
               <w:t>Родилась в 1873 г., Молдавия, Бендерский уезд, с. Плаку; молдаванка; образование начальное; б/п; крестьянин-единоличник. Проживала: Пензенская обл., с. Синцы, РСФСР. Арест. УНКВД по Пензенской обл. 12 июня 1941 г., Приговорена: Особое совещание при НКВД СССР 2 октября 1943 г., обв.: 58-1"а"-10 ч.2 # проводил а/с агитацию выразившуюся в профашистских высказываниях и восхвалении мощи немецкой армии. Приговор: зачесть в наказание срок предварительного заключения, освобожден, 10.05.1942 умерла в тюрьме Реабилитирована 15 мая 1942 г. УНКВД Пензенской обл. дело прекратить за отсутствием состава преступления</w:t>
             </w:r>
           </w:p>
@@ -17351,7 +16988,7 @@
               </w:rPr>
               <w:t xml:space="preserve"> </w:t>
             </w:r>
-            <w:hyperlink r:id="rId72" w:history="1">
+            <w:hyperlink r:id="rId74" w:history="1">
               <w:r>
                 <w:rPr>
                   <w:rStyle w:val="Hyperlink"/>
@@ -17389,7 +17026,7 @@
 </file>
 
 <file path=word/numbering.xml><?xml version="1.0" encoding="utf-8"?>
-<w:numbering xmlns:wpc="http://schemas.microsoft.com/office/word/2010/wordprocessingCanvas" xmlns:cx="http://schemas.microsoft.com/office/drawing/2014/chartex" xmlns:cx1="http://schemas.microsoft.com/office/drawing/2015/9/8/chartex" xmlns:cx2="http://schemas.microsoft.com/office/drawing/2015/10/21/chartex" xmlns:cx3="http://schemas.microsoft.com/office/drawing/2016/5/9/chartex" xmlns:cx4="http://schemas.microsoft.com/office/drawing/2016/5/10/chartex" xmlns:cx5="http://schemas.microsoft.com/office/drawing/2016/5/11/chartex" xmlns:cx6="http://schemas.microsoft.com/office/drawing/2016/5/12/chartex" xmlns:cx7="http://schemas.microsoft.com/office/drawing/2016/5/13/chartex" xmlns:cx8="http://schemas.microsoft.com/office/drawing/2016/5/14/chartex" xmlns:mc="http://schemas.openxmlformats.org/markup-compatibility/2006" xmlns:aink="http://schemas.microsoft.com/office/drawing/2016/ink" xmlns:am3d="http://schemas.microsoft.com/office/drawing/2017/model3d" xmlns:o="urn:schemas-microsoft-com:office:office" xmlns:oel="http://schemas.microsoft.com/office/2019/extlst" xmlns:r="http://schemas.openxmlformats.org/officeDocument/2006/relationships" xmlns:m="http://schemas.openxmlformats.org/officeDocument/2006/math" xmlns:v="urn:schemas-microsoft-com:vml" xmlns:wp14="http://schemas.microsoft.com/office/word/2010/wordprocessingDrawing" xmlns:wp="http://schemas.openxmlformats.org/drawingml/2006/wordprocessingDrawing" xmlns:w10="urn:schemas-microsoft-com:office:word" xmlns:w="http://schemas.openxmlformats.org/wordprocessingml/2006/main" xmlns:w14="http://schemas.microsoft.com/office/word/2010/wordml" xmlns:w15="http://schemas.microsoft.com/office/word/2012/wordml" xmlns:w16cex="http://schemas.microsoft.com/office/word/2018/wordml/cex" xmlns:w16cid="http://schemas.microsoft.com/office/word/2016/wordml/cid" xmlns:w16="http://schemas.microsoft.com/office/word/2018/wordml" xmlns:w16du="http://schemas.microsoft.com/office/word/2023/wordml/word16du" xmlns:w16sdtdh="http://schemas.microsoft.com/office/word/2020/wordml/sdtdatahash" xmlns:w16se="http://schemas.microsoft.com/office/word/2015/wordml/symex" xmlns:wpg="http://schemas.microsoft.com/office/word/2010/wordprocessingGroup" xmlns:wpi="http://schemas.microsoft.com/office/word/2010/wordprocessingInk" xmlns:wne="http://schemas.microsoft.com/office/word/2006/wordml" xmlns:wps="http://schemas.microsoft.com/office/word/2010/wordprocessingShape" mc:Ignorable="w14 w15 w16se w16cid w16 w16cex w16sdtdh w16du wp14">
+<w:numbering xmlns:wpc="http://schemas.microsoft.com/office/word/2010/wordprocessingCanvas" xmlns:cx="http://schemas.microsoft.com/office/drawing/2014/chartex" xmlns:cx1="http://schemas.microsoft.com/office/drawing/2015/9/8/chartex" xmlns:cx2="http://schemas.microsoft.com/office/drawing/2015/10/21/chartex" xmlns:cx3="http://schemas.microsoft.com/office/drawing/2016/5/9/chartex" xmlns:cx4="http://schemas.microsoft.com/office/drawing/2016/5/10/chartex" xmlns:cx5="http://schemas.microsoft.com/office/drawing/2016/5/11/chartex" xmlns:cx6="http://schemas.microsoft.com/office/drawing/2016/5/12/chartex" xmlns:cx7="http://schemas.microsoft.com/office/drawing/2016/5/13/chartex" xmlns:cx8="http://schemas.microsoft.com/office/drawing/2016/5/14/chartex" xmlns:mc="http://schemas.openxmlformats.org/markup-compatibility/2006" xmlns:aink="http://schemas.microsoft.com/office/drawing/2016/ink" xmlns:am3d="http://schemas.microsoft.com/office/drawing/2017/model3d" xmlns:o="urn:schemas-microsoft-com:office:office" xmlns:oel="http://schemas.microsoft.com/office/2019/extlst" xmlns:r="http://schemas.openxmlformats.org/officeDocument/2006/relationships" xmlns:m="http://schemas.openxmlformats.org/officeDocument/2006/math" xmlns:v="urn:schemas-microsoft-com:vml" xmlns:wp14="http://schemas.microsoft.com/office/word/2010/wordprocessingDrawing" xmlns:wp="http://schemas.openxmlformats.org/drawingml/2006/wordprocessingDrawing" xmlns:w10="urn:schemas-microsoft-com:office:word" xmlns:w="http://schemas.openxmlformats.org/wordprocessingml/2006/main" xmlns:w14="http://schemas.microsoft.com/office/word/2010/wordml" xmlns:w15="http://schemas.microsoft.com/office/word/2012/wordml" xmlns:w16cex="http://schemas.microsoft.com/office/word/2018/wordml/cex" xmlns:w16cid="http://schemas.microsoft.com/office/word/2016/wordml/cid" xmlns:w16="http://schemas.microsoft.com/office/word/2018/wordml" xmlns:w16du="http://schemas.microsoft.com/office/word/2023/wordml/word16du" xmlns:w16sdtdh="http://schemas.microsoft.com/office/word/2020/wordml/sdtdatahash" xmlns:w16sdtfl="http://schemas.microsoft.com/office/word/2024/wordml/sdtformatlock" xmlns:w16se="http://schemas.microsoft.com/office/word/2015/wordml/symex" xmlns:wpg="http://schemas.microsoft.com/office/word/2010/wordprocessingGroup" xmlns:wpi="http://schemas.microsoft.com/office/word/2010/wordprocessingInk" xmlns:wne="http://schemas.microsoft.com/office/word/2006/wordml" xmlns:wps="http://schemas.microsoft.com/office/word/2010/wordprocessingShape" mc:Ignorable="w14 w15 w16se w16cid w16 w16cex w16sdtdh w16sdtfl w16du wp14">
   <w:abstractNum w:abstractNumId="0" w15:restartNumberingAfterBreak="0">
     <w:nsid w:val="00000001"/>
     <w:multiLevelType w:val="multilevel"/>
@@ -17520,7 +17157,7 @@
 </file>
 
 <file path=word/styles.xml><?xml version="1.0" encoding="utf-8"?>
-<w:styles xmlns:mc="http://schemas.openxmlformats.org/markup-compatibility/2006" xmlns:r="http://schemas.openxmlformats.org/officeDocument/2006/relationships" xmlns:w="http://schemas.openxmlformats.org/wordprocessingml/2006/main" xmlns:w14="http://schemas.microsoft.com/office/word/2010/wordml" xmlns:w15="http://schemas.microsoft.com/office/word/2012/wordml" xmlns:w16cex="http://schemas.microsoft.com/office/word/2018/wordml/cex" xmlns:w16cid="http://schemas.microsoft.com/office/word/2016/wordml/cid" xmlns:w16="http://schemas.microsoft.com/office/word/2018/wordml" xmlns:w16du="http://schemas.microsoft.com/office/word/2023/wordml/word16du" xmlns:w16sdtdh="http://schemas.microsoft.com/office/word/2020/wordml/sdtdatahash" xmlns:w16se="http://schemas.microsoft.com/office/word/2015/wordml/symex" mc:Ignorable="w14 w15 w16se w16cid w16 w16cex w16sdtdh w16du">
+<w:styles xmlns:mc="http://schemas.openxmlformats.org/markup-compatibility/2006" xmlns:r="http://schemas.openxmlformats.org/officeDocument/2006/relationships" xmlns:w="http://schemas.openxmlformats.org/wordprocessingml/2006/main" xmlns:w14="http://schemas.microsoft.com/office/word/2010/wordml" xmlns:w15="http://schemas.microsoft.com/office/word/2012/wordml" xmlns:w16cex="http://schemas.microsoft.com/office/word/2018/wordml/cex" xmlns:w16cid="http://schemas.microsoft.com/office/word/2016/wordml/cid" xmlns:w16="http://schemas.microsoft.com/office/word/2018/wordml" xmlns:w16du="http://schemas.microsoft.com/office/word/2023/wordml/word16du" xmlns:w16sdtdh="http://schemas.microsoft.com/office/word/2020/wordml/sdtdatahash" xmlns:w16sdtfl="http://schemas.microsoft.com/office/word/2024/wordml/sdtformatlock" xmlns:w16se="http://schemas.microsoft.com/office/word/2015/wordml/symex" mc:Ignorable="w14 w15 w16se w16cid w16 w16cex w16sdtdh w16sdtfl w16du">
   <w:docDefaults>
     <w:rPrDefault>
       <w:rPr>
@@ -18388,6 +18025,1785 @@
 </w:styles>
 </file>
 
+<file path=word/charts/chart1.xml><?xml version="1.0" encoding="utf-8"?>
+<c:chartSpace xmlns:c="http://schemas.openxmlformats.org/drawingml/2006/chart" xmlns:a="http://schemas.openxmlformats.org/drawingml/2006/main" xmlns:r="http://schemas.openxmlformats.org/officeDocument/2006/relationships" xmlns:c16r2="http://schemas.microsoft.com/office/drawing/2015/06/chart">
+  <c:date1904 val="0"/>
+  <c:lang val="en-US"/>
+  <c:roundedCorners val="0"/>
+  <mc:AlternateContent xmlns:mc="http://schemas.openxmlformats.org/markup-compatibility/2006">
+    <mc:Choice xmlns:c14="http://schemas.microsoft.com/office/drawing/2007/8/2/chart" Requires="c14">
+      <c14:style val="102"/>
+    </mc:Choice>
+    <mc:Fallback>
+      <c:style val="2"/>
+    </mc:Fallback>
+  </mc:AlternateContent>
+  <c:chart>
+    <c:autoTitleDeleted val="1"/>
+    <c:view3D>
+      <c:rotX val="15"/>
+      <c:rotY val="20"/>
+      <c:rAngAx val="0"/>
+    </c:view3D>
+    <c:floor>
+      <c:thickness val="0"/>
+      <c:spPr>
+        <a:noFill/>
+        <a:ln>
+          <a:noFill/>
+        </a:ln>
+        <a:effectLst/>
+        <a:sp3d/>
+      </c:spPr>
+    </c:floor>
+    <c:sideWall>
+      <c:thickness val="0"/>
+      <c:spPr>
+        <a:noFill/>
+        <a:ln>
+          <a:noFill/>
+        </a:ln>
+        <a:effectLst/>
+        <a:sp3d/>
+      </c:spPr>
+    </c:sideWall>
+    <c:backWall>
+      <c:thickness val="0"/>
+      <c:spPr>
+        <a:noFill/>
+        <a:ln>
+          <a:noFill/>
+        </a:ln>
+        <a:effectLst/>
+        <a:sp3d/>
+      </c:spPr>
+    </c:backWall>
+    <c:plotArea>
+      <c:layout>
+        <c:manualLayout>
+          <c:layoutTarget val="inner"/>
+          <c:xMode val="edge"/>
+          <c:yMode val="edge"/>
+          <c:x val="6.8290185074582177E-2"/>
+          <c:y val="4.6712962962962977E-2"/>
+          <c:w val="0.89559859802189956"/>
+          <c:h val="0.85419765237678624"/>
+        </c:manualLayout>
+      </c:layout>
+      <c:bar3DChart>
+        <c:barDir val="col"/>
+        <c:grouping val="clustered"/>
+        <c:varyColors val="0"/>
+        <c:ser>
+          <c:idx val="0"/>
+          <c:order val="0"/>
+          <c:spPr>
+            <a:solidFill>
+              <a:schemeClr val="accent1"/>
+            </a:solidFill>
+            <a:ln>
+              <a:noFill/>
+            </a:ln>
+            <a:effectLst/>
+            <a:sp3d/>
+          </c:spPr>
+          <c:invertIfNegative val="0"/>
+          <c:dLbls>
+            <c:spPr>
+              <a:noFill/>
+              <a:ln>
+                <a:noFill/>
+              </a:ln>
+              <a:effectLst/>
+            </c:spPr>
+            <c:txPr>
+              <a:bodyPr rot="0" spcFirstLastPara="1" vertOverflow="ellipsis" vert="horz" wrap="square" anchor="ctr" anchorCtr="1"/>
+              <a:lstStyle/>
+              <a:p>
+                <a:pPr>
+                  <a:defRPr sz="900" b="0" i="0" u="none" strike="noStrike" kern="1200" baseline="0">
+                    <a:solidFill>
+                      <a:schemeClr val="tx1">
+                        <a:lumMod val="75000"/>
+                        <a:lumOff val="25000"/>
+                      </a:schemeClr>
+                    </a:solidFill>
+                    <a:latin typeface="Arial" panose="020B0604020202020204" pitchFamily="34" charset="0"/>
+                    <a:ea typeface="+mn-ea"/>
+                    <a:cs typeface="Arial" panose="020B0604020202020204" pitchFamily="34" charset="0"/>
+                  </a:defRPr>
+                </a:pPr>
+                <a:endParaRPr lang="en-US"/>
+              </a:p>
+            </c:txPr>
+            <c:showLegendKey val="0"/>
+            <c:showVal val="1"/>
+            <c:showCatName val="0"/>
+            <c:showSerName val="0"/>
+            <c:showPercent val="0"/>
+            <c:showBubbleSize val="0"/>
+            <c:showLeaderLines val="0"/>
+            <c:extLst>
+              <c:ext xmlns:c15="http://schemas.microsoft.com/office/drawing/2012/chart" uri="{CE6537A1-D6FC-4f65-9D91-7224C49458BB}">
+                <c15:showLeaderLines val="1"/>
+                <c15:leaderLines>
+                  <c:spPr>
+                    <a:ln w="9525" cap="flat" cmpd="sng" algn="ctr">
+                      <a:solidFill>
+                        <a:schemeClr val="tx1">
+                          <a:lumMod val="35000"/>
+                          <a:lumOff val="65000"/>
+                        </a:schemeClr>
+                      </a:solidFill>
+                      <a:round/>
+                    </a:ln>
+                    <a:effectLst/>
+                  </c:spPr>
+                </c15:leaderLines>
+              </c:ext>
+            </c:extLst>
+          </c:dLbls>
+          <c:cat>
+            <c:numRef>
+              <c:f>Молдаванки!$A$4:$A$9</c:f>
+              <c:numCache>
+                <c:formatCode>General</c:formatCode>
+                <c:ptCount val="6"/>
+                <c:pt idx="0">
+                  <c:v>1933</c:v>
+                </c:pt>
+                <c:pt idx="1">
+                  <c:v>1937</c:v>
+                </c:pt>
+                <c:pt idx="2">
+                  <c:v>1938</c:v>
+                </c:pt>
+                <c:pt idx="3">
+                  <c:v>1940</c:v>
+                </c:pt>
+                <c:pt idx="4">
+                  <c:v>1941</c:v>
+                </c:pt>
+                <c:pt idx="5">
+                  <c:v>1942</c:v>
+                </c:pt>
+              </c:numCache>
+            </c:numRef>
+          </c:cat>
+          <c:val>
+            <c:numRef>
+              <c:f>Молдаванки!$B$4:$B$9</c:f>
+              <c:numCache>
+                <c:formatCode>General</c:formatCode>
+                <c:ptCount val="6"/>
+                <c:pt idx="0">
+                  <c:v>1</c:v>
+                </c:pt>
+                <c:pt idx="1">
+                  <c:v>8</c:v>
+                </c:pt>
+                <c:pt idx="2">
+                  <c:v>26</c:v>
+                </c:pt>
+                <c:pt idx="3">
+                  <c:v>1</c:v>
+                </c:pt>
+                <c:pt idx="4">
+                  <c:v>2</c:v>
+                </c:pt>
+                <c:pt idx="5">
+                  <c:v>5</c:v>
+                </c:pt>
+              </c:numCache>
+            </c:numRef>
+          </c:val>
+          <c:extLst>
+            <c:ext xmlns:c16="http://schemas.microsoft.com/office/drawing/2014/chart" uri="{C3380CC4-5D6E-409C-BE32-E72D297353CC}">
+              <c16:uniqueId val="{00000000-625C-45D8-BD07-A48F287C711F}"/>
+            </c:ext>
+          </c:extLst>
+        </c:ser>
+        <c:dLbls>
+          <c:showLegendKey val="0"/>
+          <c:showVal val="0"/>
+          <c:showCatName val="0"/>
+          <c:showSerName val="0"/>
+          <c:showPercent val="0"/>
+          <c:showBubbleSize val="0"/>
+        </c:dLbls>
+        <c:gapWidth val="150"/>
+        <c:shape val="box"/>
+        <c:axId val="904673775"/>
+        <c:axId val="904655055"/>
+        <c:axId val="0"/>
+      </c:bar3DChart>
+      <c:catAx>
+        <c:axId val="904673775"/>
+        <c:scaling>
+          <c:orientation val="minMax"/>
+        </c:scaling>
+        <c:delete val="0"/>
+        <c:axPos val="b"/>
+        <c:numFmt formatCode="General" sourceLinked="1"/>
+        <c:majorTickMark val="out"/>
+        <c:minorTickMark val="none"/>
+        <c:tickLblPos val="nextTo"/>
+        <c:spPr>
+          <a:noFill/>
+          <a:ln w="9525" cap="flat" cmpd="sng" algn="ctr">
+            <a:solidFill>
+              <a:schemeClr val="tx1">
+                <a:lumMod val="15000"/>
+                <a:lumOff val="85000"/>
+              </a:schemeClr>
+            </a:solidFill>
+            <a:round/>
+          </a:ln>
+          <a:effectLst/>
+        </c:spPr>
+        <c:txPr>
+          <a:bodyPr rot="-60000000" spcFirstLastPara="1" vertOverflow="ellipsis" vert="horz" wrap="square" anchor="ctr" anchorCtr="1"/>
+          <a:lstStyle/>
+          <a:p>
+            <a:pPr>
+              <a:defRPr sz="900" b="0" i="0" u="none" strike="noStrike" kern="1200" baseline="0">
+                <a:solidFill>
+                  <a:schemeClr val="tx1">
+                    <a:lumMod val="65000"/>
+                    <a:lumOff val="35000"/>
+                  </a:schemeClr>
+                </a:solidFill>
+                <a:latin typeface="Arial" panose="020B0604020202020204" pitchFamily="34" charset="0"/>
+                <a:ea typeface="+mn-ea"/>
+                <a:cs typeface="Arial" panose="020B0604020202020204" pitchFamily="34" charset="0"/>
+              </a:defRPr>
+            </a:pPr>
+            <a:endParaRPr lang="en-US"/>
+          </a:p>
+        </c:txPr>
+        <c:crossAx val="904655055"/>
+        <c:crossesAt val="0"/>
+        <c:auto val="0"/>
+        <c:lblAlgn val="ctr"/>
+        <c:lblOffset val="100"/>
+        <c:noMultiLvlLbl val="0"/>
+      </c:catAx>
+      <c:valAx>
+        <c:axId val="904655055"/>
+        <c:scaling>
+          <c:orientation val="minMax"/>
+        </c:scaling>
+        <c:delete val="1"/>
+        <c:axPos val="l"/>
+        <c:numFmt formatCode="General" sourceLinked="1"/>
+        <c:majorTickMark val="out"/>
+        <c:minorTickMark val="none"/>
+        <c:tickLblPos val="nextTo"/>
+        <c:crossAx val="904673775"/>
+        <c:crosses val="autoZero"/>
+        <c:crossBetween val="between"/>
+        <c:majorUnit val="5"/>
+        <c:minorUnit val="1"/>
+      </c:valAx>
+      <c:spPr>
+        <a:noFill/>
+        <a:ln>
+          <a:noFill/>
+        </a:ln>
+        <a:effectLst/>
+      </c:spPr>
+    </c:plotArea>
+    <c:plotVisOnly val="1"/>
+    <c:dispBlanksAs val="gap"/>
+    <c:extLst>
+      <c:ext xmlns:c16r3="http://schemas.microsoft.com/office/drawing/2017/03/chart" uri="{56B9EC1D-385E-4148-901F-78D8002777C0}">
+        <c16r3:dataDisplayOptions16>
+          <c16r3:dispNaAsBlank val="1"/>
+        </c16r3:dataDisplayOptions16>
+      </c:ext>
+    </c:extLst>
+    <c:showDLblsOverMax val="0"/>
+  </c:chart>
+  <c:spPr>
+    <a:solidFill>
+      <a:schemeClr val="bg1"/>
+    </a:solidFill>
+    <a:ln w="9525" cap="flat" cmpd="sng" algn="ctr">
+      <a:solidFill>
+        <a:schemeClr val="tx1">
+          <a:lumMod val="15000"/>
+          <a:lumOff val="85000"/>
+        </a:schemeClr>
+      </a:solidFill>
+      <a:round/>
+    </a:ln>
+    <a:effectLst/>
+  </c:spPr>
+  <c:txPr>
+    <a:bodyPr/>
+    <a:lstStyle/>
+    <a:p>
+      <a:pPr>
+        <a:defRPr>
+          <a:latin typeface="Arial" panose="020B0604020202020204" pitchFamily="34" charset="0"/>
+          <a:cs typeface="Arial" panose="020B0604020202020204" pitchFamily="34" charset="0"/>
+        </a:defRPr>
+      </a:pPr>
+      <a:endParaRPr lang="en-US"/>
+    </a:p>
+  </c:txPr>
+  <c:externalData r:id="rId3">
+    <c:autoUpdate val="0"/>
+  </c:externalData>
+</c:chartSpace>
+</file>
+
+<file path=word/charts/chart2.xml><?xml version="1.0" encoding="utf-8"?>
+<c:chartSpace xmlns:c="http://schemas.openxmlformats.org/drawingml/2006/chart" xmlns:a="http://schemas.openxmlformats.org/drawingml/2006/main" xmlns:r="http://schemas.openxmlformats.org/officeDocument/2006/relationships" xmlns:c16r2="http://schemas.microsoft.com/office/drawing/2015/06/chart">
+  <c:date1904 val="0"/>
+  <c:lang val="en-US"/>
+  <c:roundedCorners val="0"/>
+  <mc:AlternateContent xmlns:mc="http://schemas.openxmlformats.org/markup-compatibility/2006">
+    <mc:Choice xmlns:c14="http://schemas.microsoft.com/office/drawing/2007/8/2/chart" Requires="c14">
+      <c14:style val="102"/>
+    </mc:Choice>
+    <mc:Fallback>
+      <c:style val="2"/>
+    </mc:Fallback>
+  </mc:AlternateContent>
+  <c:clrMapOvr bg1="lt1" tx1="dk1" bg2="lt2" tx2="dk2" accent1="accent1" accent2="accent2" accent3="accent3" accent4="accent4" accent5="accent5" accent6="accent6" hlink="hlink" folHlink="folHlink"/>
+  <c:chart>
+    <c:autoTitleDeleted val="1"/>
+    <c:view3D>
+      <c:rotX val="0"/>
+      <c:rotY val="20"/>
+      <c:rAngAx val="0"/>
+    </c:view3D>
+    <c:floor>
+      <c:thickness val="0"/>
+      <c:spPr>
+        <a:noFill/>
+        <a:ln>
+          <a:noFill/>
+        </a:ln>
+        <a:effectLst/>
+        <a:sp3d/>
+      </c:spPr>
+    </c:floor>
+    <c:sideWall>
+      <c:thickness val="0"/>
+      <c:spPr>
+        <a:noFill/>
+        <a:ln>
+          <a:noFill/>
+        </a:ln>
+        <a:effectLst/>
+        <a:sp3d/>
+      </c:spPr>
+    </c:sideWall>
+    <c:backWall>
+      <c:thickness val="0"/>
+      <c:spPr>
+        <a:noFill/>
+        <a:ln>
+          <a:noFill/>
+        </a:ln>
+        <a:effectLst/>
+        <a:sp3d/>
+      </c:spPr>
+    </c:backWall>
+    <c:plotArea>
+      <c:layout>
+        <c:manualLayout>
+          <c:layoutTarget val="inner"/>
+          <c:xMode val="edge"/>
+          <c:yMode val="edge"/>
+          <c:x val="4.2056847178031535E-2"/>
+          <c:y val="5.4547941502098414E-2"/>
+          <c:w val="0.86803763583713367"/>
+          <c:h val="0.77945653853085806"/>
+        </c:manualLayout>
+      </c:layout>
+      <c:bar3DChart>
+        <c:barDir val="col"/>
+        <c:grouping val="clustered"/>
+        <c:varyColors val="0"/>
+        <c:ser>
+          <c:idx val="0"/>
+          <c:order val="0"/>
+          <c:spPr>
+            <a:solidFill>
+              <a:srgbClr val="4472C4"/>
+            </a:solidFill>
+            <a:ln>
+              <a:noFill/>
+            </a:ln>
+            <a:effectLst/>
+            <a:sp3d/>
+          </c:spPr>
+          <c:invertIfNegative val="0"/>
+          <c:dLbls>
+            <c:spPr>
+              <a:noFill/>
+              <a:ln>
+                <a:noFill/>
+              </a:ln>
+              <a:effectLst/>
+            </c:spPr>
+            <c:txPr>
+              <a:bodyPr rot="0" spcFirstLastPara="1" vertOverflow="ellipsis" vert="horz" wrap="square" lIns="38100" tIns="19050" rIns="38100" bIns="19050" anchor="ctr" anchorCtr="1">
+                <a:spAutoFit/>
+              </a:bodyPr>
+              <a:lstStyle/>
+              <a:p>
+                <a:pPr>
+                  <a:defRPr sz="700" b="0" i="0" u="none" strike="noStrike" kern="1200" baseline="0">
+                    <a:solidFill>
+                      <a:schemeClr val="tx1">
+                        <a:lumMod val="75000"/>
+                        <a:lumOff val="25000"/>
+                      </a:schemeClr>
+                    </a:solidFill>
+                    <a:latin typeface="Arial" panose="020B0604020202020204" pitchFamily="34" charset="0"/>
+                    <a:ea typeface="+mn-ea"/>
+                    <a:cs typeface="Arial" panose="020B0604020202020204" pitchFamily="34" charset="0"/>
+                  </a:defRPr>
+                </a:pPr>
+                <a:endParaRPr lang="en-US"/>
+              </a:p>
+            </c:txPr>
+            <c:showLegendKey val="0"/>
+            <c:showVal val="1"/>
+            <c:showCatName val="0"/>
+            <c:showSerName val="0"/>
+            <c:showPercent val="0"/>
+            <c:showBubbleSize val="0"/>
+            <c:separator>
+</c:separator>
+            <c:showLeaderLines val="0"/>
+            <c:extLst>
+              <c:ext xmlns:c15="http://schemas.microsoft.com/office/drawing/2012/chart" uri="{CE6537A1-D6FC-4f65-9D91-7224C49458BB}">
+                <c15:showLeaderLines val="1"/>
+                <c15:leaderLines>
+                  <c:spPr>
+                    <a:ln w="9525" cap="flat" cmpd="sng" algn="ctr">
+                      <a:solidFill>
+                        <a:schemeClr val="tx1">
+                          <a:lumMod val="35000"/>
+                          <a:lumOff val="65000"/>
+                        </a:schemeClr>
+                      </a:solidFill>
+                      <a:round/>
+                    </a:ln>
+                    <a:effectLst/>
+                  </c:spPr>
+                </c15:leaderLines>
+              </c:ext>
+            </c:extLst>
+          </c:dLbls>
+          <c:cat>
+            <c:strRef>
+              <c:f>Молдаванки!$A$9:$A$18</c:f>
+              <c:strCache>
+                <c:ptCount val="10"/>
+                <c:pt idx="0">
+                  <c:v>19 лет</c:v>
+                </c:pt>
+                <c:pt idx="1">
+                  <c:v>21-25    лет</c:v>
+                </c:pt>
+                <c:pt idx="2">
+                  <c:v>26-30    лет</c:v>
+                </c:pt>
+                <c:pt idx="3">
+                  <c:v>31-35    лет</c:v>
+                </c:pt>
+                <c:pt idx="4">
+                  <c:v>36-40    лет</c:v>
+                </c:pt>
+                <c:pt idx="5">
+                  <c:v>41-45    лет</c:v>
+                </c:pt>
+                <c:pt idx="6">
+                  <c:v>46-50    лет</c:v>
+                </c:pt>
+                <c:pt idx="7">
+                  <c:v>51-55    лет</c:v>
+                </c:pt>
+                <c:pt idx="8">
+                  <c:v>56-60    лет</c:v>
+                </c:pt>
+                <c:pt idx="9">
+                  <c:v>61-65    лет</c:v>
+                </c:pt>
+              </c:strCache>
+            </c:strRef>
+          </c:cat>
+          <c:val>
+            <c:numRef>
+              <c:f>Молдаванки!$B$9:$B$18</c:f>
+              <c:numCache>
+                <c:formatCode>General</c:formatCode>
+                <c:ptCount val="10"/>
+                <c:pt idx="0">
+                  <c:v>1</c:v>
+                </c:pt>
+                <c:pt idx="1">
+                  <c:v>2</c:v>
+                </c:pt>
+                <c:pt idx="2">
+                  <c:v>1</c:v>
+                </c:pt>
+                <c:pt idx="3">
+                  <c:v>5</c:v>
+                </c:pt>
+                <c:pt idx="4">
+                  <c:v>7</c:v>
+                </c:pt>
+                <c:pt idx="5">
+                  <c:v>7</c:v>
+                </c:pt>
+                <c:pt idx="6">
+                  <c:v>8</c:v>
+                </c:pt>
+                <c:pt idx="7">
+                  <c:v>5</c:v>
+                </c:pt>
+                <c:pt idx="8">
+                  <c:v>3</c:v>
+                </c:pt>
+                <c:pt idx="9">
+                  <c:v>4</c:v>
+                </c:pt>
+              </c:numCache>
+            </c:numRef>
+          </c:val>
+          <c:extLst>
+            <c:ext xmlns:c16="http://schemas.microsoft.com/office/drawing/2014/chart" uri="{C3380CC4-5D6E-409C-BE32-E72D297353CC}">
+              <c16:uniqueId val="{00000000-0C67-4259-9AF5-0EA606B7BC5A}"/>
+            </c:ext>
+          </c:extLst>
+        </c:ser>
+        <c:dLbls>
+          <c:showLegendKey val="0"/>
+          <c:showVal val="0"/>
+          <c:showCatName val="0"/>
+          <c:showSerName val="0"/>
+          <c:showPercent val="0"/>
+          <c:showBubbleSize val="0"/>
+        </c:dLbls>
+        <c:gapWidth val="83"/>
+        <c:shape val="box"/>
+        <c:axId val="904673775"/>
+        <c:axId val="904655055"/>
+        <c:axId val="0"/>
+      </c:bar3DChart>
+      <c:catAx>
+        <c:axId val="904673775"/>
+        <c:scaling>
+          <c:orientation val="minMax"/>
+        </c:scaling>
+        <c:delete val="0"/>
+        <c:axPos val="b"/>
+        <c:numFmt formatCode="General" sourceLinked="1"/>
+        <c:majorTickMark val="out"/>
+        <c:minorTickMark val="none"/>
+        <c:tickLblPos val="nextTo"/>
+        <c:spPr>
+          <a:noFill/>
+          <a:ln w="9525" cap="flat" cmpd="sng" algn="ctr">
+            <a:solidFill>
+              <a:schemeClr val="tx1">
+                <a:lumMod val="15000"/>
+                <a:lumOff val="85000"/>
+              </a:schemeClr>
+            </a:solidFill>
+            <a:round/>
+          </a:ln>
+          <a:effectLst/>
+        </c:spPr>
+        <c:txPr>
+          <a:bodyPr rot="0" spcFirstLastPara="1" vertOverflow="ellipsis" wrap="square" anchor="ctr" anchorCtr="1"/>
+          <a:lstStyle/>
+          <a:p>
+            <a:pPr>
+              <a:defRPr sz="900" b="0" i="0" u="none" strike="noStrike" kern="1200" baseline="-10000">
+                <a:solidFill>
+                  <a:schemeClr val="tx1">
+                    <a:lumMod val="65000"/>
+                    <a:lumOff val="35000"/>
+                  </a:schemeClr>
+                </a:solidFill>
+                <a:latin typeface="Arial" panose="020B0604020202020204" pitchFamily="34" charset="0"/>
+                <a:ea typeface="+mn-ea"/>
+                <a:cs typeface="+mn-cs"/>
+              </a:defRPr>
+            </a:pPr>
+            <a:endParaRPr lang="en-US"/>
+          </a:p>
+        </c:txPr>
+        <c:crossAx val="904655055"/>
+        <c:crossesAt val="0"/>
+        <c:auto val="0"/>
+        <c:lblAlgn val="ctr"/>
+        <c:lblOffset val="100"/>
+        <c:noMultiLvlLbl val="0"/>
+      </c:catAx>
+      <c:valAx>
+        <c:axId val="904655055"/>
+        <c:scaling>
+          <c:orientation val="minMax"/>
+          <c:max val="8"/>
+          <c:min val="0"/>
+        </c:scaling>
+        <c:delete val="1"/>
+        <c:axPos val="l"/>
+        <c:numFmt formatCode="General" sourceLinked="1"/>
+        <c:majorTickMark val="out"/>
+        <c:minorTickMark val="none"/>
+        <c:tickLblPos val="nextTo"/>
+        <c:crossAx val="904673775"/>
+        <c:crosses val="autoZero"/>
+        <c:crossBetween val="between"/>
+        <c:majorUnit val="2"/>
+        <c:minorUnit val="1"/>
+      </c:valAx>
+      <c:spPr>
+        <a:noFill/>
+        <a:ln>
+          <a:noFill/>
+        </a:ln>
+        <a:effectLst/>
+      </c:spPr>
+    </c:plotArea>
+    <c:plotVisOnly val="1"/>
+    <c:dispBlanksAs val="gap"/>
+    <c:extLst>
+      <c:ext xmlns:c16r3="http://schemas.microsoft.com/office/drawing/2017/03/chart" uri="{56B9EC1D-385E-4148-901F-78D8002777C0}">
+        <c16r3:dataDisplayOptions16>
+          <c16r3:dispNaAsBlank val="1"/>
+        </c16r3:dataDisplayOptions16>
+      </c:ext>
+    </c:extLst>
+    <c:showDLblsOverMax val="0"/>
+  </c:chart>
+  <c:spPr>
+    <a:solidFill>
+      <a:schemeClr val="bg1"/>
+    </a:solidFill>
+    <a:ln w="9525" cap="flat" cmpd="sng" algn="ctr">
+      <a:solidFill>
+        <a:schemeClr val="tx1">
+          <a:lumMod val="15000"/>
+          <a:lumOff val="85000"/>
+        </a:schemeClr>
+      </a:solidFill>
+      <a:round/>
+    </a:ln>
+    <a:effectLst/>
+  </c:spPr>
+  <c:txPr>
+    <a:bodyPr/>
+    <a:lstStyle/>
+    <a:p>
+      <a:pPr>
+        <a:defRPr/>
+      </a:pPr>
+      <a:endParaRPr lang="en-US"/>
+    </a:p>
+  </c:txPr>
+  <c:externalData r:id="rId4">
+    <c:autoUpdate val="0"/>
+  </c:externalData>
+</c:chartSpace>
+</file>
+
+<file path=word/charts/colors1.xml><?xml version="1.0" encoding="utf-8"?>
+<cs:colorStyle xmlns:cs="http://schemas.microsoft.com/office/drawing/2012/chartStyle" xmlns:a="http://schemas.openxmlformats.org/drawingml/2006/main" meth="cycle" id="10">
+  <a:schemeClr val="accent1"/>
+  <a:schemeClr val="accent2"/>
+  <a:schemeClr val="accent3"/>
+  <a:schemeClr val="accent4"/>
+  <a:schemeClr val="accent5"/>
+  <a:schemeClr val="accent6"/>
+  <cs:variation/>
+  <cs:variation>
+    <a:lumMod val="60000"/>
+  </cs:variation>
+  <cs:variation>
+    <a:lumMod val="80000"/>
+    <a:lumOff val="20000"/>
+  </cs:variation>
+  <cs:variation>
+    <a:lumMod val="80000"/>
+  </cs:variation>
+  <cs:variation>
+    <a:lumMod val="60000"/>
+    <a:lumOff val="40000"/>
+  </cs:variation>
+  <cs:variation>
+    <a:lumMod val="50000"/>
+  </cs:variation>
+  <cs:variation>
+    <a:lumMod val="70000"/>
+    <a:lumOff val="30000"/>
+  </cs:variation>
+  <cs:variation>
+    <a:lumMod val="70000"/>
+  </cs:variation>
+  <cs:variation>
+    <a:lumMod val="50000"/>
+    <a:lumOff val="50000"/>
+  </cs:variation>
+</cs:colorStyle>
+</file>
+
+<file path=word/charts/colors2.xml><?xml version="1.0" encoding="utf-8"?>
+<cs:colorStyle xmlns:cs="http://schemas.microsoft.com/office/drawing/2012/chartStyle" xmlns:a="http://schemas.openxmlformats.org/drawingml/2006/main" meth="cycle" id="10">
+  <a:schemeClr val="accent1"/>
+  <a:schemeClr val="accent2"/>
+  <a:schemeClr val="accent3"/>
+  <a:schemeClr val="accent4"/>
+  <a:schemeClr val="accent5"/>
+  <a:schemeClr val="accent6"/>
+  <cs:variation/>
+  <cs:variation>
+    <a:lumMod val="60000"/>
+  </cs:variation>
+  <cs:variation>
+    <a:lumMod val="80000"/>
+    <a:lumOff val="20000"/>
+  </cs:variation>
+  <cs:variation>
+    <a:lumMod val="80000"/>
+  </cs:variation>
+  <cs:variation>
+    <a:lumMod val="60000"/>
+    <a:lumOff val="40000"/>
+  </cs:variation>
+  <cs:variation>
+    <a:lumMod val="50000"/>
+  </cs:variation>
+  <cs:variation>
+    <a:lumMod val="70000"/>
+    <a:lumOff val="30000"/>
+  </cs:variation>
+  <cs:variation>
+    <a:lumMod val="70000"/>
+  </cs:variation>
+  <cs:variation>
+    <a:lumMod val="50000"/>
+    <a:lumOff val="50000"/>
+  </cs:variation>
+</cs:colorStyle>
+</file>
+
+<file path=word/charts/style1.xml><?xml version="1.0" encoding="utf-8"?>
+<cs:chartStyle xmlns:cs="http://schemas.microsoft.com/office/drawing/2012/chartStyle" xmlns:a="http://schemas.openxmlformats.org/drawingml/2006/main" id="332">
+  <cs:axisTitle>
+    <cs:lnRef idx="0"/>
+    <cs:fillRef idx="0"/>
+    <cs:effectRef idx="0"/>
+    <cs:fontRef idx="minor">
+      <a:schemeClr val="tx1">
+        <a:lumMod val="65000"/>
+        <a:lumOff val="35000"/>
+      </a:schemeClr>
+    </cs:fontRef>
+    <cs:defRPr sz="1000" kern="1200"/>
+  </cs:axisTitle>
+  <cs:categoryAxis>
+    <cs:lnRef idx="0"/>
+    <cs:fillRef idx="0"/>
+    <cs:effectRef idx="0"/>
+    <cs:fontRef idx="minor">
+      <a:schemeClr val="tx1">
+        <a:lumMod val="65000"/>
+        <a:lumOff val="35000"/>
+      </a:schemeClr>
+    </cs:fontRef>
+    <cs:spPr>
+      <a:ln w="9525" cap="flat" cmpd="sng" algn="ctr">
+        <a:solidFill>
+          <a:schemeClr val="tx1">
+            <a:lumMod val="15000"/>
+            <a:lumOff val="85000"/>
+          </a:schemeClr>
+        </a:solidFill>
+        <a:round/>
+      </a:ln>
+    </cs:spPr>
+    <cs:defRPr sz="900" kern="1200"/>
+  </cs:categoryAxis>
+  <cs:chartArea mods="allowNoFillOverride allowNoLineOverride">
+    <cs:lnRef idx="0"/>
+    <cs:fillRef idx="0"/>
+    <cs:effectRef idx="0"/>
+    <cs:fontRef idx="minor">
+      <a:schemeClr val="tx1"/>
+    </cs:fontRef>
+    <cs:spPr>
+      <a:solidFill>
+        <a:schemeClr val="bg1"/>
+      </a:solidFill>
+      <a:ln w="9525" cap="flat" cmpd="sng" algn="ctr">
+        <a:solidFill>
+          <a:schemeClr val="tx1">
+            <a:lumMod val="15000"/>
+            <a:lumOff val="85000"/>
+          </a:schemeClr>
+        </a:solidFill>
+        <a:round/>
+      </a:ln>
+    </cs:spPr>
+    <cs:defRPr sz="1000" kern="1200"/>
+  </cs:chartArea>
+  <cs:dataLabel>
+    <cs:lnRef idx="0"/>
+    <cs:fillRef idx="0"/>
+    <cs:effectRef idx="0"/>
+    <cs:fontRef idx="minor">
+      <a:schemeClr val="tx1">
+        <a:lumMod val="75000"/>
+        <a:lumOff val="25000"/>
+      </a:schemeClr>
+    </cs:fontRef>
+    <cs:defRPr sz="900" kern="1200"/>
+  </cs:dataLabel>
+  <cs:dataLabelCallout>
+    <cs:lnRef idx="0"/>
+    <cs:fillRef idx="0"/>
+    <cs:effectRef idx="0"/>
+    <cs:fontRef idx="minor">
+      <a:schemeClr val="dk1">
+        <a:lumMod val="65000"/>
+        <a:lumOff val="35000"/>
+      </a:schemeClr>
+    </cs:fontRef>
+    <cs:spPr>
+      <a:solidFill>
+        <a:schemeClr val="lt1"/>
+      </a:solidFill>
+      <a:ln>
+        <a:solidFill>
+          <a:schemeClr val="dk1">
+            <a:lumMod val="25000"/>
+            <a:lumOff val="75000"/>
+          </a:schemeClr>
+        </a:solidFill>
+      </a:ln>
+    </cs:spPr>
+    <cs:defRPr sz="900" kern="1200"/>
+    <cs:bodyPr rot="0" spcFirstLastPara="1" vertOverflow="clip" horzOverflow="clip" vert="horz" wrap="square" lIns="36576" tIns="18288" rIns="36576" bIns="18288" anchor="ctr" anchorCtr="1">
+      <a:spAutoFit/>
+    </cs:bodyPr>
+  </cs:dataLabelCallout>
+  <cs:dataPoint>
+    <cs:lnRef idx="0"/>
+    <cs:fillRef idx="1">
+      <cs:styleClr val="auto"/>
+    </cs:fillRef>
+    <cs:effectRef idx="0"/>
+    <cs:fontRef idx="minor">
+      <a:schemeClr val="tx1"/>
+    </cs:fontRef>
+  </cs:dataPoint>
+  <cs:dataPoint3D>
+    <cs:lnRef idx="0"/>
+    <cs:fillRef idx="1">
+      <cs:styleClr val="auto"/>
+    </cs:fillRef>
+    <cs:effectRef idx="0"/>
+    <cs:fontRef idx="minor">
+      <a:schemeClr val="tx1"/>
+    </cs:fontRef>
+  </cs:dataPoint3D>
+  <cs:dataPointLine>
+    <cs:lnRef idx="0">
+      <cs:styleClr val="auto"/>
+    </cs:lnRef>
+    <cs:fillRef idx="1"/>
+    <cs:effectRef idx="0"/>
+    <cs:fontRef idx="minor">
+      <a:schemeClr val="tx1"/>
+    </cs:fontRef>
+    <cs:spPr>
+      <a:ln w="28575" cap="rnd">
+        <a:solidFill>
+          <a:schemeClr val="phClr"/>
+        </a:solidFill>
+        <a:round/>
+      </a:ln>
+    </cs:spPr>
+  </cs:dataPointLine>
+  <cs:dataPointMarker>
+    <cs:lnRef idx="0">
+      <cs:styleClr val="auto"/>
+    </cs:lnRef>
+    <cs:fillRef idx="1">
+      <cs:styleClr val="auto"/>
+    </cs:fillRef>
+    <cs:effectRef idx="0"/>
+    <cs:fontRef idx="minor">
+      <a:schemeClr val="tx1"/>
+    </cs:fontRef>
+    <cs:spPr>
+      <a:ln w="9525">
+        <a:solidFill>
+          <a:schemeClr val="phClr"/>
+        </a:solidFill>
+      </a:ln>
+    </cs:spPr>
+  </cs:dataPointMarker>
+  <cs:dataPointMarkerLayout symbol="circle" size="5"/>
+  <cs:dataPointWireframe>
+    <cs:lnRef idx="0">
+      <cs:styleClr val="auto"/>
+    </cs:lnRef>
+    <cs:fillRef idx="1"/>
+    <cs:effectRef idx="0"/>
+    <cs:fontRef idx="minor">
+      <a:schemeClr val="tx1"/>
+    </cs:fontRef>
+    <cs:spPr>
+      <a:ln w="9525" cap="rnd">
+        <a:solidFill>
+          <a:schemeClr val="phClr"/>
+        </a:solidFill>
+        <a:round/>
+      </a:ln>
+    </cs:spPr>
+  </cs:dataPointWireframe>
+  <cs:dataTable>
+    <cs:lnRef idx="0"/>
+    <cs:fillRef idx="0"/>
+    <cs:effectRef idx="0"/>
+    <cs:fontRef idx="minor">
+      <a:schemeClr val="tx1">
+        <a:lumMod val="65000"/>
+        <a:lumOff val="35000"/>
+      </a:schemeClr>
+    </cs:fontRef>
+    <cs:spPr>
+      <a:noFill/>
+      <a:ln w="9525" cap="flat" cmpd="sng" algn="ctr">
+        <a:solidFill>
+          <a:schemeClr val="tx1">
+            <a:lumMod val="15000"/>
+            <a:lumOff val="85000"/>
+          </a:schemeClr>
+        </a:solidFill>
+        <a:round/>
+      </a:ln>
+    </cs:spPr>
+    <cs:defRPr sz="900" kern="1200"/>
+  </cs:dataTable>
+  <cs:downBar>
+    <cs:lnRef idx="0"/>
+    <cs:fillRef idx="0"/>
+    <cs:effectRef idx="0"/>
+    <cs:fontRef idx="minor">
+      <a:schemeClr val="dk1"/>
+    </cs:fontRef>
+    <cs:spPr>
+      <a:solidFill>
+        <a:schemeClr val="dk1">
+          <a:lumMod val="65000"/>
+          <a:lumOff val="35000"/>
+        </a:schemeClr>
+      </a:solidFill>
+      <a:ln w="9525">
+        <a:solidFill>
+          <a:schemeClr val="tx1">
+            <a:lumMod val="65000"/>
+            <a:lumOff val="35000"/>
+          </a:schemeClr>
+        </a:solidFill>
+      </a:ln>
+    </cs:spPr>
+  </cs:downBar>
+  <cs:dropLine>
+    <cs:lnRef idx="0"/>
+    <cs:fillRef idx="0"/>
+    <cs:effectRef idx="0"/>
+    <cs:fontRef idx="minor">
+      <a:schemeClr val="tx1"/>
+    </cs:fontRef>
+    <cs:spPr>
+      <a:ln w="9525" cap="flat" cmpd="sng" algn="ctr">
+        <a:solidFill>
+          <a:schemeClr val="tx1">
+            <a:lumMod val="35000"/>
+            <a:lumOff val="65000"/>
+          </a:schemeClr>
+        </a:solidFill>
+        <a:round/>
+      </a:ln>
+    </cs:spPr>
+  </cs:dropLine>
+  <cs:errorBar>
+    <cs:lnRef idx="0"/>
+    <cs:fillRef idx="0"/>
+    <cs:effectRef idx="0"/>
+    <cs:fontRef idx="minor">
+      <a:schemeClr val="tx1"/>
+    </cs:fontRef>
+    <cs:spPr>
+      <a:ln w="9525" cap="flat" cmpd="sng" algn="ctr">
+        <a:solidFill>
+          <a:schemeClr val="tx1">
+            <a:lumMod val="65000"/>
+            <a:lumOff val="35000"/>
+          </a:schemeClr>
+        </a:solidFill>
+        <a:round/>
+      </a:ln>
+    </cs:spPr>
+  </cs:errorBar>
+  <cs:floor>
+    <cs:lnRef idx="0"/>
+    <cs:fillRef idx="0"/>
+    <cs:effectRef idx="0"/>
+    <cs:fontRef idx="minor">
+      <a:schemeClr val="tx1"/>
+    </cs:fontRef>
+    <cs:spPr>
+      <a:noFill/>
+      <a:ln>
+        <a:noFill/>
+      </a:ln>
+    </cs:spPr>
+  </cs:floor>
+  <cs:gridlineMajor>
+    <cs:lnRef idx="0"/>
+    <cs:fillRef idx="0"/>
+    <cs:effectRef idx="0"/>
+    <cs:fontRef idx="minor">
+      <a:schemeClr val="tx1"/>
+    </cs:fontRef>
+    <cs:spPr>
+      <a:ln w="9525" cap="flat" cmpd="sng" algn="ctr">
+        <a:solidFill>
+          <a:schemeClr val="tx1">
+            <a:lumMod val="15000"/>
+            <a:lumOff val="85000"/>
+          </a:schemeClr>
+        </a:solidFill>
+        <a:round/>
+      </a:ln>
+    </cs:spPr>
+  </cs:gridlineMajor>
+  <cs:gridlineMinor>
+    <cs:lnRef idx="0"/>
+    <cs:fillRef idx="0"/>
+    <cs:effectRef idx="0"/>
+    <cs:fontRef idx="minor">
+      <a:schemeClr val="tx1"/>
+    </cs:fontRef>
+    <cs:spPr>
+      <a:ln w="9525" cap="flat" cmpd="sng" algn="ctr">
+        <a:solidFill>
+          <a:schemeClr val="tx1">
+            <a:lumMod val="5000"/>
+            <a:lumOff val="95000"/>
+          </a:schemeClr>
+        </a:solidFill>
+        <a:round/>
+      </a:ln>
+    </cs:spPr>
+  </cs:gridlineMinor>
+  <cs:hiLoLine>
+    <cs:lnRef idx="0"/>
+    <cs:fillRef idx="0"/>
+    <cs:effectRef idx="0"/>
+    <cs:fontRef idx="minor">
+      <a:schemeClr val="tx1"/>
+    </cs:fontRef>
+    <cs:spPr>
+      <a:ln w="9525" cap="flat" cmpd="sng" algn="ctr">
+        <a:solidFill>
+          <a:schemeClr val="tx1">
+            <a:lumMod val="75000"/>
+            <a:lumOff val="25000"/>
+          </a:schemeClr>
+        </a:solidFill>
+        <a:round/>
+      </a:ln>
+    </cs:spPr>
+  </cs:hiLoLine>
+  <cs:leaderLine>
+    <cs:lnRef idx="0"/>
+    <cs:fillRef idx="0"/>
+    <cs:effectRef idx="0"/>
+    <cs:fontRef idx="minor">
+      <a:schemeClr val="tx1"/>
+    </cs:fontRef>
+    <cs:spPr>
+      <a:ln w="9525" cap="flat" cmpd="sng" algn="ctr">
+        <a:solidFill>
+          <a:schemeClr val="tx1">
+            <a:lumMod val="35000"/>
+            <a:lumOff val="65000"/>
+          </a:schemeClr>
+        </a:solidFill>
+        <a:round/>
+      </a:ln>
+    </cs:spPr>
+  </cs:leaderLine>
+  <cs:legend>
+    <cs:lnRef idx="0"/>
+    <cs:fillRef idx="0"/>
+    <cs:effectRef idx="0"/>
+    <cs:fontRef idx="minor">
+      <a:schemeClr val="tx1">
+        <a:lumMod val="65000"/>
+        <a:lumOff val="35000"/>
+      </a:schemeClr>
+    </cs:fontRef>
+    <cs:defRPr sz="900" kern="1200"/>
+  </cs:legend>
+  <cs:plotArea mods="allowNoFillOverride allowNoLineOverride">
+    <cs:lnRef idx="0"/>
+    <cs:fillRef idx="0"/>
+    <cs:effectRef idx="0"/>
+    <cs:fontRef idx="minor">
+      <a:schemeClr val="tx1"/>
+    </cs:fontRef>
+  </cs:plotArea>
+  <cs:plotArea3D mods="allowNoFillOverride allowNoLineOverride">
+    <cs:lnRef idx="0"/>
+    <cs:fillRef idx="0"/>
+    <cs:effectRef idx="0"/>
+    <cs:fontRef idx="minor">
+      <a:schemeClr val="tx1"/>
+    </cs:fontRef>
+  </cs:plotArea3D>
+  <cs:seriesAxis>
+    <cs:lnRef idx="0"/>
+    <cs:fillRef idx="0"/>
+    <cs:effectRef idx="0"/>
+    <cs:fontRef idx="minor">
+      <a:schemeClr val="tx1">
+        <a:lumMod val="65000"/>
+        <a:lumOff val="35000"/>
+      </a:schemeClr>
+    </cs:fontRef>
+    <cs:defRPr sz="900" kern="1200"/>
+  </cs:seriesAxis>
+  <cs:seriesLine>
+    <cs:lnRef idx="0"/>
+    <cs:fillRef idx="0"/>
+    <cs:effectRef idx="0"/>
+    <cs:fontRef idx="minor">
+      <a:schemeClr val="tx1"/>
+    </cs:fontRef>
+    <cs:spPr>
+      <a:ln w="9525" cap="flat" cmpd="sng" algn="ctr">
+        <a:solidFill>
+          <a:schemeClr val="tx1">
+            <a:lumMod val="35000"/>
+            <a:lumOff val="65000"/>
+          </a:schemeClr>
+        </a:solidFill>
+        <a:round/>
+      </a:ln>
+    </cs:spPr>
+  </cs:seriesLine>
+  <cs:title>
+    <cs:lnRef idx="0"/>
+    <cs:fillRef idx="0"/>
+    <cs:effectRef idx="0"/>
+    <cs:fontRef idx="minor">
+      <a:schemeClr val="tx1">
+        <a:lumMod val="65000"/>
+        <a:lumOff val="35000"/>
+      </a:schemeClr>
+    </cs:fontRef>
+    <cs:defRPr sz="1400" b="0" kern="1200" spc="0" baseline="0"/>
+  </cs:title>
+  <cs:trendline>
+    <cs:lnRef idx="0">
+      <cs:styleClr val="auto"/>
+    </cs:lnRef>
+    <cs:fillRef idx="0"/>
+    <cs:effectRef idx="0"/>
+    <cs:fontRef idx="minor">
+      <a:schemeClr val="tx1"/>
+    </cs:fontRef>
+    <cs:spPr>
+      <a:ln w="19050" cap="rnd">
+        <a:solidFill>
+          <a:schemeClr val="phClr"/>
+        </a:solidFill>
+        <a:prstDash val="sysDot"/>
+      </a:ln>
+    </cs:spPr>
+  </cs:trendline>
+  <cs:trendlineLabel>
+    <cs:lnRef idx="0"/>
+    <cs:fillRef idx="0"/>
+    <cs:effectRef idx="0"/>
+    <cs:fontRef idx="minor">
+      <a:schemeClr val="tx1">
+        <a:lumMod val="65000"/>
+        <a:lumOff val="35000"/>
+      </a:schemeClr>
+    </cs:fontRef>
+    <cs:defRPr sz="900" kern="1200"/>
+  </cs:trendlineLabel>
+  <cs:upBar>
+    <cs:lnRef idx="0"/>
+    <cs:fillRef idx="0"/>
+    <cs:effectRef idx="0"/>
+    <cs:fontRef idx="minor">
+      <a:schemeClr val="dk1"/>
+    </cs:fontRef>
+    <cs:spPr>
+      <a:solidFill>
+        <a:schemeClr val="lt1"/>
+      </a:solidFill>
+      <a:ln w="9525">
+        <a:solidFill>
+          <a:schemeClr val="tx1">
+            <a:lumMod val="15000"/>
+            <a:lumOff val="85000"/>
+          </a:schemeClr>
+        </a:solidFill>
+      </a:ln>
+    </cs:spPr>
+  </cs:upBar>
+  <cs:valueAxis>
+    <cs:lnRef idx="0"/>
+    <cs:fillRef idx="0"/>
+    <cs:effectRef idx="0"/>
+    <cs:fontRef idx="minor">
+      <a:schemeClr val="tx1">
+        <a:lumMod val="65000"/>
+        <a:lumOff val="35000"/>
+      </a:schemeClr>
+    </cs:fontRef>
+    <cs:defRPr sz="900" kern="1200"/>
+  </cs:valueAxis>
+  <cs:wall>
+    <cs:lnRef idx="0"/>
+    <cs:fillRef idx="0"/>
+    <cs:effectRef idx="0"/>
+    <cs:fontRef idx="minor">
+      <a:schemeClr val="tx1"/>
+    </cs:fontRef>
+    <cs:spPr>
+      <a:noFill/>
+      <a:ln>
+        <a:noFill/>
+      </a:ln>
+    </cs:spPr>
+  </cs:wall>
+</cs:chartStyle>
+</file>
+
+<file path=word/charts/style2.xml><?xml version="1.0" encoding="utf-8"?>
+<cs:chartStyle xmlns:cs="http://schemas.microsoft.com/office/drawing/2012/chartStyle" xmlns:a="http://schemas.openxmlformats.org/drawingml/2006/main" id="332">
+  <cs:axisTitle>
+    <cs:lnRef idx="0"/>
+    <cs:fillRef idx="0"/>
+    <cs:effectRef idx="0"/>
+    <cs:fontRef idx="minor">
+      <a:schemeClr val="tx1">
+        <a:lumMod val="65000"/>
+        <a:lumOff val="35000"/>
+      </a:schemeClr>
+    </cs:fontRef>
+    <cs:defRPr sz="1000" kern="1200"/>
+  </cs:axisTitle>
+  <cs:categoryAxis>
+    <cs:lnRef idx="0"/>
+    <cs:fillRef idx="0"/>
+    <cs:effectRef idx="0"/>
+    <cs:fontRef idx="minor">
+      <a:schemeClr val="tx1">
+        <a:lumMod val="65000"/>
+        <a:lumOff val="35000"/>
+      </a:schemeClr>
+    </cs:fontRef>
+    <cs:spPr>
+      <a:ln w="9525" cap="flat" cmpd="sng" algn="ctr">
+        <a:solidFill>
+          <a:schemeClr val="tx1">
+            <a:lumMod val="15000"/>
+            <a:lumOff val="85000"/>
+          </a:schemeClr>
+        </a:solidFill>
+        <a:round/>
+      </a:ln>
+    </cs:spPr>
+    <cs:defRPr sz="900" kern="1200"/>
+  </cs:categoryAxis>
+  <cs:chartArea mods="allowNoFillOverride allowNoLineOverride">
+    <cs:lnRef idx="0"/>
+    <cs:fillRef idx="0"/>
+    <cs:effectRef idx="0"/>
+    <cs:fontRef idx="minor">
+      <a:schemeClr val="tx1"/>
+    </cs:fontRef>
+    <cs:spPr>
+      <a:solidFill>
+        <a:schemeClr val="bg1"/>
+      </a:solidFill>
+      <a:ln w="9525" cap="flat" cmpd="sng" algn="ctr">
+        <a:solidFill>
+          <a:schemeClr val="tx1">
+            <a:lumMod val="15000"/>
+            <a:lumOff val="85000"/>
+          </a:schemeClr>
+        </a:solidFill>
+        <a:round/>
+      </a:ln>
+    </cs:spPr>
+    <cs:defRPr sz="1000" kern="1200"/>
+  </cs:chartArea>
+  <cs:dataLabel>
+    <cs:lnRef idx="0"/>
+    <cs:fillRef idx="0"/>
+    <cs:effectRef idx="0"/>
+    <cs:fontRef idx="minor">
+      <a:schemeClr val="tx1">
+        <a:lumMod val="75000"/>
+        <a:lumOff val="25000"/>
+      </a:schemeClr>
+    </cs:fontRef>
+    <cs:defRPr sz="900" kern="1200"/>
+  </cs:dataLabel>
+  <cs:dataLabelCallout>
+    <cs:lnRef idx="0"/>
+    <cs:fillRef idx="0"/>
+    <cs:effectRef idx="0"/>
+    <cs:fontRef idx="minor">
+      <a:schemeClr val="dk1">
+        <a:lumMod val="65000"/>
+        <a:lumOff val="35000"/>
+      </a:schemeClr>
+    </cs:fontRef>
+    <cs:spPr>
+      <a:solidFill>
+        <a:schemeClr val="lt1"/>
+      </a:solidFill>
+      <a:ln>
+        <a:solidFill>
+          <a:schemeClr val="dk1">
+            <a:lumMod val="25000"/>
+            <a:lumOff val="75000"/>
+          </a:schemeClr>
+        </a:solidFill>
+      </a:ln>
+    </cs:spPr>
+    <cs:defRPr sz="900" kern="1200"/>
+    <cs:bodyPr rot="0" spcFirstLastPara="1" vertOverflow="clip" horzOverflow="clip" vert="horz" wrap="square" lIns="36576" tIns="18288" rIns="36576" bIns="18288" anchor="ctr" anchorCtr="1">
+      <a:spAutoFit/>
+    </cs:bodyPr>
+  </cs:dataLabelCallout>
+  <cs:dataPoint>
+    <cs:lnRef idx="0"/>
+    <cs:fillRef idx="1">
+      <cs:styleClr val="auto"/>
+    </cs:fillRef>
+    <cs:effectRef idx="0"/>
+    <cs:fontRef idx="minor">
+      <a:schemeClr val="tx1"/>
+    </cs:fontRef>
+  </cs:dataPoint>
+  <cs:dataPoint3D>
+    <cs:lnRef idx="0"/>
+    <cs:fillRef idx="1">
+      <cs:styleClr val="auto"/>
+    </cs:fillRef>
+    <cs:effectRef idx="0"/>
+    <cs:fontRef idx="minor">
+      <a:schemeClr val="tx1"/>
+    </cs:fontRef>
+  </cs:dataPoint3D>
+  <cs:dataPointLine>
+    <cs:lnRef idx="0">
+      <cs:styleClr val="auto"/>
+    </cs:lnRef>
+    <cs:fillRef idx="1"/>
+    <cs:effectRef idx="0"/>
+    <cs:fontRef idx="minor">
+      <a:schemeClr val="tx1"/>
+    </cs:fontRef>
+    <cs:spPr>
+      <a:ln w="28575" cap="rnd">
+        <a:solidFill>
+          <a:schemeClr val="phClr"/>
+        </a:solidFill>
+        <a:round/>
+      </a:ln>
+    </cs:spPr>
+  </cs:dataPointLine>
+  <cs:dataPointMarker>
+    <cs:lnRef idx="0">
+      <cs:styleClr val="auto"/>
+    </cs:lnRef>
+    <cs:fillRef idx="1">
+      <cs:styleClr val="auto"/>
+    </cs:fillRef>
+    <cs:effectRef idx="0"/>
+    <cs:fontRef idx="minor">
+      <a:schemeClr val="tx1"/>
+    </cs:fontRef>
+    <cs:spPr>
+      <a:ln w="9525">
+        <a:solidFill>
+          <a:schemeClr val="phClr"/>
+        </a:solidFill>
+      </a:ln>
+    </cs:spPr>
+  </cs:dataPointMarker>
+  <cs:dataPointMarkerLayout symbol="circle" size="5"/>
+  <cs:dataPointWireframe>
+    <cs:lnRef idx="0">
+      <cs:styleClr val="auto"/>
+    </cs:lnRef>
+    <cs:fillRef idx="1"/>
+    <cs:effectRef idx="0"/>
+    <cs:fontRef idx="minor">
+      <a:schemeClr val="tx1"/>
+    </cs:fontRef>
+    <cs:spPr>
+      <a:ln w="9525" cap="rnd">
+        <a:solidFill>
+          <a:schemeClr val="phClr"/>
+        </a:solidFill>
+        <a:round/>
+      </a:ln>
+    </cs:spPr>
+  </cs:dataPointWireframe>
+  <cs:dataTable>
+    <cs:lnRef idx="0"/>
+    <cs:fillRef idx="0"/>
+    <cs:effectRef idx="0"/>
+    <cs:fontRef idx="minor">
+      <a:schemeClr val="tx1">
+        <a:lumMod val="65000"/>
+        <a:lumOff val="35000"/>
+      </a:schemeClr>
+    </cs:fontRef>
+    <cs:spPr>
+      <a:noFill/>
+      <a:ln w="9525" cap="flat" cmpd="sng" algn="ctr">
+        <a:solidFill>
+          <a:schemeClr val="tx1">
+            <a:lumMod val="15000"/>
+            <a:lumOff val="85000"/>
+          </a:schemeClr>
+        </a:solidFill>
+        <a:round/>
+      </a:ln>
+    </cs:spPr>
+    <cs:defRPr sz="900" kern="1200"/>
+  </cs:dataTable>
+  <cs:downBar>
+    <cs:lnRef idx="0"/>
+    <cs:fillRef idx="0"/>
+    <cs:effectRef idx="0"/>
+    <cs:fontRef idx="minor">
+      <a:schemeClr val="dk1"/>
+    </cs:fontRef>
+    <cs:spPr>
+      <a:solidFill>
+        <a:schemeClr val="dk1">
+          <a:lumMod val="65000"/>
+          <a:lumOff val="35000"/>
+        </a:schemeClr>
+      </a:solidFill>
+      <a:ln w="9525">
+        <a:solidFill>
+          <a:schemeClr val="tx1">
+            <a:lumMod val="65000"/>
+            <a:lumOff val="35000"/>
+          </a:schemeClr>
+        </a:solidFill>
+      </a:ln>
+    </cs:spPr>
+  </cs:downBar>
+  <cs:dropLine>
+    <cs:lnRef idx="0"/>
+    <cs:fillRef idx="0"/>
+    <cs:effectRef idx="0"/>
+    <cs:fontRef idx="minor">
+      <a:schemeClr val="tx1"/>
+    </cs:fontRef>
+    <cs:spPr>
+      <a:ln w="9525" cap="flat" cmpd="sng" algn="ctr">
+        <a:solidFill>
+          <a:schemeClr val="tx1">
+            <a:lumMod val="35000"/>
+            <a:lumOff val="65000"/>
+          </a:schemeClr>
+        </a:solidFill>
+        <a:round/>
+      </a:ln>
+    </cs:spPr>
+  </cs:dropLine>
+  <cs:errorBar>
+    <cs:lnRef idx="0"/>
+    <cs:fillRef idx="0"/>
+    <cs:effectRef idx="0"/>
+    <cs:fontRef idx="minor">
+      <a:schemeClr val="tx1"/>
+    </cs:fontRef>
+    <cs:spPr>
+      <a:ln w="9525" cap="flat" cmpd="sng" algn="ctr">
+        <a:solidFill>
+          <a:schemeClr val="tx1">
+            <a:lumMod val="65000"/>
+            <a:lumOff val="35000"/>
+          </a:schemeClr>
+        </a:solidFill>
+        <a:round/>
+      </a:ln>
+    </cs:spPr>
+  </cs:errorBar>
+  <cs:floor>
+    <cs:lnRef idx="0"/>
+    <cs:fillRef idx="0"/>
+    <cs:effectRef idx="0"/>
+    <cs:fontRef idx="minor">
+      <a:schemeClr val="tx1"/>
+    </cs:fontRef>
+    <cs:spPr>
+      <a:noFill/>
+      <a:ln>
+        <a:noFill/>
+      </a:ln>
+    </cs:spPr>
+  </cs:floor>
+  <cs:gridlineMajor>
+    <cs:lnRef idx="0"/>
+    <cs:fillRef idx="0"/>
+    <cs:effectRef idx="0"/>
+    <cs:fontRef idx="minor">
+      <a:schemeClr val="tx1"/>
+    </cs:fontRef>
+    <cs:spPr>
+      <a:ln w="9525" cap="flat" cmpd="sng" algn="ctr">
+        <a:solidFill>
+          <a:schemeClr val="tx1">
+            <a:lumMod val="15000"/>
+            <a:lumOff val="85000"/>
+          </a:schemeClr>
+        </a:solidFill>
+        <a:round/>
+      </a:ln>
+    </cs:spPr>
+  </cs:gridlineMajor>
+  <cs:gridlineMinor>
+    <cs:lnRef idx="0"/>
+    <cs:fillRef idx="0"/>
+    <cs:effectRef idx="0"/>
+    <cs:fontRef idx="minor">
+      <a:schemeClr val="tx1"/>
+    </cs:fontRef>
+    <cs:spPr>
+      <a:ln w="9525" cap="flat" cmpd="sng" algn="ctr">
+        <a:solidFill>
+          <a:schemeClr val="tx1">
+            <a:lumMod val="5000"/>
+            <a:lumOff val="95000"/>
+          </a:schemeClr>
+        </a:solidFill>
+        <a:round/>
+      </a:ln>
+    </cs:spPr>
+  </cs:gridlineMinor>
+  <cs:hiLoLine>
+    <cs:lnRef idx="0"/>
+    <cs:fillRef idx="0"/>
+    <cs:effectRef idx="0"/>
+    <cs:fontRef idx="minor">
+      <a:schemeClr val="tx1"/>
+    </cs:fontRef>
+    <cs:spPr>
+      <a:ln w="9525" cap="flat" cmpd="sng" algn="ctr">
+        <a:solidFill>
+          <a:schemeClr val="tx1">
+            <a:lumMod val="75000"/>
+            <a:lumOff val="25000"/>
+          </a:schemeClr>
+        </a:solidFill>
+        <a:round/>
+      </a:ln>
+    </cs:spPr>
+  </cs:hiLoLine>
+  <cs:leaderLine>
+    <cs:lnRef idx="0"/>
+    <cs:fillRef idx="0"/>
+    <cs:effectRef idx="0"/>
+    <cs:fontRef idx="minor">
+      <a:schemeClr val="tx1"/>
+    </cs:fontRef>
+    <cs:spPr>
+      <a:ln w="9525" cap="flat" cmpd="sng" algn="ctr">
+        <a:solidFill>
+          <a:schemeClr val="tx1">
+            <a:lumMod val="35000"/>
+            <a:lumOff val="65000"/>
+          </a:schemeClr>
+        </a:solidFill>
+        <a:round/>
+      </a:ln>
+    </cs:spPr>
+  </cs:leaderLine>
+  <cs:legend>
+    <cs:lnRef idx="0"/>
+    <cs:fillRef idx="0"/>
+    <cs:effectRef idx="0"/>
+    <cs:fontRef idx="minor">
+      <a:schemeClr val="tx1">
+        <a:lumMod val="65000"/>
+        <a:lumOff val="35000"/>
+      </a:schemeClr>
+    </cs:fontRef>
+    <cs:defRPr sz="900" kern="1200"/>
+  </cs:legend>
+  <cs:plotArea mods="allowNoFillOverride allowNoLineOverride">
+    <cs:lnRef idx="0"/>
+    <cs:fillRef idx="0"/>
+    <cs:effectRef idx="0"/>
+    <cs:fontRef idx="minor">
+      <a:schemeClr val="tx1"/>
+    </cs:fontRef>
+  </cs:plotArea>
+  <cs:plotArea3D mods="allowNoFillOverride allowNoLineOverride">
+    <cs:lnRef idx="0"/>
+    <cs:fillRef idx="0"/>
+    <cs:effectRef idx="0"/>
+    <cs:fontRef idx="minor">
+      <a:schemeClr val="tx1"/>
+    </cs:fontRef>
+  </cs:plotArea3D>
+  <cs:seriesAxis>
+    <cs:lnRef idx="0"/>
+    <cs:fillRef idx="0"/>
+    <cs:effectRef idx="0"/>
+    <cs:fontRef idx="minor">
+      <a:schemeClr val="tx1">
+        <a:lumMod val="65000"/>
+        <a:lumOff val="35000"/>
+      </a:schemeClr>
+    </cs:fontRef>
+    <cs:defRPr sz="900" kern="1200"/>
+  </cs:seriesAxis>
+  <cs:seriesLine>
+    <cs:lnRef idx="0"/>
+    <cs:fillRef idx="0"/>
+    <cs:effectRef idx="0"/>
+    <cs:fontRef idx="minor">
+      <a:schemeClr val="tx1"/>
+    </cs:fontRef>
+    <cs:spPr>
+      <a:ln w="9525" cap="flat" cmpd="sng" algn="ctr">
+        <a:solidFill>
+          <a:schemeClr val="tx1">
+            <a:lumMod val="35000"/>
+            <a:lumOff val="65000"/>
+          </a:schemeClr>
+        </a:solidFill>
+        <a:round/>
+      </a:ln>
+    </cs:spPr>
+  </cs:seriesLine>
+  <cs:title>
+    <cs:lnRef idx="0"/>
+    <cs:fillRef idx="0"/>
+    <cs:effectRef idx="0"/>
+    <cs:fontRef idx="minor">
+      <a:schemeClr val="tx1">
+        <a:lumMod val="65000"/>
+        <a:lumOff val="35000"/>
+      </a:schemeClr>
+    </cs:fontRef>
+    <cs:defRPr sz="1400" b="0" kern="1200" spc="0" baseline="0"/>
+  </cs:title>
+  <cs:trendline>
+    <cs:lnRef idx="0">
+      <cs:styleClr val="auto"/>
+    </cs:lnRef>
+    <cs:fillRef idx="0"/>
+    <cs:effectRef idx="0"/>
+    <cs:fontRef idx="minor">
+      <a:schemeClr val="tx1"/>
+    </cs:fontRef>
+    <cs:spPr>
+      <a:ln w="19050" cap="rnd">
+        <a:solidFill>
+          <a:schemeClr val="phClr"/>
+        </a:solidFill>
+        <a:prstDash val="sysDot"/>
+      </a:ln>
+    </cs:spPr>
+  </cs:trendline>
+  <cs:trendlineLabel>
+    <cs:lnRef idx="0"/>
+    <cs:fillRef idx="0"/>
+    <cs:effectRef idx="0"/>
+    <cs:fontRef idx="minor">
+      <a:schemeClr val="tx1">
+        <a:lumMod val="65000"/>
+        <a:lumOff val="35000"/>
+      </a:schemeClr>
+    </cs:fontRef>
+    <cs:defRPr sz="900" kern="1200"/>
+  </cs:trendlineLabel>
+  <cs:upBar>
+    <cs:lnRef idx="0"/>
+    <cs:fillRef idx="0"/>
+    <cs:effectRef idx="0"/>
+    <cs:fontRef idx="minor">
+      <a:schemeClr val="dk1"/>
+    </cs:fontRef>
+    <cs:spPr>
+      <a:solidFill>
+        <a:schemeClr val="lt1"/>
+      </a:solidFill>
+      <a:ln w="9525">
+        <a:solidFill>
+          <a:schemeClr val="tx1">
+            <a:lumMod val="15000"/>
+            <a:lumOff val="85000"/>
+          </a:schemeClr>
+        </a:solidFill>
+      </a:ln>
+    </cs:spPr>
+  </cs:upBar>
+  <cs:valueAxis>
+    <cs:lnRef idx="0"/>
+    <cs:fillRef idx="0"/>
+    <cs:effectRef idx="0"/>
+    <cs:fontRef idx="minor">
+      <a:schemeClr val="tx1">
+        <a:lumMod val="65000"/>
+        <a:lumOff val="35000"/>
+      </a:schemeClr>
+    </cs:fontRef>
+    <cs:defRPr sz="900" kern="1200"/>
+  </cs:valueAxis>
+  <cs:wall>
+    <cs:lnRef idx="0"/>
+    <cs:fillRef idx="0"/>
+    <cs:effectRef idx="0"/>
+    <cs:fontRef idx="minor">
+      <a:schemeClr val="tx1"/>
+    </cs:fontRef>
+    <cs:spPr>
+      <a:noFill/>
+      <a:ln>
+        <a:noFill/>
+      </a:ln>
+    </cs:spPr>
+  </cs:wall>
+</cs:chartStyle>
+</file>
+
 <file path=word/theme/theme1.xml><?xml version="1.0" encoding="utf-8"?>
 <a:theme xmlns:a="http://schemas.openxmlformats.org/drawingml/2006/main" name="Office Theme">
   <a:themeElements>
@@ -18681,4 +20097,290 @@
     </a:ext>
   </a:extLst>
 </a:theme>
+</file>
+
+<file path=word/theme/themeOverride1.xml><?xml version="1.0" encoding="utf-8"?>
+<a:themeOverride xmlns:a="http://schemas.openxmlformats.org/drawingml/2006/main">
+  <a:clrScheme name="Office">
+    <a:dk1>
+      <a:sysClr val="windowText" lastClr="000000"/>
+    </a:dk1>
+    <a:lt1>
+      <a:sysClr val="window" lastClr="FFFFFF"/>
+    </a:lt1>
+    <a:dk2>
+      <a:srgbClr val="44546A"/>
+    </a:dk2>
+    <a:lt2>
+      <a:srgbClr val="E7E6E6"/>
+    </a:lt2>
+    <a:accent1>
+      <a:srgbClr val="4472C4"/>
+    </a:accent1>
+    <a:accent2>
+      <a:srgbClr val="ED7D31"/>
+    </a:accent2>
+    <a:accent3>
+      <a:srgbClr val="A5A5A5"/>
+    </a:accent3>
+    <a:accent4>
+      <a:srgbClr val="FFC000"/>
+    </a:accent4>
+    <a:accent5>
+      <a:srgbClr val="5B9BD5"/>
+    </a:accent5>
+    <a:accent6>
+      <a:srgbClr val="70AD47"/>
+    </a:accent6>
+    <a:hlink>
+      <a:srgbClr val="0563C1"/>
+    </a:hlink>
+    <a:folHlink>
+      <a:srgbClr val="954F72"/>
+    </a:folHlink>
+  </a:clrScheme>
+  <a:fontScheme name="Office">
+    <a:majorFont>
+      <a:latin typeface="Calibri Light" panose="020F0302020204030204"/>
+      <a:ea typeface=""/>
+      <a:cs typeface=""/>
+      <a:font script="Jpan" typeface="游ゴシック Light"/>
+      <a:font script="Hang" typeface="맑은 고딕"/>
+      <a:font script="Hans" typeface="等线 Light"/>
+      <a:font script="Hant" typeface="新細明體"/>
+      <a:font script="Arab" typeface="Times New Roman"/>
+      <a:font script="Hebr" typeface="Times New Roman"/>
+      <a:font script="Thai" typeface="Tahoma"/>
+      <a:font script="Ethi" typeface="Nyala"/>
+      <a:font script="Beng" typeface="Vrinda"/>
+      <a:font script="Gujr" typeface="Shruti"/>
+      <a:font script="Khmr" typeface="MoolBoran"/>
+      <a:font script="Knda" typeface="Tunga"/>
+      <a:font script="Guru" typeface="Raavi"/>
+      <a:font script="Cans" typeface="Euphemia"/>
+      <a:font script="Cher" typeface="Plantagenet Cherokee"/>
+      <a:font script="Yiii" typeface="Microsoft Yi Baiti"/>
+      <a:font script="Tibt" typeface="Microsoft Himalaya"/>
+      <a:font script="Thaa" typeface="MV Boli"/>
+      <a:font script="Deva" typeface="Mangal"/>
+      <a:font script="Telu" typeface="Gautami"/>
+      <a:font script="Taml" typeface="Latha"/>
+      <a:font script="Syrc" typeface="Estrangelo Edessa"/>
+      <a:font script="Orya" typeface="Kalinga"/>
+      <a:font script="Mlym" typeface="Kartika"/>
+      <a:font script="Laoo" typeface="DokChampa"/>
+      <a:font script="Sinh" typeface="Iskoola Pota"/>
+      <a:font script="Mong" typeface="Mongolian Baiti"/>
+      <a:font script="Viet" typeface="Times New Roman"/>
+      <a:font script="Uigh" typeface="Microsoft Uighur"/>
+      <a:font script="Geor" typeface="Sylfaen"/>
+      <a:font script="Armn" typeface="Arial"/>
+      <a:font script="Bugi" typeface="Leelawadee UI"/>
+      <a:font script="Bopo" typeface="Microsoft JhengHei"/>
+      <a:font script="Java" typeface="Javanese Text"/>
+      <a:font script="Lisu" typeface="Segoe UI"/>
+      <a:font script="Mymr" typeface="Myanmar Text"/>
+      <a:font script="Nkoo" typeface="Ebrima"/>
+      <a:font script="Olck" typeface="Nirmala UI"/>
+      <a:font script="Osma" typeface="Ebrima"/>
+      <a:font script="Phag" typeface="Phagspa"/>
+      <a:font script="Syrn" typeface="Estrangelo Edessa"/>
+      <a:font script="Syrj" typeface="Estrangelo Edessa"/>
+      <a:font script="Syre" typeface="Estrangelo Edessa"/>
+      <a:font script="Sora" typeface="Nirmala UI"/>
+      <a:font script="Tale" typeface="Microsoft Tai Le"/>
+      <a:font script="Talu" typeface="Microsoft New Tai Lue"/>
+      <a:font script="Tfng" typeface="Ebrima"/>
+    </a:majorFont>
+    <a:minorFont>
+      <a:latin typeface="Calibri" panose="020F0502020204030204"/>
+      <a:ea typeface=""/>
+      <a:cs typeface=""/>
+      <a:font script="Jpan" typeface="游ゴシック"/>
+      <a:font script="Hang" typeface="맑은 고딕"/>
+      <a:font script="Hans" typeface="等线"/>
+      <a:font script="Hant" typeface="新細明體"/>
+      <a:font script="Arab" typeface="Arial"/>
+      <a:font script="Hebr" typeface="Arial"/>
+      <a:font script="Thai" typeface="Tahoma"/>
+      <a:font script="Ethi" typeface="Nyala"/>
+      <a:font script="Beng" typeface="Vrinda"/>
+      <a:font script="Gujr" typeface="Shruti"/>
+      <a:font script="Khmr" typeface="DaunPenh"/>
+      <a:font script="Knda" typeface="Tunga"/>
+      <a:font script="Guru" typeface="Raavi"/>
+      <a:font script="Cans" typeface="Euphemia"/>
+      <a:font script="Cher" typeface="Plantagenet Cherokee"/>
+      <a:font script="Yiii" typeface="Microsoft Yi Baiti"/>
+      <a:font script="Tibt" typeface="Microsoft Himalaya"/>
+      <a:font script="Thaa" typeface="MV Boli"/>
+      <a:font script="Deva" typeface="Mangal"/>
+      <a:font script="Telu" typeface="Gautami"/>
+      <a:font script="Taml" typeface="Latha"/>
+      <a:font script="Syrc" typeface="Estrangelo Edessa"/>
+      <a:font script="Orya" typeface="Kalinga"/>
+      <a:font script="Mlym" typeface="Kartika"/>
+      <a:font script="Laoo" typeface="DokChampa"/>
+      <a:font script="Sinh" typeface="Iskoola Pota"/>
+      <a:font script="Mong" typeface="Mongolian Baiti"/>
+      <a:font script="Viet" typeface="Arial"/>
+      <a:font script="Uigh" typeface="Microsoft Uighur"/>
+      <a:font script="Geor" typeface="Sylfaen"/>
+      <a:font script="Armn" typeface="Arial"/>
+      <a:font script="Bugi" typeface="Leelawadee UI"/>
+      <a:font script="Bopo" typeface="Microsoft JhengHei"/>
+      <a:font script="Java" typeface="Javanese Text"/>
+      <a:font script="Lisu" typeface="Segoe UI"/>
+      <a:font script="Mymr" typeface="Myanmar Text"/>
+      <a:font script="Nkoo" typeface="Ebrima"/>
+      <a:font script="Olck" typeface="Nirmala UI"/>
+      <a:font script="Osma" typeface="Ebrima"/>
+      <a:font script="Phag" typeface="Phagspa"/>
+      <a:font script="Syrn" typeface="Estrangelo Edessa"/>
+      <a:font script="Syrj" typeface="Estrangelo Edessa"/>
+      <a:font script="Syre" typeface="Estrangelo Edessa"/>
+      <a:font script="Sora" typeface="Nirmala UI"/>
+      <a:font script="Tale" typeface="Microsoft Tai Le"/>
+      <a:font script="Talu" typeface="Microsoft New Tai Lue"/>
+      <a:font script="Tfng" typeface="Ebrima"/>
+    </a:minorFont>
+  </a:fontScheme>
+  <a:fmtScheme name="Office">
+    <a:fillStyleLst>
+      <a:solidFill>
+        <a:schemeClr val="phClr"/>
+      </a:solidFill>
+      <a:gradFill rotWithShape="1">
+        <a:gsLst>
+          <a:gs pos="0">
+            <a:schemeClr val="phClr">
+              <a:lumMod val="110000"/>
+              <a:satMod val="105000"/>
+              <a:tint val="67000"/>
+            </a:schemeClr>
+          </a:gs>
+          <a:gs pos="50000">
+            <a:schemeClr val="phClr">
+              <a:lumMod val="105000"/>
+              <a:satMod val="103000"/>
+              <a:tint val="73000"/>
+            </a:schemeClr>
+          </a:gs>
+          <a:gs pos="100000">
+            <a:schemeClr val="phClr">
+              <a:lumMod val="105000"/>
+              <a:satMod val="109000"/>
+              <a:tint val="81000"/>
+            </a:schemeClr>
+          </a:gs>
+        </a:gsLst>
+        <a:lin ang="5400000" scaled="0"/>
+      </a:gradFill>
+      <a:gradFill rotWithShape="1">
+        <a:gsLst>
+          <a:gs pos="0">
+            <a:schemeClr val="phClr">
+              <a:satMod val="103000"/>
+              <a:lumMod val="102000"/>
+              <a:tint val="94000"/>
+            </a:schemeClr>
+          </a:gs>
+          <a:gs pos="50000">
+            <a:schemeClr val="phClr">
+              <a:satMod val="110000"/>
+              <a:lumMod val="100000"/>
+              <a:shade val="100000"/>
+            </a:schemeClr>
+          </a:gs>
+          <a:gs pos="100000">
+            <a:schemeClr val="phClr">
+              <a:lumMod val="99000"/>
+              <a:satMod val="120000"/>
+              <a:shade val="78000"/>
+            </a:schemeClr>
+          </a:gs>
+        </a:gsLst>
+        <a:lin ang="5400000" scaled="0"/>
+      </a:gradFill>
+    </a:fillStyleLst>
+    <a:lnStyleLst>
+      <a:ln w="6350" cap="flat" cmpd="sng" algn="ctr">
+        <a:solidFill>
+          <a:schemeClr val="phClr"/>
+        </a:solidFill>
+        <a:prstDash val="solid"/>
+        <a:miter lim="800000"/>
+      </a:ln>
+      <a:ln w="12700" cap="flat" cmpd="sng" algn="ctr">
+        <a:solidFill>
+          <a:schemeClr val="phClr"/>
+        </a:solidFill>
+        <a:prstDash val="solid"/>
+        <a:miter lim="800000"/>
+      </a:ln>
+      <a:ln w="19050" cap="flat" cmpd="sng" algn="ctr">
+        <a:solidFill>
+          <a:schemeClr val="phClr"/>
+        </a:solidFill>
+        <a:prstDash val="solid"/>
+        <a:miter lim="800000"/>
+      </a:ln>
+    </a:lnStyleLst>
+    <a:effectStyleLst>
+      <a:effectStyle>
+        <a:effectLst/>
+      </a:effectStyle>
+      <a:effectStyle>
+        <a:effectLst/>
+      </a:effectStyle>
+      <a:effectStyle>
+        <a:effectLst>
+          <a:outerShdw blurRad="57150" dist="19050" dir="5400000" algn="ctr" rotWithShape="0">
+            <a:srgbClr val="000000">
+              <a:alpha val="63000"/>
+            </a:srgbClr>
+          </a:outerShdw>
+        </a:effectLst>
+      </a:effectStyle>
+    </a:effectStyleLst>
+    <a:bgFillStyleLst>
+      <a:solidFill>
+        <a:schemeClr val="phClr"/>
+      </a:solidFill>
+      <a:solidFill>
+        <a:schemeClr val="phClr">
+          <a:tint val="95000"/>
+          <a:satMod val="170000"/>
+        </a:schemeClr>
+      </a:solidFill>
+      <a:gradFill rotWithShape="1">
+        <a:gsLst>
+          <a:gs pos="0">
+            <a:schemeClr val="phClr">
+              <a:tint val="93000"/>
+              <a:satMod val="150000"/>
+              <a:shade val="98000"/>
+              <a:lumMod val="102000"/>
+            </a:schemeClr>
+          </a:gs>
+          <a:gs pos="50000">
+            <a:schemeClr val="phClr">
+              <a:tint val="98000"/>
+              <a:satMod val="130000"/>
+              <a:shade val="90000"/>
+              <a:lumMod val="103000"/>
+            </a:schemeClr>
+          </a:gs>
+          <a:gs pos="100000">
+            <a:schemeClr val="phClr">
+              <a:shade val="63000"/>
+              <a:satMod val="120000"/>
+            </a:schemeClr>
+          </a:gs>
+        </a:gsLst>
+        <a:lin ang="5400000" scaled="0"/>
+      </a:gradFill>
+    </a:bgFillStyleLst>
+  </a:fmtScheme>
+</a:themeOverride>
 </file>
--- a/docs/BYNATIONALITY/Молдаванки_и_Румынки.docx
+++ b/docs/BYNATIONALITY/Молдаванки_и_Румынки.docx
@@ -579,208 +579,6 @@
               <w:t>омохозяйка – 3; БОЗ – 2; колхозница/крестьянка-единоличница – 7.</w:t>
             </w:r>
           </w:p>
-          <w:p>
-            <w:pPr>
-              <w:rPr>
-                <w:rFonts w:ascii="Arial" w:hAnsi="Arial" w:cs="Arial"/>
-                <w:sz w:val="16"/>
-                <w:szCs w:val="16"/>
-                <w:lang w:val="ru-RU"/>
-              </w:rPr>
-            </w:pPr>
-          </w:p>
-          <w:p>
-            <w:pPr>
-              <w:rPr>
-                <w:rFonts w:ascii="Arial" w:hAnsi="Arial" w:cs="Arial"/>
-                <w:sz w:val="16"/>
-                <w:szCs w:val="16"/>
-                <w:lang w:val="ru-RU"/>
-              </w:rPr>
-            </w:pPr>
-          </w:p>
-          <w:p>
-            <w:pPr>
-              <w:jc w:val="center"/>
-              <w:rPr>
-                <w:rFonts w:ascii="Arial" w:hAnsi="Arial" w:cs="serif"/>
-                <w:b/>
-                <w:bCs/>
-                <w:sz w:val="16"/>
-                <w:szCs w:val="16"/>
-                <w:lang w:val="ru-RU"/>
-              </w:rPr>
-            </w:pPr>
-            <w:r>
-              <w:rPr>
-                <w:rFonts w:ascii="Arial" w:hAnsi="Arial" w:cs="serif"/>
-                <w:b/>
-                <w:bCs/>
-                <w:sz w:val="16"/>
-                <w:szCs w:val="16"/>
-                <w:lang w:val="ru-RU"/>
-              </w:rPr>
-              <w:t>ЧИСЛЕННОСТЬ РАССТРЕЛЯННЫХ ЖЕНЩИН ПО ГОДАМ</w:t>
-            </w:r>
-            <w:r>
-              <w:rPr>
-                <w:rFonts w:ascii="Arial" w:hAnsi="Arial" w:cs="serif"/>
-                <w:b/>
-                <w:bCs/>
-                <w:sz w:val="16"/>
-                <w:szCs w:val="16"/>
-                <w:lang w:val="ru-RU"/>
-              </w:rPr>
-              <w:t xml:space="preserve"> </w:t>
-            </w:r>
-            <w:r>
-              <w:rPr>
-                <w:rFonts w:ascii="Arial" w:hAnsi="Arial" w:cs="serif"/>
-                <w:b/>
-                <w:bCs/>
-                <w:sz w:val="16"/>
-                <w:szCs w:val="16"/>
-                <w:lang w:val="ru-RU"/>
-              </w:rPr>
-              <w:t>с 1933 по 1942 гг.</w:t>
-            </w:r>
-          </w:p>
-          <w:p>
-            <w:pPr>
-              <w:jc w:val="center"/>
-              <w:rPr>
-                <w:rFonts w:ascii="Arial" w:hAnsi="Arial" w:cs="Arial"/>
-                <w:sz w:val="16"/>
-                <w:szCs w:val="16"/>
-              </w:rPr>
-            </w:pPr>
-            <w:r>
-              <w:rPr>
-                <w:noProof/>
-              </w:rPr>
-              <w:drawing>
-                <wp:inline distT="0" distB="0" distL="0" distR="0" wp14:anchorId="5803D7A6" wp14:editId="2674D1C6">
-                  <wp:extent cx="4531929" cy="2643615"/>
-                  <wp:effectExtent l="0" t="0" r="2540" b="4445"/>
-                  <wp:docPr id="1503985089" name="Chart 1">
-                    <a:extLst xmlns:a="http://schemas.openxmlformats.org/drawingml/2006/main">
-                      <a:ext uri="{FF2B5EF4-FFF2-40B4-BE49-F238E27FC236}">
-                        <a16:creationId xmlns:a16="http://schemas.microsoft.com/office/drawing/2014/main" id="{92B17427-05C6-485D-93A1-29975F79D3D5}"/>
-                      </a:ext>
-                    </a:extLst>
-                  </wp:docPr>
-                  <wp:cNvGraphicFramePr/>
-                  <a:graphic xmlns:a="http://schemas.openxmlformats.org/drawingml/2006/main">
-                    <a:graphicData uri="http://schemas.openxmlformats.org/drawingml/2006/chart">
-                      <c:chart xmlns:c="http://schemas.openxmlformats.org/drawingml/2006/chart" xmlns:r="http://schemas.openxmlformats.org/officeDocument/2006/relationships" r:id="rId5"/>
-                    </a:graphicData>
-                  </a:graphic>
-                </wp:inline>
-              </w:drawing>
-            </w:r>
-          </w:p>
-          <w:p>
-            <w:pPr>
-              <w:jc w:val="center"/>
-              <w:rPr>
-                <w:rFonts w:ascii="Arial" w:hAnsi="Arial" w:cs="Arial"/>
-                <w:sz w:val="16"/>
-                <w:szCs w:val="16"/>
-              </w:rPr>
-            </w:pPr>
-          </w:p>
-          <w:p>
-            <w:pPr>
-              <w:jc w:val="center"/>
-              <w:rPr>
-                <w:rFonts w:ascii="Arial" w:hAnsi="Arial" w:cs="serif"/>
-                <w:b/>
-                <w:bCs/>
-                <w:sz w:val="16"/>
-                <w:szCs w:val="16"/>
-                <w:lang w:val="ru-RU"/>
-              </w:rPr>
-            </w:pPr>
-            <w:r>
-              <w:rPr>
-                <w:rFonts w:ascii="Arial" w:hAnsi="Arial" w:cs="serif"/>
-                <w:b/>
-                <w:bCs/>
-                <w:sz w:val="16"/>
-                <w:szCs w:val="16"/>
-                <w:lang w:val="ru-RU"/>
-              </w:rPr>
-              <w:t>ЧИСЛЕННОСТЬ РАССТРЕЛЯННЫХ ЖЕНЩИН ПО</w:t>
-            </w:r>
-            <w:r>
-              <w:rPr>
-                <w:rFonts w:ascii="Arial" w:hAnsi="Arial" w:cs="serif"/>
-                <w:b/>
-                <w:bCs/>
-                <w:sz w:val="16"/>
-                <w:szCs w:val="16"/>
-                <w:lang w:val="ru-RU"/>
-              </w:rPr>
-              <w:t xml:space="preserve"> ВОЗРАСТАМ</w:t>
-            </w:r>
-            <w:r>
-              <w:rPr>
-                <w:rFonts w:ascii="Arial" w:hAnsi="Arial" w:cs="serif"/>
-                <w:b/>
-                <w:bCs/>
-                <w:sz w:val="16"/>
-                <w:szCs w:val="16"/>
-                <w:lang w:val="ru-RU"/>
-              </w:rPr>
-              <w:t xml:space="preserve"> </w:t>
-            </w:r>
-            <w:r>
-              <w:rPr>
-                <w:rFonts w:ascii="Arial" w:hAnsi="Arial" w:cs="serif"/>
-                <w:b/>
-                <w:bCs/>
-                <w:sz w:val="16"/>
-                <w:szCs w:val="16"/>
-                <w:lang w:val="ru-RU"/>
-              </w:rPr>
-              <w:t>с 1933 по 1942 гг.</w:t>
-            </w:r>
-          </w:p>
-          <w:p>
-            <w:pPr>
-              <w:jc w:val="center"/>
-              <w:rPr>
-                <w:rFonts w:ascii="Arial" w:hAnsi="Arial" w:cs="Arial"/>
-                <w:sz w:val="16"/>
-                <w:szCs w:val="16"/>
-                <w:lang w:val="ru-RU"/>
-              </w:rPr>
-            </w:pPr>
-            <w:r>
-              <w:rPr>
-                <w:noProof/>
-              </w:rPr>
-              <w:drawing>
-                <wp:inline distT="0" distB="0" distL="0" distR="0" wp14:anchorId="75442359" wp14:editId="520D1301">
-                  <wp:extent cx="4809796" cy="2850930"/>
-                  <wp:effectExtent l="0" t="0" r="10160" b="6985"/>
-                  <wp:docPr id="818132053" name="Chart 1">
-                    <a:extLst xmlns:a="http://schemas.openxmlformats.org/drawingml/2006/main">
-                      <a:ext uri="{FF2B5EF4-FFF2-40B4-BE49-F238E27FC236}">
-                        <a16:creationId xmlns:a16="http://schemas.microsoft.com/office/drawing/2014/main" id="{4C9DD0B4-1A7D-4936-996A-AC61629E8C2F}"/>
-                      </a:ext>
-                    </a:extLst>
-                  </wp:docPr>
-                  <wp:cNvGraphicFramePr/>
-                  <a:graphic xmlns:a="http://schemas.openxmlformats.org/drawingml/2006/main">
-                    <a:graphicData uri="http://schemas.openxmlformats.org/drawingml/2006/chart">
-                      <c:chart xmlns:c="http://schemas.openxmlformats.org/drawingml/2006/chart" xmlns:r="http://schemas.openxmlformats.org/officeDocument/2006/relationships" r:id="rId6"/>
-                    </a:graphicData>
-                  </a:graphic>
-                </wp:inline>
-              </w:drawing>
-            </w:r>
-          </w:p>
         </w:tc>
       </w:tr>
     </w:tbl>
@@ -794,6 +592,179 @@
     </w:p>
     <w:p>
       <w:pPr>
+        <w:jc w:val="center"/>
+        <w:rPr>
+          <w:rFonts w:ascii="Arial" w:hAnsi="Arial" w:cs="serif"/>
+          <w:b/>
+          <w:bCs/>
+          <w:sz w:val="16"/>
+          <w:szCs w:val="16"/>
+          <w:lang w:val="ru-RU"/>
+        </w:rPr>
+      </w:pPr>
+      <w:r>
+        <w:rPr>
+          <w:rFonts w:ascii="Arial" w:hAnsi="Arial" w:cs="serif"/>
+          <w:b/>
+          <w:bCs/>
+          <w:sz w:val="16"/>
+          <w:szCs w:val="16"/>
+          <w:lang w:val="ru-RU"/>
+        </w:rPr>
+        <w:t xml:space="preserve">ЧИСЛЕННОСТЬ РАССТРЕЛЯННЫХ ЖЕНЩИН ПО ГОДАМ, </w:t>
+      </w:r>
+      <w:proofErr w:type="gramStart"/>
+      <w:r>
+        <w:rPr>
+          <w:rFonts w:ascii="Arial" w:hAnsi="Arial" w:cs="serif"/>
+          <w:b/>
+          <w:bCs/>
+          <w:sz w:val="16"/>
+          <w:szCs w:val="16"/>
+          <w:lang w:val="ru-RU"/>
+        </w:rPr>
+        <w:t>1933-1942</w:t>
+      </w:r>
+      <w:proofErr w:type="gramEnd"/>
+      <w:r>
+        <w:rPr>
+          <w:rFonts w:ascii="Arial" w:hAnsi="Arial" w:cs="serif"/>
+          <w:b/>
+          <w:bCs/>
+          <w:sz w:val="16"/>
+          <w:szCs w:val="16"/>
+          <w:lang w:val="ru-RU"/>
+        </w:rPr>
+        <w:t xml:space="preserve"> гг.</w:t>
+      </w:r>
+    </w:p>
+    <w:p>
+      <w:pPr>
+        <w:jc w:val="center"/>
+        <w:rPr>
+          <w:rFonts w:ascii="Arial" w:hAnsi="Arial" w:cs="Arial"/>
+          <w:sz w:val="16"/>
+          <w:szCs w:val="16"/>
+          <w:lang w:val="ru-RU"/>
+        </w:rPr>
+      </w:pPr>
+      <w:r>
+        <w:rPr>
+          <w:rFonts w:ascii="Arial" w:hAnsi="Arial" w:cs="Arial"/>
+          <w:noProof/>
+          <w:sz w:val="16"/>
+          <w:szCs w:val="16"/>
+          <w:lang w:val="ru-RU"/>
+        </w:rPr>
+        <w:drawing>
+          <wp:inline distT="0" distB="0" distL="0" distR="0" wp14:anchorId="54DC11DB" wp14:editId="35718EA9">
+            <wp:extent cx="4554220" cy="2651760"/>
+            <wp:effectExtent l="0" t="0" r="0" b="0"/>
+            <wp:docPr id="453398863" name="Picture 1"/>
+            <wp:cNvGraphicFramePr>
+              <a:graphicFrameLocks xmlns:a="http://schemas.openxmlformats.org/drawingml/2006/main" noChangeAspect="1"/>
+            </wp:cNvGraphicFramePr>
+            <a:graphic xmlns:a="http://schemas.openxmlformats.org/drawingml/2006/main">
+              <a:graphicData uri="http://schemas.openxmlformats.org/drawingml/2006/picture">
+                <pic:pic xmlns:pic="http://schemas.openxmlformats.org/drawingml/2006/picture">
+                  <pic:nvPicPr>
+                    <pic:cNvPr id="0" name="Picture 2"/>
+                    <pic:cNvPicPr>
+                      <a:picLocks noChangeAspect="1" noChangeArrowheads="1"/>
+                    </pic:cNvPicPr>
+                  </pic:nvPicPr>
+                  <pic:blipFill>
+                    <a:blip r:embed="rId5">
+                      <a:extLst>
+                        <a:ext uri="{28A0092B-C50C-407E-A947-70E740481C1C}">
+                          <a14:useLocalDpi xmlns:a14="http://schemas.microsoft.com/office/drawing/2010/main" val="0"/>
+                        </a:ext>
+                      </a:extLst>
+                    </a:blip>
+                    <a:srcRect/>
+                    <a:stretch>
+                      <a:fillRect/>
+                    </a:stretch>
+                  </pic:blipFill>
+                  <pic:spPr bwMode="auto">
+                    <a:xfrm>
+                      <a:off x="0" y="0"/>
+                      <a:ext cx="4554220" cy="2651760"/>
+                    </a:xfrm>
+                    <a:prstGeom prst="rect">
+                      <a:avLst/>
+                    </a:prstGeom>
+                    <a:noFill/>
+                  </pic:spPr>
+                </pic:pic>
+              </a:graphicData>
+            </a:graphic>
+          </wp:inline>
+        </w:drawing>
+      </w:r>
+    </w:p>
+    <w:p>
+      <w:pPr>
+        <w:jc w:val="center"/>
+        <w:rPr>
+          <w:rFonts w:ascii="Arial" w:hAnsi="Arial" w:cs="Arial"/>
+          <w:sz w:val="16"/>
+          <w:szCs w:val="16"/>
+          <w:lang w:val="ru-RU"/>
+        </w:rPr>
+      </w:pPr>
+    </w:p>
+    <w:p>
+      <w:pPr>
+        <w:jc w:val="center"/>
+        <w:rPr>
+          <w:rFonts w:ascii="Arial" w:hAnsi="Arial" w:cs="serif"/>
+          <w:b/>
+          <w:bCs/>
+          <w:sz w:val="16"/>
+          <w:szCs w:val="16"/>
+          <w:lang w:val="ru-RU"/>
+        </w:rPr>
+      </w:pPr>
+      <w:r>
+        <w:rPr>
+          <w:rFonts w:ascii="Arial" w:hAnsi="Arial" w:cs="serif"/>
+          <w:b/>
+          <w:bCs/>
+          <w:sz w:val="16"/>
+          <w:szCs w:val="16"/>
+          <w:lang w:val="ru-RU"/>
+        </w:rPr>
+        <w:t xml:space="preserve">ЧИСЛЕННОСТЬ РАССТРЕЛЯННЫХ ЖЕНЩИН ПО ВОЗРАСТАМ, </w:t>
+      </w:r>
+      <w:proofErr w:type="gramStart"/>
+      <w:r>
+        <w:rPr>
+          <w:rFonts w:ascii="Arial" w:hAnsi="Arial" w:cs="serif"/>
+          <w:b/>
+          <w:bCs/>
+          <w:sz w:val="16"/>
+          <w:szCs w:val="16"/>
+          <w:lang w:val="ru-RU"/>
+        </w:rPr>
+        <w:t>1933-1942</w:t>
+      </w:r>
+      <w:proofErr w:type="gramEnd"/>
+      <w:r>
+        <w:rPr>
+          <w:rFonts w:ascii="Arial" w:hAnsi="Arial" w:cs="serif"/>
+          <w:b/>
+          <w:bCs/>
+          <w:sz w:val="16"/>
+          <w:szCs w:val="16"/>
+          <w:lang w:val="ru-RU"/>
+        </w:rPr>
+        <w:t xml:space="preserve"> гг.</w:t>
+      </w:r>
+    </w:p>
+    <w:p>
+      <w:pPr>
+        <w:jc w:val="center"/>
         <w:rPr>
           <w:rFonts w:hint="eastAsia"/>
           <w:lang w:val="ru-RU"/>
@@ -801,11 +772,64 @@
       </w:pPr>
       <w:r>
         <w:rPr>
+          <w:rFonts w:hint="eastAsia"/>
+          <w:noProof/>
           <w:lang w:val="ru-RU"/>
         </w:rPr>
-        <w:lastRenderedPageBreak/>
-        <w:t xml:space="preserve"> </w:t>
+        <w:drawing>
+          <wp:inline distT="0" distB="0" distL="0" distR="0" wp14:anchorId="214617DC" wp14:editId="418680BB">
+            <wp:extent cx="4822190" cy="2877820"/>
+            <wp:effectExtent l="0" t="0" r="0" b="0"/>
+            <wp:docPr id="1617359848" name="Picture 2"/>
+            <wp:cNvGraphicFramePr>
+              <a:graphicFrameLocks xmlns:a="http://schemas.openxmlformats.org/drawingml/2006/main" noChangeAspect="1"/>
+            </wp:cNvGraphicFramePr>
+            <a:graphic xmlns:a="http://schemas.openxmlformats.org/drawingml/2006/main">
+              <a:graphicData uri="http://schemas.openxmlformats.org/drawingml/2006/picture">
+                <pic:pic xmlns:pic="http://schemas.openxmlformats.org/drawingml/2006/picture">
+                  <pic:nvPicPr>
+                    <pic:cNvPr id="0" name="Picture 3"/>
+                    <pic:cNvPicPr>
+                      <a:picLocks noChangeAspect="1" noChangeArrowheads="1"/>
+                    </pic:cNvPicPr>
+                  </pic:nvPicPr>
+                  <pic:blipFill>
+                    <a:blip r:embed="rId6">
+                      <a:extLst>
+                        <a:ext uri="{28A0092B-C50C-407E-A947-70E740481C1C}">
+                          <a14:useLocalDpi xmlns:a14="http://schemas.microsoft.com/office/drawing/2010/main" val="0"/>
+                        </a:ext>
+                      </a:extLst>
+                    </a:blip>
+                    <a:srcRect/>
+                    <a:stretch>
+                      <a:fillRect/>
+                    </a:stretch>
+                  </pic:blipFill>
+                  <pic:spPr bwMode="auto">
+                    <a:xfrm>
+                      <a:off x="0" y="0"/>
+                      <a:ext cx="4822190" cy="2877820"/>
+                    </a:xfrm>
+                    <a:prstGeom prst="rect">
+                      <a:avLst/>
+                    </a:prstGeom>
+                    <a:noFill/>
+                  </pic:spPr>
+                </pic:pic>
+              </a:graphicData>
+            </a:graphic>
+          </wp:inline>
+        </w:drawing>
       </w:r>
+    </w:p>
+    <w:p>
+      <w:pPr>
+        <w:rPr>
+          <w:rFonts w:hint="eastAsia"/>
+          <w:lang w:val="ru-RU"/>
+        </w:rPr>
+      </w:pPr>
     </w:p>
     <w:tbl>
       <w:tblPr>
@@ -864,6 +888,7 @@
                 <w:szCs w:val="16"/>
                 <w:lang w:val="ru-RU"/>
               </w:rPr>
+              <w:lastRenderedPageBreak/>
               <w:t>ВОЗРАСТНАЯ ТАБЛИЦА / ЧИСЛО</w:t>
             </w:r>
             <w:r>
@@ -3335,7 +3360,27 @@
                 <w:szCs w:val="16"/>
                 <w:lang w:val="ru-RU"/>
               </w:rPr>
-              <w:t>Приговорена: 27 декабря 1937 г., обв.:</w:t>
+              <w:t xml:space="preserve">Приговорена: 27 декабря 1937 г., </w:t>
+            </w:r>
+            <w:proofErr w:type="spellStart"/>
+            <w:r>
+              <w:rPr>
+                <w:rFonts w:ascii="Arial" w:hAnsi="Arial" w:cs="Arial"/>
+                <w:sz w:val="16"/>
+                <w:szCs w:val="16"/>
+                <w:lang w:val="ru-RU"/>
+              </w:rPr>
+              <w:t>обв</w:t>
+            </w:r>
+            <w:proofErr w:type="spellEnd"/>
+            <w:r>
+              <w:rPr>
+                <w:rFonts w:ascii="Arial" w:hAnsi="Arial" w:cs="Arial"/>
+                <w:sz w:val="16"/>
+                <w:szCs w:val="16"/>
+                <w:lang w:val="ru-RU"/>
+              </w:rPr>
+              <w:t>.:</w:t>
             </w:r>
             <w:r>
               <w:rPr>
@@ -5018,7 +5063,27 @@
                 <w:szCs w:val="16"/>
                 <w:lang w:val="ru-RU"/>
               </w:rPr>
-              <w:t xml:space="preserve"> 30-й стрелковой дивизии 18 октября 1942 г., обв.:</w:t>
+              <w:t xml:space="preserve"> 30-й стрелковой дивизии 18 октября 1942 г., </w:t>
+            </w:r>
+            <w:proofErr w:type="spellStart"/>
+            <w:r>
+              <w:rPr>
+                <w:rFonts w:ascii="Arial" w:hAnsi="Arial" w:cs="Arial"/>
+                <w:sz w:val="16"/>
+                <w:szCs w:val="16"/>
+                <w:lang w:val="ru-RU"/>
+              </w:rPr>
+              <w:t>обв</w:t>
+            </w:r>
+            <w:proofErr w:type="spellEnd"/>
+            <w:r>
+              <w:rPr>
+                <w:rFonts w:ascii="Arial" w:hAnsi="Arial" w:cs="Arial"/>
+                <w:sz w:val="16"/>
+                <w:szCs w:val="16"/>
+                <w:lang w:val="ru-RU"/>
+              </w:rPr>
+              <w:t>.:</w:t>
             </w:r>
             <w:r>
               <w:rPr>
@@ -5348,7 +5413,27 @@
                 <w:szCs w:val="16"/>
                 <w:lang w:val="ru-RU"/>
               </w:rPr>
-              <w:t>Приговорена: Верховный суд ТАССР 29 декабря 1941 г., обв.:</w:t>
+              <w:t xml:space="preserve">Приговорена: Верховный суд ТАССР 29 декабря 1941 г., </w:t>
+            </w:r>
+            <w:proofErr w:type="spellStart"/>
+            <w:r>
+              <w:rPr>
+                <w:rFonts w:ascii="Arial" w:hAnsi="Arial" w:cs="Arial"/>
+                <w:sz w:val="16"/>
+                <w:szCs w:val="16"/>
+                <w:lang w:val="ru-RU"/>
+              </w:rPr>
+              <w:t>обв</w:t>
+            </w:r>
+            <w:proofErr w:type="spellEnd"/>
+            <w:r>
+              <w:rPr>
+                <w:rFonts w:ascii="Arial" w:hAnsi="Arial" w:cs="Arial"/>
+                <w:sz w:val="16"/>
+                <w:szCs w:val="16"/>
+                <w:lang w:val="ru-RU"/>
+              </w:rPr>
+              <w:t>.:</w:t>
             </w:r>
             <w:r>
               <w:rPr>
@@ -5605,7 +5690,6 @@
                 <w:szCs w:val="16"/>
                 <w:lang w:val="ru-RU"/>
               </w:rPr>
-              <w:lastRenderedPageBreak/>
               <w:t xml:space="preserve">Родилась в 1906 г., с. Липецкое, Котовский р-н, Одесская обл.; молдаванка. Арестована 03 марта 1938 г. </w:t>
             </w:r>
             <w:proofErr w:type="spellStart"/>
@@ -5712,6 +5796,7 @@
                 <w:szCs w:val="16"/>
                 <w:lang w:val="ru-RU"/>
               </w:rPr>
+              <w:lastRenderedPageBreak/>
               <w:t>Источник:</w:t>
             </w:r>
             <w:r>
@@ -5999,7 +6084,27 @@
                 <w:szCs w:val="16"/>
                 <w:lang w:val="ru-RU"/>
               </w:rPr>
-              <w:t xml:space="preserve"> 30-й стрелковой дивизии 18 октября 1942 г., обв.:</w:t>
+              <w:t xml:space="preserve"> 30-й стрелковой дивизии 18 октября 1942 г., </w:t>
+            </w:r>
+            <w:proofErr w:type="spellStart"/>
+            <w:r>
+              <w:rPr>
+                <w:rFonts w:ascii="Arial" w:hAnsi="Arial" w:cs="Arial"/>
+                <w:sz w:val="16"/>
+                <w:szCs w:val="16"/>
+                <w:lang w:val="ru-RU"/>
+              </w:rPr>
+              <w:t>обв</w:t>
+            </w:r>
+            <w:proofErr w:type="spellEnd"/>
+            <w:r>
+              <w:rPr>
+                <w:rFonts w:ascii="Arial" w:hAnsi="Arial" w:cs="Arial"/>
+                <w:sz w:val="16"/>
+                <w:szCs w:val="16"/>
+                <w:lang w:val="ru-RU"/>
+              </w:rPr>
+              <w:t>.:</w:t>
             </w:r>
             <w:r>
               <w:rPr>
@@ -7128,7 +7233,27 @@
                 <w:szCs w:val="16"/>
                 <w:lang w:val="ru-RU"/>
               </w:rPr>
-              <w:t>.: г. Новосибирск, арестована 05.11.1937, обв. в "участии в шпионско-повстанческой организации" (ст. 2-6-10-11 УК РСФСР)</w:t>
+              <w:t xml:space="preserve">.: г. Новосибирск, арестована 05.11.1937, </w:t>
+            </w:r>
+            <w:proofErr w:type="spellStart"/>
+            <w:r>
+              <w:rPr>
+                <w:rFonts w:ascii="Arial" w:hAnsi="Arial" w:cs="Arial"/>
+                <w:sz w:val="16"/>
+                <w:szCs w:val="16"/>
+                <w:lang w:val="ru-RU"/>
+              </w:rPr>
+              <w:t>обв</w:t>
+            </w:r>
+            <w:proofErr w:type="spellEnd"/>
+            <w:r>
+              <w:rPr>
+                <w:rFonts w:ascii="Arial" w:hAnsi="Arial" w:cs="Arial"/>
+                <w:sz w:val="16"/>
+                <w:szCs w:val="16"/>
+                <w:lang w:val="ru-RU"/>
+              </w:rPr>
+              <w:t>. в "участии в шпионско-повстанческой организации" (ст. 2-6-10-11 УК РСФСР)</w:t>
             </w:r>
           </w:p>
           <w:p>
@@ -7669,6 +7794,7 @@
                 <w:rFonts w:ascii="Arial" w:hAnsi="Arial" w:cs="Arial"/>
                 <w:sz w:val="16"/>
                 <w:szCs w:val="16"/>
+                <w:lang w:val="ru-RU"/>
               </w:rPr>
             </w:pPr>
             <w:r>
@@ -10256,7 +10382,6 @@
                 <w:szCs w:val="16"/>
                 <w:lang w:val="ru-RU"/>
               </w:rPr>
-              <w:lastRenderedPageBreak/>
               <w:t>Источник:</w:t>
             </w:r>
             <w:r>
@@ -11509,7 +11634,27 @@
                 <w:szCs w:val="16"/>
                 <w:lang w:val="ru-RU"/>
               </w:rPr>
-              <w:t xml:space="preserve"> р-н, Молдавская АССР; молдаванка. Арестована 4 сентября 1937 г. НКВД СССР и прокурор СССР</w:t>
+              <w:t xml:space="preserve"> р-н, Молдавская АССР; молдаванка. Арестована 4 сентября </w:t>
+            </w:r>
+            <w:proofErr w:type="gramStart"/>
+            <w:r>
+              <w:rPr>
+                <w:rFonts w:ascii="Arial" w:hAnsi="Arial" w:cs="Arial"/>
+                <w:sz w:val="16"/>
+                <w:szCs w:val="16"/>
+                <w:lang w:val="ru-RU"/>
+              </w:rPr>
+              <w:t>1937 г. НКВД СССР</w:t>
+            </w:r>
+            <w:proofErr w:type="gramEnd"/>
+            <w:r>
+              <w:rPr>
+                <w:rFonts w:ascii="Arial" w:hAnsi="Arial" w:cs="Arial"/>
+                <w:sz w:val="16"/>
+                <w:szCs w:val="16"/>
+                <w:lang w:val="ru-RU"/>
+              </w:rPr>
+              <w:t xml:space="preserve"> и прокурор СССР</w:t>
             </w:r>
             <w:r>
               <w:rPr>
@@ -12461,7 +12606,27 @@
                 <w:lang w:val="ru-RU"/>
               </w:rPr>
               <w:br/>
-              <w:t>Приговорена: НКВД и Прокурором СССР 31 мая 1938 г., обв.:</w:t>
+              <w:t xml:space="preserve">Приговорена: НКВД и Прокурором СССР 31 мая 1938 г., </w:t>
+            </w:r>
+            <w:proofErr w:type="spellStart"/>
+            <w:r>
+              <w:rPr>
+                <w:rFonts w:ascii="Arial" w:hAnsi="Arial" w:cs="Arial"/>
+                <w:sz w:val="16"/>
+                <w:szCs w:val="16"/>
+                <w:lang w:val="ru-RU"/>
+              </w:rPr>
+              <w:t>обв</w:t>
+            </w:r>
+            <w:proofErr w:type="spellEnd"/>
+            <w:r>
+              <w:rPr>
+                <w:rFonts w:ascii="Arial" w:hAnsi="Arial" w:cs="Arial"/>
+                <w:sz w:val="16"/>
+                <w:szCs w:val="16"/>
+                <w:lang w:val="ru-RU"/>
+              </w:rPr>
+              <w:t>.:</w:t>
             </w:r>
             <w:r>
               <w:rPr>
@@ -14483,7 +14648,45 @@
                 <w:szCs w:val="16"/>
                 <w:lang w:val="ru-RU"/>
               </w:rPr>
-              <w:t xml:space="preserve">.: г. Москва, Дата ареста 6 октября 1937 г. Приговор: Включена в "сталинский список" от 13 декабря 1937 г. (Москва-Центр) по 1-й категории. Военной Коллегией </w:t>
+              <w:t xml:space="preserve">.: г. Москва, Дата ареста 6 октября 1937 г. Приговор: Включена в "сталинский список" от 13 декабря 1937 г. (Москва-Центр) по 1-й категории. Военной Коллегией Верховного Суда СССР 15 декабря 1937 года, по </w:t>
+            </w:r>
+            <w:proofErr w:type="spellStart"/>
+            <w:r>
+              <w:rPr>
+                <w:rFonts w:ascii="Arial" w:hAnsi="Arial" w:cs="Arial"/>
+                <w:sz w:val="16"/>
+                <w:szCs w:val="16"/>
+                <w:lang w:val="ru-RU"/>
+              </w:rPr>
+              <w:t>обв</w:t>
+            </w:r>
+            <w:proofErr w:type="spellEnd"/>
+            <w:r>
+              <w:rPr>
+                <w:rFonts w:ascii="Arial" w:hAnsi="Arial" w:cs="Arial"/>
+                <w:sz w:val="16"/>
+                <w:szCs w:val="16"/>
+                <w:lang w:val="ru-RU"/>
+              </w:rPr>
+              <w:t xml:space="preserve">.: </w:t>
+            </w:r>
+            <w:r>
+              <w:rPr>
+                <w:rFonts w:ascii="Arial" w:hAnsi="Arial" w:cs="Arial"/>
+                <w:sz w:val="16"/>
+                <w:szCs w:val="16"/>
+                <w:lang w:val="ru-RU"/>
+              </w:rPr>
+              <w:t>в</w:t>
+            </w:r>
+            <w:r>
+              <w:rPr>
+                <w:rFonts w:ascii="Arial" w:hAnsi="Arial" w:cs="Arial"/>
+                <w:sz w:val="16"/>
+                <w:szCs w:val="16"/>
+                <w:lang w:val="ru-RU"/>
+              </w:rPr>
+              <w:t xml:space="preserve"> подготовке терактов и участии в к. -р. организации. Состав ВК: Голяков И.Т., Ждан С.Н., </w:t>
             </w:r>
             <w:r>
               <w:rPr>
@@ -14493,25 +14696,7 @@
                 <w:lang w:val="ru-RU"/>
               </w:rPr>
               <w:lastRenderedPageBreak/>
-              <w:t xml:space="preserve">Верховного Суда СССР 15 декабря 1937 года, по обв.: </w:t>
-            </w:r>
-            <w:r>
-              <w:rPr>
-                <w:rFonts w:ascii="Arial" w:hAnsi="Arial" w:cs="Arial"/>
-                <w:sz w:val="16"/>
-                <w:szCs w:val="16"/>
-                <w:lang w:val="ru-RU"/>
-              </w:rPr>
-              <w:t>в</w:t>
-            </w:r>
-            <w:r>
-              <w:rPr>
-                <w:rFonts w:ascii="Arial" w:hAnsi="Arial" w:cs="Arial"/>
-                <w:sz w:val="16"/>
-                <w:szCs w:val="16"/>
-                <w:lang w:val="ru-RU"/>
-              </w:rPr>
-              <w:t xml:space="preserve"> подготовке терактов и участии в к. -р. организации. Состав ВК: Голяков И.Т., Ждан С.Н., Климин Ф.А., время заседания в протоколе не указано. Приговор: к высшей мере наказания — расстрел. Дата расстрела 15 декабря 1937 г., на 35 году жизни. Место захоронения Коммунарка, Москва. Реабилитирован: Военной коллегией Верховного суда СССР </w:t>
+              <w:t xml:space="preserve">Климин Ф.А., время заседания в протоколе не указано. Приговор: к высшей мере наказания — расстрел. Дата расстрела 15 декабря 1937 г., на 35 году жизни. Место захоронения Коммунарка, Москва. Реабилитирован: Военной коллегией Верховного суда СССР </w:t>
             </w:r>
             <w:proofErr w:type="gramStart"/>
             <w:r>
@@ -15905,7 +16090,27 @@
                 <w:szCs w:val="16"/>
                 <w:lang w:val="ru-RU"/>
               </w:rPr>
-              <w:t xml:space="preserve"> обв.:</w:t>
+              <w:t xml:space="preserve"> </w:t>
+            </w:r>
+            <w:proofErr w:type="spellStart"/>
+            <w:r>
+              <w:rPr>
+                <w:rFonts w:ascii="Arial" w:hAnsi="Arial" w:cs="Arial"/>
+                <w:sz w:val="16"/>
+                <w:szCs w:val="16"/>
+                <w:lang w:val="ru-RU"/>
+              </w:rPr>
+              <w:t>обв</w:t>
+            </w:r>
+            <w:proofErr w:type="spellEnd"/>
+            <w:r>
+              <w:rPr>
+                <w:rFonts w:ascii="Arial" w:hAnsi="Arial" w:cs="Arial"/>
+                <w:sz w:val="16"/>
+                <w:szCs w:val="16"/>
+                <w:lang w:val="ru-RU"/>
+              </w:rPr>
+              <w:t>.:</w:t>
             </w:r>
             <w:r>
               <w:rPr>
@@ -16317,7 +16522,27 @@
                 <w:szCs w:val="16"/>
                 <w:lang w:val="ru-RU"/>
               </w:rPr>
-              <w:t>Приговорена: Особое Совещание НКВД СССР 31 мая 1941 г., обв.:</w:t>
+              <w:t xml:space="preserve">Приговорена: Особое Совещание НКВД СССР 31 мая 1941 г., </w:t>
+            </w:r>
+            <w:proofErr w:type="spellStart"/>
+            <w:r>
+              <w:rPr>
+                <w:rFonts w:ascii="Arial" w:hAnsi="Arial" w:cs="Arial"/>
+                <w:sz w:val="16"/>
+                <w:szCs w:val="16"/>
+                <w:lang w:val="ru-RU"/>
+              </w:rPr>
+              <w:t>обв</w:t>
+            </w:r>
+            <w:proofErr w:type="spellEnd"/>
+            <w:r>
+              <w:rPr>
+                <w:rFonts w:ascii="Arial" w:hAnsi="Arial" w:cs="Arial"/>
+                <w:sz w:val="16"/>
+                <w:szCs w:val="16"/>
+                <w:lang w:val="ru-RU"/>
+              </w:rPr>
+              <w:t>.:</w:t>
             </w:r>
             <w:r>
               <w:rPr>
@@ -16653,7 +16878,27 @@
                 <w:szCs w:val="16"/>
                 <w:lang w:val="ru-RU"/>
               </w:rPr>
-              <w:t xml:space="preserve"> обв.:</w:t>
+              <w:t xml:space="preserve"> </w:t>
+            </w:r>
+            <w:proofErr w:type="spellStart"/>
+            <w:r>
+              <w:rPr>
+                <w:rFonts w:ascii="Arial" w:hAnsi="Arial" w:cs="Arial"/>
+                <w:sz w:val="16"/>
+                <w:szCs w:val="16"/>
+                <w:lang w:val="ru-RU"/>
+              </w:rPr>
+              <w:t>обв</w:t>
+            </w:r>
+            <w:proofErr w:type="spellEnd"/>
+            <w:r>
+              <w:rPr>
+                <w:rFonts w:ascii="Arial" w:hAnsi="Arial" w:cs="Arial"/>
+                <w:sz w:val="16"/>
+                <w:szCs w:val="16"/>
+                <w:lang w:val="ru-RU"/>
+              </w:rPr>
+              <w:t>.:</w:t>
             </w:r>
             <w:r>
               <w:rPr>
@@ -16935,7 +17180,29 @@
                 <w:szCs w:val="16"/>
                 <w:lang w:val="ru-RU"/>
               </w:rPr>
-              <w:t>Родилась в 1873 г., Молдавия, Бендерский уезд, с. Плаку; молдаванка; образование начальное; б/п; крестьянин-единоличник. Проживала: Пензенская обл., с. Синцы, РСФСР. Арест. УНКВД по Пензенской обл. 12 июня 1941 г., Приговорена: Особое совещание при НКВД СССР 2 октября 1943 г., обв.: 58-1"а"-10 ч.2 # проводил а/с агитацию выразившуюся в профашистских высказываниях и восхвалении мощи немецкой армии. Приговор: зачесть в наказание срок предварительного заключения, освобожден, 10.05.1942 умерла в тюрьме Реабилитирована 15 мая 1942 г. УНКВД Пензенской обл. дело прекратить за отсутствием состава преступления</w:t>
+              <w:t xml:space="preserve">Родилась в 1873 г., Молдавия, Бендерский уезд, с. Плаку; молдаванка; образование начальное; б/п; крестьянин-единоличник. Проживала: Пензенская обл., с. Синцы, РСФСР. Арест. УНКВД по Пензенской обл. 12 июня 1941 г., Приговорена: Особое совещание при НКВД СССР 2 октября 1943 г., </w:t>
+            </w:r>
+            <w:proofErr w:type="spellStart"/>
+            <w:r>
+              <w:rPr>
+                <w:rFonts w:ascii="Arial" w:hAnsi="Arial" w:cs="Arial"/>
+                <w:bCs/>
+                <w:sz w:val="16"/>
+                <w:szCs w:val="16"/>
+                <w:lang w:val="ru-RU"/>
+              </w:rPr>
+              <w:t>обв</w:t>
+            </w:r>
+            <w:proofErr w:type="spellEnd"/>
+            <w:r>
+              <w:rPr>
+                <w:rFonts w:ascii="Arial" w:hAnsi="Arial" w:cs="Arial"/>
+                <w:bCs/>
+                <w:sz w:val="16"/>
+                <w:szCs w:val="16"/>
+                <w:lang w:val="ru-RU"/>
+              </w:rPr>
+              <w:t>.: 58-1"а"-10 ч.2 # проводил а/с агитацию выразившуюся в профашистских высказываниях и восхвалении мощи немецкой армии. Приговор: зачесть в наказание срок предварительного заключения, освобожден, 10.05.1942 умерла в тюрьме Реабилитирована 15 мая 1942 г. УНКВД Пензенской обл. дело прекратить за отсутствием состава преступления</w:t>
             </w:r>
           </w:p>
           <w:p>
@@ -18025,1785 +18292,6 @@
 </w:styles>
 </file>
 
-<file path=word/charts/chart1.xml><?xml version="1.0" encoding="utf-8"?>
-<c:chartSpace xmlns:c="http://schemas.openxmlformats.org/drawingml/2006/chart" xmlns:a="http://schemas.openxmlformats.org/drawingml/2006/main" xmlns:r="http://schemas.openxmlformats.org/officeDocument/2006/relationships" xmlns:c16r2="http://schemas.microsoft.com/office/drawing/2015/06/chart">
-  <c:date1904 val="0"/>
-  <c:lang val="en-US"/>
-  <c:roundedCorners val="0"/>
-  <mc:AlternateContent xmlns:mc="http://schemas.openxmlformats.org/markup-compatibility/2006">
-    <mc:Choice xmlns:c14="http://schemas.microsoft.com/office/drawing/2007/8/2/chart" Requires="c14">
-      <c14:style val="102"/>
-    </mc:Choice>
-    <mc:Fallback>
-      <c:style val="2"/>
-    </mc:Fallback>
-  </mc:AlternateContent>
-  <c:chart>
-    <c:autoTitleDeleted val="1"/>
-    <c:view3D>
-      <c:rotX val="15"/>
-      <c:rotY val="20"/>
-      <c:rAngAx val="0"/>
-    </c:view3D>
-    <c:floor>
-      <c:thickness val="0"/>
-      <c:spPr>
-        <a:noFill/>
-        <a:ln>
-          <a:noFill/>
-        </a:ln>
-        <a:effectLst/>
-        <a:sp3d/>
-      </c:spPr>
-    </c:floor>
-    <c:sideWall>
-      <c:thickness val="0"/>
-      <c:spPr>
-        <a:noFill/>
-        <a:ln>
-          <a:noFill/>
-        </a:ln>
-        <a:effectLst/>
-        <a:sp3d/>
-      </c:spPr>
-    </c:sideWall>
-    <c:backWall>
-      <c:thickness val="0"/>
-      <c:spPr>
-        <a:noFill/>
-        <a:ln>
-          <a:noFill/>
-        </a:ln>
-        <a:effectLst/>
-        <a:sp3d/>
-      </c:spPr>
-    </c:backWall>
-    <c:plotArea>
-      <c:layout>
-        <c:manualLayout>
-          <c:layoutTarget val="inner"/>
-          <c:xMode val="edge"/>
-          <c:yMode val="edge"/>
-          <c:x val="6.8290185074582177E-2"/>
-          <c:y val="4.6712962962962977E-2"/>
-          <c:w val="0.89559859802189956"/>
-          <c:h val="0.85419765237678624"/>
-        </c:manualLayout>
-      </c:layout>
-      <c:bar3DChart>
-        <c:barDir val="col"/>
-        <c:grouping val="clustered"/>
-        <c:varyColors val="0"/>
-        <c:ser>
-          <c:idx val="0"/>
-          <c:order val="0"/>
-          <c:spPr>
-            <a:solidFill>
-              <a:schemeClr val="accent1"/>
-            </a:solidFill>
-            <a:ln>
-              <a:noFill/>
-            </a:ln>
-            <a:effectLst/>
-            <a:sp3d/>
-          </c:spPr>
-          <c:invertIfNegative val="0"/>
-          <c:dLbls>
-            <c:spPr>
-              <a:noFill/>
-              <a:ln>
-                <a:noFill/>
-              </a:ln>
-              <a:effectLst/>
-            </c:spPr>
-            <c:txPr>
-              <a:bodyPr rot="0" spcFirstLastPara="1" vertOverflow="ellipsis" vert="horz" wrap="square" anchor="ctr" anchorCtr="1"/>
-              <a:lstStyle/>
-              <a:p>
-                <a:pPr>
-                  <a:defRPr sz="900" b="0" i="0" u="none" strike="noStrike" kern="1200" baseline="0">
-                    <a:solidFill>
-                      <a:schemeClr val="tx1">
-                        <a:lumMod val="75000"/>
-                        <a:lumOff val="25000"/>
-                      </a:schemeClr>
-                    </a:solidFill>
-                    <a:latin typeface="Arial" panose="020B0604020202020204" pitchFamily="34" charset="0"/>
-                    <a:ea typeface="+mn-ea"/>
-                    <a:cs typeface="Arial" panose="020B0604020202020204" pitchFamily="34" charset="0"/>
-                  </a:defRPr>
-                </a:pPr>
-                <a:endParaRPr lang="en-US"/>
-              </a:p>
-            </c:txPr>
-            <c:showLegendKey val="0"/>
-            <c:showVal val="1"/>
-            <c:showCatName val="0"/>
-            <c:showSerName val="0"/>
-            <c:showPercent val="0"/>
-            <c:showBubbleSize val="0"/>
-            <c:showLeaderLines val="0"/>
-            <c:extLst>
-              <c:ext xmlns:c15="http://schemas.microsoft.com/office/drawing/2012/chart" uri="{CE6537A1-D6FC-4f65-9D91-7224C49458BB}">
-                <c15:showLeaderLines val="1"/>
-                <c15:leaderLines>
-                  <c:spPr>
-                    <a:ln w="9525" cap="flat" cmpd="sng" algn="ctr">
-                      <a:solidFill>
-                        <a:schemeClr val="tx1">
-                          <a:lumMod val="35000"/>
-                          <a:lumOff val="65000"/>
-                        </a:schemeClr>
-                      </a:solidFill>
-                      <a:round/>
-                    </a:ln>
-                    <a:effectLst/>
-                  </c:spPr>
-                </c15:leaderLines>
-              </c:ext>
-            </c:extLst>
-          </c:dLbls>
-          <c:cat>
-            <c:numRef>
-              <c:f>Молдаванки!$A$4:$A$9</c:f>
-              <c:numCache>
-                <c:formatCode>General</c:formatCode>
-                <c:ptCount val="6"/>
-                <c:pt idx="0">
-                  <c:v>1933</c:v>
-                </c:pt>
-                <c:pt idx="1">
-                  <c:v>1937</c:v>
-                </c:pt>
-                <c:pt idx="2">
-                  <c:v>1938</c:v>
-                </c:pt>
-                <c:pt idx="3">
-                  <c:v>1940</c:v>
-                </c:pt>
-                <c:pt idx="4">
-                  <c:v>1941</c:v>
-                </c:pt>
-                <c:pt idx="5">
-                  <c:v>1942</c:v>
-                </c:pt>
-              </c:numCache>
-            </c:numRef>
-          </c:cat>
-          <c:val>
-            <c:numRef>
-              <c:f>Молдаванки!$B$4:$B$9</c:f>
-              <c:numCache>
-                <c:formatCode>General</c:formatCode>
-                <c:ptCount val="6"/>
-                <c:pt idx="0">
-                  <c:v>1</c:v>
-                </c:pt>
-                <c:pt idx="1">
-                  <c:v>8</c:v>
-                </c:pt>
-                <c:pt idx="2">
-                  <c:v>26</c:v>
-                </c:pt>
-                <c:pt idx="3">
-                  <c:v>1</c:v>
-                </c:pt>
-                <c:pt idx="4">
-                  <c:v>2</c:v>
-                </c:pt>
-                <c:pt idx="5">
-                  <c:v>5</c:v>
-                </c:pt>
-              </c:numCache>
-            </c:numRef>
-          </c:val>
-          <c:extLst>
-            <c:ext xmlns:c16="http://schemas.microsoft.com/office/drawing/2014/chart" uri="{C3380CC4-5D6E-409C-BE32-E72D297353CC}">
-              <c16:uniqueId val="{00000000-625C-45D8-BD07-A48F287C711F}"/>
-            </c:ext>
-          </c:extLst>
-        </c:ser>
-        <c:dLbls>
-          <c:showLegendKey val="0"/>
-          <c:showVal val="0"/>
-          <c:showCatName val="0"/>
-          <c:showSerName val="0"/>
-          <c:showPercent val="0"/>
-          <c:showBubbleSize val="0"/>
-        </c:dLbls>
-        <c:gapWidth val="150"/>
-        <c:shape val="box"/>
-        <c:axId val="904673775"/>
-        <c:axId val="904655055"/>
-        <c:axId val="0"/>
-      </c:bar3DChart>
-      <c:catAx>
-        <c:axId val="904673775"/>
-        <c:scaling>
-          <c:orientation val="minMax"/>
-        </c:scaling>
-        <c:delete val="0"/>
-        <c:axPos val="b"/>
-        <c:numFmt formatCode="General" sourceLinked="1"/>
-        <c:majorTickMark val="out"/>
-        <c:minorTickMark val="none"/>
-        <c:tickLblPos val="nextTo"/>
-        <c:spPr>
-          <a:noFill/>
-          <a:ln w="9525" cap="flat" cmpd="sng" algn="ctr">
-            <a:solidFill>
-              <a:schemeClr val="tx1">
-                <a:lumMod val="15000"/>
-                <a:lumOff val="85000"/>
-              </a:schemeClr>
-            </a:solidFill>
-            <a:round/>
-          </a:ln>
-          <a:effectLst/>
-        </c:spPr>
-        <c:txPr>
-          <a:bodyPr rot="-60000000" spcFirstLastPara="1" vertOverflow="ellipsis" vert="horz" wrap="square" anchor="ctr" anchorCtr="1"/>
-          <a:lstStyle/>
-          <a:p>
-            <a:pPr>
-              <a:defRPr sz="900" b="0" i="0" u="none" strike="noStrike" kern="1200" baseline="0">
-                <a:solidFill>
-                  <a:schemeClr val="tx1">
-                    <a:lumMod val="65000"/>
-                    <a:lumOff val="35000"/>
-                  </a:schemeClr>
-                </a:solidFill>
-                <a:latin typeface="Arial" panose="020B0604020202020204" pitchFamily="34" charset="0"/>
-                <a:ea typeface="+mn-ea"/>
-                <a:cs typeface="Arial" panose="020B0604020202020204" pitchFamily="34" charset="0"/>
-              </a:defRPr>
-            </a:pPr>
-            <a:endParaRPr lang="en-US"/>
-          </a:p>
-        </c:txPr>
-        <c:crossAx val="904655055"/>
-        <c:crossesAt val="0"/>
-        <c:auto val="0"/>
-        <c:lblAlgn val="ctr"/>
-        <c:lblOffset val="100"/>
-        <c:noMultiLvlLbl val="0"/>
-      </c:catAx>
-      <c:valAx>
-        <c:axId val="904655055"/>
-        <c:scaling>
-          <c:orientation val="minMax"/>
-        </c:scaling>
-        <c:delete val="1"/>
-        <c:axPos val="l"/>
-        <c:numFmt formatCode="General" sourceLinked="1"/>
-        <c:majorTickMark val="out"/>
-        <c:minorTickMark val="none"/>
-        <c:tickLblPos val="nextTo"/>
-        <c:crossAx val="904673775"/>
-        <c:crosses val="autoZero"/>
-        <c:crossBetween val="between"/>
-        <c:majorUnit val="5"/>
-        <c:minorUnit val="1"/>
-      </c:valAx>
-      <c:spPr>
-        <a:noFill/>
-        <a:ln>
-          <a:noFill/>
-        </a:ln>
-        <a:effectLst/>
-      </c:spPr>
-    </c:plotArea>
-    <c:plotVisOnly val="1"/>
-    <c:dispBlanksAs val="gap"/>
-    <c:extLst>
-      <c:ext xmlns:c16r3="http://schemas.microsoft.com/office/drawing/2017/03/chart" uri="{56B9EC1D-385E-4148-901F-78D8002777C0}">
-        <c16r3:dataDisplayOptions16>
-          <c16r3:dispNaAsBlank val="1"/>
-        </c16r3:dataDisplayOptions16>
-      </c:ext>
-    </c:extLst>
-    <c:showDLblsOverMax val="0"/>
-  </c:chart>
-  <c:spPr>
-    <a:solidFill>
-      <a:schemeClr val="bg1"/>
-    </a:solidFill>
-    <a:ln w="9525" cap="flat" cmpd="sng" algn="ctr">
-      <a:solidFill>
-        <a:schemeClr val="tx1">
-          <a:lumMod val="15000"/>
-          <a:lumOff val="85000"/>
-        </a:schemeClr>
-      </a:solidFill>
-      <a:round/>
-    </a:ln>
-    <a:effectLst/>
-  </c:spPr>
-  <c:txPr>
-    <a:bodyPr/>
-    <a:lstStyle/>
-    <a:p>
-      <a:pPr>
-        <a:defRPr>
-          <a:latin typeface="Arial" panose="020B0604020202020204" pitchFamily="34" charset="0"/>
-          <a:cs typeface="Arial" panose="020B0604020202020204" pitchFamily="34" charset="0"/>
-        </a:defRPr>
-      </a:pPr>
-      <a:endParaRPr lang="en-US"/>
-    </a:p>
-  </c:txPr>
-  <c:externalData r:id="rId3">
-    <c:autoUpdate val="0"/>
-  </c:externalData>
-</c:chartSpace>
-</file>
-
-<file path=word/charts/chart2.xml><?xml version="1.0" encoding="utf-8"?>
-<c:chartSpace xmlns:c="http://schemas.openxmlformats.org/drawingml/2006/chart" xmlns:a="http://schemas.openxmlformats.org/drawingml/2006/main" xmlns:r="http://schemas.openxmlformats.org/officeDocument/2006/relationships" xmlns:c16r2="http://schemas.microsoft.com/office/drawing/2015/06/chart">
-  <c:date1904 val="0"/>
-  <c:lang val="en-US"/>
-  <c:roundedCorners val="0"/>
-  <mc:AlternateContent xmlns:mc="http://schemas.openxmlformats.org/markup-compatibility/2006">
-    <mc:Choice xmlns:c14="http://schemas.microsoft.com/office/drawing/2007/8/2/chart" Requires="c14">
-      <c14:style val="102"/>
-    </mc:Choice>
-    <mc:Fallback>
-      <c:style val="2"/>
-    </mc:Fallback>
-  </mc:AlternateContent>
-  <c:clrMapOvr bg1="lt1" tx1="dk1" bg2="lt2" tx2="dk2" accent1="accent1" accent2="accent2" accent3="accent3" accent4="accent4" accent5="accent5" accent6="accent6" hlink="hlink" folHlink="folHlink"/>
-  <c:chart>
-    <c:autoTitleDeleted val="1"/>
-    <c:view3D>
-      <c:rotX val="0"/>
-      <c:rotY val="20"/>
-      <c:rAngAx val="0"/>
-    </c:view3D>
-    <c:floor>
-      <c:thickness val="0"/>
-      <c:spPr>
-        <a:noFill/>
-        <a:ln>
-          <a:noFill/>
-        </a:ln>
-        <a:effectLst/>
-        <a:sp3d/>
-      </c:spPr>
-    </c:floor>
-    <c:sideWall>
-      <c:thickness val="0"/>
-      <c:spPr>
-        <a:noFill/>
-        <a:ln>
-          <a:noFill/>
-        </a:ln>
-        <a:effectLst/>
-        <a:sp3d/>
-      </c:spPr>
-    </c:sideWall>
-    <c:backWall>
-      <c:thickness val="0"/>
-      <c:spPr>
-        <a:noFill/>
-        <a:ln>
-          <a:noFill/>
-        </a:ln>
-        <a:effectLst/>
-        <a:sp3d/>
-      </c:spPr>
-    </c:backWall>
-    <c:plotArea>
-      <c:layout>
-        <c:manualLayout>
-          <c:layoutTarget val="inner"/>
-          <c:xMode val="edge"/>
-          <c:yMode val="edge"/>
-          <c:x val="4.2056847178031535E-2"/>
-          <c:y val="5.4547941502098414E-2"/>
-          <c:w val="0.86803763583713367"/>
-          <c:h val="0.77945653853085806"/>
-        </c:manualLayout>
-      </c:layout>
-      <c:bar3DChart>
-        <c:barDir val="col"/>
-        <c:grouping val="clustered"/>
-        <c:varyColors val="0"/>
-        <c:ser>
-          <c:idx val="0"/>
-          <c:order val="0"/>
-          <c:spPr>
-            <a:solidFill>
-              <a:srgbClr val="4472C4"/>
-            </a:solidFill>
-            <a:ln>
-              <a:noFill/>
-            </a:ln>
-            <a:effectLst/>
-            <a:sp3d/>
-          </c:spPr>
-          <c:invertIfNegative val="0"/>
-          <c:dLbls>
-            <c:spPr>
-              <a:noFill/>
-              <a:ln>
-                <a:noFill/>
-              </a:ln>
-              <a:effectLst/>
-            </c:spPr>
-            <c:txPr>
-              <a:bodyPr rot="0" spcFirstLastPara="1" vertOverflow="ellipsis" vert="horz" wrap="square" lIns="38100" tIns="19050" rIns="38100" bIns="19050" anchor="ctr" anchorCtr="1">
-                <a:spAutoFit/>
-              </a:bodyPr>
-              <a:lstStyle/>
-              <a:p>
-                <a:pPr>
-                  <a:defRPr sz="700" b="0" i="0" u="none" strike="noStrike" kern="1200" baseline="0">
-                    <a:solidFill>
-                      <a:schemeClr val="tx1">
-                        <a:lumMod val="75000"/>
-                        <a:lumOff val="25000"/>
-                      </a:schemeClr>
-                    </a:solidFill>
-                    <a:latin typeface="Arial" panose="020B0604020202020204" pitchFamily="34" charset="0"/>
-                    <a:ea typeface="+mn-ea"/>
-                    <a:cs typeface="Arial" panose="020B0604020202020204" pitchFamily="34" charset="0"/>
-                  </a:defRPr>
-                </a:pPr>
-                <a:endParaRPr lang="en-US"/>
-              </a:p>
-            </c:txPr>
-            <c:showLegendKey val="0"/>
-            <c:showVal val="1"/>
-            <c:showCatName val="0"/>
-            <c:showSerName val="0"/>
-            <c:showPercent val="0"/>
-            <c:showBubbleSize val="0"/>
-            <c:separator>
-</c:separator>
-            <c:showLeaderLines val="0"/>
-            <c:extLst>
-              <c:ext xmlns:c15="http://schemas.microsoft.com/office/drawing/2012/chart" uri="{CE6537A1-D6FC-4f65-9D91-7224C49458BB}">
-                <c15:showLeaderLines val="1"/>
-                <c15:leaderLines>
-                  <c:spPr>
-                    <a:ln w="9525" cap="flat" cmpd="sng" algn="ctr">
-                      <a:solidFill>
-                        <a:schemeClr val="tx1">
-                          <a:lumMod val="35000"/>
-                          <a:lumOff val="65000"/>
-                        </a:schemeClr>
-                      </a:solidFill>
-                      <a:round/>
-                    </a:ln>
-                    <a:effectLst/>
-                  </c:spPr>
-                </c15:leaderLines>
-              </c:ext>
-            </c:extLst>
-          </c:dLbls>
-          <c:cat>
-            <c:strRef>
-              <c:f>Молдаванки!$A$9:$A$18</c:f>
-              <c:strCache>
-                <c:ptCount val="10"/>
-                <c:pt idx="0">
-                  <c:v>19 лет</c:v>
-                </c:pt>
-                <c:pt idx="1">
-                  <c:v>21-25    лет</c:v>
-                </c:pt>
-                <c:pt idx="2">
-                  <c:v>26-30    лет</c:v>
-                </c:pt>
-                <c:pt idx="3">
-                  <c:v>31-35    лет</c:v>
-                </c:pt>
-                <c:pt idx="4">
-                  <c:v>36-40    лет</c:v>
-                </c:pt>
-                <c:pt idx="5">
-                  <c:v>41-45    лет</c:v>
-                </c:pt>
-                <c:pt idx="6">
-                  <c:v>46-50    лет</c:v>
-                </c:pt>
-                <c:pt idx="7">
-                  <c:v>51-55    лет</c:v>
-                </c:pt>
-                <c:pt idx="8">
-                  <c:v>56-60    лет</c:v>
-                </c:pt>
-                <c:pt idx="9">
-                  <c:v>61-65    лет</c:v>
-                </c:pt>
-              </c:strCache>
-            </c:strRef>
-          </c:cat>
-          <c:val>
-            <c:numRef>
-              <c:f>Молдаванки!$B$9:$B$18</c:f>
-              <c:numCache>
-                <c:formatCode>General</c:formatCode>
-                <c:ptCount val="10"/>
-                <c:pt idx="0">
-                  <c:v>1</c:v>
-                </c:pt>
-                <c:pt idx="1">
-                  <c:v>2</c:v>
-                </c:pt>
-                <c:pt idx="2">
-                  <c:v>1</c:v>
-                </c:pt>
-                <c:pt idx="3">
-                  <c:v>5</c:v>
-                </c:pt>
-                <c:pt idx="4">
-                  <c:v>7</c:v>
-                </c:pt>
-                <c:pt idx="5">
-                  <c:v>7</c:v>
-                </c:pt>
-                <c:pt idx="6">
-                  <c:v>8</c:v>
-                </c:pt>
-                <c:pt idx="7">
-                  <c:v>5</c:v>
-                </c:pt>
-                <c:pt idx="8">
-                  <c:v>3</c:v>
-                </c:pt>
-                <c:pt idx="9">
-                  <c:v>4</c:v>
-                </c:pt>
-              </c:numCache>
-            </c:numRef>
-          </c:val>
-          <c:extLst>
-            <c:ext xmlns:c16="http://schemas.microsoft.com/office/drawing/2014/chart" uri="{C3380CC4-5D6E-409C-BE32-E72D297353CC}">
-              <c16:uniqueId val="{00000000-0C67-4259-9AF5-0EA606B7BC5A}"/>
-            </c:ext>
-          </c:extLst>
-        </c:ser>
-        <c:dLbls>
-          <c:showLegendKey val="0"/>
-          <c:showVal val="0"/>
-          <c:showCatName val="0"/>
-          <c:showSerName val="0"/>
-          <c:showPercent val="0"/>
-          <c:showBubbleSize val="0"/>
-        </c:dLbls>
-        <c:gapWidth val="83"/>
-        <c:shape val="box"/>
-        <c:axId val="904673775"/>
-        <c:axId val="904655055"/>
-        <c:axId val="0"/>
-      </c:bar3DChart>
-      <c:catAx>
-        <c:axId val="904673775"/>
-        <c:scaling>
-          <c:orientation val="minMax"/>
-        </c:scaling>
-        <c:delete val="0"/>
-        <c:axPos val="b"/>
-        <c:numFmt formatCode="General" sourceLinked="1"/>
-        <c:majorTickMark val="out"/>
-        <c:minorTickMark val="none"/>
-        <c:tickLblPos val="nextTo"/>
-        <c:spPr>
-          <a:noFill/>
-          <a:ln w="9525" cap="flat" cmpd="sng" algn="ctr">
-            <a:solidFill>
-              <a:schemeClr val="tx1">
-                <a:lumMod val="15000"/>
-                <a:lumOff val="85000"/>
-              </a:schemeClr>
-            </a:solidFill>
-            <a:round/>
-          </a:ln>
-          <a:effectLst/>
-        </c:spPr>
-        <c:txPr>
-          <a:bodyPr rot="0" spcFirstLastPara="1" vertOverflow="ellipsis" wrap="square" anchor="ctr" anchorCtr="1"/>
-          <a:lstStyle/>
-          <a:p>
-            <a:pPr>
-              <a:defRPr sz="900" b="0" i="0" u="none" strike="noStrike" kern="1200" baseline="-10000">
-                <a:solidFill>
-                  <a:schemeClr val="tx1">
-                    <a:lumMod val="65000"/>
-                    <a:lumOff val="35000"/>
-                  </a:schemeClr>
-                </a:solidFill>
-                <a:latin typeface="Arial" panose="020B0604020202020204" pitchFamily="34" charset="0"/>
-                <a:ea typeface="+mn-ea"/>
-                <a:cs typeface="+mn-cs"/>
-              </a:defRPr>
-            </a:pPr>
-            <a:endParaRPr lang="en-US"/>
-          </a:p>
-        </c:txPr>
-        <c:crossAx val="904655055"/>
-        <c:crossesAt val="0"/>
-        <c:auto val="0"/>
-        <c:lblAlgn val="ctr"/>
-        <c:lblOffset val="100"/>
-        <c:noMultiLvlLbl val="0"/>
-      </c:catAx>
-      <c:valAx>
-        <c:axId val="904655055"/>
-        <c:scaling>
-          <c:orientation val="minMax"/>
-          <c:max val="8"/>
-          <c:min val="0"/>
-        </c:scaling>
-        <c:delete val="1"/>
-        <c:axPos val="l"/>
-        <c:numFmt formatCode="General" sourceLinked="1"/>
-        <c:majorTickMark val="out"/>
-        <c:minorTickMark val="none"/>
-        <c:tickLblPos val="nextTo"/>
-        <c:crossAx val="904673775"/>
-        <c:crosses val="autoZero"/>
-        <c:crossBetween val="between"/>
-        <c:majorUnit val="2"/>
-        <c:minorUnit val="1"/>
-      </c:valAx>
-      <c:spPr>
-        <a:noFill/>
-        <a:ln>
-          <a:noFill/>
-        </a:ln>
-        <a:effectLst/>
-      </c:spPr>
-    </c:plotArea>
-    <c:plotVisOnly val="1"/>
-    <c:dispBlanksAs val="gap"/>
-    <c:extLst>
-      <c:ext xmlns:c16r3="http://schemas.microsoft.com/office/drawing/2017/03/chart" uri="{56B9EC1D-385E-4148-901F-78D8002777C0}">
-        <c16r3:dataDisplayOptions16>
-          <c16r3:dispNaAsBlank val="1"/>
-        </c16r3:dataDisplayOptions16>
-      </c:ext>
-    </c:extLst>
-    <c:showDLblsOverMax val="0"/>
-  </c:chart>
-  <c:spPr>
-    <a:solidFill>
-      <a:schemeClr val="bg1"/>
-    </a:solidFill>
-    <a:ln w="9525" cap="flat" cmpd="sng" algn="ctr">
-      <a:solidFill>
-        <a:schemeClr val="tx1">
-          <a:lumMod val="15000"/>
-          <a:lumOff val="85000"/>
-        </a:schemeClr>
-      </a:solidFill>
-      <a:round/>
-    </a:ln>
-    <a:effectLst/>
-  </c:spPr>
-  <c:txPr>
-    <a:bodyPr/>
-    <a:lstStyle/>
-    <a:p>
-      <a:pPr>
-        <a:defRPr/>
-      </a:pPr>
-      <a:endParaRPr lang="en-US"/>
-    </a:p>
-  </c:txPr>
-  <c:externalData r:id="rId4">
-    <c:autoUpdate val="0"/>
-  </c:externalData>
-</c:chartSpace>
-</file>
-
-<file path=word/charts/colors1.xml><?xml version="1.0" encoding="utf-8"?>
-<cs:colorStyle xmlns:cs="http://schemas.microsoft.com/office/drawing/2012/chartStyle" xmlns:a="http://schemas.openxmlformats.org/drawingml/2006/main" meth="cycle" id="10">
-  <a:schemeClr val="accent1"/>
-  <a:schemeClr val="accent2"/>
-  <a:schemeClr val="accent3"/>
-  <a:schemeClr val="accent4"/>
-  <a:schemeClr val="accent5"/>
-  <a:schemeClr val="accent6"/>
-  <cs:variation/>
-  <cs:variation>
-    <a:lumMod val="60000"/>
-  </cs:variation>
-  <cs:variation>
-    <a:lumMod val="80000"/>
-    <a:lumOff val="20000"/>
-  </cs:variation>
-  <cs:variation>
-    <a:lumMod val="80000"/>
-  </cs:variation>
-  <cs:variation>
-    <a:lumMod val="60000"/>
-    <a:lumOff val="40000"/>
-  </cs:variation>
-  <cs:variation>
-    <a:lumMod val="50000"/>
-  </cs:variation>
-  <cs:variation>
-    <a:lumMod val="70000"/>
-    <a:lumOff val="30000"/>
-  </cs:variation>
-  <cs:variation>
-    <a:lumMod val="70000"/>
-  </cs:variation>
-  <cs:variation>
-    <a:lumMod val="50000"/>
-    <a:lumOff val="50000"/>
-  </cs:variation>
-</cs:colorStyle>
-</file>
-
-<file path=word/charts/colors2.xml><?xml version="1.0" encoding="utf-8"?>
-<cs:colorStyle xmlns:cs="http://schemas.microsoft.com/office/drawing/2012/chartStyle" xmlns:a="http://schemas.openxmlformats.org/drawingml/2006/main" meth="cycle" id="10">
-  <a:schemeClr val="accent1"/>
-  <a:schemeClr val="accent2"/>
-  <a:schemeClr val="accent3"/>
-  <a:schemeClr val="accent4"/>
-  <a:schemeClr val="accent5"/>
-  <a:schemeClr val="accent6"/>
-  <cs:variation/>
-  <cs:variation>
-    <a:lumMod val="60000"/>
-  </cs:variation>
-  <cs:variation>
-    <a:lumMod val="80000"/>
-    <a:lumOff val="20000"/>
-  </cs:variation>
-  <cs:variation>
-    <a:lumMod val="80000"/>
-  </cs:variation>
-  <cs:variation>
-    <a:lumMod val="60000"/>
-    <a:lumOff val="40000"/>
-  </cs:variation>
-  <cs:variation>
-    <a:lumMod val="50000"/>
-  </cs:variation>
-  <cs:variation>
-    <a:lumMod val="70000"/>
-    <a:lumOff val="30000"/>
-  </cs:variation>
-  <cs:variation>
-    <a:lumMod val="70000"/>
-  </cs:variation>
-  <cs:variation>
-    <a:lumMod val="50000"/>
-    <a:lumOff val="50000"/>
-  </cs:variation>
-</cs:colorStyle>
-</file>
-
-<file path=word/charts/style1.xml><?xml version="1.0" encoding="utf-8"?>
-<cs:chartStyle xmlns:cs="http://schemas.microsoft.com/office/drawing/2012/chartStyle" xmlns:a="http://schemas.openxmlformats.org/drawingml/2006/main" id="332">
-  <cs:axisTitle>
-    <cs:lnRef idx="0"/>
-    <cs:fillRef idx="0"/>
-    <cs:effectRef idx="0"/>
-    <cs:fontRef idx="minor">
-      <a:schemeClr val="tx1">
-        <a:lumMod val="65000"/>
-        <a:lumOff val="35000"/>
-      </a:schemeClr>
-    </cs:fontRef>
-    <cs:defRPr sz="1000" kern="1200"/>
-  </cs:axisTitle>
-  <cs:categoryAxis>
-    <cs:lnRef idx="0"/>
-    <cs:fillRef idx="0"/>
-    <cs:effectRef idx="0"/>
-    <cs:fontRef idx="minor">
-      <a:schemeClr val="tx1">
-        <a:lumMod val="65000"/>
-        <a:lumOff val="35000"/>
-      </a:schemeClr>
-    </cs:fontRef>
-    <cs:spPr>
-      <a:ln w="9525" cap="flat" cmpd="sng" algn="ctr">
-        <a:solidFill>
-          <a:schemeClr val="tx1">
-            <a:lumMod val="15000"/>
-            <a:lumOff val="85000"/>
-          </a:schemeClr>
-        </a:solidFill>
-        <a:round/>
-      </a:ln>
-    </cs:spPr>
-    <cs:defRPr sz="900" kern="1200"/>
-  </cs:categoryAxis>
-  <cs:chartArea mods="allowNoFillOverride allowNoLineOverride">
-    <cs:lnRef idx="0"/>
-    <cs:fillRef idx="0"/>
-    <cs:effectRef idx="0"/>
-    <cs:fontRef idx="minor">
-      <a:schemeClr val="tx1"/>
-    </cs:fontRef>
-    <cs:spPr>
-      <a:solidFill>
-        <a:schemeClr val="bg1"/>
-      </a:solidFill>
-      <a:ln w="9525" cap="flat" cmpd="sng" algn="ctr">
-        <a:solidFill>
-          <a:schemeClr val="tx1">
-            <a:lumMod val="15000"/>
-            <a:lumOff val="85000"/>
-          </a:schemeClr>
-        </a:solidFill>
-        <a:round/>
-      </a:ln>
-    </cs:spPr>
-    <cs:defRPr sz="1000" kern="1200"/>
-  </cs:chartArea>
-  <cs:dataLabel>
-    <cs:lnRef idx="0"/>
-    <cs:fillRef idx="0"/>
-    <cs:effectRef idx="0"/>
-    <cs:fontRef idx="minor">
-      <a:schemeClr val="tx1">
-        <a:lumMod val="75000"/>
-        <a:lumOff val="25000"/>
-      </a:schemeClr>
-    </cs:fontRef>
-    <cs:defRPr sz="900" kern="1200"/>
-  </cs:dataLabel>
-  <cs:dataLabelCallout>
-    <cs:lnRef idx="0"/>
-    <cs:fillRef idx="0"/>
-    <cs:effectRef idx="0"/>
-    <cs:fontRef idx="minor">
-      <a:schemeClr val="dk1">
-        <a:lumMod val="65000"/>
-        <a:lumOff val="35000"/>
-      </a:schemeClr>
-    </cs:fontRef>
-    <cs:spPr>
-      <a:solidFill>
-        <a:schemeClr val="lt1"/>
-      </a:solidFill>
-      <a:ln>
-        <a:solidFill>
-          <a:schemeClr val="dk1">
-            <a:lumMod val="25000"/>
-            <a:lumOff val="75000"/>
-          </a:schemeClr>
-        </a:solidFill>
-      </a:ln>
-    </cs:spPr>
-    <cs:defRPr sz="900" kern="1200"/>
-    <cs:bodyPr rot="0" spcFirstLastPara="1" vertOverflow="clip" horzOverflow="clip" vert="horz" wrap="square" lIns="36576" tIns="18288" rIns="36576" bIns="18288" anchor="ctr" anchorCtr="1">
-      <a:spAutoFit/>
-    </cs:bodyPr>
-  </cs:dataLabelCallout>
-  <cs:dataPoint>
-    <cs:lnRef idx="0"/>
-    <cs:fillRef idx="1">
-      <cs:styleClr val="auto"/>
-    </cs:fillRef>
-    <cs:effectRef idx="0"/>
-    <cs:fontRef idx="minor">
-      <a:schemeClr val="tx1"/>
-    </cs:fontRef>
-  </cs:dataPoint>
-  <cs:dataPoint3D>
-    <cs:lnRef idx="0"/>
-    <cs:fillRef idx="1">
-      <cs:styleClr val="auto"/>
-    </cs:fillRef>
-    <cs:effectRef idx="0"/>
-    <cs:fontRef idx="minor">
-      <a:schemeClr val="tx1"/>
-    </cs:fontRef>
-  </cs:dataPoint3D>
-  <cs:dataPointLine>
-    <cs:lnRef idx="0">
-      <cs:styleClr val="auto"/>
-    </cs:lnRef>
-    <cs:fillRef idx="1"/>
-    <cs:effectRef idx="0"/>
-    <cs:fontRef idx="minor">
-      <a:schemeClr val="tx1"/>
-    </cs:fontRef>
-    <cs:spPr>
-      <a:ln w="28575" cap="rnd">
-        <a:solidFill>
-          <a:schemeClr val="phClr"/>
-        </a:solidFill>
-        <a:round/>
-      </a:ln>
-    </cs:spPr>
-  </cs:dataPointLine>
-  <cs:dataPointMarker>
-    <cs:lnRef idx="0">
-      <cs:styleClr val="auto"/>
-    </cs:lnRef>
-    <cs:fillRef idx="1">
-      <cs:styleClr val="auto"/>
-    </cs:fillRef>
-    <cs:effectRef idx="0"/>
-    <cs:fontRef idx="minor">
-      <a:schemeClr val="tx1"/>
-    </cs:fontRef>
-    <cs:spPr>
-      <a:ln w="9525">
-        <a:solidFill>
-          <a:schemeClr val="phClr"/>
-        </a:solidFill>
-      </a:ln>
-    </cs:spPr>
-  </cs:dataPointMarker>
-  <cs:dataPointMarkerLayout symbol="circle" size="5"/>
-  <cs:dataPointWireframe>
-    <cs:lnRef idx="0">
-      <cs:styleClr val="auto"/>
-    </cs:lnRef>
-    <cs:fillRef idx="1"/>
-    <cs:effectRef idx="0"/>
-    <cs:fontRef idx="minor">
-      <a:schemeClr val="tx1"/>
-    </cs:fontRef>
-    <cs:spPr>
-      <a:ln w="9525" cap="rnd">
-        <a:solidFill>
-          <a:schemeClr val="phClr"/>
-        </a:solidFill>
-        <a:round/>
-      </a:ln>
-    </cs:spPr>
-  </cs:dataPointWireframe>
-  <cs:dataTable>
-    <cs:lnRef idx="0"/>
-    <cs:fillRef idx="0"/>
-    <cs:effectRef idx="0"/>
-    <cs:fontRef idx="minor">
-      <a:schemeClr val="tx1">
-        <a:lumMod val="65000"/>
-        <a:lumOff val="35000"/>
-      </a:schemeClr>
-    </cs:fontRef>
-    <cs:spPr>
-      <a:noFill/>
-      <a:ln w="9525" cap="flat" cmpd="sng" algn="ctr">
-        <a:solidFill>
-          <a:schemeClr val="tx1">
-            <a:lumMod val="15000"/>
-            <a:lumOff val="85000"/>
-          </a:schemeClr>
-        </a:solidFill>
-        <a:round/>
-      </a:ln>
-    </cs:spPr>
-    <cs:defRPr sz="900" kern="1200"/>
-  </cs:dataTable>
-  <cs:downBar>
-    <cs:lnRef idx="0"/>
-    <cs:fillRef idx="0"/>
-    <cs:effectRef idx="0"/>
-    <cs:fontRef idx="minor">
-      <a:schemeClr val="dk1"/>
-    </cs:fontRef>
-    <cs:spPr>
-      <a:solidFill>
-        <a:schemeClr val="dk1">
-          <a:lumMod val="65000"/>
-          <a:lumOff val="35000"/>
-        </a:schemeClr>
-      </a:solidFill>
-      <a:ln w="9525">
-        <a:solidFill>
-          <a:schemeClr val="tx1">
-            <a:lumMod val="65000"/>
-            <a:lumOff val="35000"/>
-          </a:schemeClr>
-        </a:solidFill>
-      </a:ln>
-    </cs:spPr>
-  </cs:downBar>
-  <cs:dropLine>
-    <cs:lnRef idx="0"/>
-    <cs:fillRef idx="0"/>
-    <cs:effectRef idx="0"/>
-    <cs:fontRef idx="minor">
-      <a:schemeClr val="tx1"/>
-    </cs:fontRef>
-    <cs:spPr>
-      <a:ln w="9525" cap="flat" cmpd="sng" algn="ctr">
-        <a:solidFill>
-          <a:schemeClr val="tx1">
-            <a:lumMod val="35000"/>
-            <a:lumOff val="65000"/>
-          </a:schemeClr>
-        </a:solidFill>
-        <a:round/>
-      </a:ln>
-    </cs:spPr>
-  </cs:dropLine>
-  <cs:errorBar>
-    <cs:lnRef idx="0"/>
-    <cs:fillRef idx="0"/>
-    <cs:effectRef idx="0"/>
-    <cs:fontRef idx="minor">
-      <a:schemeClr val="tx1"/>
-    </cs:fontRef>
-    <cs:spPr>
-      <a:ln w="9525" cap="flat" cmpd="sng" algn="ctr">
-        <a:solidFill>
-          <a:schemeClr val="tx1">
-            <a:lumMod val="65000"/>
-            <a:lumOff val="35000"/>
-          </a:schemeClr>
-        </a:solidFill>
-        <a:round/>
-      </a:ln>
-    </cs:spPr>
-  </cs:errorBar>
-  <cs:floor>
-    <cs:lnRef idx="0"/>
-    <cs:fillRef idx="0"/>
-    <cs:effectRef idx="0"/>
-    <cs:fontRef idx="minor">
-      <a:schemeClr val="tx1"/>
-    </cs:fontRef>
-    <cs:spPr>
-      <a:noFill/>
-      <a:ln>
-        <a:noFill/>
-      </a:ln>
-    </cs:spPr>
-  </cs:floor>
-  <cs:gridlineMajor>
-    <cs:lnRef idx="0"/>
-    <cs:fillRef idx="0"/>
-    <cs:effectRef idx="0"/>
-    <cs:fontRef idx="minor">
-      <a:schemeClr val="tx1"/>
-    </cs:fontRef>
-    <cs:spPr>
-      <a:ln w="9525" cap="flat" cmpd="sng" algn="ctr">
-        <a:solidFill>
-          <a:schemeClr val="tx1">
-            <a:lumMod val="15000"/>
-            <a:lumOff val="85000"/>
-          </a:schemeClr>
-        </a:solidFill>
-        <a:round/>
-      </a:ln>
-    </cs:spPr>
-  </cs:gridlineMajor>
-  <cs:gridlineMinor>
-    <cs:lnRef idx="0"/>
-    <cs:fillRef idx="0"/>
-    <cs:effectRef idx="0"/>
-    <cs:fontRef idx="minor">
-      <a:schemeClr val="tx1"/>
-    </cs:fontRef>
-    <cs:spPr>
-      <a:ln w="9525" cap="flat" cmpd="sng" algn="ctr">
-        <a:solidFill>
-          <a:schemeClr val="tx1">
-            <a:lumMod val="5000"/>
-            <a:lumOff val="95000"/>
-          </a:schemeClr>
-        </a:solidFill>
-        <a:round/>
-      </a:ln>
-    </cs:spPr>
-  </cs:gridlineMinor>
-  <cs:hiLoLine>
-    <cs:lnRef idx="0"/>
-    <cs:fillRef idx="0"/>
-    <cs:effectRef idx="0"/>
-    <cs:fontRef idx="minor">
-      <a:schemeClr val="tx1"/>
-    </cs:fontRef>
-    <cs:spPr>
-      <a:ln w="9525" cap="flat" cmpd="sng" algn="ctr">
-        <a:solidFill>
-          <a:schemeClr val="tx1">
-            <a:lumMod val="75000"/>
-            <a:lumOff val="25000"/>
-          </a:schemeClr>
-        </a:solidFill>
-        <a:round/>
-      </a:ln>
-    </cs:spPr>
-  </cs:hiLoLine>
-  <cs:leaderLine>
-    <cs:lnRef idx="0"/>
-    <cs:fillRef idx="0"/>
-    <cs:effectRef idx="0"/>
-    <cs:fontRef idx="minor">
-      <a:schemeClr val="tx1"/>
-    </cs:fontRef>
-    <cs:spPr>
-      <a:ln w="9525" cap="flat" cmpd="sng" algn="ctr">
-        <a:solidFill>
-          <a:schemeClr val="tx1">
-            <a:lumMod val="35000"/>
-            <a:lumOff val="65000"/>
-          </a:schemeClr>
-        </a:solidFill>
-        <a:round/>
-      </a:ln>
-    </cs:spPr>
-  </cs:leaderLine>
-  <cs:legend>
-    <cs:lnRef idx="0"/>
-    <cs:fillRef idx="0"/>
-    <cs:effectRef idx="0"/>
-    <cs:fontRef idx="minor">
-      <a:schemeClr val="tx1">
-        <a:lumMod val="65000"/>
-        <a:lumOff val="35000"/>
-      </a:schemeClr>
-    </cs:fontRef>
-    <cs:defRPr sz="900" kern="1200"/>
-  </cs:legend>
-  <cs:plotArea mods="allowNoFillOverride allowNoLineOverride">
-    <cs:lnRef idx="0"/>
-    <cs:fillRef idx="0"/>
-    <cs:effectRef idx="0"/>
-    <cs:fontRef idx="minor">
-      <a:schemeClr val="tx1"/>
-    </cs:fontRef>
-  </cs:plotArea>
-  <cs:plotArea3D mods="allowNoFillOverride allowNoLineOverride">
-    <cs:lnRef idx="0"/>
-    <cs:fillRef idx="0"/>
-    <cs:effectRef idx="0"/>
-    <cs:fontRef idx="minor">
-      <a:schemeClr val="tx1"/>
-    </cs:fontRef>
-  </cs:plotArea3D>
-  <cs:seriesAxis>
-    <cs:lnRef idx="0"/>
-    <cs:fillRef idx="0"/>
-    <cs:effectRef idx="0"/>
-    <cs:fontRef idx="minor">
-      <a:schemeClr val="tx1">
-        <a:lumMod val="65000"/>
-        <a:lumOff val="35000"/>
-      </a:schemeClr>
-    </cs:fontRef>
-    <cs:defRPr sz="900" kern="1200"/>
-  </cs:seriesAxis>
-  <cs:seriesLine>
-    <cs:lnRef idx="0"/>
-    <cs:fillRef idx="0"/>
-    <cs:effectRef idx="0"/>
-    <cs:fontRef idx="minor">
-      <a:schemeClr val="tx1"/>
-    </cs:fontRef>
-    <cs:spPr>
-      <a:ln w="9525" cap="flat" cmpd="sng" algn="ctr">
-        <a:solidFill>
-          <a:schemeClr val="tx1">
-            <a:lumMod val="35000"/>
-            <a:lumOff val="65000"/>
-          </a:schemeClr>
-        </a:solidFill>
-        <a:round/>
-      </a:ln>
-    </cs:spPr>
-  </cs:seriesLine>
-  <cs:title>
-    <cs:lnRef idx="0"/>
-    <cs:fillRef idx="0"/>
-    <cs:effectRef idx="0"/>
-    <cs:fontRef idx="minor">
-      <a:schemeClr val="tx1">
-        <a:lumMod val="65000"/>
-        <a:lumOff val="35000"/>
-      </a:schemeClr>
-    </cs:fontRef>
-    <cs:defRPr sz="1400" b="0" kern="1200" spc="0" baseline="0"/>
-  </cs:title>
-  <cs:trendline>
-    <cs:lnRef idx="0">
-      <cs:styleClr val="auto"/>
-    </cs:lnRef>
-    <cs:fillRef idx="0"/>
-    <cs:effectRef idx="0"/>
-    <cs:fontRef idx="minor">
-      <a:schemeClr val="tx1"/>
-    </cs:fontRef>
-    <cs:spPr>
-      <a:ln w="19050" cap="rnd">
-        <a:solidFill>
-          <a:schemeClr val="phClr"/>
-        </a:solidFill>
-        <a:prstDash val="sysDot"/>
-      </a:ln>
-    </cs:spPr>
-  </cs:trendline>
-  <cs:trendlineLabel>
-    <cs:lnRef idx="0"/>
-    <cs:fillRef idx="0"/>
-    <cs:effectRef idx="0"/>
-    <cs:fontRef idx="minor">
-      <a:schemeClr val="tx1">
-        <a:lumMod val="65000"/>
-        <a:lumOff val="35000"/>
-      </a:schemeClr>
-    </cs:fontRef>
-    <cs:defRPr sz="900" kern="1200"/>
-  </cs:trendlineLabel>
-  <cs:upBar>
-    <cs:lnRef idx="0"/>
-    <cs:fillRef idx="0"/>
-    <cs:effectRef idx="0"/>
-    <cs:fontRef idx="minor">
-      <a:schemeClr val="dk1"/>
-    </cs:fontRef>
-    <cs:spPr>
-      <a:solidFill>
-        <a:schemeClr val="lt1"/>
-      </a:solidFill>
-      <a:ln w="9525">
-        <a:solidFill>
-          <a:schemeClr val="tx1">
-            <a:lumMod val="15000"/>
-            <a:lumOff val="85000"/>
-          </a:schemeClr>
-        </a:solidFill>
-      </a:ln>
-    </cs:spPr>
-  </cs:upBar>
-  <cs:valueAxis>
-    <cs:lnRef idx="0"/>
-    <cs:fillRef idx="0"/>
-    <cs:effectRef idx="0"/>
-    <cs:fontRef idx="minor">
-      <a:schemeClr val="tx1">
-        <a:lumMod val="65000"/>
-        <a:lumOff val="35000"/>
-      </a:schemeClr>
-    </cs:fontRef>
-    <cs:defRPr sz="900" kern="1200"/>
-  </cs:valueAxis>
-  <cs:wall>
-    <cs:lnRef idx="0"/>
-    <cs:fillRef idx="0"/>
-    <cs:effectRef idx="0"/>
-    <cs:fontRef idx="minor">
-      <a:schemeClr val="tx1"/>
-    </cs:fontRef>
-    <cs:spPr>
-      <a:noFill/>
-      <a:ln>
-        <a:noFill/>
-      </a:ln>
-    </cs:spPr>
-  </cs:wall>
-</cs:chartStyle>
-</file>
-
-<file path=word/charts/style2.xml><?xml version="1.0" encoding="utf-8"?>
-<cs:chartStyle xmlns:cs="http://schemas.microsoft.com/office/drawing/2012/chartStyle" xmlns:a="http://schemas.openxmlformats.org/drawingml/2006/main" id="332">
-  <cs:axisTitle>
-    <cs:lnRef idx="0"/>
-    <cs:fillRef idx="0"/>
-    <cs:effectRef idx="0"/>
-    <cs:fontRef idx="minor">
-      <a:schemeClr val="tx1">
-        <a:lumMod val="65000"/>
-        <a:lumOff val="35000"/>
-      </a:schemeClr>
-    </cs:fontRef>
-    <cs:defRPr sz="1000" kern="1200"/>
-  </cs:axisTitle>
-  <cs:categoryAxis>
-    <cs:lnRef idx="0"/>
-    <cs:fillRef idx="0"/>
-    <cs:effectRef idx="0"/>
-    <cs:fontRef idx="minor">
-      <a:schemeClr val="tx1">
-        <a:lumMod val="65000"/>
-        <a:lumOff val="35000"/>
-      </a:schemeClr>
-    </cs:fontRef>
-    <cs:spPr>
-      <a:ln w="9525" cap="flat" cmpd="sng" algn="ctr">
-        <a:solidFill>
-          <a:schemeClr val="tx1">
-            <a:lumMod val="15000"/>
-            <a:lumOff val="85000"/>
-          </a:schemeClr>
-        </a:solidFill>
-        <a:round/>
-      </a:ln>
-    </cs:spPr>
-    <cs:defRPr sz="900" kern="1200"/>
-  </cs:categoryAxis>
-  <cs:chartArea mods="allowNoFillOverride allowNoLineOverride">
-    <cs:lnRef idx="0"/>
-    <cs:fillRef idx="0"/>
-    <cs:effectRef idx="0"/>
-    <cs:fontRef idx="minor">
-      <a:schemeClr val="tx1"/>
-    </cs:fontRef>
-    <cs:spPr>
-      <a:solidFill>
-        <a:schemeClr val="bg1"/>
-      </a:solidFill>
-      <a:ln w="9525" cap="flat" cmpd="sng" algn="ctr">
-        <a:solidFill>
-          <a:schemeClr val="tx1">
-            <a:lumMod val="15000"/>
-            <a:lumOff val="85000"/>
-          </a:schemeClr>
-        </a:solidFill>
-        <a:round/>
-      </a:ln>
-    </cs:spPr>
-    <cs:defRPr sz="1000" kern="1200"/>
-  </cs:chartArea>
-  <cs:dataLabel>
-    <cs:lnRef idx="0"/>
-    <cs:fillRef idx="0"/>
-    <cs:effectRef idx="0"/>
-    <cs:fontRef idx="minor">
-      <a:schemeClr val="tx1">
-        <a:lumMod val="75000"/>
-        <a:lumOff val="25000"/>
-      </a:schemeClr>
-    </cs:fontRef>
-    <cs:defRPr sz="900" kern="1200"/>
-  </cs:dataLabel>
-  <cs:dataLabelCallout>
-    <cs:lnRef idx="0"/>
-    <cs:fillRef idx="0"/>
-    <cs:effectRef idx="0"/>
-    <cs:fontRef idx="minor">
-      <a:schemeClr val="dk1">
-        <a:lumMod val="65000"/>
-        <a:lumOff val="35000"/>
-      </a:schemeClr>
-    </cs:fontRef>
-    <cs:spPr>
-      <a:solidFill>
-        <a:schemeClr val="lt1"/>
-      </a:solidFill>
-      <a:ln>
-        <a:solidFill>
-          <a:schemeClr val="dk1">
-            <a:lumMod val="25000"/>
-            <a:lumOff val="75000"/>
-          </a:schemeClr>
-        </a:solidFill>
-      </a:ln>
-    </cs:spPr>
-    <cs:defRPr sz="900" kern="1200"/>
-    <cs:bodyPr rot="0" spcFirstLastPara="1" vertOverflow="clip" horzOverflow="clip" vert="horz" wrap="square" lIns="36576" tIns="18288" rIns="36576" bIns="18288" anchor="ctr" anchorCtr="1">
-      <a:spAutoFit/>
-    </cs:bodyPr>
-  </cs:dataLabelCallout>
-  <cs:dataPoint>
-    <cs:lnRef idx="0"/>
-    <cs:fillRef idx="1">
-      <cs:styleClr val="auto"/>
-    </cs:fillRef>
-    <cs:effectRef idx="0"/>
-    <cs:fontRef idx="minor">
-      <a:schemeClr val="tx1"/>
-    </cs:fontRef>
-  </cs:dataPoint>
-  <cs:dataPoint3D>
-    <cs:lnRef idx="0"/>
-    <cs:fillRef idx="1">
-      <cs:styleClr val="auto"/>
-    </cs:fillRef>
-    <cs:effectRef idx="0"/>
-    <cs:fontRef idx="minor">
-      <a:schemeClr val="tx1"/>
-    </cs:fontRef>
-  </cs:dataPoint3D>
-  <cs:dataPointLine>
-    <cs:lnRef idx="0">
-      <cs:styleClr val="auto"/>
-    </cs:lnRef>
-    <cs:fillRef idx="1"/>
-    <cs:effectRef idx="0"/>
-    <cs:fontRef idx="minor">
-      <a:schemeClr val="tx1"/>
-    </cs:fontRef>
-    <cs:spPr>
-      <a:ln w="28575" cap="rnd">
-        <a:solidFill>
-          <a:schemeClr val="phClr"/>
-        </a:solidFill>
-        <a:round/>
-      </a:ln>
-    </cs:spPr>
-  </cs:dataPointLine>
-  <cs:dataPointMarker>
-    <cs:lnRef idx="0">
-      <cs:styleClr val="auto"/>
-    </cs:lnRef>
-    <cs:fillRef idx="1">
-      <cs:styleClr val="auto"/>
-    </cs:fillRef>
-    <cs:effectRef idx="0"/>
-    <cs:fontRef idx="minor">
-      <a:schemeClr val="tx1"/>
-    </cs:fontRef>
-    <cs:spPr>
-      <a:ln w="9525">
-        <a:solidFill>
-          <a:schemeClr val="phClr"/>
-        </a:solidFill>
-      </a:ln>
-    </cs:spPr>
-  </cs:dataPointMarker>
-  <cs:dataPointMarkerLayout symbol="circle" size="5"/>
-  <cs:dataPointWireframe>
-    <cs:lnRef idx="0">
-      <cs:styleClr val="auto"/>
-    </cs:lnRef>
-    <cs:fillRef idx="1"/>
-    <cs:effectRef idx="0"/>
-    <cs:fontRef idx="minor">
-      <a:schemeClr val="tx1"/>
-    </cs:fontRef>
-    <cs:spPr>
-      <a:ln w="9525" cap="rnd">
-        <a:solidFill>
-          <a:schemeClr val="phClr"/>
-        </a:solidFill>
-        <a:round/>
-      </a:ln>
-    </cs:spPr>
-  </cs:dataPointWireframe>
-  <cs:dataTable>
-    <cs:lnRef idx="0"/>
-    <cs:fillRef idx="0"/>
-    <cs:effectRef idx="0"/>
-    <cs:fontRef idx="minor">
-      <a:schemeClr val="tx1">
-        <a:lumMod val="65000"/>
-        <a:lumOff val="35000"/>
-      </a:schemeClr>
-    </cs:fontRef>
-    <cs:spPr>
-      <a:noFill/>
-      <a:ln w="9525" cap="flat" cmpd="sng" algn="ctr">
-        <a:solidFill>
-          <a:schemeClr val="tx1">
-            <a:lumMod val="15000"/>
-            <a:lumOff val="85000"/>
-          </a:schemeClr>
-        </a:solidFill>
-        <a:round/>
-      </a:ln>
-    </cs:spPr>
-    <cs:defRPr sz="900" kern="1200"/>
-  </cs:dataTable>
-  <cs:downBar>
-    <cs:lnRef idx="0"/>
-    <cs:fillRef idx="0"/>
-    <cs:effectRef idx="0"/>
-    <cs:fontRef idx="minor">
-      <a:schemeClr val="dk1"/>
-    </cs:fontRef>
-    <cs:spPr>
-      <a:solidFill>
-        <a:schemeClr val="dk1">
-          <a:lumMod val="65000"/>
-          <a:lumOff val="35000"/>
-        </a:schemeClr>
-      </a:solidFill>
-      <a:ln w="9525">
-        <a:solidFill>
-          <a:schemeClr val="tx1">
-            <a:lumMod val="65000"/>
-            <a:lumOff val="35000"/>
-          </a:schemeClr>
-        </a:solidFill>
-      </a:ln>
-    </cs:spPr>
-  </cs:downBar>
-  <cs:dropLine>
-    <cs:lnRef idx="0"/>
-    <cs:fillRef idx="0"/>
-    <cs:effectRef idx="0"/>
-    <cs:fontRef idx="minor">
-      <a:schemeClr val="tx1"/>
-    </cs:fontRef>
-    <cs:spPr>
-      <a:ln w="9525" cap="flat" cmpd="sng" algn="ctr">
-        <a:solidFill>
-          <a:schemeClr val="tx1">
-            <a:lumMod val="35000"/>
-            <a:lumOff val="65000"/>
-          </a:schemeClr>
-        </a:solidFill>
-        <a:round/>
-      </a:ln>
-    </cs:spPr>
-  </cs:dropLine>
-  <cs:errorBar>
-    <cs:lnRef idx="0"/>
-    <cs:fillRef idx="0"/>
-    <cs:effectRef idx="0"/>
-    <cs:fontRef idx="minor">
-      <a:schemeClr val="tx1"/>
-    </cs:fontRef>
-    <cs:spPr>
-      <a:ln w="9525" cap="flat" cmpd="sng" algn="ctr">
-        <a:solidFill>
-          <a:schemeClr val="tx1">
-            <a:lumMod val="65000"/>
-            <a:lumOff val="35000"/>
-          </a:schemeClr>
-        </a:solidFill>
-        <a:round/>
-      </a:ln>
-    </cs:spPr>
-  </cs:errorBar>
-  <cs:floor>
-    <cs:lnRef idx="0"/>
-    <cs:fillRef idx="0"/>
-    <cs:effectRef idx="0"/>
-    <cs:fontRef idx="minor">
-      <a:schemeClr val="tx1"/>
-    </cs:fontRef>
-    <cs:spPr>
-      <a:noFill/>
-      <a:ln>
-        <a:noFill/>
-      </a:ln>
-    </cs:spPr>
-  </cs:floor>
-  <cs:gridlineMajor>
-    <cs:lnRef idx="0"/>
-    <cs:fillRef idx="0"/>
-    <cs:effectRef idx="0"/>
-    <cs:fontRef idx="minor">
-      <a:schemeClr val="tx1"/>
-    </cs:fontRef>
-    <cs:spPr>
-      <a:ln w="9525" cap="flat" cmpd="sng" algn="ctr">
-        <a:solidFill>
-          <a:schemeClr val="tx1">
-            <a:lumMod val="15000"/>
-            <a:lumOff val="85000"/>
-          </a:schemeClr>
-        </a:solidFill>
-        <a:round/>
-      </a:ln>
-    </cs:spPr>
-  </cs:gridlineMajor>
-  <cs:gridlineMinor>
-    <cs:lnRef idx="0"/>
-    <cs:fillRef idx="0"/>
-    <cs:effectRef idx="0"/>
-    <cs:fontRef idx="minor">
-      <a:schemeClr val="tx1"/>
-    </cs:fontRef>
-    <cs:spPr>
-      <a:ln w="9525" cap="flat" cmpd="sng" algn="ctr">
-        <a:solidFill>
-          <a:schemeClr val="tx1">
-            <a:lumMod val="5000"/>
-            <a:lumOff val="95000"/>
-          </a:schemeClr>
-        </a:solidFill>
-        <a:round/>
-      </a:ln>
-    </cs:spPr>
-  </cs:gridlineMinor>
-  <cs:hiLoLine>
-    <cs:lnRef idx="0"/>
-    <cs:fillRef idx="0"/>
-    <cs:effectRef idx="0"/>
-    <cs:fontRef idx="minor">
-      <a:schemeClr val="tx1"/>
-    </cs:fontRef>
-    <cs:spPr>
-      <a:ln w="9525" cap="flat" cmpd="sng" algn="ctr">
-        <a:solidFill>
-          <a:schemeClr val="tx1">
-            <a:lumMod val="75000"/>
-            <a:lumOff val="25000"/>
-          </a:schemeClr>
-        </a:solidFill>
-        <a:round/>
-      </a:ln>
-    </cs:spPr>
-  </cs:hiLoLine>
-  <cs:leaderLine>
-    <cs:lnRef idx="0"/>
-    <cs:fillRef idx="0"/>
-    <cs:effectRef idx="0"/>
-    <cs:fontRef idx="minor">
-      <a:schemeClr val="tx1"/>
-    </cs:fontRef>
-    <cs:spPr>
-      <a:ln w="9525" cap="flat" cmpd="sng" algn="ctr">
-        <a:solidFill>
-          <a:schemeClr val="tx1">
-            <a:lumMod val="35000"/>
-            <a:lumOff val="65000"/>
-          </a:schemeClr>
-        </a:solidFill>
-        <a:round/>
-      </a:ln>
-    </cs:spPr>
-  </cs:leaderLine>
-  <cs:legend>
-    <cs:lnRef idx="0"/>
-    <cs:fillRef idx="0"/>
-    <cs:effectRef idx="0"/>
-    <cs:fontRef idx="minor">
-      <a:schemeClr val="tx1">
-        <a:lumMod val="65000"/>
-        <a:lumOff val="35000"/>
-      </a:schemeClr>
-    </cs:fontRef>
-    <cs:defRPr sz="900" kern="1200"/>
-  </cs:legend>
-  <cs:plotArea mods="allowNoFillOverride allowNoLineOverride">
-    <cs:lnRef idx="0"/>
-    <cs:fillRef idx="0"/>
-    <cs:effectRef idx="0"/>
-    <cs:fontRef idx="minor">
-      <a:schemeClr val="tx1"/>
-    </cs:fontRef>
-  </cs:plotArea>
-  <cs:plotArea3D mods="allowNoFillOverride allowNoLineOverride">
-    <cs:lnRef idx="0"/>
-    <cs:fillRef idx="0"/>
-    <cs:effectRef idx="0"/>
-    <cs:fontRef idx="minor">
-      <a:schemeClr val="tx1"/>
-    </cs:fontRef>
-  </cs:plotArea3D>
-  <cs:seriesAxis>
-    <cs:lnRef idx="0"/>
-    <cs:fillRef idx="0"/>
-    <cs:effectRef idx="0"/>
-    <cs:fontRef idx="minor">
-      <a:schemeClr val="tx1">
-        <a:lumMod val="65000"/>
-        <a:lumOff val="35000"/>
-      </a:schemeClr>
-    </cs:fontRef>
-    <cs:defRPr sz="900" kern="1200"/>
-  </cs:seriesAxis>
-  <cs:seriesLine>
-    <cs:lnRef idx="0"/>
-    <cs:fillRef idx="0"/>
-    <cs:effectRef idx="0"/>
-    <cs:fontRef idx="minor">
-      <a:schemeClr val="tx1"/>
-    </cs:fontRef>
-    <cs:spPr>
-      <a:ln w="9525" cap="flat" cmpd="sng" algn="ctr">
-        <a:solidFill>
-          <a:schemeClr val="tx1">
-            <a:lumMod val="35000"/>
-            <a:lumOff val="65000"/>
-          </a:schemeClr>
-        </a:solidFill>
-        <a:round/>
-      </a:ln>
-    </cs:spPr>
-  </cs:seriesLine>
-  <cs:title>
-    <cs:lnRef idx="0"/>
-    <cs:fillRef idx="0"/>
-    <cs:effectRef idx="0"/>
-    <cs:fontRef idx="minor">
-      <a:schemeClr val="tx1">
-        <a:lumMod val="65000"/>
-        <a:lumOff val="35000"/>
-      </a:schemeClr>
-    </cs:fontRef>
-    <cs:defRPr sz="1400" b="0" kern="1200" spc="0" baseline="0"/>
-  </cs:title>
-  <cs:trendline>
-    <cs:lnRef idx="0">
-      <cs:styleClr val="auto"/>
-    </cs:lnRef>
-    <cs:fillRef idx="0"/>
-    <cs:effectRef idx="0"/>
-    <cs:fontRef idx="minor">
-      <a:schemeClr val="tx1"/>
-    </cs:fontRef>
-    <cs:spPr>
-      <a:ln w="19050" cap="rnd">
-        <a:solidFill>
-          <a:schemeClr val="phClr"/>
-        </a:solidFill>
-        <a:prstDash val="sysDot"/>
-      </a:ln>
-    </cs:spPr>
-  </cs:trendline>
-  <cs:trendlineLabel>
-    <cs:lnRef idx="0"/>
-    <cs:fillRef idx="0"/>
-    <cs:effectRef idx="0"/>
-    <cs:fontRef idx="minor">
-      <a:schemeClr val="tx1">
-        <a:lumMod val="65000"/>
-        <a:lumOff val="35000"/>
-      </a:schemeClr>
-    </cs:fontRef>
-    <cs:defRPr sz="900" kern="1200"/>
-  </cs:trendlineLabel>
-  <cs:upBar>
-    <cs:lnRef idx="0"/>
-    <cs:fillRef idx="0"/>
-    <cs:effectRef idx="0"/>
-    <cs:fontRef idx="minor">
-      <a:schemeClr val="dk1"/>
-    </cs:fontRef>
-    <cs:spPr>
-      <a:solidFill>
-        <a:schemeClr val="lt1"/>
-      </a:solidFill>
-      <a:ln w="9525">
-        <a:solidFill>
-          <a:schemeClr val="tx1">
-            <a:lumMod val="15000"/>
-            <a:lumOff val="85000"/>
-          </a:schemeClr>
-        </a:solidFill>
-      </a:ln>
-    </cs:spPr>
-  </cs:upBar>
-  <cs:valueAxis>
-    <cs:lnRef idx="0"/>
-    <cs:fillRef idx="0"/>
-    <cs:effectRef idx="0"/>
-    <cs:fontRef idx="minor">
-      <a:schemeClr val="tx1">
-        <a:lumMod val="65000"/>
-        <a:lumOff val="35000"/>
-      </a:schemeClr>
-    </cs:fontRef>
-    <cs:defRPr sz="900" kern="1200"/>
-  </cs:valueAxis>
-  <cs:wall>
-    <cs:lnRef idx="0"/>
-    <cs:fillRef idx="0"/>
-    <cs:effectRef idx="0"/>
-    <cs:fontRef idx="minor">
-      <a:schemeClr val="tx1"/>
-    </cs:fontRef>
-    <cs:spPr>
-      <a:noFill/>
-      <a:ln>
-        <a:noFill/>
-      </a:ln>
-    </cs:spPr>
-  </cs:wall>
-</cs:chartStyle>
-</file>
-
 <file path=word/theme/theme1.xml><?xml version="1.0" encoding="utf-8"?>
 <a:theme xmlns:a="http://schemas.openxmlformats.org/drawingml/2006/main" name="Office Theme">
   <a:themeElements>
@@ -20097,290 +18585,4 @@
     </a:ext>
   </a:extLst>
 </a:theme>
-</file>
-
-<file path=word/theme/themeOverride1.xml><?xml version="1.0" encoding="utf-8"?>
-<a:themeOverride xmlns:a="http://schemas.openxmlformats.org/drawingml/2006/main">
-  <a:clrScheme name="Office">
-    <a:dk1>
-      <a:sysClr val="windowText" lastClr="000000"/>
-    </a:dk1>
-    <a:lt1>
-      <a:sysClr val="window" lastClr="FFFFFF"/>
-    </a:lt1>
-    <a:dk2>
-      <a:srgbClr val="44546A"/>
-    </a:dk2>
-    <a:lt2>
-      <a:srgbClr val="E7E6E6"/>
-    </a:lt2>
-    <a:accent1>
-      <a:srgbClr val="4472C4"/>
-    </a:accent1>
-    <a:accent2>
-      <a:srgbClr val="ED7D31"/>
-    </a:accent2>
-    <a:accent3>
-      <a:srgbClr val="A5A5A5"/>
-    </a:accent3>
-    <a:accent4>
-      <a:srgbClr val="FFC000"/>
-    </a:accent4>
-    <a:accent5>
-      <a:srgbClr val="5B9BD5"/>
-    </a:accent5>
-    <a:accent6>
-      <a:srgbClr val="70AD47"/>
-    </a:accent6>
-    <a:hlink>
-      <a:srgbClr val="0563C1"/>
-    </a:hlink>
-    <a:folHlink>
-      <a:srgbClr val="954F72"/>
-    </a:folHlink>
-  </a:clrScheme>
-  <a:fontScheme name="Office">
-    <a:majorFont>
-      <a:latin typeface="Calibri Light" panose="020F0302020204030204"/>
-      <a:ea typeface=""/>
-      <a:cs typeface=""/>
-      <a:font script="Jpan" typeface="游ゴシック Light"/>
-      <a:font script="Hang" typeface="맑은 고딕"/>
-      <a:font script="Hans" typeface="等线 Light"/>
-      <a:font script="Hant" typeface="新細明體"/>
-      <a:font script="Arab" typeface="Times New Roman"/>
-      <a:font script="Hebr" typeface="Times New Roman"/>
-      <a:font script="Thai" typeface="Tahoma"/>
-      <a:font script="Ethi" typeface="Nyala"/>
-      <a:font script="Beng" typeface="Vrinda"/>
-      <a:font script="Gujr" typeface="Shruti"/>
-      <a:font script="Khmr" typeface="MoolBoran"/>
-      <a:font script="Knda" typeface="Tunga"/>
-      <a:font script="Guru" typeface="Raavi"/>
-      <a:font script="Cans" typeface="Euphemia"/>
-      <a:font script="Cher" typeface="Plantagenet Cherokee"/>
-      <a:font script="Yiii" typeface="Microsoft Yi Baiti"/>
-      <a:font script="Tibt" typeface="Microsoft Himalaya"/>
-      <a:font script="Thaa" typeface="MV Boli"/>
-      <a:font script="Deva" typeface="Mangal"/>
-      <a:font script="Telu" typeface="Gautami"/>
-      <a:font script="Taml" typeface="Latha"/>
-      <a:font script="Syrc" typeface="Estrangelo Edessa"/>
-      <a:font script="Orya" typeface="Kalinga"/>
-      <a:font script="Mlym" typeface="Kartika"/>
-      <a:font script="Laoo" typeface="DokChampa"/>
-      <a:font script="Sinh" typeface="Iskoola Pota"/>
-      <a:font script="Mong" typeface="Mongolian Baiti"/>
-      <a:font script="Viet" typeface="Times New Roman"/>
-      <a:font script="Uigh" typeface="Microsoft Uighur"/>
-      <a:font script="Geor" typeface="Sylfaen"/>
-      <a:font script="Armn" typeface="Arial"/>
-      <a:font script="Bugi" typeface="Leelawadee UI"/>
-      <a:font script="Bopo" typeface="Microsoft JhengHei"/>
-      <a:font script="Java" typeface="Javanese Text"/>
-      <a:font script="Lisu" typeface="Segoe UI"/>
-      <a:font script="Mymr" typeface="Myanmar Text"/>
-      <a:font script="Nkoo" typeface="Ebrima"/>
-      <a:font script="Olck" typeface="Nirmala UI"/>
-      <a:font script="Osma" typeface="Ebrima"/>
-      <a:font script="Phag" typeface="Phagspa"/>
-      <a:font script="Syrn" typeface="Estrangelo Edessa"/>
-      <a:font script="Syrj" typeface="Estrangelo Edessa"/>
-      <a:font script="Syre" typeface="Estrangelo Edessa"/>
-      <a:font script="Sora" typeface="Nirmala UI"/>
-      <a:font script="Tale" typeface="Microsoft Tai Le"/>
-      <a:font script="Talu" typeface="Microsoft New Tai Lue"/>
-      <a:font script="Tfng" typeface="Ebrima"/>
-    </a:majorFont>
-    <a:minorFont>
-      <a:latin typeface="Calibri" panose="020F0502020204030204"/>
-      <a:ea typeface=""/>
-      <a:cs typeface=""/>
-      <a:font script="Jpan" typeface="游ゴシック"/>
-      <a:font script="Hang" typeface="맑은 고딕"/>
-      <a:font script="Hans" typeface="等线"/>
-      <a:font script="Hant" typeface="新細明體"/>
-      <a:font script="Arab" typeface="Arial"/>
-      <a:font script="Hebr" typeface="Arial"/>
-      <a:font script="Thai" typeface="Tahoma"/>
-      <a:font script="Ethi" typeface="Nyala"/>
-      <a:font script="Beng" typeface="Vrinda"/>
-      <a:font script="Gujr" typeface="Shruti"/>
-      <a:font script="Khmr" typeface="DaunPenh"/>
-      <a:font script="Knda" typeface="Tunga"/>
-      <a:font script="Guru" typeface="Raavi"/>
-      <a:font script="Cans" typeface="Euphemia"/>
-      <a:font script="Cher" typeface="Plantagenet Cherokee"/>
-      <a:font script="Yiii" typeface="Microsoft Yi Baiti"/>
-      <a:font script="Tibt" typeface="Microsoft Himalaya"/>
-      <a:font script="Thaa" typeface="MV Boli"/>
-      <a:font script="Deva" typeface="Mangal"/>
-      <a:font script="Telu" typeface="Gautami"/>
-      <a:font script="Taml" typeface="Latha"/>
-      <a:font script="Syrc" typeface="Estrangelo Edessa"/>
-      <a:font script="Orya" typeface="Kalinga"/>
-      <a:font script="Mlym" typeface="Kartika"/>
-      <a:font script="Laoo" typeface="DokChampa"/>
-      <a:font script="Sinh" typeface="Iskoola Pota"/>
-      <a:font script="Mong" typeface="Mongolian Baiti"/>
-      <a:font script="Viet" typeface="Arial"/>
-      <a:font script="Uigh" typeface="Microsoft Uighur"/>
-      <a:font script="Geor" typeface="Sylfaen"/>
-      <a:font script="Armn" typeface="Arial"/>
-      <a:font script="Bugi" typeface="Leelawadee UI"/>
-      <a:font script="Bopo" typeface="Microsoft JhengHei"/>
-      <a:font script="Java" typeface="Javanese Text"/>
-      <a:font script="Lisu" typeface="Segoe UI"/>
-      <a:font script="Mymr" typeface="Myanmar Text"/>
-      <a:font script="Nkoo" typeface="Ebrima"/>
-      <a:font script="Olck" typeface="Nirmala UI"/>
-      <a:font script="Osma" typeface="Ebrima"/>
-      <a:font script="Phag" typeface="Phagspa"/>
-      <a:font script="Syrn" typeface="Estrangelo Edessa"/>
-      <a:font script="Syrj" typeface="Estrangelo Edessa"/>
-      <a:font script="Syre" typeface="Estrangelo Edessa"/>
-      <a:font script="Sora" typeface="Nirmala UI"/>
-      <a:font script="Tale" typeface="Microsoft Tai Le"/>
-      <a:font script="Talu" typeface="Microsoft New Tai Lue"/>
-      <a:font script="Tfng" typeface="Ebrima"/>
-    </a:minorFont>
-  </a:fontScheme>
-  <a:fmtScheme name="Office">
-    <a:fillStyleLst>
-      <a:solidFill>
-        <a:schemeClr val="phClr"/>
-      </a:solidFill>
-      <a:gradFill rotWithShape="1">
-        <a:gsLst>
-          <a:gs pos="0">
-            <a:schemeClr val="phClr">
-              <a:lumMod val="110000"/>
-              <a:satMod val="105000"/>
-              <a:tint val="67000"/>
-            </a:schemeClr>
-          </a:gs>
-          <a:gs pos="50000">
-            <a:schemeClr val="phClr">
-              <a:lumMod val="105000"/>
-              <a:satMod val="103000"/>
-              <a:tint val="73000"/>
-            </a:schemeClr>
-          </a:gs>
-          <a:gs pos="100000">
-            <a:schemeClr val="phClr">
-              <a:lumMod val="105000"/>
-              <a:satMod val="109000"/>
-              <a:tint val="81000"/>
-            </a:schemeClr>
-          </a:gs>
-        </a:gsLst>
-        <a:lin ang="5400000" scaled="0"/>
-      </a:gradFill>
-      <a:gradFill rotWithShape="1">
-        <a:gsLst>
-          <a:gs pos="0">
-            <a:schemeClr val="phClr">
-              <a:satMod val="103000"/>
-              <a:lumMod val="102000"/>
-              <a:tint val="94000"/>
-            </a:schemeClr>
-          </a:gs>
-          <a:gs pos="50000">
-            <a:schemeClr val="phClr">
-              <a:satMod val="110000"/>
-              <a:lumMod val="100000"/>
-              <a:shade val="100000"/>
-            </a:schemeClr>
-          </a:gs>
-          <a:gs pos="100000">
-            <a:schemeClr val="phClr">
-              <a:lumMod val="99000"/>
-              <a:satMod val="120000"/>
-              <a:shade val="78000"/>
-            </a:schemeClr>
-          </a:gs>
-        </a:gsLst>
-        <a:lin ang="5400000" scaled="0"/>
-      </a:gradFill>
-    </a:fillStyleLst>
-    <a:lnStyleLst>
-      <a:ln w="6350" cap="flat" cmpd="sng" algn="ctr">
-        <a:solidFill>
-          <a:schemeClr val="phClr"/>
-        </a:solidFill>
-        <a:prstDash val="solid"/>
-        <a:miter lim="800000"/>
-      </a:ln>
-      <a:ln w="12700" cap="flat" cmpd="sng" algn="ctr">
-        <a:solidFill>
-          <a:schemeClr val="phClr"/>
-        </a:solidFill>
-        <a:prstDash val="solid"/>
-        <a:miter lim="800000"/>
-      </a:ln>
-      <a:ln w="19050" cap="flat" cmpd="sng" algn="ctr">
-        <a:solidFill>
-          <a:schemeClr val="phClr"/>
-        </a:solidFill>
-        <a:prstDash val="solid"/>
-        <a:miter lim="800000"/>
-      </a:ln>
-    </a:lnStyleLst>
-    <a:effectStyleLst>
-      <a:effectStyle>
-        <a:effectLst/>
-      </a:effectStyle>
-      <a:effectStyle>
-        <a:effectLst/>
-      </a:effectStyle>
-      <a:effectStyle>
-        <a:effectLst>
-          <a:outerShdw blurRad="57150" dist="19050" dir="5400000" algn="ctr" rotWithShape="0">
-            <a:srgbClr val="000000">
-              <a:alpha val="63000"/>
-            </a:srgbClr>
-          </a:outerShdw>
-        </a:effectLst>
-      </a:effectStyle>
-    </a:effectStyleLst>
-    <a:bgFillStyleLst>
-      <a:solidFill>
-        <a:schemeClr val="phClr"/>
-      </a:solidFill>
-      <a:solidFill>
-        <a:schemeClr val="phClr">
-          <a:tint val="95000"/>
-          <a:satMod val="170000"/>
-        </a:schemeClr>
-      </a:solidFill>
-      <a:gradFill rotWithShape="1">
-        <a:gsLst>
-          <a:gs pos="0">
-            <a:schemeClr val="phClr">
-              <a:tint val="93000"/>
-              <a:satMod val="150000"/>
-              <a:shade val="98000"/>
-              <a:lumMod val="102000"/>
-            </a:schemeClr>
-          </a:gs>
-          <a:gs pos="50000">
-            <a:schemeClr val="phClr">
-              <a:tint val="98000"/>
-              <a:satMod val="130000"/>
-              <a:shade val="90000"/>
-              <a:lumMod val="103000"/>
-            </a:schemeClr>
-          </a:gs>
-          <a:gs pos="100000">
-            <a:schemeClr val="phClr">
-              <a:shade val="63000"/>
-              <a:satMod val="120000"/>
-            </a:schemeClr>
-          </a:gs>
-        </a:gsLst>
-        <a:lin ang="5400000" scaled="0"/>
-      </a:gradFill>
-    </a:bgFillStyleLst>
-  </a:fmtScheme>
-</a:themeOverride>
 </file>
--- a/docs/BYNATIONALITY/Молдаванки_и_Румынки.docx
+++ b/docs/BYNATIONALITY/Молдаванки_и_Румынки.docx
@@ -173,7 +173,25 @@
                 <w:szCs w:val="16"/>
                 <w:lang w:val="ru-RU"/>
               </w:rPr>
-              <w:t xml:space="preserve">Данный список составлен на основе открытых и доступных на Интернете источников и не претендует быть ни полным, ни окончательным. Общее число расстрелянных и умерших в ИТЛ молдаванок и румынок с 1933 по 1942 гг. составляет 47 человек. </w:t>
+              <w:t xml:space="preserve">Данный список составлен на основе открытых и доступных </w:t>
+            </w:r>
+            <w:r>
+              <w:rPr>
+                <w:rFonts w:ascii="Arial" w:hAnsi="Arial" w:cs="Arial"/>
+                <w:sz w:val="16"/>
+                <w:szCs w:val="16"/>
+                <w:lang w:val="ru-RU"/>
+              </w:rPr>
+              <w:t>в</w:t>
+            </w:r>
+            <w:r>
+              <w:rPr>
+                <w:rFonts w:ascii="Arial" w:hAnsi="Arial" w:cs="Arial"/>
+                <w:sz w:val="16"/>
+                <w:szCs w:val="16"/>
+                <w:lang w:val="ru-RU"/>
+              </w:rPr>
+              <w:t xml:space="preserve"> Интернете источников и не претендует быть ни полным, ни окончательным. Общее число расстрелянных и умерших в ИТЛ молдаванок и румынок с 1933 по 1942 гг. составляет 47 человек. </w:t>
             </w:r>
           </w:p>
           <w:p>
@@ -232,6 +250,24 @@
               </w:rPr>
               <w:t xml:space="preserve">223 874 человека, таким образом 47 погибших женщин – это безвозвратные потери </w:t>
             </w:r>
+            <w:r>
+              <w:rPr>
+                <w:rFonts w:ascii="Arial" w:hAnsi="Arial" w:cs="Arial"/>
+                <w:sz w:val="16"/>
+                <w:szCs w:val="16"/>
+                <w:lang w:val="ru-RU"/>
+              </w:rPr>
+              <w:t>нации,</w:t>
+            </w:r>
+            <w:r>
+              <w:rPr>
+                <w:rFonts w:ascii="Arial" w:hAnsi="Arial" w:cs="Arial"/>
+                <w:sz w:val="16"/>
+                <w:szCs w:val="16"/>
+                <w:lang w:val="ru-RU"/>
+              </w:rPr>
+              <w:t xml:space="preserve"> которые составляют 0,021% от общего числа молдаван и </w:t>
+            </w:r>
             <w:proofErr w:type="gramStart"/>
             <w:r>
               <w:rPr>
@@ -240,7 +276,7 @@
                 <w:szCs w:val="16"/>
                 <w:lang w:val="ru-RU"/>
               </w:rPr>
-              <w:t>нации</w:t>
+              <w:t>румын</w:t>
             </w:r>
             <w:proofErr w:type="gramEnd"/>
             <w:r>
@@ -250,7 +286,64 @@
                 <w:szCs w:val="16"/>
                 <w:lang w:val="ru-RU"/>
               </w:rPr>
-              <w:t xml:space="preserve"> которые составляют 0,021% от общего числа молдаван и </w:t>
+              <w:t xml:space="preserve"> проживавших на тот момент в СССР.</w:t>
+            </w:r>
+          </w:p>
+          <w:p>
+            <w:pPr>
+              <w:rPr>
+                <w:rFonts w:ascii="Arial" w:hAnsi="Arial" w:cs="Arial"/>
+                <w:sz w:val="16"/>
+                <w:szCs w:val="16"/>
+                <w:lang w:val="ru-RU"/>
+              </w:rPr>
+            </w:pPr>
+            <w:r>
+              <w:rPr>
+                <w:rFonts w:ascii="Arial" w:hAnsi="Arial" w:cs="Arial"/>
+                <w:sz w:val="16"/>
+                <w:szCs w:val="16"/>
+                <w:lang w:val="ru-RU"/>
+              </w:rPr>
+              <w:t>34 (79%) женщин расстреляны в годы Большого террора.</w:t>
+            </w:r>
+          </w:p>
+          <w:p>
+            <w:pPr>
+              <w:rPr>
+                <w:rFonts w:ascii="Arial" w:hAnsi="Arial" w:cs="Arial"/>
+                <w:sz w:val="16"/>
+                <w:szCs w:val="16"/>
+                <w:lang w:val="ru-RU"/>
+              </w:rPr>
+            </w:pPr>
+            <w:r>
+              <w:rPr>
+                <w:rFonts w:ascii="Arial" w:hAnsi="Arial" w:cs="Arial"/>
+                <w:sz w:val="16"/>
+                <w:szCs w:val="16"/>
+                <w:lang w:val="ru-RU"/>
+              </w:rPr>
+              <w:t>Максимальное число – 26 (62%) – расстреляны в 1938 году.</w:t>
+            </w:r>
+          </w:p>
+          <w:p>
+            <w:pPr>
+              <w:rPr>
+                <w:rFonts w:ascii="Arial" w:hAnsi="Arial" w:cs="Arial"/>
+                <w:sz w:val="16"/>
+                <w:szCs w:val="16"/>
+                <w:lang w:val="ru-RU"/>
+              </w:rPr>
+            </w:pPr>
+            <w:r>
+              <w:rPr>
+                <w:rFonts w:ascii="Arial" w:hAnsi="Arial" w:cs="Arial"/>
+                <w:sz w:val="16"/>
+                <w:szCs w:val="16"/>
+                <w:lang w:val="ru-RU"/>
+              </w:rPr>
+              <w:t xml:space="preserve">Максимальное число – 8 (17%) – погибли в возрастной группе: </w:t>
             </w:r>
             <w:proofErr w:type="gramStart"/>
             <w:r>
@@ -260,7 +353,7 @@
                 <w:szCs w:val="16"/>
                 <w:lang w:val="ru-RU"/>
               </w:rPr>
-              <w:t>румын</w:t>
+              <w:t>36-40</w:t>
             </w:r>
             <w:proofErr w:type="gramEnd"/>
             <w:r>
@@ -270,64 +363,26 @@
                 <w:szCs w:val="16"/>
                 <w:lang w:val="ru-RU"/>
               </w:rPr>
-              <w:t xml:space="preserve"> проживавших на тот момент в СССР.</w:t>
-            </w:r>
-          </w:p>
-          <w:p>
-            <w:pPr>
-              <w:rPr>
-                <w:rFonts w:ascii="Arial" w:hAnsi="Arial" w:cs="Arial"/>
-                <w:sz w:val="16"/>
-                <w:szCs w:val="16"/>
-                <w:lang w:val="ru-RU"/>
-              </w:rPr>
-            </w:pPr>
-            <w:r>
-              <w:rPr>
-                <w:rFonts w:ascii="Arial" w:hAnsi="Arial" w:cs="Arial"/>
-                <w:sz w:val="16"/>
-                <w:szCs w:val="16"/>
-                <w:lang w:val="ru-RU"/>
-              </w:rPr>
-              <w:t>34 (79%) женщин расстреляны в годы Большого террора.</w:t>
-            </w:r>
-          </w:p>
-          <w:p>
-            <w:pPr>
-              <w:rPr>
-                <w:rFonts w:ascii="Arial" w:hAnsi="Arial" w:cs="Arial"/>
-                <w:sz w:val="16"/>
-                <w:szCs w:val="16"/>
-                <w:lang w:val="ru-RU"/>
-              </w:rPr>
-            </w:pPr>
-            <w:r>
-              <w:rPr>
-                <w:rFonts w:ascii="Arial" w:hAnsi="Arial" w:cs="Arial"/>
-                <w:sz w:val="16"/>
-                <w:szCs w:val="16"/>
-                <w:lang w:val="ru-RU"/>
-              </w:rPr>
-              <w:t>Максимальное число – 26 (62%) – расстреляны в 1938 году.</w:t>
-            </w:r>
-          </w:p>
-          <w:p>
-            <w:pPr>
-              <w:rPr>
-                <w:rFonts w:ascii="Arial" w:hAnsi="Arial" w:cs="Arial"/>
-                <w:sz w:val="16"/>
-                <w:szCs w:val="16"/>
-                <w:lang w:val="ru-RU"/>
-              </w:rPr>
-            </w:pPr>
-            <w:r>
-              <w:rPr>
-                <w:rFonts w:ascii="Arial" w:hAnsi="Arial" w:cs="Arial"/>
-                <w:sz w:val="16"/>
-                <w:szCs w:val="16"/>
-                <w:lang w:val="ru-RU"/>
-              </w:rPr>
-              <w:t xml:space="preserve">Максимальное число – 8 (17%) – погибли в возрастной группе: </w:t>
+              <w:t xml:space="preserve"> лет.</w:t>
+            </w:r>
+          </w:p>
+          <w:p>
+            <w:pPr>
+              <w:rPr>
+                <w:rFonts w:ascii="Arial" w:hAnsi="Arial" w:cs="Arial"/>
+                <w:sz w:val="16"/>
+                <w:szCs w:val="16"/>
+                <w:lang w:val="ru-RU"/>
+              </w:rPr>
+            </w:pPr>
+            <w:r>
+              <w:rPr>
+                <w:rFonts w:ascii="Arial" w:hAnsi="Arial" w:cs="Arial"/>
+                <w:sz w:val="16"/>
+                <w:szCs w:val="16"/>
+                <w:lang w:val="ru-RU"/>
+              </w:rPr>
+              <w:t xml:space="preserve">4 осужденных женщин умерли в лагере в </w:t>
             </w:r>
             <w:proofErr w:type="gramStart"/>
             <w:r>
@@ -337,7 +392,7 @@
                 <w:szCs w:val="16"/>
                 <w:lang w:val="ru-RU"/>
               </w:rPr>
-              <w:t>36-40</w:t>
+              <w:t>1942-1943</w:t>
             </w:r>
             <w:proofErr w:type="gramEnd"/>
             <w:r>
@@ -347,45 +402,6 @@
                 <w:szCs w:val="16"/>
                 <w:lang w:val="ru-RU"/>
               </w:rPr>
-              <w:t xml:space="preserve"> лет.</w:t>
-            </w:r>
-          </w:p>
-          <w:p>
-            <w:pPr>
-              <w:rPr>
-                <w:rFonts w:ascii="Arial" w:hAnsi="Arial" w:cs="Arial"/>
-                <w:sz w:val="16"/>
-                <w:szCs w:val="16"/>
-                <w:lang w:val="ru-RU"/>
-              </w:rPr>
-            </w:pPr>
-            <w:r>
-              <w:rPr>
-                <w:rFonts w:ascii="Arial" w:hAnsi="Arial" w:cs="Arial"/>
-                <w:sz w:val="16"/>
-                <w:szCs w:val="16"/>
-                <w:lang w:val="ru-RU"/>
-              </w:rPr>
-              <w:t xml:space="preserve">4 осужденных женщин умерли в лагере в </w:t>
-            </w:r>
-            <w:proofErr w:type="gramStart"/>
-            <w:r>
-              <w:rPr>
-                <w:rFonts w:ascii="Arial" w:hAnsi="Arial" w:cs="Arial"/>
-                <w:sz w:val="16"/>
-                <w:szCs w:val="16"/>
-                <w:lang w:val="ru-RU"/>
-              </w:rPr>
-              <w:t>1942-1943</w:t>
-            </w:r>
-            <w:proofErr w:type="gramEnd"/>
-            <w:r>
-              <w:rPr>
-                <w:rFonts w:ascii="Arial" w:hAnsi="Arial" w:cs="Arial"/>
-                <w:sz w:val="16"/>
-                <w:szCs w:val="16"/>
-                <w:lang w:val="ru-RU"/>
-              </w:rPr>
               <w:t xml:space="preserve"> гг.</w:t>
             </w:r>
           </w:p>
@@ -439,64 +455,30 @@
             <w:r>
               <w:rPr>
                 <w:rFonts w:ascii="Arial" w:hAnsi="Arial" w:cs="Arial"/>
-                <w:b/>
-                <w:bCs/>
-                <w:sz w:val="16"/>
-                <w:szCs w:val="16"/>
-                <w:u w:val="single"/>
-                <w:lang w:val="ru-RU"/>
-              </w:rPr>
-              <w:t>Партийность:</w:t>
-            </w:r>
-            <w:r>
-              <w:rPr>
-                <w:rFonts w:ascii="Arial" w:hAnsi="Arial" w:cs="Arial"/>
-                <w:sz w:val="16"/>
-                <w:szCs w:val="16"/>
-                <w:lang w:val="ru-RU"/>
-              </w:rPr>
-              <w:t xml:space="preserve"> Беспартийные – 7 (33%). </w:t>
-            </w:r>
-          </w:p>
-          <w:p>
-            <w:pPr>
-              <w:rPr>
-                <w:rFonts w:ascii="Arial" w:hAnsi="Arial" w:cs="Arial"/>
-                <w:sz w:val="16"/>
-                <w:szCs w:val="16"/>
-                <w:lang w:val="ru-RU"/>
-              </w:rPr>
-            </w:pPr>
-            <w:r>
-              <w:rPr>
-                <w:rFonts w:ascii="Arial" w:hAnsi="Arial" w:cs="Arial"/>
-                <w:b/>
-                <w:bCs/>
-                <w:sz w:val="16"/>
-                <w:szCs w:val="16"/>
-                <w:u w:val="single"/>
-                <w:lang w:val="ru-RU"/>
-              </w:rPr>
-              <w:t>Образование</w:t>
-            </w:r>
-            <w:r>
-              <w:rPr>
-                <w:rFonts w:ascii="Arial" w:hAnsi="Arial" w:cs="Arial"/>
-                <w:sz w:val="16"/>
-                <w:szCs w:val="16"/>
-                <w:u w:val="single"/>
-                <w:lang w:val="ru-RU"/>
-              </w:rPr>
-              <w:t>:</w:t>
-            </w:r>
-            <w:r>
-              <w:rPr>
-                <w:rFonts w:ascii="Arial" w:hAnsi="Arial" w:cs="Arial"/>
-                <w:sz w:val="16"/>
-                <w:szCs w:val="16"/>
-                <w:lang w:val="ru-RU"/>
-              </w:rPr>
-              <w:t xml:space="preserve"> начальное – 8, грамотная – 4, малограмотная – 3; неграмотная – 2, низшее – 1; высшее</w:t>
+                <w:sz w:val="16"/>
+                <w:szCs w:val="16"/>
+                <w:lang w:val="ru-RU"/>
+              </w:rPr>
+              <w:t xml:space="preserve">Партийность: Беспартийные – 7 (33%). </w:t>
+            </w:r>
+          </w:p>
+          <w:p>
+            <w:pPr>
+              <w:rPr>
+                <w:rFonts w:ascii="Arial" w:hAnsi="Arial" w:cs="Arial"/>
+                <w:sz w:val="16"/>
+                <w:szCs w:val="16"/>
+                <w:lang w:val="ru-RU"/>
+              </w:rPr>
+            </w:pPr>
+            <w:r>
+              <w:rPr>
+                <w:rFonts w:ascii="Arial" w:hAnsi="Arial" w:cs="Arial"/>
+                <w:sz w:val="16"/>
+                <w:szCs w:val="16"/>
+                <w:lang w:val="ru-RU"/>
+              </w:rPr>
+              <w:t>Образование: начальное – 8, грамотная – 4, малограмотная – 3; неграмотная – 2, низшее – 1; высшее</w:t>
             </w:r>
             <w:bookmarkStart w:id="0" w:name="OLE_LINK1019"/>
             <w:r>
@@ -531,25 +513,11 @@
             <w:r>
               <w:rPr>
                 <w:rFonts w:ascii="Arial" w:hAnsi="Arial" w:cs="Arial"/>
-                <w:b/>
-                <w:bCs/>
-                <w:sz w:val="16"/>
-                <w:szCs w:val="16"/>
-                <w:u w:val="single"/>
-                <w:lang w:val="ru-RU"/>
-              </w:rPr>
-              <w:t>Социальная страта/Профессия</w:t>
-            </w:r>
-            <w:r>
-              <w:rPr>
-                <w:rFonts w:ascii="Arial" w:hAnsi="Arial" w:cs="Arial"/>
-                <w:b/>
-                <w:bCs/>
-                <w:sz w:val="16"/>
-                <w:szCs w:val="16"/>
-                <w:lang w:val="ru-RU"/>
-              </w:rPr>
-              <w:t>:</w:t>
+                <w:sz w:val="16"/>
+                <w:szCs w:val="16"/>
+                <w:lang w:val="ru-RU"/>
+              </w:rPr>
+              <w:t>Социальная страта/Профессия:</w:t>
             </w:r>
             <w:r>
               <w:rPr>
@@ -15953,27 +15921,7 @@
                 <w:szCs w:val="16"/>
                 <w:lang w:val="ru-RU"/>
               </w:rPr>
-              <w:t>21 год умерла в лагере</w:t>
-            </w:r>
-            <w:r>
-              <w:rPr>
-                <w:rFonts w:ascii="Arial" w:hAnsi="Arial" w:cs="Arial"/>
-                <w:b/>
-                <w:sz w:val="16"/>
-                <w:szCs w:val="16"/>
-                <w:lang w:val="ru-RU"/>
-              </w:rPr>
-              <w:t xml:space="preserve"> </w:t>
-            </w:r>
-            <w:r>
-              <w:rPr>
-                <w:rFonts w:ascii="Arial" w:hAnsi="Arial" w:cs="Arial"/>
-                <w:b/>
-                <w:sz w:val="16"/>
-                <w:szCs w:val="16"/>
-                <w:lang w:val="ru-RU"/>
-              </w:rPr>
-              <w:t>43л</w:t>
+              <w:t xml:space="preserve">21 год </w:t>
             </w:r>
           </w:p>
           <w:p>
@@ -16338,17 +16286,6 @@
               </w:rPr>
               <w:t xml:space="preserve"> </w:t>
             </w:r>
-            <w:r>
-              <w:rPr>
-                <w:rFonts w:ascii="Arial" w:hAnsi="Arial" w:cs="Arial"/>
-                <w:b/>
-                <w:bCs/>
-                <w:sz w:val="16"/>
-                <w:szCs w:val="16"/>
-                <w:lang w:val="ru-RU"/>
-              </w:rPr>
-              <w:t>42л</w:t>
-            </w:r>
           </w:p>
           <w:p>
             <w:pPr>
@@ -16710,36 +16647,6 @@
               </w:rPr>
               <w:t xml:space="preserve"> </w:t>
             </w:r>
-            <w:r>
-              <w:rPr>
-                <w:rFonts w:ascii="Arial" w:hAnsi="Arial" w:cs="Arial"/>
-                <w:b/>
-                <w:sz w:val="16"/>
-                <w:szCs w:val="16"/>
-                <w:lang w:val="ru-RU"/>
-              </w:rPr>
-              <w:t>42л</w:t>
-            </w:r>
-            <w:r>
-              <w:rPr>
-                <w:rFonts w:ascii="Arial" w:hAnsi="Arial" w:cs="Arial"/>
-                <w:b/>
-                <w:sz w:val="16"/>
-                <w:szCs w:val="16"/>
-                <w:lang w:val="ru-RU"/>
-              </w:rPr>
-              <w:t xml:space="preserve"> </w:t>
-            </w:r>
-            <w:r>
-              <w:rPr>
-                <w:rFonts w:ascii="Arial" w:hAnsi="Arial" w:cs="Arial"/>
-                <w:b/>
-                <w:sz w:val="16"/>
-                <w:szCs w:val="16"/>
-                <w:lang w:val="ru-RU"/>
-              </w:rPr>
-              <w:t>умерла</w:t>
-            </w:r>
           </w:p>
           <w:p>
             <w:pPr>
@@ -17139,16 +17046,6 @@
                 <w:lang w:val="ru-RU"/>
               </w:rPr>
               <w:t xml:space="preserve"> </w:t>
-            </w:r>
-            <w:r>
-              <w:rPr>
-                <w:rFonts w:ascii="Arial" w:hAnsi="Arial" w:cs="Arial"/>
-                <w:b/>
-                <w:sz w:val="16"/>
-                <w:szCs w:val="16"/>
-                <w:lang w:val="ru-RU"/>
-              </w:rPr>
-              <w:t>42л</w:t>
             </w:r>
           </w:p>
           <w:p>

--- a/docs/BYNATIONALITY/Молдаванки_и_Румынки.docx
+++ b/docs/BYNATIONALITY/Молдаванки_и_Румынки.docx
@@ -191,7 +191,26 @@
                 <w:szCs w:val="16"/>
                 <w:lang w:val="ru-RU"/>
               </w:rPr>
-              <w:t xml:space="preserve"> Интернете источников и не претендует быть ни полным, ни окончательным. Общее число расстрелянных и умерших в ИТЛ молдаванок и румынок с 1933 по 1942 гг. составляет 47 человек. </w:t>
+              <w:t xml:space="preserve"> Интернете источников и не претендует быть ни полным, ни окончательным. </w:t>
+            </w:r>
+          </w:p>
+          <w:p>
+            <w:pPr>
+              <w:rPr>
+                <w:rFonts w:ascii="Arial" w:hAnsi="Arial" w:cs="Arial"/>
+                <w:sz w:val="16"/>
+                <w:szCs w:val="16"/>
+                <w:lang w:val="ru-RU"/>
+              </w:rPr>
+            </w:pPr>
+            <w:r>
+              <w:rPr>
+                <w:rFonts w:ascii="Arial" w:hAnsi="Arial" w:cs="Arial"/>
+                <w:sz w:val="16"/>
+                <w:szCs w:val="16"/>
+                <w:lang w:val="ru-RU"/>
+              </w:rPr>
+              <w:t xml:space="preserve">Общее число расстрелянных и умерших в ИТЛ молдаванок и румынок с 1933 по 1942 гг. составляет 47 человек. </w:t>
             </w:r>
           </w:p>
           <w:p>
@@ -266,27 +285,7 @@
                 <w:szCs w:val="16"/>
                 <w:lang w:val="ru-RU"/>
               </w:rPr>
-              <w:t xml:space="preserve"> которые составляют 0,021% от общего числа молдаван и </w:t>
-            </w:r>
-            <w:proofErr w:type="gramStart"/>
-            <w:r>
-              <w:rPr>
-                <w:rFonts w:ascii="Arial" w:hAnsi="Arial" w:cs="Arial"/>
-                <w:sz w:val="16"/>
-                <w:szCs w:val="16"/>
-                <w:lang w:val="ru-RU"/>
-              </w:rPr>
-              <w:t>румын</w:t>
-            </w:r>
-            <w:proofErr w:type="gramEnd"/>
-            <w:r>
-              <w:rPr>
-                <w:rFonts w:ascii="Arial" w:hAnsi="Arial" w:cs="Arial"/>
-                <w:sz w:val="16"/>
-                <w:szCs w:val="16"/>
-                <w:lang w:val="ru-RU"/>
-              </w:rPr>
-              <w:t xml:space="preserve"> проживавших на тот момент в СССР.</w:t>
+              <w:t xml:space="preserve"> которые составляют 0,021% от общего числа молдаван и румын проживавших на тот момент в СССР.</w:t>
             </w:r>
           </w:p>
           <w:p>
@@ -324,161 +323,258 @@
                 <w:szCs w:val="16"/>
                 <w:lang w:val="ru-RU"/>
               </w:rPr>
-              <w:t>Максимальное число – 26 (62%) – расстреляны в 1938 году.</w:t>
-            </w:r>
-          </w:p>
-          <w:p>
-            <w:pPr>
-              <w:rPr>
-                <w:rFonts w:ascii="Arial" w:hAnsi="Arial" w:cs="Arial"/>
-                <w:sz w:val="16"/>
-                <w:szCs w:val="16"/>
-                <w:lang w:val="ru-RU"/>
-              </w:rPr>
-            </w:pPr>
-            <w:r>
-              <w:rPr>
-                <w:rFonts w:ascii="Arial" w:hAnsi="Arial" w:cs="Arial"/>
-                <w:sz w:val="16"/>
-                <w:szCs w:val="16"/>
-                <w:lang w:val="ru-RU"/>
-              </w:rPr>
-              <w:t xml:space="preserve">Максимальное число – 8 (17%) – погибли в возрастной группе: </w:t>
-            </w:r>
-            <w:proofErr w:type="gramStart"/>
-            <w:r>
-              <w:rPr>
-                <w:rFonts w:ascii="Arial" w:hAnsi="Arial" w:cs="Arial"/>
-                <w:sz w:val="16"/>
-                <w:szCs w:val="16"/>
-                <w:lang w:val="ru-RU"/>
-              </w:rPr>
-              <w:t>36-40</w:t>
-            </w:r>
-            <w:proofErr w:type="gramEnd"/>
-            <w:r>
-              <w:rPr>
-                <w:rFonts w:ascii="Arial" w:hAnsi="Arial" w:cs="Arial"/>
-                <w:sz w:val="16"/>
-                <w:szCs w:val="16"/>
-                <w:lang w:val="ru-RU"/>
-              </w:rPr>
-              <w:t xml:space="preserve"> лет.</w:t>
-            </w:r>
-          </w:p>
-          <w:p>
-            <w:pPr>
-              <w:rPr>
-                <w:rFonts w:ascii="Arial" w:hAnsi="Arial" w:cs="Arial"/>
-                <w:sz w:val="16"/>
-                <w:szCs w:val="16"/>
-                <w:lang w:val="ru-RU"/>
-              </w:rPr>
-            </w:pPr>
-            <w:r>
-              <w:rPr>
-                <w:rFonts w:ascii="Arial" w:hAnsi="Arial" w:cs="Arial"/>
-                <w:sz w:val="16"/>
-                <w:szCs w:val="16"/>
-                <w:lang w:val="ru-RU"/>
-              </w:rPr>
-              <w:t xml:space="preserve">4 осужденных женщин умерли в лагере в </w:t>
-            </w:r>
-            <w:proofErr w:type="gramStart"/>
-            <w:r>
-              <w:rPr>
-                <w:rFonts w:ascii="Arial" w:hAnsi="Arial" w:cs="Arial"/>
-                <w:sz w:val="16"/>
-                <w:szCs w:val="16"/>
-                <w:lang w:val="ru-RU"/>
-              </w:rPr>
-              <w:t>1942-1943</w:t>
-            </w:r>
-            <w:proofErr w:type="gramEnd"/>
-            <w:r>
-              <w:rPr>
-                <w:rFonts w:ascii="Arial" w:hAnsi="Arial" w:cs="Arial"/>
-                <w:sz w:val="16"/>
-                <w:szCs w:val="16"/>
-                <w:lang w:val="ru-RU"/>
-              </w:rPr>
-              <w:t xml:space="preserve"> гг.</w:t>
-            </w:r>
-          </w:p>
-          <w:p>
-            <w:pPr>
-              <w:rPr>
-                <w:rFonts w:ascii="Arial" w:hAnsi="Arial" w:cs="Arial"/>
-                <w:sz w:val="16"/>
-                <w:szCs w:val="16"/>
-                <w:lang w:val="ru-RU"/>
-              </w:rPr>
-            </w:pPr>
-            <w:r>
-              <w:rPr>
-                <w:rFonts w:ascii="Arial" w:hAnsi="Arial" w:cs="Arial"/>
-                <w:sz w:val="16"/>
-                <w:szCs w:val="16"/>
-                <w:lang w:val="ru-RU"/>
-              </w:rPr>
-              <w:t>29 (61%) – реабилитированы.</w:t>
-            </w:r>
-          </w:p>
-          <w:p>
-            <w:pPr>
-              <w:rPr>
-                <w:rFonts w:ascii="Arial" w:hAnsi="Arial" w:cs="Arial"/>
-                <w:sz w:val="16"/>
-                <w:szCs w:val="16"/>
-                <w:lang w:val="ru-RU"/>
-              </w:rPr>
-            </w:pPr>
-            <w:r>
-              <w:rPr>
-                <w:rFonts w:ascii="Arial" w:hAnsi="Arial" w:cs="Arial"/>
-                <w:sz w:val="16"/>
-                <w:szCs w:val="16"/>
-                <w:lang w:val="ru-RU"/>
-              </w:rPr>
-              <w:t>19 (45%) – расстреляны то решению особых троек при НКВД.</w:t>
-            </w:r>
-          </w:p>
-          <w:p>
-            <w:pPr>
-              <w:rPr>
-                <w:rFonts w:ascii="Arial" w:hAnsi="Arial" w:cs="Arial"/>
-                <w:sz w:val="16"/>
-                <w:szCs w:val="16"/>
-                <w:lang w:val="ru-RU"/>
-              </w:rPr>
-            </w:pPr>
-            <w:r>
-              <w:rPr>
-                <w:rFonts w:ascii="Arial" w:hAnsi="Arial" w:cs="Arial"/>
-                <w:sz w:val="16"/>
-                <w:szCs w:val="16"/>
-                <w:lang w:val="ru-RU"/>
-              </w:rPr>
-              <w:t xml:space="preserve">Партийность: Беспартийные – 7 (33%). </w:t>
-            </w:r>
-          </w:p>
-          <w:p>
-            <w:pPr>
-              <w:rPr>
-                <w:rFonts w:ascii="Arial" w:hAnsi="Arial" w:cs="Arial"/>
-                <w:sz w:val="16"/>
-                <w:szCs w:val="16"/>
-                <w:lang w:val="ru-RU"/>
-              </w:rPr>
-            </w:pPr>
-            <w:r>
-              <w:rPr>
-                <w:rFonts w:ascii="Arial" w:hAnsi="Arial" w:cs="Arial"/>
-                <w:sz w:val="16"/>
-                <w:szCs w:val="16"/>
-                <w:lang w:val="ru-RU"/>
-              </w:rPr>
-              <w:t>Образование: начальное – 8, грамотная – 4, малограмотная – 3; неграмотная – 2, низшее – 1; высшее</w:t>
+              <w:t>Максимальное число – 26 (6</w:t>
+            </w:r>
+            <w:r>
+              <w:rPr>
+                <w:rFonts w:ascii="Arial" w:hAnsi="Arial" w:cs="Arial"/>
+                <w:sz w:val="16"/>
+                <w:szCs w:val="16"/>
+                <w:lang w:val="ru-RU"/>
+              </w:rPr>
+              <w:t>0</w:t>
+            </w:r>
+            <w:r>
+              <w:rPr>
+                <w:rFonts w:ascii="Arial" w:hAnsi="Arial" w:cs="Arial"/>
+                <w:sz w:val="16"/>
+                <w:szCs w:val="16"/>
+                <w:lang w:val="ru-RU"/>
+              </w:rPr>
+              <w:t>%) – расстреляны в 1938 году.</w:t>
+            </w:r>
+          </w:p>
+          <w:p>
+            <w:pPr>
+              <w:rPr>
+                <w:rFonts w:ascii="Arial" w:hAnsi="Arial" w:cs="Arial"/>
+                <w:sz w:val="16"/>
+                <w:szCs w:val="16"/>
+                <w:lang w:val="ru-RU"/>
+              </w:rPr>
+            </w:pPr>
+            <w:r>
+              <w:rPr>
+                <w:rFonts w:ascii="Arial" w:hAnsi="Arial" w:cs="Arial"/>
+                <w:sz w:val="16"/>
+                <w:szCs w:val="16"/>
+                <w:lang w:val="ru-RU"/>
+              </w:rPr>
+              <w:t>Максимальное число – 8 (17%) – погибли в возрастной группе: 36-40 лет.</w:t>
+            </w:r>
+          </w:p>
+          <w:p>
+            <w:pPr>
+              <w:rPr>
+                <w:rFonts w:ascii="Arial" w:hAnsi="Arial" w:cs="Arial"/>
+                <w:sz w:val="16"/>
+                <w:szCs w:val="16"/>
+                <w:lang w:val="ru-RU"/>
+              </w:rPr>
+            </w:pPr>
+            <w:r>
+              <w:rPr>
+                <w:rFonts w:ascii="Arial" w:hAnsi="Arial" w:cs="Arial"/>
+                <w:sz w:val="16"/>
+                <w:szCs w:val="16"/>
+                <w:lang w:val="ru-RU"/>
+              </w:rPr>
+              <w:t>4 осужденных женщин умерли в лагере в 1942-1943 гг.</w:t>
+            </w:r>
+          </w:p>
+          <w:p>
+            <w:pPr>
+              <w:rPr>
+                <w:rFonts w:ascii="Arial" w:hAnsi="Arial" w:cs="Arial"/>
+                <w:sz w:val="16"/>
+                <w:szCs w:val="16"/>
+                <w:lang w:val="ru-RU"/>
+              </w:rPr>
+            </w:pPr>
+            <w:r>
+              <w:rPr>
+                <w:rFonts w:ascii="Arial" w:hAnsi="Arial" w:cs="Arial"/>
+                <w:sz w:val="16"/>
+                <w:szCs w:val="16"/>
+                <w:lang w:val="ru-RU"/>
+              </w:rPr>
+              <w:t>29 (6</w:t>
+            </w:r>
+            <w:r>
+              <w:rPr>
+                <w:rFonts w:ascii="Arial" w:hAnsi="Arial" w:cs="Arial"/>
+                <w:sz w:val="16"/>
+                <w:szCs w:val="16"/>
+                <w:lang w:val="ru-RU"/>
+              </w:rPr>
+              <w:t>2</w:t>
+            </w:r>
+            <w:r>
+              <w:rPr>
+                <w:rFonts w:ascii="Arial" w:hAnsi="Arial" w:cs="Arial"/>
+                <w:sz w:val="16"/>
+                <w:szCs w:val="16"/>
+                <w:lang w:val="ru-RU"/>
+              </w:rPr>
+              <w:t>%) – реабилитированы.</w:t>
+            </w:r>
+          </w:p>
+          <w:p>
+            <w:pPr>
+              <w:rPr>
+                <w:rFonts w:ascii="Arial" w:hAnsi="Arial" w:cs="Arial"/>
+                <w:sz w:val="16"/>
+                <w:szCs w:val="16"/>
+                <w:lang w:val="ru-RU"/>
+              </w:rPr>
+            </w:pPr>
+            <w:r>
+              <w:rPr>
+                <w:rFonts w:ascii="Arial" w:hAnsi="Arial" w:cs="Arial"/>
+                <w:sz w:val="16"/>
+                <w:szCs w:val="16"/>
+                <w:lang w:val="ru-RU"/>
+              </w:rPr>
+              <w:t>19 (4</w:t>
+            </w:r>
+            <w:r>
+              <w:rPr>
+                <w:rFonts w:ascii="Arial" w:hAnsi="Arial" w:cs="Arial"/>
+                <w:sz w:val="16"/>
+                <w:szCs w:val="16"/>
+                <w:lang w:val="ru-RU"/>
+              </w:rPr>
+              <w:t>4</w:t>
+            </w:r>
+            <w:r>
+              <w:rPr>
+                <w:rFonts w:ascii="Arial" w:hAnsi="Arial" w:cs="Arial"/>
+                <w:sz w:val="16"/>
+                <w:szCs w:val="16"/>
+                <w:lang w:val="ru-RU"/>
+              </w:rPr>
+              <w:t>%) – расстреляны то решению особых троек при НКВД.</w:t>
+            </w:r>
+          </w:p>
+          <w:p>
+            <w:pPr>
+              <w:rPr>
+                <w:rFonts w:ascii="Arial" w:hAnsi="Arial" w:cs="Arial"/>
+                <w:sz w:val="16"/>
+                <w:szCs w:val="16"/>
+                <w:lang w:val="ru-RU"/>
+              </w:rPr>
+            </w:pPr>
+            <w:r>
+              <w:rPr>
+                <w:rFonts w:ascii="Arial" w:hAnsi="Arial" w:cs="Arial"/>
+                <w:sz w:val="16"/>
+                <w:szCs w:val="16"/>
+                <w:u w:val="single"/>
+                <w:lang w:val="ru-RU"/>
+              </w:rPr>
+              <w:t>Партийность</w:t>
+            </w:r>
+            <w:r>
+              <w:rPr>
+                <w:rFonts w:ascii="Arial" w:hAnsi="Arial" w:cs="Arial"/>
+                <w:sz w:val="16"/>
+                <w:szCs w:val="16"/>
+                <w:lang w:val="ru-RU"/>
+              </w:rPr>
+              <w:t xml:space="preserve">: </w:t>
+            </w:r>
+            <w:r>
+              <w:rPr>
+                <w:rFonts w:ascii="Arial" w:hAnsi="Arial" w:cs="Arial"/>
+                <w:sz w:val="16"/>
+                <w:szCs w:val="16"/>
+                <w:lang w:val="ru-RU"/>
+              </w:rPr>
+              <w:t>б</w:t>
+            </w:r>
+            <w:r>
+              <w:rPr>
+                <w:rFonts w:ascii="Arial" w:hAnsi="Arial" w:cs="Arial"/>
+                <w:sz w:val="16"/>
+                <w:szCs w:val="16"/>
+                <w:lang w:val="ru-RU"/>
+              </w:rPr>
+              <w:t>еспартийн</w:t>
+            </w:r>
+            <w:r>
+              <w:rPr>
+                <w:rFonts w:ascii="Arial" w:hAnsi="Arial" w:cs="Arial"/>
+                <w:sz w:val="16"/>
+                <w:szCs w:val="16"/>
+                <w:lang w:val="ru-RU"/>
+              </w:rPr>
+              <w:t>ая</w:t>
+            </w:r>
+            <w:r>
+              <w:rPr>
+                <w:rFonts w:ascii="Arial" w:hAnsi="Arial" w:cs="Arial"/>
+                <w:sz w:val="16"/>
+                <w:szCs w:val="16"/>
+                <w:lang w:val="ru-RU"/>
+              </w:rPr>
+              <w:t xml:space="preserve"> – 7 (</w:t>
+            </w:r>
+            <w:r>
+              <w:rPr>
+                <w:rFonts w:ascii="Arial" w:hAnsi="Arial" w:cs="Arial"/>
+                <w:sz w:val="16"/>
+                <w:szCs w:val="16"/>
+                <w:lang w:val="ru-RU"/>
+              </w:rPr>
+              <w:t>1</w:t>
+            </w:r>
+            <w:r>
+              <w:rPr>
+                <w:rFonts w:ascii="Arial" w:hAnsi="Arial" w:cs="Arial"/>
+                <w:sz w:val="16"/>
+                <w:szCs w:val="16"/>
+                <w:lang w:val="ru-RU"/>
+              </w:rPr>
+              <w:t>5</w:t>
+            </w:r>
+            <w:r>
+              <w:rPr>
+                <w:rFonts w:ascii="Arial" w:hAnsi="Arial" w:cs="Arial"/>
+                <w:sz w:val="16"/>
+                <w:szCs w:val="16"/>
+                <w:lang w:val="ru-RU"/>
+              </w:rPr>
+              <w:t xml:space="preserve">%). </w:t>
+            </w:r>
+          </w:p>
+          <w:p>
+            <w:pPr>
+              <w:rPr>
+                <w:rFonts w:ascii="Arial" w:hAnsi="Arial" w:cs="Arial"/>
+                <w:sz w:val="16"/>
+                <w:szCs w:val="16"/>
+                <w:lang w:val="ru-RU"/>
+              </w:rPr>
+            </w:pPr>
+            <w:r>
+              <w:rPr>
+                <w:rFonts w:ascii="Arial" w:hAnsi="Arial" w:cs="Arial"/>
+                <w:sz w:val="16"/>
+                <w:szCs w:val="16"/>
+                <w:u w:val="single"/>
+                <w:lang w:val="ru-RU"/>
+              </w:rPr>
+              <w:t>Образование</w:t>
+            </w:r>
+            <w:r>
+              <w:rPr>
+                <w:rFonts w:ascii="Arial" w:hAnsi="Arial" w:cs="Arial"/>
+                <w:sz w:val="16"/>
+                <w:szCs w:val="16"/>
+                <w:lang w:val="ru-RU"/>
+              </w:rPr>
+              <w:t>: начальное – 8, грамотная – 4, малограмотная – 3; неграмотная – 2, низшее – 1; высшее</w:t>
             </w:r>
             <w:bookmarkStart w:id="0" w:name="OLE_LINK1019"/>
             <w:r>
@@ -515,18 +611,19 @@
                 <w:rFonts w:ascii="Arial" w:hAnsi="Arial" w:cs="Arial"/>
                 <w:sz w:val="16"/>
                 <w:szCs w:val="16"/>
-                <w:lang w:val="ru-RU"/>
-              </w:rPr>
-              <w:t>Социальная страта/Профессия:</w:t>
-            </w:r>
-            <w:r>
-              <w:rPr>
-                <w:rFonts w:ascii="Arial" w:hAnsi="Arial" w:cs="Arial"/>
-                <w:sz w:val="16"/>
-                <w:szCs w:val="16"/>
-                <w:lang w:val="ru-RU"/>
-              </w:rPr>
-              <w:t xml:space="preserve"> </w:t>
+                <w:u w:val="single"/>
+                <w:lang w:val="ru-RU"/>
+              </w:rPr>
+              <w:t>Социальная страта/Профессия</w:t>
+            </w:r>
+            <w:r>
+              <w:rPr>
+                <w:rFonts w:ascii="Arial" w:hAnsi="Arial" w:cs="Arial"/>
+                <w:sz w:val="16"/>
+                <w:szCs w:val="16"/>
+                <w:lang w:val="ru-RU"/>
+              </w:rPr>
+              <w:t xml:space="preserve">: </w:t>
             </w:r>
             <w:r>
               <w:rPr>
@@ -535,16 +632,25 @@
                 <w:szCs w:val="16"/>
                 <w:lang w:val="ru-RU"/>
               </w:rPr>
-              <w:t>Д</w:t>
-            </w:r>
-            <w:r>
-              <w:rPr>
-                <w:rFonts w:ascii="Arial" w:hAnsi="Arial" w:cs="Arial"/>
-                <w:sz w:val="16"/>
-                <w:szCs w:val="16"/>
-                <w:lang w:val="ru-RU"/>
-              </w:rPr>
-              <w:t>омохозяйка – 3; БОЗ – 2; колхозница/крестьянка-единоличница – 7.</w:t>
+              <w:t>д</w:t>
+            </w:r>
+            <w:r>
+              <w:rPr>
+                <w:rFonts w:ascii="Arial" w:hAnsi="Arial" w:cs="Arial"/>
+                <w:sz w:val="16"/>
+                <w:szCs w:val="16"/>
+                <w:lang w:val="ru-RU"/>
+              </w:rPr>
+              <w:t xml:space="preserve">омохозяйка – 3; БОЗ – 2; колхозница/крестьянка-единоличница </w:t>
+            </w:r>
+            <w:r>
+              <w:rPr>
+                <w:rFonts w:ascii="Arial" w:hAnsi="Arial" w:cs="Arial"/>
+                <w:sz w:val="16"/>
+                <w:szCs w:val="16"/>
+                <w:lang w:val="ru-RU"/>
+              </w:rPr>
+              <w:t>– 7.</w:t>
             </w:r>
           </w:p>
         </w:tc>
@@ -579,31 +685,7 @@
           <w:szCs w:val="16"/>
           <w:lang w:val="ru-RU"/>
         </w:rPr>
-        <w:t xml:space="preserve">ЧИСЛЕННОСТЬ РАССТРЕЛЯННЫХ ЖЕНЩИН ПО ГОДАМ, </w:t>
-      </w:r>
-      <w:proofErr w:type="gramStart"/>
-      <w:r>
-        <w:rPr>
-          <w:rFonts w:ascii="Arial" w:hAnsi="Arial" w:cs="serif"/>
-          <w:b/>
-          <w:bCs/>
-          <w:sz w:val="16"/>
-          <w:szCs w:val="16"/>
-          <w:lang w:val="ru-RU"/>
-        </w:rPr>
-        <w:t>1933-1942</w:t>
-      </w:r>
-      <w:proofErr w:type="gramEnd"/>
-      <w:r>
-        <w:rPr>
-          <w:rFonts w:ascii="Arial" w:hAnsi="Arial" w:cs="serif"/>
-          <w:b/>
-          <w:bCs/>
-          <w:sz w:val="16"/>
-          <w:szCs w:val="16"/>
-          <w:lang w:val="ru-RU"/>
-        </w:rPr>
-        <w:t xml:space="preserve"> гг.</w:t>
+        <w:t>ЧИСЛЕННОСТЬ РАССТРЕЛЯННЫХ ЖЕНЩИН ПО ГОДАМ, 1933-1942 гг.</w:t>
       </w:r>
     </w:p>
     <w:p>
@@ -703,31 +785,7 @@
           <w:szCs w:val="16"/>
           <w:lang w:val="ru-RU"/>
         </w:rPr>
-        <w:t xml:space="preserve">ЧИСЛЕННОСТЬ РАССТРЕЛЯННЫХ ЖЕНЩИН ПО ВОЗРАСТАМ, </w:t>
-      </w:r>
-      <w:proofErr w:type="gramStart"/>
-      <w:r>
-        <w:rPr>
-          <w:rFonts w:ascii="Arial" w:hAnsi="Arial" w:cs="serif"/>
-          <w:b/>
-          <w:bCs/>
-          <w:sz w:val="16"/>
-          <w:szCs w:val="16"/>
-          <w:lang w:val="ru-RU"/>
-        </w:rPr>
-        <w:t>1933-1942</w:t>
-      </w:r>
-      <w:proofErr w:type="gramEnd"/>
-      <w:r>
-        <w:rPr>
-          <w:rFonts w:ascii="Arial" w:hAnsi="Arial" w:cs="serif"/>
-          <w:b/>
-          <w:bCs/>
-          <w:sz w:val="16"/>
-          <w:szCs w:val="16"/>
-          <w:lang w:val="ru-RU"/>
-        </w:rPr>
-        <w:t xml:space="preserve"> гг.</w:t>
+        <w:t>ЧИСЛЕННОСТЬ РАССТРЕЛЯННЫХ ЖЕНЩИН ПО ВОЗРАСТАМ, 1933-1942 гг.</w:t>
       </w:r>
     </w:p>
     <w:p>
@@ -834,7 +892,6 @@
               <w:bottom w:val="double" w:sz="1" w:space="0" w:color="808080"/>
               <w:right w:val="double" w:sz="2" w:space="0" w:color="808080"/>
             </w:tcBorders>
-            <w:shd w:val="clear" w:color="auto" w:fill="auto"/>
             <w:vAlign w:val="center"/>
           </w:tcPr>
           <w:p>
@@ -856,7 +913,6 @@
                 <w:szCs w:val="16"/>
                 <w:lang w:val="ru-RU"/>
               </w:rPr>
-              <w:lastRenderedPageBreak/>
               <w:t>ВОЗРАСТНАЯ ТАБЛИЦА / ЧИСЛО</w:t>
             </w:r>
             <w:r>
@@ -947,7 +1003,6 @@
               </w:rPr>
               <w:t xml:space="preserve">Возрастной разброс </w:t>
             </w:r>
-            <w:proofErr w:type="gramStart"/>
             <w:r>
               <w:rPr>
                 <w:rFonts w:ascii="Arial" w:hAnsi="Arial" w:cs="Arial"/>
@@ -981,7 +1036,6 @@
               </w:rPr>
               <w:t>69</w:t>
             </w:r>
-            <w:proofErr w:type="gramEnd"/>
             <w:r>
               <w:rPr>
                 <w:rFonts w:ascii="Arial" w:hAnsi="Arial" w:cs="Arial"/>
@@ -1027,7 +1081,6 @@
               <w:bottom w:val="double" w:sz="1" w:space="0" w:color="808080"/>
               <w:right w:val="double" w:sz="2" w:space="0" w:color="808080"/>
             </w:tcBorders>
-            <w:shd w:val="clear" w:color="auto" w:fill="auto"/>
             <w:vAlign w:val="center"/>
           </w:tcPr>
           <w:p>
@@ -1069,7 +1122,6 @@
               <w:bottom w:val="double" w:sz="1" w:space="0" w:color="808080"/>
               <w:right w:val="double" w:sz="2" w:space="0" w:color="808080"/>
             </w:tcBorders>
-            <w:shd w:val="clear" w:color="auto" w:fill="auto"/>
             <w:vAlign w:val="center"/>
           </w:tcPr>
           <w:p>
@@ -1112,7 +1164,6 @@
               <w:bottom w:val="double" w:sz="1" w:space="0" w:color="808080"/>
               <w:right w:val="double" w:sz="2" w:space="0" w:color="808080"/>
             </w:tcBorders>
-            <w:shd w:val="clear" w:color="auto" w:fill="auto"/>
             <w:vAlign w:val="center"/>
           </w:tcPr>
           <w:p>
@@ -1146,7 +1197,6 @@
               <w:bottom w:val="double" w:sz="1" w:space="0" w:color="808080"/>
               <w:right w:val="double" w:sz="2" w:space="0" w:color="808080"/>
             </w:tcBorders>
-            <w:shd w:val="clear" w:color="auto" w:fill="auto"/>
             <w:vAlign w:val="center"/>
           </w:tcPr>
           <w:p>
@@ -1180,7 +1230,6 @@
               <w:bottom w:val="double" w:sz="1" w:space="0" w:color="808080"/>
               <w:right w:val="double" w:sz="2" w:space="0" w:color="808080"/>
             </w:tcBorders>
-            <w:shd w:val="clear" w:color="auto" w:fill="auto"/>
             <w:vAlign w:val="center"/>
           </w:tcPr>
           <w:p>
@@ -1214,7 +1263,6 @@
               <w:bottom w:val="double" w:sz="1" w:space="0" w:color="808080"/>
               <w:right w:val="double" w:sz="2" w:space="0" w:color="808080"/>
             </w:tcBorders>
-            <w:shd w:val="clear" w:color="auto" w:fill="auto"/>
             <w:vAlign w:val="center"/>
           </w:tcPr>
           <w:p>
@@ -1248,7 +1296,6 @@
               <w:bottom w:val="double" w:sz="1" w:space="0" w:color="808080"/>
               <w:right w:val="double" w:sz="2" w:space="0" w:color="808080"/>
             </w:tcBorders>
-            <w:shd w:val="clear" w:color="auto" w:fill="auto"/>
             <w:vAlign w:val="center"/>
           </w:tcPr>
           <w:p>
@@ -1282,7 +1329,6 @@
               <w:bottom w:val="double" w:sz="1" w:space="0" w:color="808080"/>
               <w:right w:val="double" w:sz="2" w:space="0" w:color="808080"/>
             </w:tcBorders>
-            <w:shd w:val="clear" w:color="auto" w:fill="auto"/>
             <w:vAlign w:val="center"/>
           </w:tcPr>
           <w:p>
@@ -1316,7 +1362,6 @@
               <w:bottom w:val="double" w:sz="1" w:space="0" w:color="808080"/>
               <w:right w:val="double" w:sz="2" w:space="0" w:color="808080"/>
             </w:tcBorders>
-            <w:shd w:val="clear" w:color="auto" w:fill="auto"/>
             <w:vAlign w:val="center"/>
           </w:tcPr>
           <w:p>
@@ -1364,7 +1409,6 @@
               <w:bottom w:val="double" w:sz="1" w:space="0" w:color="808080"/>
               <w:right w:val="double" w:sz="2" w:space="0" w:color="808080"/>
             </w:tcBorders>
-            <w:shd w:val="clear" w:color="auto" w:fill="auto"/>
             <w:vAlign w:val="center"/>
           </w:tcPr>
           <w:p>
@@ -1407,7 +1451,6 @@
               <w:bottom w:val="double" w:sz="1" w:space="0" w:color="808080"/>
               <w:right w:val="double" w:sz="2" w:space="0" w:color="808080"/>
             </w:tcBorders>
-            <w:shd w:val="clear" w:color="auto" w:fill="auto"/>
             <w:vAlign w:val="center"/>
           </w:tcPr>
           <w:p>
@@ -1442,7 +1485,6 @@
               <w:bottom w:val="double" w:sz="1" w:space="0" w:color="808080"/>
               <w:right w:val="double" w:sz="2" w:space="0" w:color="808080"/>
             </w:tcBorders>
-            <w:shd w:val="clear" w:color="auto" w:fill="auto"/>
             <w:vAlign w:val="center"/>
           </w:tcPr>
           <w:p>
@@ -1475,7 +1517,6 @@
               <w:bottom w:val="double" w:sz="1" w:space="0" w:color="808080"/>
               <w:right w:val="double" w:sz="2" w:space="0" w:color="808080"/>
             </w:tcBorders>
-            <w:shd w:val="clear" w:color="auto" w:fill="auto"/>
             <w:vAlign w:val="center"/>
           </w:tcPr>
           <w:p>
@@ -1510,7 +1551,6 @@
               <w:bottom w:val="double" w:sz="1" w:space="0" w:color="808080"/>
               <w:right w:val="double" w:sz="2" w:space="0" w:color="808080"/>
             </w:tcBorders>
-            <w:shd w:val="clear" w:color="auto" w:fill="auto"/>
             <w:vAlign w:val="center"/>
           </w:tcPr>
           <w:p>
@@ -1545,7 +1585,6 @@
               <w:bottom w:val="double" w:sz="1" w:space="0" w:color="808080"/>
               <w:right w:val="double" w:sz="2" w:space="0" w:color="808080"/>
             </w:tcBorders>
-            <w:shd w:val="clear" w:color="auto" w:fill="auto"/>
             <w:vAlign w:val="center"/>
           </w:tcPr>
           <w:p>
@@ -1580,7 +1619,6 @@
               <w:bottom w:val="double" w:sz="1" w:space="0" w:color="808080"/>
               <w:right w:val="double" w:sz="2" w:space="0" w:color="808080"/>
             </w:tcBorders>
-            <w:shd w:val="clear" w:color="auto" w:fill="auto"/>
             <w:vAlign w:val="center"/>
           </w:tcPr>
           <w:p>
@@ -1615,7 +1653,6 @@
               <w:bottom w:val="double" w:sz="1" w:space="0" w:color="808080"/>
               <w:right w:val="double" w:sz="2" w:space="0" w:color="808080"/>
             </w:tcBorders>
-            <w:shd w:val="clear" w:color="auto" w:fill="auto"/>
             <w:vAlign w:val="center"/>
           </w:tcPr>
           <w:p>
@@ -1650,7 +1687,6 @@
               <w:bottom w:val="double" w:sz="1" w:space="0" w:color="808080"/>
               <w:right w:val="double" w:sz="2" w:space="0" w:color="808080"/>
             </w:tcBorders>
-            <w:shd w:val="clear" w:color="auto" w:fill="auto"/>
             <w:vAlign w:val="center"/>
           </w:tcPr>
           <w:p>
@@ -1715,7 +1751,6 @@
               <w:bottom w:val="double" w:sz="1" w:space="0" w:color="808080"/>
               <w:right w:val="double" w:sz="2" w:space="0" w:color="808080"/>
             </w:tcBorders>
-            <w:shd w:val="clear" w:color="auto" w:fill="auto"/>
             <w:vAlign w:val="center"/>
           </w:tcPr>
           <w:p>
@@ -1766,7 +1801,6 @@
               <w:bottom w:val="double" w:sz="1" w:space="0" w:color="808080"/>
               <w:right w:val="double" w:sz="2" w:space="0" w:color="808080"/>
             </w:tcBorders>
-            <w:shd w:val="clear" w:color="auto" w:fill="auto"/>
             <w:vAlign w:val="center"/>
           </w:tcPr>
           <w:p>
@@ -1789,29 +1823,7 @@
                 <w:szCs w:val="16"/>
                 <w:lang w:val="ru-RU"/>
               </w:rPr>
-              <w:t>Анофриева (</w:t>
-            </w:r>
-            <w:proofErr w:type="spellStart"/>
-            <w:r>
-              <w:rPr>
-                <w:rFonts w:ascii="Arial" w:hAnsi="Arial" w:cs="Arial"/>
-                <w:b/>
-                <w:sz w:val="16"/>
-                <w:szCs w:val="16"/>
-                <w:lang w:val="ru-RU"/>
-              </w:rPr>
-              <w:t>Гидулян</w:t>
-            </w:r>
-            <w:proofErr w:type="spellEnd"/>
-            <w:r>
-              <w:rPr>
-                <w:rFonts w:ascii="Arial" w:hAnsi="Arial" w:cs="Arial"/>
-                <w:b/>
-                <w:sz w:val="16"/>
-                <w:szCs w:val="16"/>
-                <w:lang w:val="ru-RU"/>
-              </w:rPr>
-              <w:t>) Вера Федоровна</w:t>
+              <w:t>Анофриева (Гидулян) Вера Федоровна</w:t>
             </w:r>
             <w:r>
               <w:rPr>
@@ -1864,95 +1876,7 @@
                 <w:szCs w:val="16"/>
                 <w:lang w:val="ru-RU"/>
               </w:rPr>
-              <w:t xml:space="preserve">1899 г.р., место рождения Одесская обл., румынка, из крестьян, б/п, обр. 3 </w:t>
-            </w:r>
-            <w:proofErr w:type="spellStart"/>
-            <w:r>
-              <w:rPr>
-                <w:rFonts w:ascii="Arial" w:hAnsi="Arial" w:cs="Arial"/>
-                <w:bCs/>
-                <w:sz w:val="16"/>
-                <w:szCs w:val="16"/>
-                <w:lang w:val="ru-RU"/>
-              </w:rPr>
-              <w:t>кл</w:t>
-            </w:r>
-            <w:proofErr w:type="spellEnd"/>
-            <w:r>
-              <w:rPr>
-                <w:rFonts w:ascii="Arial" w:hAnsi="Arial" w:cs="Arial"/>
-                <w:bCs/>
-                <w:sz w:val="16"/>
-                <w:szCs w:val="16"/>
-                <w:lang w:val="ru-RU"/>
-              </w:rPr>
-              <w:t xml:space="preserve">. Сельской школы, </w:t>
-            </w:r>
-            <w:proofErr w:type="spellStart"/>
-            <w:r>
-              <w:rPr>
-                <w:rFonts w:ascii="Arial" w:hAnsi="Arial" w:cs="Arial"/>
-                <w:bCs/>
-                <w:sz w:val="16"/>
-                <w:szCs w:val="16"/>
-                <w:lang w:val="ru-RU"/>
-              </w:rPr>
-              <w:t>прож</w:t>
-            </w:r>
-            <w:proofErr w:type="spellEnd"/>
-            <w:r>
-              <w:rPr>
-                <w:rFonts w:ascii="Arial" w:hAnsi="Arial" w:cs="Arial"/>
-                <w:bCs/>
-                <w:sz w:val="16"/>
-                <w:szCs w:val="16"/>
-                <w:lang w:val="ru-RU"/>
-              </w:rPr>
-              <w:t xml:space="preserve">.: г. Евпатория, БОЗ. арест. 10.10.1937 г. ОО НКВД ЧФ, ст. </w:t>
-            </w:r>
-            <w:proofErr w:type="gramStart"/>
-            <w:r>
-              <w:rPr>
-                <w:rFonts w:ascii="Arial" w:hAnsi="Arial" w:cs="Arial"/>
-                <w:bCs/>
-                <w:sz w:val="16"/>
-                <w:szCs w:val="16"/>
-                <w:lang w:val="ru-RU"/>
-              </w:rPr>
-              <w:t>58-6</w:t>
-            </w:r>
-            <w:proofErr w:type="gramEnd"/>
-            <w:r>
-              <w:rPr>
-                <w:rFonts w:ascii="Arial" w:hAnsi="Arial" w:cs="Arial"/>
-                <w:bCs/>
-                <w:sz w:val="16"/>
-                <w:szCs w:val="16"/>
-                <w:lang w:val="ru-RU"/>
-              </w:rPr>
-              <w:t xml:space="preserve">, 10 УК РСФСР: шпионаж, антисоветская пропаганда, осуждена в июне 1940 г. Тройкой НКВД Крыма к расстрелу, </w:t>
-            </w:r>
-            <w:proofErr w:type="spellStart"/>
-            <w:r>
-              <w:rPr>
-                <w:rFonts w:ascii="Arial" w:hAnsi="Arial" w:cs="Arial"/>
-                <w:bCs/>
-                <w:sz w:val="16"/>
-                <w:szCs w:val="16"/>
-                <w:lang w:val="ru-RU"/>
-              </w:rPr>
-              <w:t>реабилитир</w:t>
-            </w:r>
-            <w:proofErr w:type="spellEnd"/>
-            <w:r>
-              <w:rPr>
-                <w:rFonts w:ascii="Arial" w:hAnsi="Arial" w:cs="Arial"/>
-                <w:bCs/>
-                <w:sz w:val="16"/>
-                <w:szCs w:val="16"/>
-                <w:lang w:val="ru-RU"/>
-              </w:rPr>
-              <w:t>. 05.09.1989 г. Прокуратурой Крымской обл., ГААРК, ф.р-4808, оп. 1, д. 015775.</w:t>
+              <w:t>1899 г.р., место рождения Одесская обл., румынка, из крестьян, б/п, обр. 3 кл. Сельской школы, прож.: г. Евпатория, БОЗ. арест. 10.10.1937 г. ОО НКВД ЧФ, ст. 58-6, 10 УК РСФСР: шпионаж, антисоветская пропаганда, осуждена в июне 1940 г. Тройкой НКВД Крыма к расстрелу, реабилитир. 05.09.1989 г. Прокуратурой Крымской обл., ГААРК, ф.р-4808, оп. 1, д. 015775.</w:t>
             </w:r>
           </w:p>
           <w:p>
@@ -2050,7 +1974,6 @@
               <w:bottom w:val="double" w:sz="1" w:space="0" w:color="808080"/>
               <w:right w:val="double" w:sz="2" w:space="0" w:color="808080"/>
             </w:tcBorders>
-            <w:shd w:val="clear" w:color="auto" w:fill="auto"/>
             <w:vAlign w:val="center"/>
           </w:tcPr>
           <w:p>
@@ -2181,67 +2104,7 @@
                 <w:szCs w:val="16"/>
                 <w:lang w:val="ru-RU"/>
               </w:rPr>
-              <w:t xml:space="preserve">1889 г.р., </w:t>
-            </w:r>
-            <w:proofErr w:type="spellStart"/>
-            <w:r>
-              <w:rPr>
-                <w:rFonts w:ascii="Arial" w:hAnsi="Arial" w:cs="Arial"/>
-                <w:sz w:val="16"/>
-                <w:szCs w:val="16"/>
-                <w:lang w:val="ru-RU"/>
-              </w:rPr>
-              <w:t>м.р</w:t>
-            </w:r>
-            <w:proofErr w:type="spellEnd"/>
-            <w:r>
-              <w:rPr>
-                <w:rFonts w:ascii="Arial" w:hAnsi="Arial" w:cs="Arial"/>
-                <w:sz w:val="16"/>
-                <w:szCs w:val="16"/>
-                <w:lang w:val="ru-RU"/>
-              </w:rPr>
-              <w:t xml:space="preserve">.: Румыния, с. Яровое, румынка, образование: высшее, б/п, зав. </w:t>
-            </w:r>
-            <w:proofErr w:type="spellStart"/>
-            <w:r>
-              <w:rPr>
-                <w:rFonts w:ascii="Arial" w:hAnsi="Arial" w:cs="Arial"/>
-                <w:sz w:val="16"/>
-                <w:szCs w:val="16"/>
-                <w:lang w:val="ru-RU"/>
-              </w:rPr>
-              <w:t>Электросветолечебницей</w:t>
-            </w:r>
-            <w:proofErr w:type="spellEnd"/>
-            <w:r>
-              <w:rPr>
-                <w:rFonts w:ascii="Arial" w:hAnsi="Arial" w:cs="Arial"/>
-                <w:sz w:val="16"/>
-                <w:szCs w:val="16"/>
-                <w:lang w:val="ru-RU"/>
-              </w:rPr>
-              <w:t xml:space="preserve">, </w:t>
-            </w:r>
-            <w:proofErr w:type="spellStart"/>
-            <w:r>
-              <w:rPr>
-                <w:rFonts w:ascii="Arial" w:hAnsi="Arial" w:cs="Arial"/>
-                <w:sz w:val="16"/>
-                <w:szCs w:val="16"/>
-                <w:lang w:val="ru-RU"/>
-              </w:rPr>
-              <w:t>прож</w:t>
-            </w:r>
-            <w:proofErr w:type="spellEnd"/>
-            <w:r>
-              <w:rPr>
-                <w:rFonts w:ascii="Arial" w:hAnsi="Arial" w:cs="Arial"/>
-                <w:sz w:val="16"/>
-                <w:szCs w:val="16"/>
-                <w:lang w:val="ru-RU"/>
-              </w:rPr>
-              <w:t>.: г. Краснодар, арестована 04.07.1938. Обвинение: "участница диверсионно-вредительской шпионской и террор. организации ПОВ, шпионаж, вредительская работа в области медицины". Приговор: особая тройка при УНКВД по Краснодарскому краю, 28.09.1938</w:t>
+              <w:t>1889 г.р., м.р.: Румыния, с. Яровое, румынка, образование: высшее, б/п, зав. Электросветолечебницей, прож.: г. Краснодар, арестована 04.07.1938. Обвинение: "участница диверсионно-вредительской шпионской и террор. организации ПОВ, шпионаж, вредительская работа в области медицины". Приговор: особая тройка при УНКВД по Краснодарскому краю, 28.09.1938</w:t>
             </w:r>
             <w:r>
               <w:rPr>
@@ -2300,27 +2163,7 @@
                 <w:szCs w:val="16"/>
                 <w:lang w:val="ru-RU"/>
               </w:rPr>
-              <w:t xml:space="preserve">на основании п. 5 ст. 4 УПК РСФСР. </w:t>
-            </w:r>
-            <w:proofErr w:type="spellStart"/>
-            <w:r>
-              <w:rPr>
-                <w:rFonts w:ascii="Arial" w:hAnsi="Arial" w:cs="Arial"/>
-                <w:sz w:val="16"/>
-                <w:szCs w:val="16"/>
-                <w:lang w:val="ru-RU"/>
-              </w:rPr>
-              <w:t>Арх.дело</w:t>
-            </w:r>
-            <w:proofErr w:type="spellEnd"/>
-            <w:r>
-              <w:rPr>
-                <w:rFonts w:ascii="Arial" w:hAnsi="Arial" w:cs="Arial"/>
-                <w:sz w:val="16"/>
-                <w:szCs w:val="16"/>
-                <w:lang w:val="ru-RU"/>
-              </w:rPr>
-              <w:t>: 20296</w:t>
+              <w:t>на основании п. 5 ст. 4 УПК РСФСР. Арх.дело: 20296</w:t>
             </w:r>
           </w:p>
           <w:p>
@@ -2409,7 +2252,6 @@
               <w:bottom w:val="double" w:sz="1" w:space="0" w:color="808080"/>
               <w:right w:val="double" w:sz="2" w:space="0" w:color="808080"/>
             </w:tcBorders>
-            <w:shd w:val="clear" w:color="auto" w:fill="auto"/>
             <w:vAlign w:val="center"/>
           </w:tcPr>
           <w:p>
@@ -2514,59 +2356,25 @@
               </w:rPr>
               <w:t xml:space="preserve">, </w:t>
             </w:r>
-            <w:proofErr w:type="spellStart"/>
-            <w:r>
-              <w:rPr>
-                <w:rFonts w:ascii="Arial" w:hAnsi="Arial" w:cs="Arial"/>
-                <w:bCs/>
-                <w:sz w:val="16"/>
-                <w:szCs w:val="16"/>
-                <w:lang w:val="ru-RU"/>
-              </w:rPr>
-              <w:t>м.р</w:t>
-            </w:r>
-            <w:proofErr w:type="spellEnd"/>
-            <w:r>
-              <w:rPr>
-                <w:rFonts w:ascii="Arial" w:hAnsi="Arial" w:cs="Arial"/>
-                <w:bCs/>
-                <w:sz w:val="16"/>
-                <w:szCs w:val="16"/>
-                <w:lang w:val="ru-RU"/>
-              </w:rPr>
-              <w:t xml:space="preserve">.: </w:t>
-            </w:r>
-            <w:r>
-              <w:rPr>
-                <w:rFonts w:ascii="Arial" w:hAnsi="Arial" w:cs="Arial"/>
-                <w:bCs/>
-                <w:sz w:val="16"/>
-                <w:szCs w:val="16"/>
-                <w:lang w:val="ru-RU"/>
-              </w:rPr>
-              <w:t xml:space="preserve">г. </w:t>
-            </w:r>
-            <w:proofErr w:type="spellStart"/>
-            <w:r>
-              <w:rPr>
-                <w:rFonts w:ascii="Arial" w:hAnsi="Arial" w:cs="Arial"/>
-                <w:bCs/>
-                <w:sz w:val="16"/>
-                <w:szCs w:val="16"/>
-                <w:lang w:val="ru-RU"/>
-              </w:rPr>
-              <w:t>Бекс</w:t>
-            </w:r>
-            <w:proofErr w:type="spellEnd"/>
-            <w:r>
-              <w:rPr>
-                <w:rFonts w:ascii="Arial" w:hAnsi="Arial" w:cs="Arial"/>
-                <w:bCs/>
-                <w:sz w:val="16"/>
-                <w:szCs w:val="16"/>
-                <w:lang w:val="ru-RU"/>
-              </w:rPr>
-              <w:t xml:space="preserve"> (Швейцария)</w:t>
+            <w:r>
+              <w:rPr>
+                <w:rFonts w:ascii="Arial" w:hAnsi="Arial" w:cs="Arial"/>
+                <w:bCs/>
+                <w:sz w:val="16"/>
+                <w:szCs w:val="16"/>
+                <w:lang w:val="ru-RU"/>
+              </w:rPr>
+              <w:t xml:space="preserve">м.р.: </w:t>
+            </w:r>
+            <w:r>
+              <w:rPr>
+                <w:rFonts w:ascii="Arial" w:hAnsi="Arial" w:cs="Arial"/>
+                <w:bCs/>
+                <w:sz w:val="16"/>
+                <w:szCs w:val="16"/>
+                <w:lang w:val="ru-RU"/>
+              </w:rPr>
+              <w:t>г. Бекс (Швейцария)</w:t>
             </w:r>
             <w:r>
               <w:rPr>
@@ -2706,29 +2514,7 @@
                 <w:szCs w:val="16"/>
                 <w:lang w:val="ru-RU"/>
               </w:rPr>
-              <w:t xml:space="preserve">: г. Москва, </w:t>
-            </w:r>
-            <w:proofErr w:type="spellStart"/>
-            <w:r>
-              <w:rPr>
-                <w:rFonts w:ascii="Arial" w:hAnsi="Arial" w:cs="Arial"/>
-                <w:bCs/>
-                <w:sz w:val="16"/>
-                <w:szCs w:val="16"/>
-                <w:lang w:val="ru-RU"/>
-              </w:rPr>
-              <w:t>Петроверигский</w:t>
-            </w:r>
-            <w:proofErr w:type="spellEnd"/>
-            <w:r>
-              <w:rPr>
-                <w:rFonts w:ascii="Arial" w:hAnsi="Arial" w:cs="Arial"/>
-                <w:bCs/>
-                <w:sz w:val="16"/>
-                <w:szCs w:val="16"/>
-                <w:lang w:val="ru-RU"/>
-              </w:rPr>
-              <w:t xml:space="preserve"> пер., д. 10, кв. 3</w:t>
+              <w:t>: г. Москва, Петроверигский пер., д. 10, кв. 3</w:t>
             </w:r>
             <w:r>
               <w:rPr>
@@ -2907,18 +2693,7 @@
                 <w:szCs w:val="16"/>
                 <w:lang w:val="ru-RU"/>
               </w:rPr>
-              <w:t xml:space="preserve">. </w:t>
-            </w:r>
-            <w:proofErr w:type="spellStart"/>
-            <w:r>
-              <w:rPr>
-                <w:rFonts w:ascii="Arial" w:hAnsi="Arial" w:cs="Arial"/>
-                <w:bCs/>
-                <w:sz w:val="16"/>
-                <w:szCs w:val="16"/>
-                <w:lang w:val="ru-RU"/>
-              </w:rPr>
-              <w:t>Р</w:t>
+              <w:t>. Р</w:t>
             </w:r>
             <w:r>
               <w:rPr>
@@ -2948,18 +2723,7 @@
                 <w:szCs w:val="16"/>
                 <w:lang w:val="ru-RU"/>
               </w:rPr>
-              <w:t>а</w:t>
-            </w:r>
-            <w:proofErr w:type="spellEnd"/>
-            <w:r>
-              <w:rPr>
-                <w:rFonts w:ascii="Arial" w:hAnsi="Arial" w:cs="Arial"/>
-                <w:bCs/>
-                <w:sz w:val="16"/>
-                <w:szCs w:val="16"/>
-                <w:lang w:val="ru-RU"/>
-              </w:rPr>
-              <w:t xml:space="preserve">: 2 декабря 1937 г. Дата смерти: 2 декабря 1937 г Место захоронения: Московская обл., Коммунарка. </w:t>
+              <w:t xml:space="preserve">а: 2 декабря 1937 г. Дата смерти: 2 декабря 1937 г Место захоронения: Московская обл., Коммунарка. </w:t>
             </w:r>
             <w:r>
               <w:rPr>
@@ -3173,7 +2937,6 @@
               <w:bottom w:val="double" w:sz="1" w:space="0" w:color="808080"/>
               <w:right w:val="double" w:sz="2" w:space="0" w:color="808080"/>
             </w:tcBorders>
-            <w:shd w:val="clear" w:color="auto" w:fill="auto"/>
             <w:vAlign w:val="center"/>
           </w:tcPr>
           <w:p>
@@ -3263,27 +3026,7 @@
                 <w:szCs w:val="16"/>
                 <w:lang w:val="ru-RU"/>
               </w:rPr>
-              <w:t xml:space="preserve">в 1885 г., Бессарабская губ., Кишиневский уезд, с. </w:t>
-            </w:r>
-            <w:proofErr w:type="spellStart"/>
-            <w:r>
-              <w:rPr>
-                <w:rFonts w:ascii="Arial" w:hAnsi="Arial" w:cs="Arial"/>
-                <w:sz w:val="16"/>
-                <w:szCs w:val="16"/>
-                <w:lang w:val="ru-RU"/>
-              </w:rPr>
-              <w:t>Ганчешны</w:t>
-            </w:r>
-            <w:proofErr w:type="spellEnd"/>
-            <w:r>
-              <w:rPr>
-                <w:rFonts w:ascii="Arial" w:hAnsi="Arial" w:cs="Arial"/>
-                <w:sz w:val="16"/>
-                <w:szCs w:val="16"/>
-                <w:lang w:val="ru-RU"/>
-              </w:rPr>
-              <w:t>; молдаванка; образование начальное; б/п; БОЗ. Проживала:</w:t>
+              <w:t>в 1885 г., Бессарабская губ., Кишиневский уезд, с. Ганчешны; молдаванка; образование начальное; б/п; БОЗ. Проживала:</w:t>
             </w:r>
             <w:r>
               <w:rPr>
@@ -3328,27 +3071,7 @@
                 <w:szCs w:val="16"/>
                 <w:lang w:val="ru-RU"/>
               </w:rPr>
-              <w:t xml:space="preserve">Приговорена: 27 декабря 1937 г., </w:t>
-            </w:r>
-            <w:proofErr w:type="spellStart"/>
-            <w:r>
-              <w:rPr>
-                <w:rFonts w:ascii="Arial" w:hAnsi="Arial" w:cs="Arial"/>
-                <w:sz w:val="16"/>
-                <w:szCs w:val="16"/>
-                <w:lang w:val="ru-RU"/>
-              </w:rPr>
-              <w:t>обв</w:t>
-            </w:r>
-            <w:proofErr w:type="spellEnd"/>
-            <w:r>
-              <w:rPr>
-                <w:rFonts w:ascii="Arial" w:hAnsi="Arial" w:cs="Arial"/>
-                <w:sz w:val="16"/>
-                <w:szCs w:val="16"/>
-                <w:lang w:val="ru-RU"/>
-              </w:rPr>
-              <w:t>.:</w:t>
+              <w:t>Приговорена: 27 декабря 1937 г., обв.:</w:t>
             </w:r>
             <w:r>
               <w:rPr>
@@ -3469,7 +3192,6 @@
               <w:bottom w:val="double" w:sz="1" w:space="0" w:color="808080"/>
               <w:right w:val="double" w:sz="2" w:space="0" w:color="808080"/>
             </w:tcBorders>
-            <w:shd w:val="clear" w:color="auto" w:fill="auto"/>
             <w:vAlign w:val="center"/>
           </w:tcPr>
           <w:p>
@@ -3546,27 +3268,7 @@
                 <w:szCs w:val="16"/>
                 <w:lang w:val="ru-RU"/>
               </w:rPr>
-              <w:t xml:space="preserve">1907 г.р., молдаванка, уроженец Бессарабия район, </w:t>
-            </w:r>
-            <w:proofErr w:type="spellStart"/>
-            <w:r>
-              <w:rPr>
-                <w:rFonts w:ascii="Arial" w:hAnsi="Arial" w:cs="Arial"/>
-                <w:sz w:val="16"/>
-                <w:szCs w:val="16"/>
-                <w:lang w:val="ru-RU"/>
-              </w:rPr>
-              <w:t>Кипричень</w:t>
-            </w:r>
-            <w:proofErr w:type="spellEnd"/>
-            <w:r>
-              <w:rPr>
-                <w:rFonts w:ascii="Arial" w:hAnsi="Arial" w:cs="Arial"/>
-                <w:sz w:val="16"/>
-                <w:szCs w:val="16"/>
-                <w:lang w:val="ru-RU"/>
-              </w:rPr>
-              <w:t xml:space="preserve"> д. Образование: неграмотный</w:t>
+              <w:t>1907 г.р., молдаванка, уроженец Бессарабия район, Кипричень д. Образование: неграмотный</w:t>
             </w:r>
             <w:r>
               <w:rPr>
@@ -3577,7 +3279,6 @@
               </w:rPr>
               <w:t xml:space="preserve">, </w:t>
             </w:r>
-            <w:proofErr w:type="spellStart"/>
             <w:r>
               <w:rPr>
                 <w:rFonts w:ascii="Arial" w:hAnsi="Arial" w:cs="Arial"/>
@@ -3587,7 +3288,6 @@
               </w:rPr>
               <w:t>прож</w:t>
             </w:r>
-            <w:proofErr w:type="spellEnd"/>
             <w:r>
               <w:rPr>
                 <w:rFonts w:ascii="Arial" w:hAnsi="Arial" w:cs="Arial"/>
@@ -3604,27 +3304,7 @@
                 <w:szCs w:val="16"/>
                 <w:lang w:val="ru-RU"/>
               </w:rPr>
-              <w:t xml:space="preserve">: Восточно-Казахстанская обл., Шемонаихинский район, Шемонаиха с. рабочая в </w:t>
-            </w:r>
-            <w:proofErr w:type="spellStart"/>
-            <w:r>
-              <w:rPr>
-                <w:rFonts w:ascii="Arial" w:hAnsi="Arial" w:cs="Arial"/>
-                <w:sz w:val="16"/>
-                <w:szCs w:val="16"/>
-                <w:lang w:val="ru-RU"/>
-              </w:rPr>
-              <w:t>Заготзерно</w:t>
-            </w:r>
-            <w:proofErr w:type="spellEnd"/>
-            <w:r>
-              <w:rPr>
-                <w:rFonts w:ascii="Arial" w:hAnsi="Arial" w:cs="Arial"/>
-                <w:sz w:val="16"/>
-                <w:szCs w:val="16"/>
-                <w:lang w:val="ru-RU"/>
-              </w:rPr>
-              <w:t>. Кем арестован и дата: 18.07.1938 г., РО НКВД ВКО. Кем осужден и дата: Тройка УНКВД ВКО, от 28.09.1938 г. УК РСФСР осужден к ВМН.</w:t>
+              <w:t>: Восточно-Казахстанская обл., Шемонаихинский район, Шемонаиха с. рабочая в Заготзерно. Кем арестован и дата: 18.07.1938 г., РО НКВД ВКО. Кем осужден и дата: Тройка УНКВД ВКО, от 28.09.1938 г. УК РСФСР осужден к ВМН.</w:t>
             </w:r>
             <w:r>
               <w:rPr>
@@ -3660,27 +3340,7 @@
                 <w:szCs w:val="16"/>
                 <w:lang w:val="ru-RU"/>
               </w:rPr>
-              <w:t xml:space="preserve"> 04.12.1989 г., </w:t>
-            </w:r>
-            <w:proofErr w:type="spellStart"/>
-            <w:r>
-              <w:rPr>
-                <w:rFonts w:ascii="Arial" w:hAnsi="Arial" w:cs="Arial"/>
-                <w:sz w:val="16"/>
-                <w:szCs w:val="16"/>
-                <w:lang w:val="ru-RU"/>
-              </w:rPr>
-              <w:t>ВКОбл</w:t>
-            </w:r>
-            <w:proofErr w:type="spellEnd"/>
-            <w:r>
-              <w:rPr>
-                <w:rFonts w:ascii="Arial" w:hAnsi="Arial" w:cs="Arial"/>
-                <w:sz w:val="16"/>
-                <w:szCs w:val="16"/>
-                <w:lang w:val="ru-RU"/>
-              </w:rPr>
-              <w:t xml:space="preserve"> прокуратура, Указ ПВС СССР от 16 января 1989 года.</w:t>
+              <w:t xml:space="preserve"> 04.12.1989 г., ВКОбл прокуратура, Указ ПВС СССР от 16 января 1989 года.</w:t>
             </w:r>
             <w:r>
               <w:rPr>
@@ -3783,7 +3443,6 @@
               <w:bottom w:val="double" w:sz="1" w:space="0" w:color="808080"/>
               <w:right w:val="double" w:sz="2" w:space="0" w:color="808080"/>
             </w:tcBorders>
-            <w:shd w:val="clear" w:color="auto" w:fill="auto"/>
             <w:vAlign w:val="center"/>
           </w:tcPr>
           <w:p>
@@ -3885,27 +3544,7 @@
                 <w:szCs w:val="16"/>
                 <w:lang w:val="ru-RU"/>
               </w:rPr>
-              <w:t xml:space="preserve">в 1883 г., с. </w:t>
-            </w:r>
-            <w:proofErr w:type="spellStart"/>
-            <w:r>
-              <w:rPr>
-                <w:rFonts w:ascii="Arial" w:hAnsi="Arial" w:cs="Arial"/>
-                <w:sz w:val="16"/>
-                <w:szCs w:val="16"/>
-                <w:lang w:val="ru-RU"/>
-              </w:rPr>
-              <w:t>Токуз</w:t>
-            </w:r>
-            <w:proofErr w:type="spellEnd"/>
-            <w:r>
-              <w:rPr>
-                <w:rFonts w:ascii="Arial" w:hAnsi="Arial" w:cs="Arial"/>
-                <w:sz w:val="16"/>
-                <w:szCs w:val="16"/>
-                <w:lang w:val="ru-RU"/>
-              </w:rPr>
-              <w:t>, Бессарабская губ.; молдаванка. Арестована 24 февраля 1938 г.</w:t>
+              <w:t>в 1883 г., с. Токуз, Бессарабская губ.; молдаванка. Арестована 24 февраля 1938 г.</w:t>
             </w:r>
             <w:r>
               <w:rPr>
@@ -3970,25 +3609,14 @@
               </w:rPr>
               <w:t xml:space="preserve"> </w:t>
             </w:r>
-            <w:proofErr w:type="spellStart"/>
-            <w:r>
-              <w:rPr>
-                <w:rFonts w:ascii="Arial" w:hAnsi="Arial" w:cs="Arial"/>
-                <w:sz w:val="16"/>
-                <w:szCs w:val="16"/>
-                <w:lang w:val="ru-RU"/>
-              </w:rPr>
-              <w:t>Арх.дело</w:t>
-            </w:r>
-            <w:proofErr w:type="spellEnd"/>
-            <w:r>
-              <w:rPr>
-                <w:rFonts w:ascii="Arial" w:hAnsi="Arial" w:cs="Arial"/>
-                <w:sz w:val="16"/>
-                <w:szCs w:val="16"/>
-                <w:lang w:val="ru-RU"/>
-              </w:rPr>
-              <w:t>: 17952</w:t>
+            <w:r>
+              <w:rPr>
+                <w:rFonts w:ascii="Arial" w:hAnsi="Arial" w:cs="Arial"/>
+                <w:sz w:val="16"/>
+                <w:szCs w:val="16"/>
+                <w:lang w:val="ru-RU"/>
+              </w:rPr>
+              <w:t>Арх.дело: 17952</w:t>
             </w:r>
             <w:r>
               <w:rPr>
@@ -4140,7 +3768,6 @@
               <w:bottom w:val="double" w:sz="1" w:space="0" w:color="808080"/>
               <w:right w:val="double" w:sz="2" w:space="0" w:color="808080"/>
             </w:tcBorders>
-            <w:shd w:val="clear" w:color="auto" w:fill="auto"/>
             <w:vAlign w:val="center"/>
           </w:tcPr>
           <w:p>
@@ -4243,27 +3870,7 @@
                 <w:szCs w:val="16"/>
                 <w:lang w:val="ru-RU"/>
               </w:rPr>
-              <w:t xml:space="preserve">в 1884 г., с. Васильки Хотинского р-на Черновицкая обл. молдаванка, образование начальное, </w:t>
-            </w:r>
-            <w:proofErr w:type="spellStart"/>
-            <w:r>
-              <w:rPr>
-                <w:rFonts w:ascii="Arial" w:hAnsi="Arial" w:cs="Arial"/>
-                <w:sz w:val="16"/>
-                <w:szCs w:val="16"/>
-                <w:lang w:val="ru-RU"/>
-              </w:rPr>
-              <w:t>прож</w:t>
-            </w:r>
-            <w:proofErr w:type="spellEnd"/>
-            <w:r>
-              <w:rPr>
-                <w:rFonts w:ascii="Arial" w:hAnsi="Arial" w:cs="Arial"/>
-                <w:sz w:val="16"/>
-                <w:szCs w:val="16"/>
-                <w:lang w:val="ru-RU"/>
-              </w:rPr>
-              <w:t>.: г. Горное Первомайского горсовета</w:t>
+              <w:t>в 1884 г., с. Васильки Хотинского р-на Черновицкая обл. молдаванка, образование начальное, прож.: г. Горное Первомайского горсовета</w:t>
             </w:r>
           </w:p>
           <w:p>
@@ -4359,29 +3966,7 @@
                 <w:szCs w:val="16"/>
                 <w:lang w:val="ru-RU"/>
               </w:rPr>
-              <w:t xml:space="preserve">Информация внесена в банк </w:t>
-            </w:r>
-            <w:proofErr w:type="spellStart"/>
-            <w:r>
-              <w:rPr>
-                <w:rFonts w:ascii="Arial" w:hAnsi="Arial" w:cs="Arial"/>
-                <w:bCs/>
-                <w:sz w:val="16"/>
-                <w:szCs w:val="16"/>
-                <w:lang w:val="ru-RU"/>
-              </w:rPr>
-              <w:t>реперссириванных</w:t>
-            </w:r>
-            <w:proofErr w:type="spellEnd"/>
-            <w:r>
-              <w:rPr>
-                <w:rFonts w:ascii="Arial" w:hAnsi="Arial" w:cs="Arial"/>
-                <w:bCs/>
-                <w:sz w:val="16"/>
-                <w:szCs w:val="16"/>
-                <w:lang w:val="ru-RU"/>
-              </w:rPr>
-              <w:t xml:space="preserve"> Украины: 11-10-2013</w:t>
+              <w:t>Информация внесена в банк реперссириванных Украины: 11-10-2013</w:t>
             </w:r>
           </w:p>
           <w:p>
@@ -4479,7 +4064,6 @@
               <w:bottom w:val="double" w:sz="1" w:space="0" w:color="808080"/>
               <w:right w:val="double" w:sz="2" w:space="0" w:color="808080"/>
             </w:tcBorders>
-            <w:shd w:val="clear" w:color="auto" w:fill="auto"/>
             <w:vAlign w:val="center"/>
           </w:tcPr>
           <w:p>
@@ -4645,27 +4229,7 @@
                 <w:szCs w:val="16"/>
                 <w:lang w:val="ru-RU"/>
               </w:rPr>
-              <w:t xml:space="preserve"> 1937 г. </w:t>
-            </w:r>
-            <w:proofErr w:type="spellStart"/>
-            <w:r>
-              <w:rPr>
-                <w:rFonts w:ascii="Arial" w:hAnsi="Arial" w:cs="Arial"/>
-                <w:sz w:val="16"/>
-                <w:szCs w:val="16"/>
-                <w:lang w:val="ru-RU"/>
-              </w:rPr>
-              <w:t>Арх.дело</w:t>
-            </w:r>
-            <w:proofErr w:type="spellEnd"/>
-            <w:r>
-              <w:rPr>
-                <w:rFonts w:ascii="Arial" w:hAnsi="Arial" w:cs="Arial"/>
-                <w:sz w:val="16"/>
-                <w:szCs w:val="16"/>
-                <w:lang w:val="ru-RU"/>
-              </w:rPr>
-              <w:t>: 26572</w:t>
+              <w:t xml:space="preserve"> 1937 г. Арх.дело: 26572</w:t>
             </w:r>
             <w:r>
               <w:rPr>
@@ -4765,7 +4329,6 @@
               <w:bottom w:val="double" w:sz="1" w:space="0" w:color="808080"/>
               <w:right w:val="double" w:sz="2" w:space="0" w:color="808080"/>
             </w:tcBorders>
-            <w:shd w:val="clear" w:color="auto" w:fill="auto"/>
             <w:vAlign w:val="center"/>
           </w:tcPr>
           <w:p>
@@ -4859,79 +4422,8 @@
                 <w:szCs w:val="16"/>
                 <w:lang w:val="ru-RU"/>
               </w:rPr>
-              <w:t xml:space="preserve">в 1904 г., </w:t>
-            </w:r>
-            <w:proofErr w:type="spellStart"/>
-            <w:r>
-              <w:rPr>
-                <w:rFonts w:ascii="Arial" w:hAnsi="Arial" w:cs="Arial"/>
-                <w:sz w:val="16"/>
-                <w:szCs w:val="16"/>
-                <w:lang w:val="ru-RU"/>
-              </w:rPr>
-              <w:t>ст-ца</w:t>
-            </w:r>
-            <w:proofErr w:type="spellEnd"/>
-            <w:r>
-              <w:rPr>
-                <w:rFonts w:ascii="Arial" w:hAnsi="Arial" w:cs="Arial"/>
-                <w:sz w:val="16"/>
-                <w:szCs w:val="16"/>
-                <w:lang w:val="ru-RU"/>
-              </w:rPr>
-              <w:t xml:space="preserve"> </w:t>
-            </w:r>
-            <w:proofErr w:type="spellStart"/>
-            <w:r>
-              <w:rPr>
-                <w:rFonts w:ascii="Arial" w:hAnsi="Arial" w:cs="Arial"/>
-                <w:sz w:val="16"/>
-                <w:szCs w:val="16"/>
-                <w:lang w:val="ru-RU"/>
-              </w:rPr>
-              <w:t>Тхомаха</w:t>
-            </w:r>
-            <w:proofErr w:type="spellEnd"/>
-            <w:r>
-              <w:rPr>
-                <w:rFonts w:ascii="Arial" w:hAnsi="Arial" w:cs="Arial"/>
-                <w:sz w:val="16"/>
-                <w:szCs w:val="16"/>
-                <w:lang w:val="ru-RU"/>
-              </w:rPr>
-              <w:t xml:space="preserve"> </w:t>
-            </w:r>
-            <w:proofErr w:type="spellStart"/>
-            <w:r>
-              <w:rPr>
-                <w:rFonts w:ascii="Arial" w:hAnsi="Arial" w:cs="Arial"/>
-                <w:sz w:val="16"/>
-                <w:szCs w:val="16"/>
-                <w:lang w:val="ru-RU"/>
-              </w:rPr>
-              <w:t>Горячеключевского</w:t>
-            </w:r>
-            <w:proofErr w:type="spellEnd"/>
-            <w:r>
-              <w:rPr>
-                <w:rFonts w:ascii="Arial" w:hAnsi="Arial" w:cs="Arial"/>
-                <w:sz w:val="16"/>
-                <w:szCs w:val="16"/>
-                <w:lang w:val="ru-RU"/>
-              </w:rPr>
-              <w:t xml:space="preserve"> р-на; молдаванка; малограмотная; б/п; колхозница. </w:t>
-            </w:r>
-            <w:proofErr w:type="spellStart"/>
-            <w:r>
-              <w:rPr>
-                <w:rFonts w:ascii="Arial" w:hAnsi="Arial" w:cs="Arial"/>
-                <w:sz w:val="16"/>
-                <w:szCs w:val="16"/>
-                <w:lang w:val="ru-RU"/>
-              </w:rPr>
-              <w:t>Прож</w:t>
-            </w:r>
-            <w:proofErr w:type="spellEnd"/>
+              <w:t>в 1904 г., ст-ца Тхомаха Горячеключевского р-на; молдаванка; малограмотная; б/п; колхозница. Прож</w:t>
+            </w:r>
             <w:r>
               <w:rPr>
                 <w:rFonts w:ascii="Arial" w:hAnsi="Arial" w:cs="Arial"/>
@@ -4965,27 +4457,7 @@
                 <w:szCs w:val="16"/>
                 <w:lang w:val="ru-RU"/>
               </w:rPr>
-              <w:t xml:space="preserve">с. </w:t>
-            </w:r>
-            <w:proofErr w:type="spellStart"/>
-            <w:r>
-              <w:rPr>
-                <w:rFonts w:ascii="Arial" w:hAnsi="Arial" w:cs="Arial"/>
-                <w:sz w:val="16"/>
-                <w:szCs w:val="16"/>
-                <w:lang w:val="ru-RU"/>
-              </w:rPr>
-              <w:t>Молдовановка</w:t>
-            </w:r>
-            <w:proofErr w:type="spellEnd"/>
-            <w:r>
-              <w:rPr>
-                <w:rFonts w:ascii="Arial" w:hAnsi="Arial" w:cs="Arial"/>
-                <w:sz w:val="16"/>
-                <w:szCs w:val="16"/>
-                <w:lang w:val="ru-RU"/>
-              </w:rPr>
-              <w:t>.</w:t>
+              <w:t>с. Молдовановка.</w:t>
             </w:r>
             <w:r>
               <w:rPr>
@@ -5031,27 +4503,7 @@
                 <w:szCs w:val="16"/>
                 <w:lang w:val="ru-RU"/>
               </w:rPr>
-              <w:t xml:space="preserve"> 30-й стрелковой дивизии 18 октября 1942 г., </w:t>
-            </w:r>
-            <w:proofErr w:type="spellStart"/>
-            <w:r>
-              <w:rPr>
-                <w:rFonts w:ascii="Arial" w:hAnsi="Arial" w:cs="Arial"/>
-                <w:sz w:val="16"/>
-                <w:szCs w:val="16"/>
-                <w:lang w:val="ru-RU"/>
-              </w:rPr>
-              <w:t>обв</w:t>
-            </w:r>
-            <w:proofErr w:type="spellEnd"/>
-            <w:r>
-              <w:rPr>
-                <w:rFonts w:ascii="Arial" w:hAnsi="Arial" w:cs="Arial"/>
-                <w:sz w:val="16"/>
-                <w:szCs w:val="16"/>
-                <w:lang w:val="ru-RU"/>
-              </w:rPr>
-              <w:t>.:</w:t>
+              <w:t xml:space="preserve"> 30-й стрелковой дивизии 18 октября 1942 г., обв.:</w:t>
             </w:r>
             <w:r>
               <w:rPr>
@@ -5203,7 +4655,6 @@
               <w:bottom w:val="double" w:sz="1" w:space="0" w:color="808080"/>
               <w:right w:val="double" w:sz="2" w:space="0" w:color="808080"/>
             </w:tcBorders>
-            <w:shd w:val="clear" w:color="auto" w:fill="auto"/>
             <w:vAlign w:val="center"/>
           </w:tcPr>
           <w:p>
@@ -5381,27 +4832,7 @@
                 <w:szCs w:val="16"/>
                 <w:lang w:val="ru-RU"/>
               </w:rPr>
-              <w:t xml:space="preserve">Приговорена: Верховный суд ТАССР 29 декабря 1941 г., </w:t>
-            </w:r>
-            <w:proofErr w:type="spellStart"/>
-            <w:r>
-              <w:rPr>
-                <w:rFonts w:ascii="Arial" w:hAnsi="Arial" w:cs="Arial"/>
-                <w:sz w:val="16"/>
-                <w:szCs w:val="16"/>
-                <w:lang w:val="ru-RU"/>
-              </w:rPr>
-              <w:t>обв</w:t>
-            </w:r>
-            <w:proofErr w:type="spellEnd"/>
-            <w:r>
-              <w:rPr>
-                <w:rFonts w:ascii="Arial" w:hAnsi="Arial" w:cs="Arial"/>
-                <w:sz w:val="16"/>
-                <w:szCs w:val="16"/>
-                <w:lang w:val="ru-RU"/>
-              </w:rPr>
-              <w:t>.:</w:t>
+              <w:t>Приговорена: Верховный суд ТАССР 29 декабря 1941 г., обв.:</w:t>
             </w:r>
             <w:r>
               <w:rPr>
@@ -5418,27 +4849,7 @@
                 <w:szCs w:val="16"/>
                 <w:lang w:val="ru-RU"/>
               </w:rPr>
-              <w:t xml:space="preserve">по ст. 58-10 ч.2 ("клевета по поводу установления </w:t>
-            </w:r>
-            <w:proofErr w:type="spellStart"/>
-            <w:r>
-              <w:rPr>
-                <w:rFonts w:ascii="Arial" w:hAnsi="Arial" w:cs="Arial"/>
-                <w:sz w:val="16"/>
-                <w:szCs w:val="16"/>
-                <w:lang w:val="ru-RU"/>
-              </w:rPr>
-              <w:t>Сов.вл</w:t>
-            </w:r>
-            <w:proofErr w:type="spellEnd"/>
-            <w:r>
-              <w:rPr>
-                <w:rFonts w:ascii="Arial" w:hAnsi="Arial" w:cs="Arial"/>
-                <w:sz w:val="16"/>
-                <w:szCs w:val="16"/>
-                <w:lang w:val="ru-RU"/>
-              </w:rPr>
-              <w:t>. в Бессарабии, пораженческая агитация").</w:t>
+              <w:t>по ст. 58-10 ч.2 ("клевета по поводу установления Сов.вл. в Бессарабии, пораженческая агитация").</w:t>
             </w:r>
             <w:r>
               <w:rPr>
@@ -5551,7 +4962,6 @@
               <w:bottom w:val="double" w:sz="1" w:space="0" w:color="808080"/>
               <w:right w:val="double" w:sz="2" w:space="0" w:color="808080"/>
             </w:tcBorders>
-            <w:shd w:val="clear" w:color="auto" w:fill="auto"/>
             <w:vAlign w:val="center"/>
           </w:tcPr>
           <w:p>
@@ -5658,27 +5068,8 @@
                 <w:szCs w:val="16"/>
                 <w:lang w:val="ru-RU"/>
               </w:rPr>
-              <w:t xml:space="preserve">Родилась в 1906 г., с. Липецкое, Котовский р-н, Одесская обл.; молдаванка. Арестована 03 марта 1938 г. </w:t>
-            </w:r>
-            <w:proofErr w:type="spellStart"/>
-            <w:r>
-              <w:rPr>
-                <w:rFonts w:ascii="Arial" w:hAnsi="Arial" w:cs="Arial"/>
-                <w:sz w:val="16"/>
-                <w:szCs w:val="16"/>
-                <w:lang w:val="ru-RU"/>
-              </w:rPr>
-              <w:t>ПриговорОсобая</w:t>
-            </w:r>
-            <w:proofErr w:type="spellEnd"/>
-            <w:r>
-              <w:rPr>
-                <w:rFonts w:ascii="Arial" w:hAnsi="Arial" w:cs="Arial"/>
-                <w:sz w:val="16"/>
-                <w:szCs w:val="16"/>
-                <w:lang w:val="ru-RU"/>
-              </w:rPr>
-              <w:t xml:space="preserve"> тройка НКВД Молдавской АССР.: 11 марта 1938 г.</w:t>
+              <w:lastRenderedPageBreak/>
+              <w:t>Родилась в 1906 г., с. Липецкое, Котовский р-н, Одесская обл.; молдаванка. Арестована 03 марта 1938 г. ПриговорОсобая тройка НКВД Молдавской АССР.: 11 марта 1938 г.</w:t>
             </w:r>
             <w:r>
               <w:rPr>
@@ -5707,25 +5098,14 @@
               </w:rPr>
               <w:t xml:space="preserve"> </w:t>
             </w:r>
-            <w:proofErr w:type="spellStart"/>
-            <w:r>
-              <w:rPr>
-                <w:rFonts w:ascii="Arial" w:hAnsi="Arial" w:cs="Arial"/>
-                <w:sz w:val="16"/>
-                <w:szCs w:val="16"/>
-                <w:lang w:val="ru-RU"/>
-              </w:rPr>
-              <w:t>Арх.дело</w:t>
-            </w:r>
-            <w:proofErr w:type="spellEnd"/>
-            <w:r>
-              <w:rPr>
-                <w:rFonts w:ascii="Arial" w:hAnsi="Arial" w:cs="Arial"/>
-                <w:sz w:val="16"/>
-                <w:szCs w:val="16"/>
-                <w:lang w:val="ru-RU"/>
-              </w:rPr>
-              <w:t>: 18037</w:t>
+            <w:r>
+              <w:rPr>
+                <w:rFonts w:ascii="Arial" w:hAnsi="Arial" w:cs="Arial"/>
+                <w:sz w:val="16"/>
+                <w:szCs w:val="16"/>
+                <w:lang w:val="ru-RU"/>
+              </w:rPr>
+              <w:t>Арх.дело: 18037</w:t>
             </w:r>
             <w:r>
               <w:rPr>
@@ -5764,7 +5144,6 @@
                 <w:szCs w:val="16"/>
                 <w:lang w:val="ru-RU"/>
               </w:rPr>
-              <w:lastRenderedPageBreak/>
               <w:t>Источник:</w:t>
             </w:r>
             <w:r>
@@ -5864,7 +5243,6 @@
               <w:bottom w:val="double" w:sz="1" w:space="0" w:color="808080"/>
               <w:right w:val="double" w:sz="2" w:space="0" w:color="808080"/>
             </w:tcBorders>
-            <w:shd w:val="clear" w:color="auto" w:fill="auto"/>
             <w:vAlign w:val="center"/>
           </w:tcPr>
           <w:p>
@@ -5959,27 +5337,7 @@
                 <w:szCs w:val="16"/>
                 <w:lang w:val="ru-RU"/>
               </w:rPr>
-              <w:t xml:space="preserve">в 1902 г., с. </w:t>
-            </w:r>
-            <w:proofErr w:type="spellStart"/>
-            <w:r>
-              <w:rPr>
-                <w:rFonts w:ascii="Arial" w:hAnsi="Arial" w:cs="Arial"/>
-                <w:sz w:val="16"/>
-                <w:szCs w:val="16"/>
-                <w:lang w:val="ru-RU"/>
-              </w:rPr>
-              <w:t>Молдованка</w:t>
-            </w:r>
-            <w:proofErr w:type="spellEnd"/>
-            <w:r>
-              <w:rPr>
-                <w:rFonts w:ascii="Arial" w:hAnsi="Arial" w:cs="Arial"/>
-                <w:sz w:val="16"/>
-                <w:szCs w:val="16"/>
-                <w:lang w:val="ru-RU"/>
-              </w:rPr>
-              <w:t xml:space="preserve"> Туапсинского р-на; молдаванка; малограмотная; б/п; колхозница. Проживала:</w:t>
+              <w:t>в 1902 г., с. Молдованка Туапсинского р-на; молдаванка; малограмотная; б/п; колхозница. Проживала:</w:t>
             </w:r>
             <w:r>
               <w:rPr>
@@ -5996,27 +5354,7 @@
                 <w:szCs w:val="16"/>
                 <w:lang w:val="ru-RU"/>
               </w:rPr>
-              <w:t xml:space="preserve">с. </w:t>
-            </w:r>
-            <w:proofErr w:type="spellStart"/>
-            <w:r>
-              <w:rPr>
-                <w:rFonts w:ascii="Arial" w:hAnsi="Arial" w:cs="Arial"/>
-                <w:sz w:val="16"/>
-                <w:szCs w:val="16"/>
-                <w:lang w:val="ru-RU"/>
-              </w:rPr>
-              <w:t>Молдованка</w:t>
-            </w:r>
-            <w:proofErr w:type="spellEnd"/>
-            <w:r>
-              <w:rPr>
-                <w:rFonts w:ascii="Arial" w:hAnsi="Arial" w:cs="Arial"/>
-                <w:sz w:val="16"/>
-                <w:szCs w:val="16"/>
-                <w:lang w:val="ru-RU"/>
-              </w:rPr>
-              <w:t xml:space="preserve"> Туапсинского р-на. Арестована 4 сентября 1942 г.</w:t>
+              <w:t>с. Молдованка Туапсинского р-на. Арестована 4 сентября 1942 г.</w:t>
             </w:r>
             <w:r>
               <w:rPr>
@@ -6052,27 +5390,7 @@
                 <w:szCs w:val="16"/>
                 <w:lang w:val="ru-RU"/>
               </w:rPr>
-              <w:t xml:space="preserve"> 30-й стрелковой дивизии 18 октября 1942 г., </w:t>
-            </w:r>
-            <w:proofErr w:type="spellStart"/>
-            <w:r>
-              <w:rPr>
-                <w:rFonts w:ascii="Arial" w:hAnsi="Arial" w:cs="Arial"/>
-                <w:sz w:val="16"/>
-                <w:szCs w:val="16"/>
-                <w:lang w:val="ru-RU"/>
-              </w:rPr>
-              <w:t>обв</w:t>
-            </w:r>
-            <w:proofErr w:type="spellEnd"/>
-            <w:r>
-              <w:rPr>
-                <w:rFonts w:ascii="Arial" w:hAnsi="Arial" w:cs="Arial"/>
-                <w:sz w:val="16"/>
-                <w:szCs w:val="16"/>
-                <w:lang w:val="ru-RU"/>
-              </w:rPr>
-              <w:t>.:</w:t>
+              <w:t xml:space="preserve"> 30-й стрелковой дивизии 18 октября 1942 г., обв.:</w:t>
             </w:r>
             <w:r>
               <w:rPr>
@@ -6202,7 +5520,6 @@
               <w:bottom w:val="double" w:sz="1" w:space="0" w:color="808080"/>
               <w:right w:val="double" w:sz="2" w:space="0" w:color="808080"/>
             </w:tcBorders>
-            <w:shd w:val="clear" w:color="auto" w:fill="auto"/>
             <w:vAlign w:val="center"/>
           </w:tcPr>
           <w:p>
@@ -6296,27 +5613,7 @@
                 <w:szCs w:val="16"/>
                 <w:lang w:val="ru-RU"/>
               </w:rPr>
-              <w:t xml:space="preserve">в 1885 г., с. </w:t>
-            </w:r>
-            <w:proofErr w:type="spellStart"/>
-            <w:r>
-              <w:rPr>
-                <w:rFonts w:ascii="Arial" w:hAnsi="Arial" w:cs="Arial"/>
-                <w:sz w:val="16"/>
-                <w:szCs w:val="16"/>
-                <w:lang w:val="ru-RU"/>
-              </w:rPr>
-              <w:t>Родымарь</w:t>
-            </w:r>
-            <w:proofErr w:type="spellEnd"/>
-            <w:r>
-              <w:rPr>
-                <w:rFonts w:ascii="Arial" w:hAnsi="Arial" w:cs="Arial"/>
-                <w:sz w:val="16"/>
-                <w:szCs w:val="16"/>
-                <w:lang w:val="ru-RU"/>
-              </w:rPr>
-              <w:t xml:space="preserve">, Бессарабская губ.; молдаванка. Арестована 24 февраля 1938 г. Приговор </w:t>
+              <w:t xml:space="preserve">в 1885 г., с. Родымарь, Бессарабская губ.; молдаванка. Арестована 24 февраля 1938 г. Приговор </w:t>
             </w:r>
             <w:r>
               <w:rPr>
@@ -6364,25 +5661,14 @@
               </w:rPr>
               <w:t xml:space="preserve"> </w:t>
             </w:r>
-            <w:proofErr w:type="spellStart"/>
-            <w:r>
-              <w:rPr>
-                <w:rFonts w:ascii="Arial" w:hAnsi="Arial" w:cs="Arial"/>
-                <w:sz w:val="16"/>
-                <w:szCs w:val="16"/>
-                <w:lang w:val="ru-RU"/>
-              </w:rPr>
-              <w:t>Арх.дело</w:t>
-            </w:r>
-            <w:proofErr w:type="spellEnd"/>
-            <w:r>
-              <w:rPr>
-                <w:rFonts w:ascii="Arial" w:hAnsi="Arial" w:cs="Arial"/>
-                <w:sz w:val="16"/>
-                <w:szCs w:val="16"/>
-                <w:lang w:val="ru-RU"/>
-              </w:rPr>
-              <w:t>: 21005</w:t>
+            <w:r>
+              <w:rPr>
+                <w:rFonts w:ascii="Arial" w:hAnsi="Arial" w:cs="Arial"/>
+                <w:sz w:val="16"/>
+                <w:szCs w:val="16"/>
+                <w:lang w:val="ru-RU"/>
+              </w:rPr>
+              <w:t>Арх.дело: 21005</w:t>
             </w:r>
             <w:r>
               <w:rPr>
@@ -6520,7 +5806,6 @@
               <w:bottom w:val="double" w:sz="1" w:space="0" w:color="808080"/>
               <w:right w:val="double" w:sz="2" w:space="0" w:color="808080"/>
             </w:tcBorders>
-            <w:shd w:val="clear" w:color="auto" w:fill="auto"/>
             <w:vAlign w:val="center"/>
           </w:tcPr>
           <w:p>
@@ -6606,47 +5891,7 @@
                 <w:szCs w:val="16"/>
                 <w:lang w:val="ru-RU"/>
               </w:rPr>
-              <w:t xml:space="preserve">1918 г. р., с. Черенковое </w:t>
-            </w:r>
-            <w:proofErr w:type="spellStart"/>
-            <w:r>
-              <w:rPr>
-                <w:rFonts w:ascii="Arial" w:hAnsi="Arial" w:cs="Arial"/>
-                <w:sz w:val="16"/>
-                <w:szCs w:val="16"/>
-                <w:lang w:val="ru-RU"/>
-              </w:rPr>
-              <w:t>Сорокскийр</w:t>
-            </w:r>
-            <w:proofErr w:type="spellEnd"/>
-            <w:r>
-              <w:rPr>
-                <w:rFonts w:ascii="Arial" w:hAnsi="Arial" w:cs="Arial"/>
-                <w:sz w:val="16"/>
-                <w:szCs w:val="16"/>
-                <w:lang w:val="ru-RU"/>
-              </w:rPr>
-              <w:t xml:space="preserve">-н, Бессарабия, молдаванка б/п, неграмотная, с. Ольховатка Донецкой обл., не работала, арестована 4 мая 1942 г. Приговорена ВТ НКВД Луганской обл. к расстрелу. Расстреляна 10 июля 1942 г. Реабилитирована в 1994 г. Информация внесена в банк </w:t>
-            </w:r>
-            <w:proofErr w:type="spellStart"/>
-            <w:r>
-              <w:rPr>
-                <w:rFonts w:ascii="Arial" w:hAnsi="Arial" w:cs="Arial"/>
-                <w:sz w:val="16"/>
-                <w:szCs w:val="16"/>
-                <w:lang w:val="ru-RU"/>
-              </w:rPr>
-              <w:t>реперссириванных</w:t>
-            </w:r>
-            <w:proofErr w:type="spellEnd"/>
-            <w:r>
-              <w:rPr>
-                <w:rFonts w:ascii="Arial" w:hAnsi="Arial" w:cs="Arial"/>
-                <w:sz w:val="16"/>
-                <w:szCs w:val="16"/>
-                <w:lang w:val="ru-RU"/>
-              </w:rPr>
-              <w:t xml:space="preserve"> Украины: 11-10-2013</w:t>
+              <w:t>1918 г. р., с. Черенковое Сорокскийр-н, Бессарабия, молдаванка б/п, неграмотная, с. Ольховатка Донецкой обл., не работала, арестована 4 мая 1942 г. Приговорена ВТ НКВД Луганской обл. к расстрелу. Расстреляна 10 июля 1942 г. Реабилитирована в 1994 г. Информация внесена в банк реперссириванных Украины: 11-10-2013</w:t>
             </w:r>
             <w:r>
               <w:rPr>
@@ -6763,7 +6008,6 @@
               <w:bottom w:val="double" w:sz="1" w:space="0" w:color="808080"/>
               <w:right w:val="double" w:sz="2" w:space="0" w:color="808080"/>
             </w:tcBorders>
-            <w:shd w:val="clear" w:color="auto" w:fill="auto"/>
             <w:vAlign w:val="center"/>
           </w:tcPr>
           <w:p>
@@ -6892,25 +6136,14 @@
               </w:rPr>
               <w:t xml:space="preserve"> </w:t>
             </w:r>
-            <w:proofErr w:type="spellStart"/>
-            <w:r>
-              <w:rPr>
-                <w:rFonts w:ascii="Arial" w:hAnsi="Arial" w:cs="Arial"/>
-                <w:sz w:val="16"/>
-                <w:szCs w:val="16"/>
-                <w:lang w:val="ru-RU"/>
-              </w:rPr>
-              <w:t>Арх.дело</w:t>
-            </w:r>
-            <w:proofErr w:type="spellEnd"/>
-            <w:r>
-              <w:rPr>
-                <w:rFonts w:ascii="Arial" w:hAnsi="Arial" w:cs="Arial"/>
-                <w:sz w:val="16"/>
-                <w:szCs w:val="16"/>
-                <w:lang w:val="ru-RU"/>
-              </w:rPr>
-              <w:t>: 16309</w:t>
+            <w:r>
+              <w:rPr>
+                <w:rFonts w:ascii="Arial" w:hAnsi="Arial" w:cs="Arial"/>
+                <w:sz w:val="16"/>
+                <w:szCs w:val="16"/>
+                <w:lang w:val="ru-RU"/>
+              </w:rPr>
+              <w:t>Арх.дело: 16309</w:t>
             </w:r>
             <w:r>
               <w:rPr>
@@ -7048,7 +6281,6 @@
               <w:bottom w:val="double" w:sz="1" w:space="0" w:color="808080"/>
               <w:right w:val="double" w:sz="2" w:space="0" w:color="808080"/>
             </w:tcBorders>
-            <w:shd w:val="clear" w:color="auto" w:fill="auto"/>
             <w:vAlign w:val="center"/>
           </w:tcPr>
           <w:p>
@@ -7147,27 +6379,7 @@
                 <w:szCs w:val="16"/>
                 <w:lang w:val="ru-RU"/>
               </w:rPr>
-              <w:t xml:space="preserve">1895 г.р., </w:t>
-            </w:r>
-            <w:proofErr w:type="spellStart"/>
-            <w:r>
-              <w:rPr>
-                <w:rFonts w:ascii="Arial" w:hAnsi="Arial" w:cs="Arial"/>
-                <w:sz w:val="16"/>
-                <w:szCs w:val="16"/>
-                <w:lang w:val="ru-RU"/>
-              </w:rPr>
-              <w:t>м.р</w:t>
-            </w:r>
-            <w:proofErr w:type="spellEnd"/>
-            <w:r>
-              <w:rPr>
-                <w:rFonts w:ascii="Arial" w:hAnsi="Arial" w:cs="Arial"/>
-                <w:sz w:val="16"/>
-                <w:szCs w:val="16"/>
-                <w:lang w:val="ru-RU"/>
-              </w:rPr>
-              <w:t>.: Бессарабская губ., Бендерский уезд, с. Чадыр-Лунга, румынка, образование: незаконченное высшее, учитель в школе №55</w:t>
+              <w:t>1895 г.р., м.р.: Бессарабская губ., Бендерский уезд, с. Чадыр-Лунга, румынка, образование: незаконченное высшее, учитель в школе №55</w:t>
             </w:r>
           </w:p>
           <w:p>
@@ -7183,45 +6395,14 @@
                 <w:lang w:val="ru-RU"/>
               </w:rPr>
             </w:pPr>
-            <w:proofErr w:type="spellStart"/>
-            <w:r>
-              <w:rPr>
-                <w:rFonts w:ascii="Arial" w:hAnsi="Arial" w:cs="Arial"/>
-                <w:sz w:val="16"/>
-                <w:szCs w:val="16"/>
-                <w:lang w:val="ru-RU"/>
-              </w:rPr>
-              <w:t>прож</w:t>
-            </w:r>
-            <w:proofErr w:type="spellEnd"/>
-            <w:r>
-              <w:rPr>
-                <w:rFonts w:ascii="Arial" w:hAnsi="Arial" w:cs="Arial"/>
-                <w:sz w:val="16"/>
-                <w:szCs w:val="16"/>
-                <w:lang w:val="ru-RU"/>
-              </w:rPr>
-              <w:t xml:space="preserve">.: г. Новосибирск, арестована 05.11.1937, </w:t>
-            </w:r>
-            <w:proofErr w:type="spellStart"/>
-            <w:r>
-              <w:rPr>
-                <w:rFonts w:ascii="Arial" w:hAnsi="Arial" w:cs="Arial"/>
-                <w:sz w:val="16"/>
-                <w:szCs w:val="16"/>
-                <w:lang w:val="ru-RU"/>
-              </w:rPr>
-              <w:t>обв</w:t>
-            </w:r>
-            <w:proofErr w:type="spellEnd"/>
-            <w:r>
-              <w:rPr>
-                <w:rFonts w:ascii="Arial" w:hAnsi="Arial" w:cs="Arial"/>
-                <w:sz w:val="16"/>
-                <w:szCs w:val="16"/>
-                <w:lang w:val="ru-RU"/>
-              </w:rPr>
-              <w:t>. в "участии в шпионско-повстанческой организации" (ст. 2-6-10-11 УК РСФСР)</w:t>
+            <w:r>
+              <w:rPr>
+                <w:rFonts w:ascii="Arial" w:hAnsi="Arial" w:cs="Arial"/>
+                <w:sz w:val="16"/>
+                <w:szCs w:val="16"/>
+                <w:lang w:val="ru-RU"/>
+              </w:rPr>
+              <w:t>прож.: г. Новосибирск, арестована 05.11.1937, обв. в "участии в шпионско-повстанческой организации" (ст. 2-6-10-11 УК РСФСР)</w:t>
             </w:r>
           </w:p>
           <w:p>
@@ -7350,7 +6531,6 @@
               <w:bottom w:val="double" w:sz="1" w:space="0" w:color="808080"/>
               <w:right w:val="double" w:sz="2" w:space="0" w:color="808080"/>
             </w:tcBorders>
-            <w:shd w:val="clear" w:color="auto" w:fill="auto"/>
             <w:vAlign w:val="center"/>
           </w:tcPr>
           <w:p>
@@ -7442,47 +6622,7 @@
                 <w:szCs w:val="16"/>
                 <w:lang w:val="ru-RU"/>
               </w:rPr>
-              <w:t xml:space="preserve">Родилась в 1891 г., с. </w:t>
-            </w:r>
-            <w:proofErr w:type="spellStart"/>
-            <w:r>
-              <w:rPr>
-                <w:rFonts w:ascii="Arial" w:hAnsi="Arial" w:cs="Arial"/>
-                <w:sz w:val="16"/>
-                <w:szCs w:val="16"/>
-                <w:lang w:val="ru-RU"/>
-              </w:rPr>
-              <w:t>Суслена</w:t>
-            </w:r>
-            <w:proofErr w:type="spellEnd"/>
-            <w:r>
-              <w:rPr>
-                <w:rFonts w:ascii="Arial" w:hAnsi="Arial" w:cs="Arial"/>
-                <w:sz w:val="16"/>
-                <w:szCs w:val="16"/>
-                <w:lang w:val="ru-RU"/>
-              </w:rPr>
-              <w:t xml:space="preserve"> </w:t>
-            </w:r>
-            <w:proofErr w:type="spellStart"/>
-            <w:r>
-              <w:rPr>
-                <w:rFonts w:ascii="Arial" w:hAnsi="Arial" w:cs="Arial"/>
-                <w:sz w:val="16"/>
-                <w:szCs w:val="16"/>
-                <w:lang w:val="ru-RU"/>
-              </w:rPr>
-              <w:t>Оргеевского</w:t>
-            </w:r>
-            <w:proofErr w:type="spellEnd"/>
-            <w:r>
-              <w:rPr>
-                <w:rFonts w:ascii="Arial" w:hAnsi="Arial" w:cs="Arial"/>
-                <w:sz w:val="16"/>
-                <w:szCs w:val="16"/>
-                <w:lang w:val="ru-RU"/>
-              </w:rPr>
-              <w:t xml:space="preserve"> уезда</w:t>
+              <w:t>Родилась в 1891 г., с. Суслена Оргеевского уезда</w:t>
             </w:r>
             <w:r>
               <w:rPr>
@@ -7500,27 +6640,7 @@
                 <w:szCs w:val="16"/>
                 <w:lang w:val="ru-RU"/>
               </w:rPr>
-              <w:t xml:space="preserve"> молдаванка. Арестована 3 </w:t>
-            </w:r>
-            <w:proofErr w:type="spellStart"/>
-            <w:r>
-              <w:rPr>
-                <w:rFonts w:ascii="Arial" w:hAnsi="Arial" w:cs="Arial"/>
-                <w:sz w:val="16"/>
-                <w:szCs w:val="16"/>
-                <w:lang w:val="ru-RU"/>
-              </w:rPr>
-              <w:t>мартя</w:t>
-            </w:r>
-            <w:proofErr w:type="spellEnd"/>
-            <w:r>
-              <w:rPr>
-                <w:rFonts w:ascii="Arial" w:hAnsi="Arial" w:cs="Arial"/>
-                <w:sz w:val="16"/>
-                <w:szCs w:val="16"/>
-                <w:lang w:val="ru-RU"/>
-              </w:rPr>
-              <w:t xml:space="preserve"> 1938 г. Приговорена: особой тройкой НКВД Молдавской АССР 11 марта</w:t>
+              <w:t xml:space="preserve"> молдаванка. Арестована 3 мартя 1938 г. Приговорена: особой тройкой НКВД Молдавской АССР 11 марта</w:t>
             </w:r>
             <w:r>
               <w:rPr>
@@ -7567,25 +6687,14 @@
               </w:rPr>
               <w:t xml:space="preserve"> </w:t>
             </w:r>
-            <w:proofErr w:type="spellStart"/>
-            <w:r>
-              <w:rPr>
-                <w:rFonts w:ascii="Arial" w:hAnsi="Arial" w:cs="Arial"/>
-                <w:sz w:val="16"/>
-                <w:szCs w:val="16"/>
-                <w:lang w:val="ru-RU"/>
-              </w:rPr>
-              <w:t>Арх.дело</w:t>
-            </w:r>
-            <w:proofErr w:type="spellEnd"/>
-            <w:r>
-              <w:rPr>
-                <w:rFonts w:ascii="Arial" w:hAnsi="Arial" w:cs="Arial"/>
-                <w:sz w:val="16"/>
-                <w:szCs w:val="16"/>
-                <w:lang w:val="ru-RU"/>
-              </w:rPr>
-              <w:t>: 23975</w:t>
+            <w:r>
+              <w:rPr>
+                <w:rFonts w:ascii="Arial" w:hAnsi="Arial" w:cs="Arial"/>
+                <w:sz w:val="16"/>
+                <w:szCs w:val="16"/>
+                <w:lang w:val="ru-RU"/>
+              </w:rPr>
+              <w:t>Арх.дело: 23975</w:t>
             </w:r>
             <w:r>
               <w:rPr>
@@ -7693,7 +6802,6 @@
               <w:bottom w:val="double" w:sz="1" w:space="0" w:color="808080"/>
               <w:right w:val="double" w:sz="2" w:space="0" w:color="808080"/>
             </w:tcBorders>
-            <w:shd w:val="clear" w:color="auto" w:fill="auto"/>
             <w:vAlign w:val="center"/>
           </w:tcPr>
           <w:p>
@@ -7772,67 +6880,7 @@
                 <w:szCs w:val="16"/>
                 <w:lang w:val="ru-RU"/>
               </w:rPr>
-              <w:t xml:space="preserve">1900 г. р., с. </w:t>
-            </w:r>
-            <w:proofErr w:type="spellStart"/>
-            <w:r>
-              <w:rPr>
-                <w:rFonts w:ascii="Arial" w:hAnsi="Arial" w:cs="Arial"/>
-                <w:sz w:val="16"/>
-                <w:szCs w:val="16"/>
-                <w:lang w:val="ru-RU"/>
-              </w:rPr>
-              <w:t>Зарожаны</w:t>
-            </w:r>
-            <w:proofErr w:type="spellEnd"/>
-            <w:r>
-              <w:rPr>
-                <w:rFonts w:ascii="Arial" w:hAnsi="Arial" w:cs="Arial"/>
-                <w:sz w:val="16"/>
-                <w:szCs w:val="16"/>
-                <w:lang w:val="ru-RU"/>
-              </w:rPr>
-              <w:t xml:space="preserve"> Бессарабской губ. </w:t>
-            </w:r>
-            <w:proofErr w:type="spellStart"/>
-            <w:r>
-              <w:rPr>
-                <w:rFonts w:ascii="Arial" w:hAnsi="Arial" w:cs="Arial"/>
-                <w:sz w:val="16"/>
-                <w:szCs w:val="16"/>
-                <w:lang w:val="ru-RU"/>
-              </w:rPr>
-              <w:t>Молдованка</w:t>
-            </w:r>
-            <w:proofErr w:type="spellEnd"/>
-            <w:r>
-              <w:rPr>
-                <w:rFonts w:ascii="Arial" w:hAnsi="Arial" w:cs="Arial"/>
-                <w:sz w:val="16"/>
-                <w:szCs w:val="16"/>
-                <w:lang w:val="ru-RU"/>
-              </w:rPr>
-              <w:t xml:space="preserve">, образование начальное, колхозница. Проживала в с. </w:t>
-            </w:r>
-            <w:proofErr w:type="spellStart"/>
-            <w:r>
-              <w:rPr>
-                <w:rFonts w:ascii="Arial" w:hAnsi="Arial" w:cs="Arial"/>
-                <w:sz w:val="16"/>
-                <w:szCs w:val="16"/>
-                <w:lang w:val="ru-RU"/>
-              </w:rPr>
-              <w:t>Девошин</w:t>
-            </w:r>
-            <w:proofErr w:type="spellEnd"/>
-            <w:r>
-              <w:rPr>
-                <w:rFonts w:ascii="Arial" w:hAnsi="Arial" w:cs="Arial"/>
-                <w:sz w:val="16"/>
-                <w:szCs w:val="16"/>
-                <w:lang w:val="ru-RU"/>
-              </w:rPr>
-              <w:t xml:space="preserve"> Овручского р-на Житомирской обл. Арестована 20 октября 1937 г. Обвинялась в к.-г. деятельности. По постановлению НКВД СССР и Прокурора СССР от 5 ноября 1937 г. расстреляна 12 ноября 1937 г. в г. Житомире. Реабилитирована в 1961 г.</w:t>
+              <w:t>1900 г. р., с. Зарожаны Бессарабской губ. Молдованка, образование начальное, колхозница. Проживала в с. Девошин Овручского р-на Житомирской обл. Арестована 20 октября 1937 г. Обвинялась в к.-г. деятельности. По постановлению НКВД СССР и Прокурора СССР от 5 ноября 1937 г. расстреляна 12 ноября 1937 г. в г. Житомире. Реабилитирована в 1961 г.</w:t>
             </w:r>
           </w:p>
           <w:p>
@@ -7889,7 +6937,6 @@
               <w:bottom w:val="double" w:sz="1" w:space="0" w:color="808080"/>
               <w:right w:val="double" w:sz="2" w:space="0" w:color="808080"/>
             </w:tcBorders>
-            <w:shd w:val="clear" w:color="auto" w:fill="auto"/>
             <w:vAlign w:val="center"/>
           </w:tcPr>
           <w:p>
@@ -7990,167 +7037,7 @@
                 <w:szCs w:val="16"/>
                 <w:lang w:val="ru-RU"/>
               </w:rPr>
-              <w:t xml:space="preserve">1877 г.р., с. </w:t>
-            </w:r>
-            <w:proofErr w:type="spellStart"/>
-            <w:r>
-              <w:rPr>
-                <w:rFonts w:ascii="Arial" w:hAnsi="Arial" w:cs="Arial"/>
-                <w:sz w:val="16"/>
-                <w:szCs w:val="16"/>
-                <w:lang w:val="ru-RU"/>
-              </w:rPr>
-              <w:t>Доноцела</w:t>
-            </w:r>
-            <w:proofErr w:type="spellEnd"/>
-            <w:r>
-              <w:rPr>
-                <w:rFonts w:ascii="Arial" w:hAnsi="Arial" w:cs="Arial"/>
-                <w:sz w:val="16"/>
-                <w:szCs w:val="16"/>
-                <w:lang w:val="ru-RU"/>
-              </w:rPr>
-              <w:t xml:space="preserve"> Цыганского </w:t>
-            </w:r>
-            <w:proofErr w:type="spellStart"/>
-            <w:r>
-              <w:rPr>
-                <w:rFonts w:ascii="Arial" w:hAnsi="Arial" w:cs="Arial"/>
-                <w:sz w:val="16"/>
-                <w:szCs w:val="16"/>
-                <w:lang w:val="ru-RU"/>
-              </w:rPr>
-              <w:t>эт</w:t>
-            </w:r>
-            <w:proofErr w:type="spellEnd"/>
-            <w:r>
-              <w:rPr>
-                <w:rFonts w:ascii="Arial" w:hAnsi="Arial" w:cs="Arial"/>
-                <w:sz w:val="16"/>
-                <w:szCs w:val="16"/>
-                <w:lang w:val="ru-RU"/>
-              </w:rPr>
-              <w:t xml:space="preserve">., Бессарабия, </w:t>
-            </w:r>
-            <w:proofErr w:type="spellStart"/>
-            <w:r>
-              <w:rPr>
-                <w:rFonts w:ascii="Arial" w:hAnsi="Arial" w:cs="Arial"/>
-                <w:sz w:val="16"/>
-                <w:szCs w:val="16"/>
-                <w:lang w:val="ru-RU"/>
-              </w:rPr>
-              <w:t>прож</w:t>
-            </w:r>
-            <w:proofErr w:type="spellEnd"/>
-            <w:r>
-              <w:rPr>
-                <w:rFonts w:ascii="Arial" w:hAnsi="Arial" w:cs="Arial"/>
-                <w:sz w:val="16"/>
-                <w:szCs w:val="16"/>
-                <w:lang w:val="ru-RU"/>
-              </w:rPr>
-              <w:t xml:space="preserve">. с. </w:t>
-            </w:r>
-            <w:proofErr w:type="spellStart"/>
-            <w:r>
-              <w:rPr>
-                <w:rFonts w:ascii="Arial" w:hAnsi="Arial" w:cs="Arial"/>
-                <w:sz w:val="16"/>
-                <w:szCs w:val="16"/>
-                <w:lang w:val="ru-RU"/>
-              </w:rPr>
-              <w:t>Матейков</w:t>
-            </w:r>
-            <w:proofErr w:type="spellEnd"/>
-            <w:r>
-              <w:rPr>
-                <w:rFonts w:ascii="Arial" w:hAnsi="Arial" w:cs="Arial"/>
-                <w:sz w:val="16"/>
-                <w:szCs w:val="16"/>
-                <w:lang w:val="ru-RU"/>
-              </w:rPr>
-              <w:t xml:space="preserve"> Барского р-на, </w:t>
-            </w:r>
-            <w:proofErr w:type="spellStart"/>
-            <w:r>
-              <w:rPr>
-                <w:rFonts w:ascii="Arial" w:hAnsi="Arial" w:cs="Arial"/>
-                <w:sz w:val="16"/>
-                <w:szCs w:val="16"/>
-                <w:lang w:val="ru-RU"/>
-              </w:rPr>
-              <w:t>молдованка</w:t>
-            </w:r>
-            <w:proofErr w:type="spellEnd"/>
-            <w:r>
-              <w:rPr>
-                <w:rFonts w:ascii="Arial" w:hAnsi="Arial" w:cs="Arial"/>
-                <w:sz w:val="16"/>
-                <w:szCs w:val="16"/>
-                <w:lang w:val="ru-RU"/>
-              </w:rPr>
-              <w:t xml:space="preserve">, из крестьян, малограмотная, единоличница. Арестована 12.10.1937 г. Обвинение по ст. </w:t>
-            </w:r>
-            <w:proofErr w:type="gramStart"/>
-            <w:r>
-              <w:rPr>
-                <w:rFonts w:ascii="Arial" w:hAnsi="Arial" w:cs="Arial"/>
-                <w:sz w:val="16"/>
-                <w:szCs w:val="16"/>
-                <w:lang w:val="ru-RU"/>
-              </w:rPr>
-              <w:t>54-10</w:t>
-            </w:r>
-            <w:proofErr w:type="gramEnd"/>
-            <w:r>
-              <w:rPr>
-                <w:rFonts w:ascii="Arial" w:hAnsi="Arial" w:cs="Arial"/>
-                <w:sz w:val="16"/>
-                <w:szCs w:val="16"/>
-                <w:lang w:val="ru-RU"/>
-              </w:rPr>
-              <w:t xml:space="preserve"> УК УССР. По приговору </w:t>
-            </w:r>
-            <w:proofErr w:type="spellStart"/>
-            <w:r>
-              <w:rPr>
-                <w:rFonts w:ascii="Arial" w:hAnsi="Arial" w:cs="Arial"/>
-                <w:sz w:val="16"/>
-                <w:szCs w:val="16"/>
-                <w:lang w:val="ru-RU"/>
-              </w:rPr>
-              <w:t>нарко</w:t>
-            </w:r>
-            <w:proofErr w:type="spellEnd"/>
-            <w:r>
-              <w:rPr>
-                <w:rFonts w:ascii="Arial" w:hAnsi="Arial" w:cs="Arial"/>
-                <w:sz w:val="16"/>
-                <w:szCs w:val="16"/>
-                <w:lang w:val="ru-RU"/>
-              </w:rPr>
-              <w:t xml:space="preserve">. ВС и </w:t>
-            </w:r>
-            <w:proofErr w:type="spellStart"/>
-            <w:r>
-              <w:rPr>
-                <w:rFonts w:ascii="Arial" w:hAnsi="Arial" w:cs="Arial"/>
-                <w:sz w:val="16"/>
-                <w:szCs w:val="16"/>
-                <w:lang w:val="ru-RU"/>
-              </w:rPr>
-              <w:t>Прокур</w:t>
-            </w:r>
-            <w:proofErr w:type="spellEnd"/>
-            <w:r>
-              <w:rPr>
-                <w:rFonts w:ascii="Arial" w:hAnsi="Arial" w:cs="Arial"/>
-                <w:sz w:val="16"/>
-                <w:szCs w:val="16"/>
-                <w:lang w:val="ru-RU"/>
-              </w:rPr>
-              <w:t>. СССР от 01.12.1937 г. расстреляна 08.12.1937 г. Реабилитирована</w:t>
+              <w:t>1877 г.р., с. Доноцела Цыганского эт., Бессарабия, прож. с. Матейков Барского р-на, молдованка, из крестьян, малограмотная, единоличница. Арестована 12.10.1937 г. Обвинение по ст. 54-10 УК УССР. По приговору нарко. ВС и Прокур. СССР от 01.12.1937 г. расстреляна 08.12.1937 г. Реабилитирована</w:t>
             </w:r>
             <w:r>
               <w:rPr>
@@ -8259,7 +7146,6 @@
               <w:bottom w:val="double" w:sz="1" w:space="0" w:color="808080"/>
               <w:right w:val="double" w:sz="2" w:space="0" w:color="808080"/>
             </w:tcBorders>
-            <w:shd w:val="clear" w:color="auto" w:fill="auto"/>
             <w:vAlign w:val="center"/>
           </w:tcPr>
           <w:p>
@@ -8365,85 +7251,34 @@
                 <w:szCs w:val="16"/>
                 <w:lang w:val="ru-RU"/>
               </w:rPr>
-              <w:t xml:space="preserve">уборщица </w:t>
-            </w:r>
-            <w:proofErr w:type="spellStart"/>
-            <w:r>
-              <w:rPr>
-                <w:rFonts w:ascii="Arial" w:hAnsi="Arial" w:cs="Arial"/>
-                <w:sz w:val="16"/>
-                <w:szCs w:val="16"/>
-                <w:lang w:val="ru-RU"/>
-              </w:rPr>
-              <w:t>райархива</w:t>
-            </w:r>
-            <w:proofErr w:type="spellEnd"/>
-            <w:r>
-              <w:rPr>
-                <w:rFonts w:ascii="Arial" w:hAnsi="Arial" w:cs="Arial"/>
-                <w:sz w:val="16"/>
-                <w:szCs w:val="16"/>
-                <w:lang w:val="ru-RU"/>
-              </w:rPr>
-              <w:t xml:space="preserve">, </w:t>
-            </w:r>
-            <w:proofErr w:type="spellStart"/>
-            <w:r>
-              <w:rPr>
-                <w:rFonts w:ascii="Arial" w:hAnsi="Arial" w:cs="Arial"/>
-                <w:sz w:val="16"/>
-                <w:szCs w:val="16"/>
-                <w:lang w:val="ru-RU"/>
-              </w:rPr>
-              <w:t>прож</w:t>
-            </w:r>
-            <w:proofErr w:type="spellEnd"/>
-            <w:r>
-              <w:rPr>
-                <w:rFonts w:ascii="Arial" w:hAnsi="Arial" w:cs="Arial"/>
-                <w:sz w:val="16"/>
-                <w:szCs w:val="16"/>
-                <w:lang w:val="ru-RU"/>
-              </w:rPr>
-              <w:t xml:space="preserve">.: </w:t>
-            </w:r>
-            <w:r>
-              <w:rPr>
-                <w:rFonts w:ascii="Arial" w:hAnsi="Arial" w:cs="Arial"/>
-                <w:sz w:val="16"/>
-                <w:szCs w:val="16"/>
-                <w:lang w:val="ru-RU"/>
-              </w:rPr>
-              <w:t xml:space="preserve">г. </w:t>
-            </w:r>
-            <w:proofErr w:type="gramStart"/>
-            <w:r>
-              <w:rPr>
-                <w:rFonts w:ascii="Arial" w:hAnsi="Arial" w:cs="Arial"/>
-                <w:sz w:val="16"/>
-                <w:szCs w:val="16"/>
-                <w:lang w:val="ru-RU"/>
-              </w:rPr>
-              <w:t>Первомайск</w:t>
-            </w:r>
-            <w:r>
-              <w:rPr>
-                <w:rFonts w:ascii="Arial" w:hAnsi="Arial" w:cs="Arial"/>
-                <w:sz w:val="16"/>
-                <w:szCs w:val="16"/>
-                <w:lang w:val="ru-RU"/>
-              </w:rPr>
-              <w:t>,.</w:t>
-            </w:r>
-            <w:proofErr w:type="gramEnd"/>
-            <w:r>
-              <w:rPr>
-                <w:rFonts w:ascii="Arial" w:hAnsi="Arial" w:cs="Arial"/>
-                <w:sz w:val="16"/>
-                <w:szCs w:val="16"/>
-                <w:lang w:val="ru-RU"/>
-              </w:rPr>
-              <w:t xml:space="preserve"> </w:t>
+              <w:t>уборщица райархива</w:t>
+            </w:r>
+            <w:r>
+              <w:rPr>
+                <w:rFonts w:ascii="Arial" w:hAnsi="Arial" w:cs="Arial"/>
+                <w:sz w:val="16"/>
+                <w:szCs w:val="16"/>
+                <w:lang w:val="ru-RU"/>
+              </w:rPr>
+              <w:t xml:space="preserve">, прож.: </w:t>
+            </w:r>
+            <w:r>
+              <w:rPr>
+                <w:rFonts w:ascii="Arial" w:hAnsi="Arial" w:cs="Arial"/>
+                <w:sz w:val="16"/>
+                <w:szCs w:val="16"/>
+                <w:lang w:val="ru-RU"/>
+              </w:rPr>
+              <w:t>г. Первомайск</w:t>
+            </w:r>
+            <w:r>
+              <w:rPr>
+                <w:rFonts w:ascii="Arial" w:hAnsi="Arial" w:cs="Arial"/>
+                <w:sz w:val="16"/>
+                <w:szCs w:val="16"/>
+                <w:lang w:val="ru-RU"/>
+              </w:rPr>
+              <w:t xml:space="preserve">,. </w:t>
             </w:r>
             <w:r>
               <w:rPr>
@@ -8470,27 +7305,7 @@
                 <w:szCs w:val="16"/>
                 <w:lang w:val="ru-RU"/>
               </w:rPr>
-              <w:t xml:space="preserve">Статья обвинения: </w:t>
-            </w:r>
-            <w:proofErr w:type="gramStart"/>
-            <w:r>
-              <w:rPr>
-                <w:rFonts w:ascii="Arial" w:hAnsi="Arial" w:cs="Arial"/>
-                <w:sz w:val="16"/>
-                <w:szCs w:val="16"/>
-                <w:lang w:val="ru-RU"/>
-              </w:rPr>
-              <w:t>54-6</w:t>
-            </w:r>
-            <w:proofErr w:type="gramEnd"/>
-            <w:r>
-              <w:rPr>
-                <w:rFonts w:ascii="Arial" w:hAnsi="Arial" w:cs="Arial"/>
-                <w:sz w:val="16"/>
-                <w:szCs w:val="16"/>
-                <w:lang w:val="ru-RU"/>
-              </w:rPr>
-              <w:t xml:space="preserve"> УК УССР</w:t>
+              <w:t>Статья обвинения: 54-6 УК УССР</w:t>
             </w:r>
           </w:p>
           <w:p>
@@ -8529,19 +7344,8 @@
                 <w:szCs w:val="16"/>
                 <w:lang w:val="ru-RU"/>
               </w:rPr>
-              <w:t xml:space="preserve">Приговор: </w:t>
-            </w:r>
-            <w:proofErr w:type="spellStart"/>
-            <w:r>
-              <w:rPr>
-                <w:rFonts w:ascii="Arial" w:hAnsi="Arial" w:cs="Arial"/>
-                <w:sz w:val="16"/>
-                <w:szCs w:val="16"/>
-                <w:lang w:val="ru-RU"/>
-              </w:rPr>
-              <w:t>расстре</w:t>
-            </w:r>
-            <w:proofErr w:type="spellEnd"/>
+              <w:t>Приговор: расстре</w:t>
+            </w:r>
             <w:r>
               <w:rPr>
                 <w:rFonts w:ascii="Arial" w:hAnsi="Arial" w:cs="Arial"/>
@@ -8693,19 +7497,8 @@
                 <w:szCs w:val="16"/>
                 <w:lang w:val="ru-RU"/>
               </w:rPr>
-              <w:t xml:space="preserve">Справа: </w:t>
-            </w:r>
-            <w:proofErr w:type="gramStart"/>
-            <w:r>
-              <w:rPr>
-                <w:rFonts w:ascii="Arial" w:hAnsi="Arial" w:cs="Arial"/>
-                <w:sz w:val="16"/>
-                <w:szCs w:val="16"/>
-                <w:lang w:val="ru-RU"/>
-              </w:rPr>
-              <w:t>5830-5831</w:t>
-            </w:r>
-            <w:proofErr w:type="gramEnd"/>
+              <w:t>Справа: 5830-5831</w:t>
+            </w:r>
             <w:r>
               <w:rPr>
                 <w:rFonts w:ascii="Arial" w:hAnsi="Arial" w:cs="Arial"/>
@@ -8816,7 +7609,6 @@
               <w:bottom w:val="double" w:sz="1" w:space="0" w:color="808080"/>
               <w:right w:val="double" w:sz="2" w:space="0" w:color="808080"/>
             </w:tcBorders>
-            <w:shd w:val="clear" w:color="auto" w:fill="auto"/>
             <w:vAlign w:val="center"/>
           </w:tcPr>
           <w:p>
@@ -8942,25 +7734,14 @@
               </w:rPr>
               <w:t xml:space="preserve"> </w:t>
             </w:r>
-            <w:proofErr w:type="spellStart"/>
-            <w:r>
-              <w:rPr>
-                <w:rFonts w:ascii="Arial" w:hAnsi="Arial" w:cs="Arial"/>
-                <w:sz w:val="16"/>
-                <w:szCs w:val="16"/>
-                <w:lang w:val="ru-RU"/>
-              </w:rPr>
-              <w:t>Арх.дело</w:t>
-            </w:r>
-            <w:proofErr w:type="spellEnd"/>
-            <w:r>
-              <w:rPr>
-                <w:rFonts w:ascii="Arial" w:hAnsi="Arial" w:cs="Arial"/>
-                <w:sz w:val="16"/>
-                <w:szCs w:val="16"/>
-                <w:lang w:val="ru-RU"/>
-              </w:rPr>
-              <w:t>: 16812</w:t>
+            <w:r>
+              <w:rPr>
+                <w:rFonts w:ascii="Arial" w:hAnsi="Arial" w:cs="Arial"/>
+                <w:sz w:val="16"/>
+                <w:szCs w:val="16"/>
+                <w:lang w:val="ru-RU"/>
+              </w:rPr>
+              <w:t>Арх.дело: 16812</w:t>
             </w:r>
             <w:r>
               <w:rPr>
@@ -9069,7 +7850,6 @@
               <w:bottom w:val="double" w:sz="1" w:space="0" w:color="808080"/>
               <w:right w:val="double" w:sz="2" w:space="0" w:color="808080"/>
             </w:tcBorders>
-            <w:shd w:val="clear" w:color="auto" w:fill="auto"/>
             <w:vAlign w:val="center"/>
           </w:tcPr>
           <w:p>
@@ -9211,25 +7991,14 @@
               </w:rPr>
               <w:t xml:space="preserve"> </w:t>
             </w:r>
-            <w:proofErr w:type="spellStart"/>
-            <w:r>
-              <w:rPr>
-                <w:rFonts w:ascii="Arial" w:hAnsi="Arial" w:cs="Arial"/>
-                <w:sz w:val="16"/>
-                <w:szCs w:val="16"/>
-                <w:lang w:val="ru-RU"/>
-              </w:rPr>
-              <w:t>Арх.дело</w:t>
-            </w:r>
-            <w:proofErr w:type="spellEnd"/>
-            <w:r>
-              <w:rPr>
-                <w:rFonts w:ascii="Arial" w:hAnsi="Arial" w:cs="Arial"/>
-                <w:sz w:val="16"/>
-                <w:szCs w:val="16"/>
-                <w:lang w:val="ru-RU"/>
-              </w:rPr>
-              <w:t>: 21004</w:t>
+            <w:r>
+              <w:rPr>
+                <w:rFonts w:ascii="Arial" w:hAnsi="Arial" w:cs="Arial"/>
+                <w:sz w:val="16"/>
+                <w:szCs w:val="16"/>
+                <w:lang w:val="ru-RU"/>
+              </w:rPr>
+              <w:t>Арх.дело: 21004</w:t>
             </w:r>
             <w:r>
               <w:rPr>
@@ -9367,7 +8136,6 @@
               <w:bottom w:val="double" w:sz="1" w:space="0" w:color="808080"/>
               <w:right w:val="double" w:sz="2" w:space="0" w:color="808080"/>
             </w:tcBorders>
-            <w:shd w:val="clear" w:color="auto" w:fill="auto"/>
             <w:vAlign w:val="center"/>
           </w:tcPr>
           <w:p>
@@ -9461,87 +8229,7 @@
                 <w:szCs w:val="16"/>
                 <w:lang w:val="ru-RU"/>
               </w:rPr>
-              <w:t xml:space="preserve">в 1893 г., г. Измаил Бессарабия, молдаванка, б/п, образование: начальное, </w:t>
-            </w:r>
-            <w:proofErr w:type="spellStart"/>
-            <w:r>
-              <w:rPr>
-                <w:rFonts w:ascii="Arial" w:hAnsi="Arial" w:cs="Arial"/>
-                <w:sz w:val="16"/>
-                <w:szCs w:val="16"/>
-                <w:lang w:val="ru-RU"/>
-              </w:rPr>
-              <w:t>прож</w:t>
-            </w:r>
-            <w:proofErr w:type="spellEnd"/>
-            <w:r>
-              <w:rPr>
-                <w:rFonts w:ascii="Arial" w:hAnsi="Arial" w:cs="Arial"/>
-                <w:sz w:val="16"/>
-                <w:szCs w:val="16"/>
-                <w:lang w:val="ru-RU"/>
-              </w:rPr>
-              <w:t xml:space="preserve">.: с. Старый </w:t>
-            </w:r>
-            <w:proofErr w:type="spellStart"/>
-            <w:r>
-              <w:rPr>
-                <w:rFonts w:ascii="Arial" w:hAnsi="Arial" w:cs="Arial"/>
-                <w:sz w:val="16"/>
-                <w:szCs w:val="16"/>
-                <w:lang w:val="ru-RU"/>
-              </w:rPr>
-              <w:t>Кременчик</w:t>
-            </w:r>
-            <w:proofErr w:type="spellEnd"/>
-            <w:r>
-              <w:rPr>
-                <w:rFonts w:ascii="Arial" w:hAnsi="Arial" w:cs="Arial"/>
-                <w:sz w:val="16"/>
-                <w:szCs w:val="16"/>
-                <w:lang w:val="ru-RU"/>
-              </w:rPr>
-              <w:t xml:space="preserve"> Донецкой обл., уборщица школы, Арестована 15 августа 1941 г., Данных о приговоре нет. </w:t>
-            </w:r>
-            <w:proofErr w:type="spellStart"/>
-            <w:r>
-              <w:rPr>
-                <w:rFonts w:ascii="Arial" w:hAnsi="Arial" w:cs="Arial"/>
-                <w:sz w:val="16"/>
-                <w:szCs w:val="16"/>
-                <w:lang w:val="ru-RU"/>
-              </w:rPr>
-              <w:t>Расстреяна</w:t>
-            </w:r>
-            <w:proofErr w:type="spellEnd"/>
-            <w:r>
-              <w:rPr>
-                <w:rFonts w:ascii="Arial" w:hAnsi="Arial" w:cs="Arial"/>
-                <w:sz w:val="16"/>
-                <w:szCs w:val="16"/>
-                <w:lang w:val="ru-RU"/>
-              </w:rPr>
-              <w:t xml:space="preserve"> 8 октября 1941 г., Реабилитирована в 1997 г. Информация внесена в банк </w:t>
-            </w:r>
-            <w:proofErr w:type="spellStart"/>
-            <w:r>
-              <w:rPr>
-                <w:rFonts w:ascii="Arial" w:hAnsi="Arial" w:cs="Arial"/>
-                <w:sz w:val="16"/>
-                <w:szCs w:val="16"/>
-                <w:lang w:val="ru-RU"/>
-              </w:rPr>
-              <w:t>реперссириванных</w:t>
-            </w:r>
-            <w:proofErr w:type="spellEnd"/>
-            <w:r>
-              <w:rPr>
-                <w:rFonts w:ascii="Arial" w:hAnsi="Arial" w:cs="Arial"/>
-                <w:sz w:val="16"/>
-                <w:szCs w:val="16"/>
-                <w:lang w:val="ru-RU"/>
-              </w:rPr>
-              <w:t xml:space="preserve"> Украины: 26-02-2019 </w:t>
+              <w:t xml:space="preserve">в 1893 г., г. Измаил Бессарабия, молдаванка, б/п, образование: начальное, прож.: с. Старый Кременчик Донецкой обл., уборщица школы, Арестована 15 августа 1941 г., Данных о приговоре нет. Расстреяна 8 октября 1941 г., Реабилитирована в 1997 г. Информация внесена в банк реперссириванных Украины: 26-02-2019 </w:t>
             </w:r>
           </w:p>
           <w:p>
@@ -9637,7 +8325,6 @@
               <w:bottom w:val="double" w:sz="1" w:space="0" w:color="808080"/>
               <w:right w:val="double" w:sz="2" w:space="0" w:color="808080"/>
             </w:tcBorders>
-            <w:shd w:val="clear" w:color="auto" w:fill="auto"/>
             <w:vAlign w:val="center"/>
           </w:tcPr>
           <w:p>
@@ -9723,29 +8410,7 @@
                 <w:szCs w:val="16"/>
                 <w:lang w:val="ru-RU"/>
               </w:rPr>
-              <w:t xml:space="preserve"> </w:t>
-            </w:r>
-            <w:proofErr w:type="spellStart"/>
-            <w:r>
-              <w:rPr>
-                <w:rFonts w:ascii="Arial" w:hAnsi="Arial" w:cs="Arial"/>
-                <w:bCs/>
-                <w:sz w:val="16"/>
-                <w:szCs w:val="16"/>
-                <w:lang w:val="ru-RU"/>
-              </w:rPr>
-              <w:t>прож</w:t>
-            </w:r>
-            <w:proofErr w:type="spellEnd"/>
-            <w:r>
-              <w:rPr>
-                <w:rFonts w:ascii="Arial" w:hAnsi="Arial" w:cs="Arial"/>
-                <w:bCs/>
-                <w:sz w:val="16"/>
-                <w:szCs w:val="16"/>
-                <w:lang w:val="ru-RU"/>
-              </w:rPr>
-              <w:t>.: г. Херсон Одесской обл.</w:t>
+              <w:t xml:space="preserve"> прож.: г. Херсон Одесской обл.</w:t>
             </w:r>
             <w:r>
               <w:rPr>
@@ -9828,29 +8493,7 @@
                 <w:szCs w:val="16"/>
                 <w:lang w:val="ru-RU"/>
               </w:rPr>
-              <w:t xml:space="preserve">Статья обвинения: </w:t>
-            </w:r>
-            <w:proofErr w:type="gramStart"/>
-            <w:r>
-              <w:rPr>
-                <w:rFonts w:ascii="Arial" w:hAnsi="Arial" w:cs="Arial"/>
-                <w:bCs/>
-                <w:sz w:val="16"/>
-                <w:szCs w:val="16"/>
-                <w:lang w:val="ru-RU"/>
-              </w:rPr>
-              <w:t>54-6</w:t>
-            </w:r>
-            <w:proofErr w:type="gramEnd"/>
-            <w:r>
-              <w:rPr>
-                <w:rFonts w:ascii="Arial" w:hAnsi="Arial" w:cs="Arial"/>
-                <w:bCs/>
-                <w:sz w:val="16"/>
-                <w:szCs w:val="16"/>
-                <w:lang w:val="ru-RU"/>
-              </w:rPr>
-              <w:t xml:space="preserve"> УК УССР</w:t>
+              <w:t>Статья обвинения: 54-6 УК УССР</w:t>
             </w:r>
             <w:r>
               <w:rPr>
@@ -10132,7 +8775,6 @@
               <w:bottom w:val="double" w:sz="1" w:space="0" w:color="808080"/>
               <w:right w:val="double" w:sz="2" w:space="0" w:color="808080"/>
             </w:tcBorders>
-            <w:shd w:val="clear" w:color="auto" w:fill="auto"/>
             <w:vAlign w:val="center"/>
           </w:tcPr>
           <w:p>
@@ -10234,27 +8876,7 @@
                 <w:szCs w:val="16"/>
                 <w:lang w:val="ru-RU"/>
               </w:rPr>
-              <w:t xml:space="preserve">в 1875 г., с. </w:t>
-            </w:r>
-            <w:proofErr w:type="spellStart"/>
-            <w:r>
-              <w:rPr>
-                <w:rFonts w:ascii="Arial" w:hAnsi="Arial" w:cs="Arial"/>
-                <w:sz w:val="16"/>
-                <w:szCs w:val="16"/>
-                <w:lang w:val="ru-RU"/>
-              </w:rPr>
-              <w:t>Точилово</w:t>
-            </w:r>
-            <w:proofErr w:type="spellEnd"/>
-            <w:r>
-              <w:rPr>
-                <w:rFonts w:ascii="Arial" w:hAnsi="Arial" w:cs="Arial"/>
-                <w:sz w:val="16"/>
-                <w:szCs w:val="16"/>
-                <w:lang w:val="ru-RU"/>
-              </w:rPr>
-              <w:t>, Ананьевский у-д, Херсонская губ.; молдаванка. Арестована 5 февраля 1938 г. Приговорена: особой тройкой НКВД Молдавской АССР,</w:t>
+              <w:t>в 1875 г., с. Точилово, Ананьевский у-д, Херсонская губ.; молдаванка. Арестована 5 февраля 1938 г. Приговорена: особой тройкой НКВД Молдавской АССР,</w:t>
             </w:r>
             <w:r>
               <w:rPr>
@@ -10291,27 +8913,7 @@
                 <w:szCs w:val="16"/>
                 <w:lang w:val="ru-RU"/>
               </w:rPr>
-              <w:t xml:space="preserve">ВМН. </w:t>
-            </w:r>
-            <w:proofErr w:type="spellStart"/>
-            <w:r>
-              <w:rPr>
-                <w:rFonts w:ascii="Arial" w:hAnsi="Arial" w:cs="Arial"/>
-                <w:sz w:val="16"/>
-                <w:szCs w:val="16"/>
-                <w:lang w:val="ru-RU"/>
-              </w:rPr>
-              <w:t>Арх.дело</w:t>
-            </w:r>
-            <w:proofErr w:type="spellEnd"/>
-            <w:r>
-              <w:rPr>
-                <w:rFonts w:ascii="Arial" w:hAnsi="Arial" w:cs="Arial"/>
-                <w:sz w:val="16"/>
-                <w:szCs w:val="16"/>
-                <w:lang w:val="ru-RU"/>
-              </w:rPr>
-              <w:t>: 21006</w:t>
+              <w:t>ВМН. Арх.дело: 21006</w:t>
             </w:r>
             <w:r>
               <w:rPr>
@@ -10350,6 +8952,7 @@
                 <w:szCs w:val="16"/>
                 <w:lang w:val="ru-RU"/>
               </w:rPr>
+              <w:lastRenderedPageBreak/>
               <w:t>Источник:</w:t>
             </w:r>
             <w:r>
@@ -10449,7 +9052,6 @@
               <w:bottom w:val="double" w:sz="1" w:space="0" w:color="808080"/>
               <w:right w:val="double" w:sz="2" w:space="0" w:color="808080"/>
             </w:tcBorders>
-            <w:shd w:val="clear" w:color="auto" w:fill="auto"/>
             <w:vAlign w:val="center"/>
           </w:tcPr>
           <w:p>
@@ -10541,47 +9143,7 @@
                 <w:szCs w:val="16"/>
                 <w:lang w:val="ru-RU"/>
               </w:rPr>
-              <w:t xml:space="preserve">в 1898 г., </w:t>
-            </w:r>
-            <w:proofErr w:type="spellStart"/>
-            <w:r>
-              <w:rPr>
-                <w:rFonts w:ascii="Arial" w:hAnsi="Arial" w:cs="Arial"/>
-                <w:sz w:val="16"/>
-                <w:szCs w:val="16"/>
-                <w:lang w:val="ru-RU"/>
-              </w:rPr>
-              <w:t>м.р</w:t>
-            </w:r>
-            <w:proofErr w:type="spellEnd"/>
-            <w:r>
-              <w:rPr>
-                <w:rFonts w:ascii="Arial" w:hAnsi="Arial" w:cs="Arial"/>
-                <w:sz w:val="16"/>
-                <w:szCs w:val="16"/>
-                <w:lang w:val="ru-RU"/>
-              </w:rPr>
-              <w:t xml:space="preserve">.: Одесская обл. с. Лысая Гора </w:t>
-            </w:r>
-            <w:proofErr w:type="spellStart"/>
-            <w:r>
-              <w:rPr>
-                <w:rFonts w:ascii="Arial" w:hAnsi="Arial" w:cs="Arial"/>
-                <w:sz w:val="16"/>
-                <w:szCs w:val="16"/>
-                <w:lang w:val="ru-RU"/>
-              </w:rPr>
-              <w:t>Благодатновского</w:t>
-            </w:r>
-            <w:proofErr w:type="spellEnd"/>
-            <w:r>
-              <w:rPr>
-                <w:rFonts w:ascii="Arial" w:hAnsi="Arial" w:cs="Arial"/>
-                <w:sz w:val="16"/>
-                <w:szCs w:val="16"/>
-                <w:lang w:val="ru-RU"/>
-              </w:rPr>
-              <w:t xml:space="preserve"> района, проживала там же, молдаванка, из крестьян, малообразованная,</w:t>
+              <w:t>в 1898 г., м.р.: Одесская обл. с. Лысая Гора Благодатновского района, проживала там же, молдаванка, из крестьян, малообразованная,</w:t>
             </w:r>
             <w:r>
               <w:rPr>
@@ -10701,7 +9263,6 @@
               <w:bottom w:val="double" w:sz="1" w:space="0" w:color="808080"/>
               <w:right w:val="double" w:sz="2" w:space="0" w:color="808080"/>
             </w:tcBorders>
-            <w:shd w:val="clear" w:color="auto" w:fill="auto"/>
             <w:vAlign w:val="center"/>
           </w:tcPr>
           <w:p>
@@ -10803,27 +9364,7 @@
                 <w:szCs w:val="16"/>
                 <w:lang w:val="ru-RU"/>
               </w:rPr>
-              <w:t xml:space="preserve">в 1887 г., с. </w:t>
-            </w:r>
-            <w:proofErr w:type="spellStart"/>
-            <w:r>
-              <w:rPr>
-                <w:rFonts w:ascii="Arial" w:hAnsi="Arial" w:cs="Arial"/>
-                <w:sz w:val="16"/>
-                <w:szCs w:val="16"/>
-                <w:lang w:val="ru-RU"/>
-              </w:rPr>
-              <w:t>Баце</w:t>
-            </w:r>
-            <w:proofErr w:type="spellEnd"/>
-            <w:r>
-              <w:rPr>
-                <w:rFonts w:ascii="Arial" w:hAnsi="Arial" w:cs="Arial"/>
-                <w:sz w:val="16"/>
-                <w:szCs w:val="16"/>
-                <w:lang w:val="ru-RU"/>
-              </w:rPr>
-              <w:t>, Кишиневский у-д, Бессарабская губ.; молдаванка. Арестована 24 февраля 1938 г. Приговор особой тройкой НКВД Молдавской АССР.: 11 марта 1938 г.</w:t>
+              <w:t>в 1887 г., с. Баце, Кишиневский у-д, Бессарабская губ.; молдаванка. Арестована 24 февраля 1938 г. Приговор особой тройкой НКВД Молдавской АССР.: 11 марта 1938 г.</w:t>
             </w:r>
             <w:r>
               <w:rPr>
@@ -10852,25 +9393,14 @@
               </w:rPr>
               <w:t xml:space="preserve"> </w:t>
             </w:r>
-            <w:proofErr w:type="spellStart"/>
-            <w:r>
-              <w:rPr>
-                <w:rFonts w:ascii="Arial" w:hAnsi="Arial" w:cs="Arial"/>
-                <w:sz w:val="16"/>
-                <w:szCs w:val="16"/>
-                <w:lang w:val="ru-RU"/>
-              </w:rPr>
-              <w:t>Арх.дело</w:t>
-            </w:r>
-            <w:proofErr w:type="spellEnd"/>
-            <w:r>
-              <w:rPr>
-                <w:rFonts w:ascii="Arial" w:hAnsi="Arial" w:cs="Arial"/>
-                <w:sz w:val="16"/>
-                <w:szCs w:val="16"/>
-                <w:lang w:val="ru-RU"/>
-              </w:rPr>
-              <w:t>: 19235</w:t>
+            <w:r>
+              <w:rPr>
+                <w:rFonts w:ascii="Arial" w:hAnsi="Arial" w:cs="Arial"/>
+                <w:sz w:val="16"/>
+                <w:szCs w:val="16"/>
+                <w:lang w:val="ru-RU"/>
+              </w:rPr>
+              <w:t>Арх.дело: 19235</w:t>
             </w:r>
             <w:r>
               <w:rPr>
@@ -11008,7 +9538,6 @@
               <w:bottom w:val="double" w:sz="1" w:space="0" w:color="808080"/>
               <w:right w:val="double" w:sz="2" w:space="0" w:color="808080"/>
             </w:tcBorders>
-            <w:shd w:val="clear" w:color="auto" w:fill="auto"/>
             <w:vAlign w:val="center"/>
           </w:tcPr>
           <w:p>
@@ -11098,47 +9627,7 @@
                 <w:szCs w:val="16"/>
                 <w:lang w:val="ru-RU"/>
               </w:rPr>
-              <w:t xml:space="preserve">(Варианты фамилии: </w:t>
-            </w:r>
-            <w:proofErr w:type="spellStart"/>
-            <w:r>
-              <w:rPr>
-                <w:rFonts w:ascii="Arial" w:hAnsi="Arial" w:cs="Arial"/>
-                <w:sz w:val="16"/>
-                <w:szCs w:val="16"/>
-                <w:lang w:val="ru-RU"/>
-              </w:rPr>
-              <w:t>Мандыбура</w:t>
-            </w:r>
-            <w:proofErr w:type="spellEnd"/>
-            <w:r>
-              <w:rPr>
-                <w:rFonts w:ascii="Arial" w:hAnsi="Arial" w:cs="Arial"/>
-                <w:sz w:val="16"/>
-                <w:szCs w:val="16"/>
-                <w:lang w:val="ru-RU"/>
-              </w:rPr>
-              <w:t xml:space="preserve">) Родилась в 1891 г., с. </w:t>
-            </w:r>
-            <w:proofErr w:type="spellStart"/>
-            <w:r>
-              <w:rPr>
-                <w:rFonts w:ascii="Arial" w:hAnsi="Arial" w:cs="Arial"/>
-                <w:sz w:val="16"/>
-                <w:szCs w:val="16"/>
-                <w:lang w:val="ru-RU"/>
-              </w:rPr>
-              <w:t>Зубрешты</w:t>
-            </w:r>
-            <w:proofErr w:type="spellEnd"/>
-            <w:r>
-              <w:rPr>
-                <w:rFonts w:ascii="Arial" w:hAnsi="Arial" w:cs="Arial"/>
-                <w:sz w:val="16"/>
-                <w:szCs w:val="16"/>
-                <w:lang w:val="ru-RU"/>
-              </w:rPr>
-              <w:t>, Румыния; молдаванка. Арестована 14 января 1938 г. "участница к</w:t>
+              <w:t>(Варианты фамилии: Мандыбура) Родилась в 1891 г., с. Зубрешты, Румыния; молдаванка. Арестована 14 января 1938 г. "участница к</w:t>
             </w:r>
             <w:r>
               <w:rPr>
@@ -11264,27 +9753,7 @@
                 <w:szCs w:val="16"/>
                 <w:lang w:val="ru-RU"/>
               </w:rPr>
-              <w:t xml:space="preserve">05 </w:t>
-            </w:r>
-            <w:proofErr w:type="spellStart"/>
-            <w:r>
-              <w:rPr>
-                <w:rFonts w:ascii="Arial" w:hAnsi="Arial" w:cs="Arial"/>
-                <w:sz w:val="16"/>
-                <w:szCs w:val="16"/>
-                <w:lang w:val="ru-RU"/>
-              </w:rPr>
-              <w:t>абгуста</w:t>
-            </w:r>
-            <w:proofErr w:type="spellEnd"/>
-            <w:r>
-              <w:rPr>
-                <w:rFonts w:ascii="Arial" w:hAnsi="Arial" w:cs="Arial"/>
-                <w:sz w:val="16"/>
-                <w:szCs w:val="16"/>
-                <w:lang w:val="ru-RU"/>
-              </w:rPr>
-              <w:t xml:space="preserve"> 1938 г. Дата реабилитации: 7 августа 1959 г. </w:t>
+              <w:t xml:space="preserve">05 абгуста 1938 г. Дата реабилитации: 7 августа 1959 г. </w:t>
             </w:r>
             <w:r>
               <w:rPr>
@@ -11320,27 +9789,7 @@
                 <w:szCs w:val="16"/>
                 <w:lang w:val="ru-RU"/>
               </w:rPr>
-              <w:t xml:space="preserve">. </w:t>
-            </w:r>
-            <w:proofErr w:type="spellStart"/>
-            <w:r>
-              <w:rPr>
-                <w:rFonts w:ascii="Arial" w:hAnsi="Arial" w:cs="Arial"/>
-                <w:sz w:val="16"/>
-                <w:szCs w:val="16"/>
-                <w:lang w:val="ru-RU"/>
-              </w:rPr>
-              <w:t>Арх.дело</w:t>
-            </w:r>
-            <w:proofErr w:type="spellEnd"/>
-            <w:r>
-              <w:rPr>
-                <w:rFonts w:ascii="Arial" w:hAnsi="Arial" w:cs="Arial"/>
-                <w:sz w:val="16"/>
-                <w:szCs w:val="16"/>
-                <w:lang w:val="ru-RU"/>
-              </w:rPr>
-              <w:t>: 10978</w:t>
+              <w:t>. Арх.дело: 10978</w:t>
             </w:r>
             <w:r>
               <w:rPr>
@@ -11478,7 +9927,6 @@
               <w:bottom w:val="double" w:sz="1" w:space="0" w:color="808080"/>
               <w:right w:val="double" w:sz="2" w:space="0" w:color="808080"/>
             </w:tcBorders>
-            <w:shd w:val="clear" w:color="auto" w:fill="auto"/>
             <w:vAlign w:val="center"/>
           </w:tcPr>
           <w:p>
@@ -11582,47 +10030,7 @@
                 <w:szCs w:val="16"/>
                 <w:lang w:val="ru-RU"/>
               </w:rPr>
-              <w:t xml:space="preserve">в 1899 г., с. Журы, </w:t>
-            </w:r>
-            <w:proofErr w:type="spellStart"/>
-            <w:r>
-              <w:rPr>
-                <w:rFonts w:ascii="Arial" w:hAnsi="Arial" w:cs="Arial"/>
-                <w:sz w:val="16"/>
-                <w:szCs w:val="16"/>
-                <w:lang w:val="ru-RU"/>
-              </w:rPr>
-              <w:t>Рыбницкий</w:t>
-            </w:r>
-            <w:proofErr w:type="spellEnd"/>
-            <w:r>
-              <w:rPr>
-                <w:rFonts w:ascii="Arial" w:hAnsi="Arial" w:cs="Arial"/>
-                <w:sz w:val="16"/>
-                <w:szCs w:val="16"/>
-                <w:lang w:val="ru-RU"/>
-              </w:rPr>
-              <w:t xml:space="preserve"> р-н, Молдавская АССР; молдаванка. Арестована 4 сентября </w:t>
-            </w:r>
-            <w:proofErr w:type="gramStart"/>
-            <w:r>
-              <w:rPr>
-                <w:rFonts w:ascii="Arial" w:hAnsi="Arial" w:cs="Arial"/>
-                <w:sz w:val="16"/>
-                <w:szCs w:val="16"/>
-                <w:lang w:val="ru-RU"/>
-              </w:rPr>
-              <w:t>1937 г. НКВД СССР</w:t>
-            </w:r>
-            <w:proofErr w:type="gramEnd"/>
-            <w:r>
-              <w:rPr>
-                <w:rFonts w:ascii="Arial" w:hAnsi="Arial" w:cs="Arial"/>
-                <w:sz w:val="16"/>
-                <w:szCs w:val="16"/>
-                <w:lang w:val="ru-RU"/>
-              </w:rPr>
-              <w:t xml:space="preserve"> и прокурор СССР</w:t>
+              <w:t>в 1899 г., с. Журы, Рыбницкий р-н, Молдавская АССР; молдаванка. Арестована 4 сентября 1937 г. НКВД СССР и прокурор СССР</w:t>
             </w:r>
             <w:r>
               <w:rPr>
@@ -11632,27 +10040,7 @@
                 <w:lang w:val="ru-RU"/>
               </w:rPr>
               <w:br/>
-              <w:t xml:space="preserve">Приговорена: 10 декабря 1937 г. Приговор: ВМН. Расстреляна 4 декабря 1938 г., </w:t>
-            </w:r>
-            <w:proofErr w:type="spellStart"/>
-            <w:r>
-              <w:rPr>
-                <w:rFonts w:ascii="Arial" w:hAnsi="Arial" w:cs="Arial"/>
-                <w:sz w:val="16"/>
-                <w:szCs w:val="16"/>
-                <w:lang w:val="ru-RU"/>
-              </w:rPr>
-              <w:t>Арх.дело</w:t>
-            </w:r>
-            <w:proofErr w:type="spellEnd"/>
-            <w:r>
-              <w:rPr>
-                <w:rFonts w:ascii="Arial" w:hAnsi="Arial" w:cs="Arial"/>
-                <w:sz w:val="16"/>
-                <w:szCs w:val="16"/>
-                <w:lang w:val="ru-RU"/>
-              </w:rPr>
-              <w:t>: 6274</w:t>
+              <w:t>Приговорена: 10 декабря 1937 г. Приговор: ВМН. Расстреляна 4 декабря 1938 г., Арх.дело: 6274</w:t>
             </w:r>
             <w:r>
               <w:rPr>
@@ -11790,7 +10178,6 @@
               <w:bottom w:val="double" w:sz="1" w:space="0" w:color="808080"/>
               <w:right w:val="double" w:sz="2" w:space="0" w:color="808080"/>
             </w:tcBorders>
-            <w:shd w:val="clear" w:color="auto" w:fill="auto"/>
             <w:vAlign w:val="center"/>
           </w:tcPr>
           <w:p>
@@ -11872,67 +10259,7 @@
                 <w:szCs w:val="16"/>
                 <w:lang w:val="ru-RU"/>
               </w:rPr>
-              <w:t xml:space="preserve">1915 г.р., </w:t>
-            </w:r>
-            <w:proofErr w:type="spellStart"/>
-            <w:r>
-              <w:rPr>
-                <w:rFonts w:ascii="Arial" w:hAnsi="Arial" w:cs="Arial"/>
-                <w:sz w:val="16"/>
-                <w:szCs w:val="16"/>
-                <w:lang w:val="ru-RU"/>
-              </w:rPr>
-              <w:t>м.р</w:t>
-            </w:r>
-            <w:proofErr w:type="spellEnd"/>
-            <w:r>
-              <w:rPr>
-                <w:rFonts w:ascii="Arial" w:hAnsi="Arial" w:cs="Arial"/>
-                <w:sz w:val="16"/>
-                <w:szCs w:val="16"/>
-                <w:lang w:val="ru-RU"/>
-              </w:rPr>
-              <w:t xml:space="preserve">.: </w:t>
-            </w:r>
-            <w:proofErr w:type="spellStart"/>
-            <w:r>
-              <w:rPr>
-                <w:rFonts w:ascii="Arial" w:hAnsi="Arial" w:cs="Arial"/>
-                <w:sz w:val="16"/>
-                <w:szCs w:val="16"/>
-                <w:lang w:val="ru-RU"/>
-              </w:rPr>
-              <w:t>с.Бендеры</w:t>
-            </w:r>
-            <w:proofErr w:type="spellEnd"/>
-            <w:r>
-              <w:rPr>
-                <w:rFonts w:ascii="Arial" w:hAnsi="Arial" w:cs="Arial"/>
-                <w:sz w:val="16"/>
-                <w:szCs w:val="16"/>
-                <w:lang w:val="ru-RU"/>
-              </w:rPr>
-              <w:t xml:space="preserve">, Румыния, румынка, образование: неграмотная, не работала, </w:t>
-            </w:r>
-            <w:proofErr w:type="spellStart"/>
-            <w:r>
-              <w:rPr>
-                <w:rFonts w:ascii="Arial" w:hAnsi="Arial" w:cs="Arial"/>
-                <w:sz w:val="16"/>
-                <w:szCs w:val="16"/>
-                <w:lang w:val="ru-RU"/>
-              </w:rPr>
-              <w:t>прож</w:t>
-            </w:r>
-            <w:proofErr w:type="spellEnd"/>
-            <w:r>
-              <w:rPr>
-                <w:rFonts w:ascii="Arial" w:hAnsi="Arial" w:cs="Arial"/>
-                <w:sz w:val="16"/>
-                <w:szCs w:val="16"/>
-                <w:lang w:val="ru-RU"/>
-              </w:rPr>
-              <w:t>.: Новосибирская обл., Искитимский р-н</w:t>
+              <w:t>1915 г.р., м.р.: с.Бендеры, Румыния, румынка, образование: неграмотная, не работала, прож.: Новосибирская обл., Искитимский р-н</w:t>
             </w:r>
           </w:p>
           <w:p>
@@ -11955,47 +10282,7 @@
                 <w:szCs w:val="16"/>
                 <w:lang w:val="ru-RU"/>
               </w:rPr>
-              <w:t xml:space="preserve">арестована 03.03.1938. Обвинение: в участии в </w:t>
-            </w:r>
-            <w:proofErr w:type="spellStart"/>
-            <w:r>
-              <w:rPr>
-                <w:rFonts w:ascii="Arial" w:hAnsi="Arial" w:cs="Arial"/>
-                <w:sz w:val="16"/>
-                <w:szCs w:val="16"/>
-                <w:lang w:val="ru-RU"/>
-              </w:rPr>
-              <w:t>к.р</w:t>
-            </w:r>
-            <w:proofErr w:type="spellEnd"/>
-            <w:r>
-              <w:rPr>
-                <w:rFonts w:ascii="Arial" w:hAnsi="Arial" w:cs="Arial"/>
-                <w:sz w:val="16"/>
-                <w:szCs w:val="16"/>
-                <w:lang w:val="ru-RU"/>
-              </w:rPr>
-              <w:t xml:space="preserve">. шпионской диверсионной повстанческой группе, ст. </w:t>
-            </w:r>
-            <w:proofErr w:type="gramStart"/>
-            <w:r>
-              <w:rPr>
-                <w:rFonts w:ascii="Arial" w:hAnsi="Arial" w:cs="Arial"/>
-                <w:sz w:val="16"/>
-                <w:szCs w:val="16"/>
-                <w:lang w:val="ru-RU"/>
-              </w:rPr>
-              <w:t>58-2,6</w:t>
-            </w:r>
-            <w:proofErr w:type="gramEnd"/>
-            <w:r>
-              <w:rPr>
-                <w:rFonts w:ascii="Arial" w:hAnsi="Arial" w:cs="Arial"/>
-                <w:sz w:val="16"/>
-                <w:szCs w:val="16"/>
-                <w:lang w:val="ru-RU"/>
-              </w:rPr>
-              <w:t>,9,10,11 УК РСФСР.</w:t>
+              <w:t>арестована 03.03.1938. Обвинение: в участии в к.р. шпионской диверсионной повстанческой группе, ст. 58-2,6,9,10,11 УК РСФСР.</w:t>
             </w:r>
           </w:p>
           <w:p>
@@ -12124,7 +10411,6 @@
               <w:bottom w:val="double" w:sz="1" w:space="0" w:color="808080"/>
               <w:right w:val="double" w:sz="2" w:space="0" w:color="808080"/>
             </w:tcBorders>
-            <w:shd w:val="clear" w:color="auto" w:fill="auto"/>
             <w:vAlign w:val="center"/>
           </w:tcPr>
           <w:p>
@@ -12216,107 +10502,7 @@
                 <w:szCs w:val="16"/>
                 <w:lang w:val="ru-RU"/>
               </w:rPr>
-              <w:t xml:space="preserve">1882 г.р., </w:t>
-            </w:r>
-            <w:proofErr w:type="spellStart"/>
-            <w:r>
-              <w:rPr>
-                <w:rFonts w:ascii="Arial" w:hAnsi="Arial" w:cs="Arial"/>
-                <w:sz w:val="16"/>
-                <w:szCs w:val="16"/>
-                <w:lang w:val="ru-RU"/>
-              </w:rPr>
-              <w:t>м.р</w:t>
-            </w:r>
-            <w:proofErr w:type="spellEnd"/>
-            <w:r>
-              <w:rPr>
-                <w:rFonts w:ascii="Arial" w:hAnsi="Arial" w:cs="Arial"/>
-                <w:sz w:val="16"/>
-                <w:szCs w:val="16"/>
-                <w:lang w:val="ru-RU"/>
-              </w:rPr>
-              <w:t xml:space="preserve">.: с. Попенки </w:t>
-            </w:r>
-            <w:proofErr w:type="spellStart"/>
-            <w:r>
-              <w:rPr>
-                <w:rFonts w:ascii="Arial" w:hAnsi="Arial" w:cs="Arial"/>
-                <w:sz w:val="16"/>
-                <w:szCs w:val="16"/>
-                <w:lang w:val="ru-RU"/>
-              </w:rPr>
-              <w:t>Рыбницкого</w:t>
-            </w:r>
-            <w:proofErr w:type="spellEnd"/>
-            <w:r>
-              <w:rPr>
-                <w:rFonts w:ascii="Arial" w:hAnsi="Arial" w:cs="Arial"/>
-                <w:sz w:val="16"/>
-                <w:szCs w:val="16"/>
-                <w:lang w:val="ru-RU"/>
-              </w:rPr>
-              <w:t xml:space="preserve"> р-на Тираспольской обл. (Молдова), </w:t>
-            </w:r>
-            <w:proofErr w:type="spellStart"/>
-            <w:r>
-              <w:rPr>
-                <w:rFonts w:ascii="Arial" w:hAnsi="Arial" w:cs="Arial"/>
-                <w:sz w:val="16"/>
-                <w:szCs w:val="16"/>
-                <w:lang w:val="ru-RU"/>
-              </w:rPr>
-              <w:t>молдованка</w:t>
-            </w:r>
-            <w:proofErr w:type="spellEnd"/>
-            <w:r>
-              <w:rPr>
-                <w:rFonts w:ascii="Arial" w:hAnsi="Arial" w:cs="Arial"/>
-                <w:sz w:val="16"/>
-                <w:szCs w:val="16"/>
-                <w:lang w:val="ru-RU"/>
-              </w:rPr>
-              <w:t xml:space="preserve">, из крестьян, образование начальное, </w:t>
-            </w:r>
-            <w:proofErr w:type="spellStart"/>
-            <w:r>
-              <w:rPr>
-                <w:rFonts w:ascii="Arial" w:hAnsi="Arial" w:cs="Arial"/>
-                <w:sz w:val="16"/>
-                <w:szCs w:val="16"/>
-                <w:lang w:val="ru-RU"/>
-              </w:rPr>
-              <w:t>прож</w:t>
-            </w:r>
-            <w:proofErr w:type="spellEnd"/>
-            <w:r>
-              <w:rPr>
-                <w:rFonts w:ascii="Arial" w:hAnsi="Arial" w:cs="Arial"/>
-                <w:sz w:val="16"/>
-                <w:szCs w:val="16"/>
-                <w:lang w:val="ru-RU"/>
-              </w:rPr>
-              <w:t xml:space="preserve">.: Полтавская обл. г. Кременчуг. Домохозяйка. Арестована 27.10.1937 г. Осуждена Особым совещанием при НКВД СССР 29.01.1938 г. по ст. </w:t>
-            </w:r>
-            <w:proofErr w:type="gramStart"/>
-            <w:r>
-              <w:rPr>
-                <w:rFonts w:ascii="Arial" w:hAnsi="Arial" w:cs="Arial"/>
-                <w:sz w:val="16"/>
-                <w:szCs w:val="16"/>
-                <w:lang w:val="ru-RU"/>
-              </w:rPr>
-              <w:t>54-6</w:t>
-            </w:r>
-            <w:proofErr w:type="gramEnd"/>
-            <w:r>
-              <w:rPr>
-                <w:rFonts w:ascii="Arial" w:hAnsi="Arial" w:cs="Arial"/>
-                <w:sz w:val="16"/>
-                <w:szCs w:val="16"/>
-                <w:lang w:val="ru-RU"/>
-              </w:rPr>
-              <w:t xml:space="preserve"> УК УССР к расстрелу. Приговор исполнен 29.06.1938 г. Реабилитирован Полтавской областной прокуратурой 18.10.1989 г.</w:t>
+              <w:t>1882 г.р., м.р.: с. Попенки Рыбницкого р-на Тираспольской обл. (Молдова), молдованка, из крестьян, образование начальное, прож.: Полтавская обл. г. Кременчуг. Домохозяйка. Арестована 27.10.1937 г. Осуждена Особым совещанием при НКВД СССР 29.01.1938 г. по ст. 54-6 УК УССР к расстрелу. Приговор исполнен 29.06.1938 г. Реабилитирован Полтавской областной прокуратурой 18.10.1989 г.</w:t>
             </w:r>
           </w:p>
           <w:p>
@@ -12390,7 +10576,6 @@
               <w:bottom w:val="double" w:sz="1" w:space="0" w:color="808080"/>
               <w:right w:val="double" w:sz="2" w:space="0" w:color="808080"/>
             </w:tcBorders>
-            <w:shd w:val="clear" w:color="auto" w:fill="auto"/>
             <w:vAlign w:val="center"/>
           </w:tcPr>
           <w:p>
@@ -12480,27 +10665,7 @@
                 <w:szCs w:val="16"/>
                 <w:lang w:val="ru-RU"/>
               </w:rPr>
-              <w:t xml:space="preserve">в 1906 г., </w:t>
-            </w:r>
-            <w:proofErr w:type="spellStart"/>
-            <w:r>
-              <w:rPr>
-                <w:rFonts w:ascii="Arial" w:hAnsi="Arial" w:cs="Arial"/>
-                <w:sz w:val="16"/>
-                <w:szCs w:val="16"/>
-                <w:lang w:val="ru-RU"/>
-              </w:rPr>
-              <w:t>г.Кишинев</w:t>
-            </w:r>
-            <w:proofErr w:type="spellEnd"/>
-            <w:r>
-              <w:rPr>
-                <w:rFonts w:ascii="Arial" w:hAnsi="Arial" w:cs="Arial"/>
-                <w:sz w:val="16"/>
-                <w:szCs w:val="16"/>
-                <w:lang w:val="ru-RU"/>
-              </w:rPr>
-              <w:t>; молдаванка; домохозяйка</w:t>
+              <w:t>в 1906 г., г.Кишинев; молдаванка; домохозяйка</w:t>
             </w:r>
             <w:r>
               <w:rPr>
@@ -12528,7 +10693,6 @@
               </w:rPr>
               <w:t> </w:t>
             </w:r>
-            <w:proofErr w:type="spellStart"/>
             <w:r>
               <w:rPr>
                 <w:rFonts w:ascii="Arial" w:hAnsi="Arial" w:cs="Arial"/>
@@ -12538,7 +10702,6 @@
               </w:rPr>
               <w:t>г.Казань</w:t>
             </w:r>
-            <w:proofErr w:type="spellEnd"/>
             <w:r>
               <w:rPr>
                 <w:rFonts w:ascii="Arial" w:hAnsi="Arial" w:cs="Arial"/>
@@ -12574,27 +10737,7 @@
                 <w:lang w:val="ru-RU"/>
               </w:rPr>
               <w:br/>
-              <w:t xml:space="preserve">Приговорена: НКВД и Прокурором СССР 31 мая 1938 г., </w:t>
-            </w:r>
-            <w:proofErr w:type="spellStart"/>
-            <w:r>
-              <w:rPr>
-                <w:rFonts w:ascii="Arial" w:hAnsi="Arial" w:cs="Arial"/>
-                <w:sz w:val="16"/>
-                <w:szCs w:val="16"/>
-                <w:lang w:val="ru-RU"/>
-              </w:rPr>
-              <w:t>обв</w:t>
-            </w:r>
-            <w:proofErr w:type="spellEnd"/>
-            <w:r>
-              <w:rPr>
-                <w:rFonts w:ascii="Arial" w:hAnsi="Arial" w:cs="Arial"/>
-                <w:sz w:val="16"/>
-                <w:szCs w:val="16"/>
-                <w:lang w:val="ru-RU"/>
-              </w:rPr>
-              <w:t>.:</w:t>
+              <w:t>Приговорена: НКВД и Прокурором СССР 31 мая 1938 г., обв.:</w:t>
             </w:r>
             <w:r>
               <w:rPr>
@@ -12657,19 +10800,8 @@
                 <w:szCs w:val="16"/>
                 <w:lang w:val="ru-RU"/>
               </w:rPr>
-              <w:t xml:space="preserve">в </w:t>
-            </w:r>
-            <w:proofErr w:type="spellStart"/>
-            <w:r>
-              <w:rPr>
-                <w:rFonts w:ascii="Arial" w:hAnsi="Arial" w:cs="Arial"/>
-                <w:sz w:val="16"/>
-                <w:szCs w:val="16"/>
-                <w:lang w:val="ru-RU"/>
-              </w:rPr>
-              <w:t>г.Казань</w:t>
-            </w:r>
-            <w:proofErr w:type="spellEnd"/>
+              <w:t>в г.Казань</w:t>
+            </w:r>
             <w:r>
               <w:rPr>
                 <w:rFonts w:ascii="Arial" w:hAnsi="Arial" w:cs="Arial"/>
@@ -12763,7 +10895,6 @@
               <w:bottom w:val="double" w:sz="1" w:space="0" w:color="808080"/>
               <w:right w:val="double" w:sz="2" w:space="0" w:color="808080"/>
             </w:tcBorders>
-            <w:shd w:val="clear" w:color="auto" w:fill="auto"/>
             <w:vAlign w:val="center"/>
           </w:tcPr>
           <w:p>
@@ -12862,67 +10993,7 @@
                 <w:szCs w:val="16"/>
                 <w:lang w:val="ru-RU"/>
               </w:rPr>
-              <w:t xml:space="preserve">1905 г.р., </w:t>
-            </w:r>
-            <w:proofErr w:type="spellStart"/>
-            <w:r>
-              <w:rPr>
-                <w:rFonts w:ascii="Arial" w:hAnsi="Arial" w:cs="Arial"/>
-                <w:sz w:val="16"/>
-                <w:szCs w:val="16"/>
-                <w:lang w:val="ru-RU"/>
-              </w:rPr>
-              <w:t>м.р</w:t>
-            </w:r>
-            <w:proofErr w:type="spellEnd"/>
-            <w:r>
-              <w:rPr>
-                <w:rFonts w:ascii="Arial" w:hAnsi="Arial" w:cs="Arial"/>
-                <w:sz w:val="16"/>
-                <w:szCs w:val="16"/>
-                <w:lang w:val="ru-RU"/>
-              </w:rPr>
-              <w:t xml:space="preserve">.: Румыния, д. Новая (г. </w:t>
-            </w:r>
-            <w:proofErr w:type="spellStart"/>
-            <w:r>
-              <w:rPr>
-                <w:rFonts w:ascii="Arial" w:hAnsi="Arial" w:cs="Arial"/>
-                <w:sz w:val="16"/>
-                <w:szCs w:val="16"/>
-                <w:lang w:val="ru-RU"/>
-              </w:rPr>
-              <w:t>Клуж</w:t>
-            </w:r>
-            <w:proofErr w:type="spellEnd"/>
-            <w:r>
-              <w:rPr>
-                <w:rFonts w:ascii="Arial" w:hAnsi="Arial" w:cs="Arial"/>
-                <w:sz w:val="16"/>
-                <w:szCs w:val="16"/>
-                <w:lang w:val="ru-RU"/>
-              </w:rPr>
-              <w:t xml:space="preserve">), румынка, из крестьян, образование: высшее, член ВКП(б) с 1924, домохозяйка, до 07.1937 г. работала в Коминтерне (снята с работы), </w:t>
-            </w:r>
-            <w:proofErr w:type="spellStart"/>
-            <w:r>
-              <w:rPr>
-                <w:rFonts w:ascii="Arial" w:hAnsi="Arial" w:cs="Arial"/>
-                <w:sz w:val="16"/>
-                <w:szCs w:val="16"/>
-                <w:lang w:val="ru-RU"/>
-              </w:rPr>
-              <w:t>прож</w:t>
-            </w:r>
-            <w:proofErr w:type="spellEnd"/>
-            <w:r>
-              <w:rPr>
-                <w:rFonts w:ascii="Arial" w:hAnsi="Arial" w:cs="Arial"/>
-                <w:sz w:val="16"/>
-                <w:szCs w:val="16"/>
-                <w:lang w:val="ru-RU"/>
-              </w:rPr>
-              <w:t>.: г. Москва, ул. Большая Якиманка, д. 22/2, кв. 54, арестована 16.12.1937. Обвинение: в шпионаже в пользу английской разведки. Приговор: Комиссия НКВД СССР и Прокурора СССР, 25.05.1938</w:t>
+              <w:t>1905 г.р., м.р.: Румыния, д. Новая (г. Клуж), румынка, из крестьян, образование: высшее, член ВКП(б) с 1924, домохозяйка, до 07.1937 г. работала в Коминтерне (снята с работы), прож.: г. Москва, ул. Большая Якиманка, д. 22/2, кв. 54, арестована 16.12.1937. Обвинение: в шпионаже в пользу английской разведки. Приговор: Комиссия НКВД СССР и Прокурора СССР, 25.05.1938</w:t>
             </w:r>
             <w:r>
               <w:rPr>
@@ -12940,27 +11011,7 @@
                 <w:szCs w:val="16"/>
                 <w:lang w:val="ru-RU"/>
               </w:rPr>
-              <w:t xml:space="preserve">ВМН. Расстреляна 20.06.1938, Москва, место захоронения – Бутово. Реабилитация: 12.1956. </w:t>
-            </w:r>
-            <w:proofErr w:type="spellStart"/>
-            <w:r>
-              <w:rPr>
-                <w:rFonts w:ascii="Arial" w:hAnsi="Arial" w:cs="Arial"/>
-                <w:sz w:val="16"/>
-                <w:szCs w:val="16"/>
-                <w:lang w:val="ru-RU"/>
-              </w:rPr>
-              <w:t>Арх.дело</w:t>
-            </w:r>
-            <w:proofErr w:type="spellEnd"/>
-            <w:r>
-              <w:rPr>
-                <w:rFonts w:ascii="Arial" w:hAnsi="Arial" w:cs="Arial"/>
-                <w:sz w:val="16"/>
-                <w:szCs w:val="16"/>
-                <w:lang w:val="ru-RU"/>
-              </w:rPr>
-              <w:t>: дело П-29326, место хранения дела</w:t>
+              <w:t>ВМН. Расстреляна 20.06.1938, Москва, место захоронения – Бутово. Реабилитация: 12.1956. Арх.дело: дело П-29326, место хранения дела</w:t>
             </w:r>
             <w:r>
               <w:rPr>
@@ -13027,27 +11078,7 @@
                 <w:szCs w:val="16"/>
                 <w:lang w:val="ru-RU"/>
               </w:rPr>
-              <w:t xml:space="preserve"> </w:t>
-            </w:r>
-            <w:proofErr w:type="spellStart"/>
-            <w:r>
-              <w:rPr>
-                <w:rFonts w:ascii="Arial" w:hAnsi="Arial" w:cs="Arial"/>
-                <w:sz w:val="16"/>
-                <w:szCs w:val="16"/>
-                <w:lang w:val="ru-RU"/>
-              </w:rPr>
-              <w:t>Вып</w:t>
-            </w:r>
-            <w:proofErr w:type="spellEnd"/>
-            <w:r>
-              <w:rPr>
-                <w:rFonts w:ascii="Arial" w:hAnsi="Arial" w:cs="Arial"/>
-                <w:sz w:val="16"/>
-                <w:szCs w:val="16"/>
-                <w:lang w:val="ru-RU"/>
-              </w:rPr>
-              <w:t>. 3.</w:t>
+              <w:t xml:space="preserve"> Вып. 3.</w:t>
             </w:r>
             <w:r>
               <w:rPr>
@@ -13121,7 +11152,6 @@
               <w:bottom w:val="double" w:sz="1" w:space="0" w:color="808080"/>
               <w:right w:val="double" w:sz="2" w:space="0" w:color="808080"/>
             </w:tcBorders>
-            <w:shd w:val="clear" w:color="auto" w:fill="auto"/>
             <w:vAlign w:val="center"/>
           </w:tcPr>
           <w:p>
@@ -13223,27 +11253,7 @@
                 <w:szCs w:val="16"/>
                 <w:lang w:val="ru-RU"/>
               </w:rPr>
-              <w:t xml:space="preserve">в 1885 г., с. </w:t>
-            </w:r>
-            <w:proofErr w:type="spellStart"/>
-            <w:r>
-              <w:rPr>
-                <w:rFonts w:ascii="Arial" w:hAnsi="Arial" w:cs="Arial"/>
-                <w:sz w:val="16"/>
-                <w:szCs w:val="16"/>
-                <w:lang w:val="ru-RU"/>
-              </w:rPr>
-              <w:t>Гандрабуры</w:t>
-            </w:r>
-            <w:proofErr w:type="spellEnd"/>
-            <w:r>
-              <w:rPr>
-                <w:rFonts w:ascii="Arial" w:hAnsi="Arial" w:cs="Arial"/>
-                <w:sz w:val="16"/>
-                <w:szCs w:val="16"/>
-                <w:lang w:val="ru-RU"/>
-              </w:rPr>
-              <w:t>, Ананьевский у-д, Херсонская губ.; молдаванка. Арестована 24 ноября 1937 г.</w:t>
+              <w:t>в 1885 г., с. Гандрабуры, Ананьевский у-д, Херсонская губ.; молдаванка. Арестована 24 ноября 1937 г.</w:t>
             </w:r>
             <w:r>
               <w:rPr>
@@ -13271,27 +11281,7 @@
                 <w:szCs w:val="16"/>
                 <w:lang w:val="ru-RU"/>
               </w:rPr>
-              <w:t xml:space="preserve">28 февраля 1938 г. Приговор: ВМН. </w:t>
-            </w:r>
-            <w:proofErr w:type="spellStart"/>
-            <w:r>
-              <w:rPr>
-                <w:rFonts w:ascii="Arial" w:hAnsi="Arial" w:cs="Arial"/>
-                <w:sz w:val="16"/>
-                <w:szCs w:val="16"/>
-                <w:lang w:val="ru-RU"/>
-              </w:rPr>
-              <w:t>Арх.дело</w:t>
-            </w:r>
-            <w:proofErr w:type="spellEnd"/>
-            <w:r>
-              <w:rPr>
-                <w:rFonts w:ascii="Arial" w:hAnsi="Arial" w:cs="Arial"/>
-                <w:sz w:val="16"/>
-                <w:szCs w:val="16"/>
-                <w:lang w:val="ru-RU"/>
-              </w:rPr>
-              <w:t>: 20861</w:t>
+              <w:t>28 февраля 1938 г. Приговор: ВМН. Арх.дело: 20861</w:t>
             </w:r>
             <w:r>
               <w:rPr>
@@ -13420,7 +11410,6 @@
               <w:bottom w:val="double" w:sz="1" w:space="0" w:color="808080"/>
               <w:right w:val="double" w:sz="2" w:space="0" w:color="808080"/>
             </w:tcBorders>
-            <w:shd w:val="clear" w:color="auto" w:fill="auto"/>
             <w:vAlign w:val="center"/>
           </w:tcPr>
           <w:p>
@@ -13502,27 +11491,7 @@
                 <w:szCs w:val="16"/>
                 <w:lang w:val="ru-RU"/>
               </w:rPr>
-              <w:t xml:space="preserve">1919 г.р., </w:t>
-            </w:r>
-            <w:proofErr w:type="spellStart"/>
-            <w:r>
-              <w:rPr>
-                <w:rFonts w:ascii="Arial" w:hAnsi="Arial" w:cs="Arial"/>
-                <w:sz w:val="16"/>
-                <w:szCs w:val="16"/>
-                <w:lang w:val="ru-RU"/>
-              </w:rPr>
-              <w:t>м.р</w:t>
-            </w:r>
-            <w:proofErr w:type="spellEnd"/>
-            <w:r>
-              <w:rPr>
-                <w:rFonts w:ascii="Arial" w:hAnsi="Arial" w:cs="Arial"/>
-                <w:sz w:val="16"/>
-                <w:szCs w:val="16"/>
-                <w:lang w:val="ru-RU"/>
-              </w:rPr>
-              <w:t>.: Донецкая обл., румынка, арестована 1938. Обвинение: контрреволюционная троцкистская деятельность. Приговор: тройка при УНКВД по Дальстрою, 11.05.1938</w:t>
+              <w:t>1919 г.р., м.р.: Донецкая обл., румынка, арестована 1938. Обвинение: контрреволюционная троцкистская деятельность. Приговор: тройка при УНКВД по Дальстрою, 11.05.1938</w:t>
             </w:r>
             <w:r>
               <w:rPr>
@@ -13610,7 +11579,6 @@
               <w:bottom w:val="double" w:sz="1" w:space="0" w:color="808080"/>
               <w:right w:val="double" w:sz="2" w:space="0" w:color="808080"/>
             </w:tcBorders>
-            <w:shd w:val="clear" w:color="auto" w:fill="auto"/>
             <w:vAlign w:val="center"/>
           </w:tcPr>
           <w:p>
@@ -13624,43 +11592,17 @@
                 <w:lang w:val="ru-RU"/>
               </w:rPr>
             </w:pPr>
-            <w:proofErr w:type="spellStart"/>
-            <w:r>
-              <w:rPr>
-                <w:rFonts w:ascii="Arial" w:hAnsi="Arial" w:cs="Arial"/>
-                <w:b/>
-                <w:bCs/>
-                <w:sz w:val="16"/>
-                <w:szCs w:val="16"/>
-                <w:lang w:val="ru-RU"/>
-              </w:rPr>
-              <w:t>Унтилова</w:t>
-            </w:r>
-            <w:proofErr w:type="spellEnd"/>
-            <w:r>
-              <w:rPr>
-                <w:rFonts w:ascii="Arial" w:hAnsi="Arial" w:cs="Arial"/>
-                <w:b/>
-                <w:bCs/>
-                <w:sz w:val="16"/>
-                <w:szCs w:val="16"/>
-                <w:lang w:val="ru-RU"/>
-              </w:rPr>
-              <w:t xml:space="preserve"> Софья </w:t>
-            </w:r>
-            <w:proofErr w:type="spellStart"/>
-            <w:r>
-              <w:rPr>
-                <w:rFonts w:ascii="Arial" w:hAnsi="Arial" w:cs="Arial"/>
-                <w:b/>
-                <w:bCs/>
-                <w:sz w:val="16"/>
-                <w:szCs w:val="16"/>
-                <w:lang w:val="ru-RU"/>
-              </w:rPr>
-              <w:t>Парфентьевна</w:t>
-            </w:r>
-            <w:proofErr w:type="spellEnd"/>
+            <w:r>
+              <w:rPr>
+                <w:rFonts w:ascii="Arial" w:hAnsi="Arial" w:cs="Arial"/>
+                <w:b/>
+                <w:bCs/>
+                <w:sz w:val="16"/>
+                <w:szCs w:val="16"/>
+                <w:lang w:val="ru-RU"/>
+              </w:rPr>
+              <w:t>Унтилова Софья Парфентьевна</w:t>
+            </w:r>
             <w:r>
               <w:rPr>
                 <w:rFonts w:ascii="Arial" w:hAnsi="Arial" w:cs="Arial"/>
@@ -13879,7 +11821,6 @@
               <w:bottom w:val="double" w:sz="1" w:space="0" w:color="808080"/>
               <w:right w:val="double" w:sz="2" w:space="0" w:color="808080"/>
             </w:tcBorders>
-            <w:shd w:val="clear" w:color="auto" w:fill="auto"/>
             <w:vAlign w:val="center"/>
           </w:tcPr>
           <w:p>
@@ -13956,47 +11897,7 @@
                 <w:szCs w:val="16"/>
                 <w:lang w:val="ru-RU"/>
               </w:rPr>
-              <w:t xml:space="preserve">1874 г.р., </w:t>
-            </w:r>
-            <w:proofErr w:type="spellStart"/>
-            <w:r>
-              <w:rPr>
-                <w:rFonts w:ascii="Arial" w:hAnsi="Arial" w:cs="Arial"/>
-                <w:sz w:val="16"/>
-                <w:szCs w:val="16"/>
-                <w:lang w:val="ru-RU"/>
-              </w:rPr>
-              <w:t>м.р</w:t>
-            </w:r>
-            <w:proofErr w:type="spellEnd"/>
-            <w:r>
-              <w:rPr>
-                <w:rFonts w:ascii="Arial" w:hAnsi="Arial" w:cs="Arial"/>
-                <w:sz w:val="16"/>
-                <w:szCs w:val="16"/>
-                <w:lang w:val="ru-RU"/>
-              </w:rPr>
-              <w:t xml:space="preserve">.: Бессарабия, молдаванка, из крестьян, образование: низшее, б/п, БОЗ, </w:t>
-            </w:r>
-            <w:proofErr w:type="spellStart"/>
-            <w:r>
-              <w:rPr>
-                <w:rFonts w:ascii="Arial" w:hAnsi="Arial" w:cs="Arial"/>
-                <w:sz w:val="16"/>
-                <w:szCs w:val="16"/>
-                <w:lang w:val="ru-RU"/>
-              </w:rPr>
-              <w:t>прож</w:t>
-            </w:r>
-            <w:proofErr w:type="spellEnd"/>
-            <w:r>
-              <w:rPr>
-                <w:rFonts w:ascii="Arial" w:hAnsi="Arial" w:cs="Arial"/>
-                <w:sz w:val="16"/>
-                <w:szCs w:val="16"/>
-                <w:lang w:val="ru-RU"/>
-              </w:rPr>
-              <w:t>.: Крымская АССР, г. Старый Крым</w:t>
+              <w:t>1874 г.р., м.р.: Бессарабия, молдаванка, из крестьян, образование: низшее, б/п, БОЗ, прож.: Крымская АССР, г. Старый Крым</w:t>
             </w:r>
           </w:p>
           <w:p>
@@ -14017,47 +11918,7 @@
                 <w:szCs w:val="16"/>
                 <w:lang w:val="ru-RU"/>
               </w:rPr>
-              <w:t xml:space="preserve">арестована </w:t>
-            </w:r>
-            <w:proofErr w:type="spellStart"/>
-            <w:r>
-              <w:rPr>
-                <w:rFonts w:ascii="Arial" w:hAnsi="Arial" w:cs="Arial"/>
-                <w:sz w:val="16"/>
-                <w:szCs w:val="16"/>
-                <w:lang w:val="ru-RU"/>
-              </w:rPr>
-              <w:t>Старокрымским</w:t>
-            </w:r>
-            <w:proofErr w:type="spellEnd"/>
-            <w:r>
-              <w:rPr>
-                <w:rFonts w:ascii="Arial" w:hAnsi="Arial" w:cs="Arial"/>
-                <w:sz w:val="16"/>
-                <w:szCs w:val="16"/>
-                <w:lang w:val="ru-RU"/>
-              </w:rPr>
-              <w:t xml:space="preserve"> ГО НКВД Крыма 01.12.1937. Обвинение: ст. </w:t>
-            </w:r>
-            <w:proofErr w:type="gramStart"/>
-            <w:r>
-              <w:rPr>
-                <w:rFonts w:ascii="Arial" w:hAnsi="Arial" w:cs="Arial"/>
-                <w:sz w:val="16"/>
-                <w:szCs w:val="16"/>
-                <w:lang w:val="ru-RU"/>
-              </w:rPr>
-              <w:t>58-10</w:t>
-            </w:r>
-            <w:proofErr w:type="gramEnd"/>
-            <w:r>
-              <w:rPr>
-                <w:rFonts w:ascii="Arial" w:hAnsi="Arial" w:cs="Arial"/>
-                <w:sz w:val="16"/>
-                <w:szCs w:val="16"/>
-                <w:lang w:val="ru-RU"/>
-              </w:rPr>
-              <w:t>, 11 УК РСФСР: член к/р группы Одинцова и а/с агитация. Приговор: тройкой НКВД Крыма, 04.12.1937</w:t>
+              <w:t>арестована Старокрымским ГО НКВД Крыма 01.12.1937. Обвинение: ст. 58-10, 11 УК РСФСР: член к/р группы Одинцова и а/с агитация. Приговор: тройкой НКВД Крыма, 04.12.1937</w:t>
             </w:r>
             <w:r>
               <w:rPr>
@@ -14075,27 +11936,7 @@
                 <w:szCs w:val="16"/>
                 <w:lang w:val="ru-RU"/>
               </w:rPr>
-              <w:t xml:space="preserve">ВМН. Расстреляна 20.01.1938. Реабилитирована Прокуратурой Крымской обл., 02.07.1990. </w:t>
-            </w:r>
-            <w:proofErr w:type="spellStart"/>
-            <w:r>
-              <w:rPr>
-                <w:rFonts w:ascii="Arial" w:hAnsi="Arial" w:cs="Arial"/>
-                <w:sz w:val="16"/>
-                <w:szCs w:val="16"/>
-                <w:lang w:val="ru-RU"/>
-              </w:rPr>
-              <w:t>Арх.дело</w:t>
-            </w:r>
-            <w:proofErr w:type="spellEnd"/>
-            <w:r>
-              <w:rPr>
-                <w:rFonts w:ascii="Arial" w:hAnsi="Arial" w:cs="Arial"/>
-                <w:sz w:val="16"/>
-                <w:szCs w:val="16"/>
-                <w:lang w:val="ru-RU"/>
-              </w:rPr>
-              <w:t>: ГААРК, ф.р-4808, оп.1, д. 017805.</w:t>
+              <w:t>ВМН. Расстреляна 20.01.1938. Реабилитирована Прокуратурой Крымской обл., 02.07.1990. Арх.дело: ГААРК, ф.р-4808, оп.1, д. 017805.</w:t>
             </w:r>
           </w:p>
           <w:p>
@@ -14201,7 +12042,6 @@
               <w:bottom w:val="double" w:sz="1" w:space="0" w:color="808080"/>
               <w:right w:val="double" w:sz="2" w:space="0" w:color="808080"/>
             </w:tcBorders>
-            <w:shd w:val="clear" w:color="auto" w:fill="auto"/>
             <w:vAlign w:val="center"/>
           </w:tcPr>
           <w:p>
@@ -14320,25 +12160,14 @@
               </w:rPr>
               <w:t xml:space="preserve"> </w:t>
             </w:r>
-            <w:proofErr w:type="spellStart"/>
-            <w:r>
-              <w:rPr>
-                <w:rFonts w:ascii="Arial" w:hAnsi="Arial" w:cs="Arial"/>
-                <w:sz w:val="16"/>
-                <w:szCs w:val="16"/>
-                <w:lang w:val="ru-RU"/>
-              </w:rPr>
-              <w:t>Арх.дело</w:t>
-            </w:r>
-            <w:proofErr w:type="spellEnd"/>
-            <w:r>
-              <w:rPr>
-                <w:rFonts w:ascii="Arial" w:hAnsi="Arial" w:cs="Arial"/>
-                <w:sz w:val="16"/>
-                <w:szCs w:val="16"/>
-                <w:lang w:val="ru-RU"/>
-              </w:rPr>
-              <w:t>: 19198</w:t>
+            <w:r>
+              <w:rPr>
+                <w:rFonts w:ascii="Arial" w:hAnsi="Arial" w:cs="Arial"/>
+                <w:sz w:val="16"/>
+                <w:szCs w:val="16"/>
+                <w:lang w:val="ru-RU"/>
+              </w:rPr>
+              <w:t>Арх.дело: 19198</w:t>
             </w:r>
             <w:r>
               <w:rPr>
@@ -14476,7 +12305,6 @@
               <w:bottom w:val="double" w:sz="1" w:space="0" w:color="808080"/>
               <w:right w:val="double" w:sz="2" w:space="0" w:color="808080"/>
             </w:tcBorders>
-            <w:shd w:val="clear" w:color="auto" w:fill="auto"/>
             <w:vAlign w:val="center"/>
           </w:tcPr>
           <w:p>
@@ -14576,67 +12404,17 @@
                 <w:szCs w:val="16"/>
                 <w:lang w:val="ru-RU"/>
               </w:rPr>
-              <w:t xml:space="preserve">Родилась 1 ноября 1903 г., </w:t>
-            </w:r>
-            <w:proofErr w:type="spellStart"/>
-            <w:r>
-              <w:rPr>
-                <w:rFonts w:ascii="Arial" w:hAnsi="Arial" w:cs="Arial"/>
-                <w:sz w:val="16"/>
-                <w:szCs w:val="16"/>
-                <w:lang w:val="ru-RU"/>
-              </w:rPr>
-              <w:t>м.р</w:t>
-            </w:r>
-            <w:proofErr w:type="spellEnd"/>
-            <w:r>
-              <w:rPr>
-                <w:rFonts w:ascii="Arial" w:hAnsi="Arial" w:cs="Arial"/>
-                <w:sz w:val="16"/>
-                <w:szCs w:val="16"/>
-                <w:lang w:val="ru-RU"/>
-              </w:rPr>
-              <w:t xml:space="preserve">.: Бухарест, румынка, подданная Румынии, образование среднее, </w:t>
-            </w:r>
-            <w:proofErr w:type="spellStart"/>
-            <w:r>
-              <w:rPr>
-                <w:rFonts w:ascii="Arial" w:hAnsi="Arial" w:cs="Arial"/>
-                <w:sz w:val="16"/>
-                <w:szCs w:val="16"/>
-                <w:lang w:val="ru-RU"/>
-              </w:rPr>
-              <w:t>прож</w:t>
-            </w:r>
-            <w:proofErr w:type="spellEnd"/>
-            <w:r>
-              <w:rPr>
-                <w:rFonts w:ascii="Arial" w:hAnsi="Arial" w:cs="Arial"/>
-                <w:sz w:val="16"/>
-                <w:szCs w:val="16"/>
-                <w:lang w:val="ru-RU"/>
-              </w:rPr>
-              <w:t xml:space="preserve">.: г. Москва, Дата ареста 6 октября 1937 г. Приговор: Включена в "сталинский список" от 13 декабря 1937 г. (Москва-Центр) по 1-й категории. Военной Коллегией Верховного Суда СССР 15 декабря 1937 года, по </w:t>
-            </w:r>
-            <w:proofErr w:type="spellStart"/>
-            <w:r>
-              <w:rPr>
-                <w:rFonts w:ascii="Arial" w:hAnsi="Arial" w:cs="Arial"/>
-                <w:sz w:val="16"/>
-                <w:szCs w:val="16"/>
-                <w:lang w:val="ru-RU"/>
-              </w:rPr>
-              <w:t>обв</w:t>
-            </w:r>
-            <w:proofErr w:type="spellEnd"/>
-            <w:r>
-              <w:rPr>
-                <w:rFonts w:ascii="Arial" w:hAnsi="Arial" w:cs="Arial"/>
-                <w:sz w:val="16"/>
-                <w:szCs w:val="16"/>
-                <w:lang w:val="ru-RU"/>
-              </w:rPr>
-              <w:t xml:space="preserve">.: </w:t>
+              <w:t xml:space="preserve">Родилась 1 ноября 1903 г., м.р.: Бухарест, румынка, подданная Румынии, образование среднее, прож.: г. Москва, Дата ареста 6 октября 1937 г. Приговор: Включена в "сталинский список" от 13 декабря 1937 г. (Москва-Центр) по 1-й категории. Военной Коллегией </w:t>
+            </w:r>
+            <w:r>
+              <w:rPr>
+                <w:rFonts w:ascii="Arial" w:hAnsi="Arial" w:cs="Arial"/>
+                <w:sz w:val="16"/>
+                <w:szCs w:val="16"/>
+                <w:lang w:val="ru-RU"/>
+              </w:rPr>
+              <w:lastRenderedPageBreak/>
+              <w:t xml:space="preserve">Верховного Суда СССР 15 декабря 1937 года, по обв.: </w:t>
             </w:r>
             <w:r>
               <w:rPr>
@@ -14654,37 +12432,7 @@
                 <w:szCs w:val="16"/>
                 <w:lang w:val="ru-RU"/>
               </w:rPr>
-              <w:t xml:space="preserve"> подготовке терактов и участии в к. -р. организации. Состав ВК: Голяков И.Т., Ждан С.Н., </w:t>
-            </w:r>
-            <w:r>
-              <w:rPr>
-                <w:rFonts w:ascii="Arial" w:hAnsi="Arial" w:cs="Arial"/>
-                <w:sz w:val="16"/>
-                <w:szCs w:val="16"/>
-                <w:lang w:val="ru-RU"/>
-              </w:rPr>
-              <w:lastRenderedPageBreak/>
-              <w:t xml:space="preserve">Климин Ф.А., время заседания в протоколе не указано. Приговор: к высшей мере наказания — расстрел. Дата расстрела 15 декабря 1937 г., на 35 году жизни. Место захоронения Коммунарка, Москва. Реабилитирован: Военной коллегией Верховного суда СССР </w:t>
-            </w:r>
-            <w:proofErr w:type="gramStart"/>
-            <w:r>
-              <w:rPr>
-                <w:rFonts w:ascii="Arial" w:hAnsi="Arial" w:cs="Arial"/>
-                <w:sz w:val="16"/>
-                <w:szCs w:val="16"/>
-                <w:lang w:val="ru-RU"/>
-              </w:rPr>
-              <w:t>от  25</w:t>
-            </w:r>
-            <w:proofErr w:type="gramEnd"/>
-            <w:r>
-              <w:rPr>
-                <w:rFonts w:ascii="Arial" w:hAnsi="Arial" w:cs="Arial"/>
-                <w:sz w:val="16"/>
-                <w:szCs w:val="16"/>
-                <w:lang w:val="ru-RU"/>
-              </w:rPr>
-              <w:t xml:space="preserve"> августа 1956 года   </w:t>
+              <w:t xml:space="preserve"> подготовке терактов и участии в к. -р. организации. Состав ВК: Голяков И.Т., Ждан С.Н., Климин Ф.А., время заседания в протоколе не указано. Приговор: к высшей мере наказания — расстрел. Дата расстрела 15 декабря 1937 г., на 35 году жизни. Место захоронения Коммунарка, Москва. Реабилитирован: Военной коллегией Верховного суда СССР от  25 августа 1956 года   </w:t>
             </w:r>
           </w:p>
           <w:p>
@@ -14746,7 +12494,6 @@
               <w:bottom w:val="double" w:sz="1" w:space="0" w:color="808080"/>
               <w:right w:val="double" w:sz="2" w:space="0" w:color="808080"/>
             </w:tcBorders>
-            <w:shd w:val="clear" w:color="auto" w:fill="auto"/>
             <w:vAlign w:val="center"/>
           </w:tcPr>
           <w:p>
@@ -14824,27 +12571,7 @@
                 <w:szCs w:val="16"/>
                 <w:lang w:val="ru-RU"/>
               </w:rPr>
-              <w:t xml:space="preserve">1894 г.р., </w:t>
-            </w:r>
-            <w:proofErr w:type="spellStart"/>
-            <w:r>
-              <w:rPr>
-                <w:rFonts w:ascii="Arial" w:hAnsi="Arial" w:cs="Arial"/>
-                <w:sz w:val="16"/>
-                <w:szCs w:val="16"/>
-                <w:lang w:val="ru-RU"/>
-              </w:rPr>
-              <w:t>м.р</w:t>
-            </w:r>
-            <w:proofErr w:type="spellEnd"/>
-            <w:r>
-              <w:rPr>
-                <w:rFonts w:ascii="Arial" w:hAnsi="Arial" w:cs="Arial"/>
-                <w:sz w:val="16"/>
-                <w:szCs w:val="16"/>
-                <w:lang w:val="ru-RU"/>
-              </w:rPr>
-              <w:t>.: Бессарабская губ., Измаильский уезд, молдаванка. Арестована 4 февраля 1938 г.</w:t>
+              <w:t>1894 г.р., м.р.: Бессарабская губ., Измаильский уезд, молдаванка. Арестована 4 февраля 1938 г.</w:t>
             </w:r>
             <w:r>
               <w:rPr>
@@ -14921,25 +12648,14 @@
               </w:rPr>
               <w:t xml:space="preserve"> </w:t>
             </w:r>
-            <w:proofErr w:type="spellStart"/>
-            <w:r>
-              <w:rPr>
-                <w:rFonts w:ascii="Arial" w:hAnsi="Arial" w:cs="Arial"/>
-                <w:sz w:val="16"/>
-                <w:szCs w:val="16"/>
-                <w:lang w:val="ru-RU"/>
-              </w:rPr>
-              <w:t>Арх.дело</w:t>
-            </w:r>
-            <w:proofErr w:type="spellEnd"/>
-            <w:r>
-              <w:rPr>
-                <w:rFonts w:ascii="Arial" w:hAnsi="Arial" w:cs="Arial"/>
-                <w:sz w:val="16"/>
-                <w:szCs w:val="16"/>
-                <w:lang w:val="ru-RU"/>
-              </w:rPr>
-              <w:t>: 18851</w:t>
+            <w:r>
+              <w:rPr>
+                <w:rFonts w:ascii="Arial" w:hAnsi="Arial" w:cs="Arial"/>
+                <w:sz w:val="16"/>
+                <w:szCs w:val="16"/>
+                <w:lang w:val="ru-RU"/>
+              </w:rPr>
+              <w:t>Арх.дело: 18851</w:t>
             </w:r>
             <w:r>
               <w:rPr>
@@ -15068,7 +12784,6 @@
               <w:bottom w:val="double" w:sz="1" w:space="0" w:color="808080"/>
               <w:right w:val="double" w:sz="2" w:space="0" w:color="808080"/>
             </w:tcBorders>
-            <w:shd w:val="clear" w:color="auto" w:fill="auto"/>
             <w:vAlign w:val="center"/>
           </w:tcPr>
           <w:p>
@@ -15178,47 +12893,7 @@
                 <w:szCs w:val="16"/>
                 <w:lang w:val="ru-RU"/>
               </w:rPr>
-              <w:t xml:space="preserve">. Место рождения: Черновицкая, Глубокский. Образование: начальное. До ареста проживал: Актюбинская обл., Новороссийский район, Будённого, к-з. работал колхозница в Буденного. Кем и когда арестован: 06.08.1941 года, Особое совещание НКВД СССР Статья: </w:t>
-            </w:r>
-            <w:proofErr w:type="gramStart"/>
-            <w:r>
-              <w:rPr>
-                <w:rFonts w:ascii="Arial" w:hAnsi="Arial" w:cs="Arial"/>
-                <w:sz w:val="16"/>
-                <w:szCs w:val="16"/>
-                <w:lang w:val="ru-RU"/>
-              </w:rPr>
-              <w:t>58-10</w:t>
-            </w:r>
-            <w:proofErr w:type="gramEnd"/>
-            <w:r>
-              <w:rPr>
-                <w:rFonts w:ascii="Arial" w:hAnsi="Arial" w:cs="Arial"/>
-                <w:sz w:val="16"/>
-                <w:szCs w:val="16"/>
-                <w:lang w:val="ru-RU"/>
-              </w:rPr>
-              <w:t xml:space="preserve"> УК РСФСР осужден к ВМН. Дата и орган реабилитации: 08.02.1996 года Верх Суд КазССР. Причина прекращения дела</w:t>
-            </w:r>
-            <w:proofErr w:type="gramStart"/>
-            <w:r>
-              <w:rPr>
-                <w:rFonts w:ascii="Arial" w:hAnsi="Arial" w:cs="Arial"/>
-                <w:sz w:val="16"/>
-                <w:szCs w:val="16"/>
-                <w:lang w:val="ru-RU"/>
-              </w:rPr>
-              <w:t>: За</w:t>
-            </w:r>
-            <w:proofErr w:type="gramEnd"/>
-            <w:r>
-              <w:rPr>
-                <w:rFonts w:ascii="Arial" w:hAnsi="Arial" w:cs="Arial"/>
-                <w:sz w:val="16"/>
-                <w:szCs w:val="16"/>
-                <w:lang w:val="ru-RU"/>
-              </w:rPr>
-              <w:t xml:space="preserve"> отсутствием состава преступления.</w:t>
+              <w:t>. Место рождения: Черновицкая, Глубокский. Образование: начальное. До ареста проживал: Актюбинская обл., Новороссийский район, Будённого, к-з. работал колхозница в Буденного. Кем и когда арестован: 06.08.1941 года, Особое совещание НКВД СССР Статья: 58-10 УК РСФСР осужден к ВМН. Дата и орган реабилитации: 08.02.1996 года Верх Суд КазССР. Причина прекращения дела: За отсутствием состава преступления.</w:t>
             </w:r>
           </w:p>
           <w:p>
@@ -15336,7 +13011,6 @@
               <w:bottom w:val="double" w:sz="1" w:space="0" w:color="808080"/>
               <w:right w:val="double" w:sz="2" w:space="0" w:color="808080"/>
             </w:tcBorders>
-            <w:shd w:val="clear" w:color="auto" w:fill="auto"/>
             <w:vAlign w:val="center"/>
           </w:tcPr>
           <w:p>
@@ -15431,27 +13105,7 @@
                 <w:szCs w:val="16"/>
                 <w:lang w:val="ru-RU"/>
               </w:rPr>
-              <w:t xml:space="preserve">ВМН. </w:t>
-            </w:r>
-            <w:proofErr w:type="spellStart"/>
-            <w:r>
-              <w:rPr>
-                <w:rFonts w:ascii="Arial" w:hAnsi="Arial" w:cs="Arial"/>
-                <w:sz w:val="16"/>
-                <w:szCs w:val="16"/>
-                <w:lang w:val="ru-RU"/>
-              </w:rPr>
-              <w:t>Арх.дело</w:t>
-            </w:r>
-            <w:proofErr w:type="spellEnd"/>
-            <w:r>
-              <w:rPr>
-                <w:rFonts w:ascii="Arial" w:hAnsi="Arial" w:cs="Arial"/>
-                <w:sz w:val="16"/>
-                <w:szCs w:val="16"/>
-                <w:lang w:val="ru-RU"/>
-              </w:rPr>
-              <w:t>: 9965</w:t>
+              <w:t>ВМН. Арх.дело: 9965</w:t>
             </w:r>
             <w:r>
               <w:rPr>
@@ -15580,7 +13234,6 @@
               <w:bottom w:val="double" w:sz="1" w:space="0" w:color="808080"/>
               <w:right w:val="double" w:sz="2" w:space="0" w:color="808080"/>
             </w:tcBorders>
-            <w:shd w:val="clear" w:color="auto" w:fill="auto"/>
             <w:vAlign w:val="center"/>
           </w:tcPr>
           <w:p>
@@ -15657,87 +13310,7 @@
                 <w:szCs w:val="16"/>
                 <w:lang w:val="ru-RU"/>
               </w:rPr>
-              <w:t xml:space="preserve">1900 г.р., г. Кишинев, Молдова, </w:t>
-            </w:r>
-            <w:proofErr w:type="spellStart"/>
-            <w:r>
-              <w:rPr>
-                <w:rFonts w:ascii="Arial" w:hAnsi="Arial" w:cs="Arial"/>
-                <w:sz w:val="16"/>
-                <w:szCs w:val="16"/>
-                <w:lang w:val="ru-RU"/>
-              </w:rPr>
-              <w:t>прож</w:t>
-            </w:r>
-            <w:proofErr w:type="spellEnd"/>
-            <w:r>
-              <w:rPr>
-                <w:rFonts w:ascii="Arial" w:hAnsi="Arial" w:cs="Arial"/>
-                <w:sz w:val="16"/>
-                <w:szCs w:val="16"/>
-                <w:lang w:val="ru-RU"/>
-              </w:rPr>
-              <w:t xml:space="preserve">. м. Винница, </w:t>
-            </w:r>
-            <w:proofErr w:type="spellStart"/>
-            <w:r>
-              <w:rPr>
-                <w:rFonts w:ascii="Arial" w:hAnsi="Arial" w:cs="Arial"/>
-                <w:sz w:val="16"/>
-                <w:szCs w:val="16"/>
-                <w:lang w:val="ru-RU"/>
-              </w:rPr>
-              <w:t>молдованка</w:t>
-            </w:r>
-            <w:proofErr w:type="spellEnd"/>
-            <w:r>
-              <w:rPr>
-                <w:rFonts w:ascii="Arial" w:hAnsi="Arial" w:cs="Arial"/>
-                <w:sz w:val="16"/>
-                <w:szCs w:val="16"/>
-                <w:lang w:val="ru-RU"/>
-              </w:rPr>
-              <w:t xml:space="preserve">, из рабочих, образование начальное, начальник цеха швейной фабрики, вдова, 1 ребенок. Арестована 08.06.1938 г. </w:t>
-            </w:r>
-            <w:proofErr w:type="spellStart"/>
-            <w:r>
-              <w:rPr>
-                <w:rFonts w:ascii="Arial" w:hAnsi="Arial" w:cs="Arial"/>
-                <w:sz w:val="16"/>
-                <w:szCs w:val="16"/>
-                <w:lang w:val="ru-RU"/>
-              </w:rPr>
-              <w:t>Обвиние</w:t>
-            </w:r>
-            <w:proofErr w:type="spellEnd"/>
-            <w:r>
-              <w:rPr>
-                <w:rFonts w:ascii="Arial" w:hAnsi="Arial" w:cs="Arial"/>
-                <w:sz w:val="16"/>
-                <w:szCs w:val="16"/>
-                <w:lang w:val="ru-RU"/>
-              </w:rPr>
-              <w:t xml:space="preserve">. по ст. </w:t>
-            </w:r>
-            <w:proofErr w:type="gramStart"/>
-            <w:r>
-              <w:rPr>
-                <w:rFonts w:ascii="Arial" w:hAnsi="Arial" w:cs="Arial"/>
-                <w:sz w:val="16"/>
-                <w:szCs w:val="16"/>
-                <w:lang w:val="ru-RU"/>
-              </w:rPr>
-              <w:t>54-6</w:t>
-            </w:r>
-            <w:proofErr w:type="gramEnd"/>
-            <w:r>
-              <w:rPr>
-                <w:rFonts w:ascii="Arial" w:hAnsi="Arial" w:cs="Arial"/>
-                <w:sz w:val="16"/>
-                <w:szCs w:val="16"/>
-                <w:lang w:val="ru-RU"/>
-              </w:rPr>
-              <w:t xml:space="preserve"> "а", 11 УК УССР. Приговорена Тройки УНКВД Он низкой обл. от 22.09.1938 г. расстреляна 23.09.1938 г. Реабилитирована 21.09.1957 г.</w:t>
+              <w:t>1900 г.р., г. Кишинев, Молдова, прож. м. Винница, молдованка, из рабочих, образование начальное, начальник цеха швейной фабрики, вдова, 1 ребенок. Арестована 08.06.1938 г. Обвиние. по ст. 54-6 "а", 11 УК УССР. Приговорена Тройки УНКВД Он низкой обл. от 22.09.1938 г. расстреляна 23.09.1938 г. Реабилитирована 21.09.1957 г.</w:t>
             </w:r>
           </w:p>
           <w:p>
@@ -15820,7 +13393,6 @@
               <w:bottom w:val="double" w:sz="1" w:space="0" w:color="808080"/>
               <w:right w:val="double" w:sz="2" w:space="0" w:color="808080"/>
             </w:tcBorders>
-            <w:shd w:val="clear" w:color="auto" w:fill="auto"/>
             <w:vAlign w:val="center"/>
           </w:tcPr>
           <w:p>
@@ -15873,7 +13445,6 @@
               <w:bottom w:val="double" w:sz="1" w:space="0" w:color="808080"/>
               <w:right w:val="double" w:sz="2" w:space="0" w:color="808080"/>
             </w:tcBorders>
-            <w:shd w:val="clear" w:color="auto" w:fill="auto"/>
             <w:vAlign w:val="center"/>
           </w:tcPr>
           <w:p>
@@ -16011,7 +13582,6 @@
               </w:rPr>
               <w:t xml:space="preserve"> </w:t>
             </w:r>
-            <w:proofErr w:type="gramStart"/>
             <w:r>
               <w:rPr>
                 <w:rFonts w:ascii="Arial" w:hAnsi="Arial" w:cs="Arial"/>
@@ -16030,35 +13600,14 @@
               </w:rPr>
               <w:t>,</w:t>
             </w:r>
-            <w:proofErr w:type="gramEnd"/>
-            <w:r>
-              <w:rPr>
-                <w:rFonts w:ascii="Arial" w:hAnsi="Arial" w:cs="Arial"/>
-                <w:sz w:val="16"/>
-                <w:szCs w:val="16"/>
-                <w:lang w:val="ru-RU"/>
-              </w:rPr>
-              <w:t xml:space="preserve"> </w:t>
-            </w:r>
-            <w:proofErr w:type="spellStart"/>
-            <w:r>
-              <w:rPr>
-                <w:rFonts w:ascii="Arial" w:hAnsi="Arial" w:cs="Arial"/>
-                <w:sz w:val="16"/>
-                <w:szCs w:val="16"/>
-                <w:lang w:val="ru-RU"/>
-              </w:rPr>
-              <w:t>обв</w:t>
-            </w:r>
-            <w:proofErr w:type="spellEnd"/>
-            <w:r>
-              <w:rPr>
-                <w:rFonts w:ascii="Arial" w:hAnsi="Arial" w:cs="Arial"/>
-                <w:sz w:val="16"/>
-                <w:szCs w:val="16"/>
-                <w:lang w:val="ru-RU"/>
-              </w:rPr>
-              <w:t>.:</w:t>
+            <w:r>
+              <w:rPr>
+                <w:rFonts w:ascii="Arial" w:hAnsi="Arial" w:cs="Arial"/>
+                <w:sz w:val="16"/>
+                <w:szCs w:val="16"/>
+                <w:lang w:val="ru-RU"/>
+              </w:rPr>
+              <w:t xml:space="preserve"> обв.:</w:t>
             </w:r>
             <w:r>
               <w:rPr>
@@ -16075,65 +13624,25 @@
                 <w:szCs w:val="16"/>
                 <w:lang w:val="ru-RU"/>
               </w:rPr>
-              <w:t xml:space="preserve">по ст. 58-1а, </w:t>
-            </w:r>
-            <w:proofErr w:type="gramStart"/>
-            <w:r>
-              <w:rPr>
-                <w:rFonts w:ascii="Arial" w:hAnsi="Arial" w:cs="Arial"/>
-                <w:sz w:val="16"/>
-                <w:szCs w:val="16"/>
-                <w:lang w:val="ru-RU"/>
-              </w:rPr>
-              <w:t>58-10</w:t>
-            </w:r>
-            <w:proofErr w:type="gramEnd"/>
-            <w:r>
-              <w:rPr>
-                <w:rFonts w:ascii="Arial" w:hAnsi="Arial" w:cs="Arial"/>
-                <w:sz w:val="16"/>
-                <w:szCs w:val="16"/>
-                <w:lang w:val="ru-RU"/>
-              </w:rPr>
-              <w:t xml:space="preserve"> ч.2.</w:t>
-            </w:r>
-            <w:r>
-              <w:rPr>
-                <w:rFonts w:ascii="Arial" w:hAnsi="Arial" w:cs="Arial"/>
-                <w:sz w:val="16"/>
-                <w:szCs w:val="16"/>
-                <w:lang w:val="ru-RU"/>
-              </w:rPr>
-              <w:t xml:space="preserve"> </w:t>
-            </w:r>
-            <w:r>
-              <w:rPr>
-                <w:rFonts w:ascii="Arial" w:hAnsi="Arial" w:cs="Arial"/>
-                <w:sz w:val="16"/>
-                <w:szCs w:val="16"/>
-                <w:lang w:val="ru-RU"/>
-              </w:rPr>
-              <w:t>Приговор</w:t>
-            </w:r>
-            <w:proofErr w:type="gramStart"/>
-            <w:r>
-              <w:rPr>
-                <w:rFonts w:ascii="Arial" w:hAnsi="Arial" w:cs="Arial"/>
-                <w:sz w:val="16"/>
-                <w:szCs w:val="16"/>
-                <w:lang w:val="ru-RU"/>
-              </w:rPr>
-              <w:t>: Умерла</w:t>
-            </w:r>
-            <w:proofErr w:type="gramEnd"/>
-            <w:r>
-              <w:rPr>
-                <w:rFonts w:ascii="Arial" w:hAnsi="Arial" w:cs="Arial"/>
-                <w:sz w:val="16"/>
-                <w:szCs w:val="16"/>
-                <w:lang w:val="ru-RU"/>
-              </w:rPr>
-              <w:t xml:space="preserve"> 10.6.43 в заключении, в ТАССР.</w:t>
+              <w:t>по ст. 58-1а, 58-10 ч.2.</w:t>
+            </w:r>
+            <w:r>
+              <w:rPr>
+                <w:rFonts w:ascii="Arial" w:hAnsi="Arial" w:cs="Arial"/>
+                <w:sz w:val="16"/>
+                <w:szCs w:val="16"/>
+                <w:lang w:val="ru-RU"/>
+              </w:rPr>
+              <w:t xml:space="preserve"> </w:t>
+            </w:r>
+            <w:r>
+              <w:rPr>
+                <w:rFonts w:ascii="Arial" w:hAnsi="Arial" w:cs="Arial"/>
+                <w:sz w:val="16"/>
+                <w:szCs w:val="16"/>
+                <w:lang w:val="ru-RU"/>
+              </w:rPr>
+              <w:t>Приговор: Умерла 10.6.43 в заключении, в ТАССР.</w:t>
             </w:r>
           </w:p>
           <w:p>
@@ -16206,7 +13715,6 @@
               <w:bottom w:val="double" w:sz="1" w:space="0" w:color="808080"/>
               <w:right w:val="double" w:sz="2" w:space="0" w:color="808080"/>
             </w:tcBorders>
-            <w:shd w:val="clear" w:color="auto" w:fill="auto"/>
             <w:vAlign w:val="center"/>
           </w:tcPr>
           <w:p>
@@ -16328,47 +13836,7 @@
                 <w:szCs w:val="16"/>
                 <w:lang w:val="ru-RU"/>
               </w:rPr>
-              <w:t xml:space="preserve">в 1882 г., Молдавия, Бельский уезд, </w:t>
-            </w:r>
-            <w:proofErr w:type="spellStart"/>
-            <w:r>
-              <w:rPr>
-                <w:rFonts w:ascii="Arial" w:hAnsi="Arial" w:cs="Arial"/>
-                <w:sz w:val="16"/>
-                <w:szCs w:val="16"/>
-                <w:lang w:val="ru-RU"/>
-              </w:rPr>
-              <w:t>Единская</w:t>
-            </w:r>
-            <w:proofErr w:type="spellEnd"/>
-            <w:r>
-              <w:rPr>
-                <w:rFonts w:ascii="Arial" w:hAnsi="Arial" w:cs="Arial"/>
-                <w:sz w:val="16"/>
-                <w:szCs w:val="16"/>
-                <w:lang w:val="ru-RU"/>
-              </w:rPr>
-              <w:t xml:space="preserve"> вол., с. </w:t>
-            </w:r>
-            <w:proofErr w:type="spellStart"/>
-            <w:r>
-              <w:rPr>
-                <w:rFonts w:ascii="Arial" w:hAnsi="Arial" w:cs="Arial"/>
-                <w:sz w:val="16"/>
-                <w:szCs w:val="16"/>
-                <w:lang w:val="ru-RU"/>
-              </w:rPr>
-              <w:t>Бурланешты</w:t>
-            </w:r>
-            <w:proofErr w:type="spellEnd"/>
-            <w:r>
-              <w:rPr>
-                <w:rFonts w:ascii="Arial" w:hAnsi="Arial" w:cs="Arial"/>
-                <w:sz w:val="16"/>
-                <w:szCs w:val="16"/>
-                <w:lang w:val="ru-RU"/>
-              </w:rPr>
-              <w:t>; молдаванка; домохозяйка</w:t>
+              <w:t>в 1882 г., Молдавия, Бельский уезд, Единская вол., с. Бурланешты; молдаванка; домохозяйка</w:t>
             </w:r>
             <w:r>
               <w:rPr>
@@ -16403,27 +13871,7 @@
                 <w:szCs w:val="16"/>
                 <w:lang w:val="ru-RU"/>
               </w:rPr>
-              <w:t xml:space="preserve">с. </w:t>
-            </w:r>
-            <w:proofErr w:type="spellStart"/>
-            <w:r>
-              <w:rPr>
-                <w:rFonts w:ascii="Arial" w:hAnsi="Arial" w:cs="Arial"/>
-                <w:sz w:val="16"/>
-                <w:szCs w:val="16"/>
-                <w:lang w:val="ru-RU"/>
-              </w:rPr>
-              <w:t>Винштоара</w:t>
-            </w:r>
-            <w:proofErr w:type="spellEnd"/>
-            <w:r>
-              <w:rPr>
-                <w:rFonts w:ascii="Arial" w:hAnsi="Arial" w:cs="Arial"/>
-                <w:sz w:val="16"/>
-                <w:szCs w:val="16"/>
-                <w:lang w:val="ru-RU"/>
-              </w:rPr>
-              <w:t>. Арестована.</w:t>
+              <w:t>с. Винштоара. Арестована.</w:t>
             </w:r>
             <w:r>
               <w:rPr>
@@ -16459,27 +13907,7 @@
                 <w:szCs w:val="16"/>
                 <w:lang w:val="ru-RU"/>
               </w:rPr>
-              <w:t xml:space="preserve">Приговорена: Особое Совещание НКВД СССР 31 мая 1941 г., </w:t>
-            </w:r>
-            <w:proofErr w:type="spellStart"/>
-            <w:r>
-              <w:rPr>
-                <w:rFonts w:ascii="Arial" w:hAnsi="Arial" w:cs="Arial"/>
-                <w:sz w:val="16"/>
-                <w:szCs w:val="16"/>
-                <w:lang w:val="ru-RU"/>
-              </w:rPr>
-              <w:t>обв</w:t>
-            </w:r>
-            <w:proofErr w:type="spellEnd"/>
-            <w:r>
-              <w:rPr>
-                <w:rFonts w:ascii="Arial" w:hAnsi="Arial" w:cs="Arial"/>
-                <w:sz w:val="16"/>
-                <w:szCs w:val="16"/>
-                <w:lang w:val="ru-RU"/>
-              </w:rPr>
-              <w:t>.:</w:t>
+              <w:t>Приговорена: Особое Совещание НКВД СССР 31 мая 1941 г., обв.:</w:t>
             </w:r>
             <w:r>
               <w:rPr>
@@ -16585,7 +14013,6 @@
               <w:bottom w:val="double" w:sz="1" w:space="0" w:color="808080"/>
               <w:right w:val="double" w:sz="2" w:space="0" w:color="808080"/>
             </w:tcBorders>
-            <w:shd w:val="clear" w:color="auto" w:fill="auto"/>
             <w:vAlign w:val="center"/>
           </w:tcPr>
           <w:p>
@@ -16690,27 +14117,7 @@
                 <w:szCs w:val="16"/>
                 <w:lang w:val="ru-RU"/>
               </w:rPr>
-              <w:t xml:space="preserve">в 1906 г., Молдавия, Бендерский у., </w:t>
-            </w:r>
-            <w:proofErr w:type="spellStart"/>
-            <w:r>
-              <w:rPr>
-                <w:rFonts w:ascii="Arial" w:hAnsi="Arial" w:cs="Arial"/>
-                <w:sz w:val="16"/>
-                <w:szCs w:val="16"/>
-                <w:lang w:val="ru-RU"/>
-              </w:rPr>
-              <w:t>с.Джетель</w:t>
-            </w:r>
-            <w:proofErr w:type="spellEnd"/>
-            <w:r>
-              <w:rPr>
-                <w:rFonts w:ascii="Arial" w:hAnsi="Arial" w:cs="Arial"/>
-                <w:sz w:val="16"/>
-                <w:szCs w:val="16"/>
-                <w:lang w:val="ru-RU"/>
-              </w:rPr>
-              <w:t xml:space="preserve"> (Романовка); молдаванка; крестьянка</w:t>
+              <w:t>в 1906 г., Молдавия, Бендерский у., с.Джетель (Романовка); молдаванка; крестьянка</w:t>
             </w:r>
             <w:r>
               <w:rPr>
@@ -16738,35 +14145,14 @@
               </w:rPr>
               <w:t> </w:t>
             </w:r>
-            <w:proofErr w:type="spellStart"/>
-            <w:r>
-              <w:rPr>
-                <w:rFonts w:ascii="Arial" w:hAnsi="Arial" w:cs="Arial"/>
-                <w:sz w:val="16"/>
-                <w:szCs w:val="16"/>
-                <w:lang w:val="ru-RU"/>
-              </w:rPr>
-              <w:t>г.Зеленодольск</w:t>
-            </w:r>
-            <w:proofErr w:type="spellEnd"/>
-            <w:r>
-              <w:rPr>
-                <w:rFonts w:ascii="Arial" w:hAnsi="Arial" w:cs="Arial"/>
-                <w:sz w:val="16"/>
-                <w:szCs w:val="16"/>
-                <w:lang w:val="ru-RU"/>
-              </w:rPr>
-              <w:t xml:space="preserve">. Арестована 9 ноября 1940 г., </w:t>
-            </w:r>
-            <w:proofErr w:type="gramStart"/>
-            <w:r>
-              <w:rPr>
-                <w:rFonts w:ascii="Arial" w:hAnsi="Arial" w:cs="Arial"/>
-                <w:sz w:val="16"/>
-                <w:szCs w:val="16"/>
-                <w:lang w:val="ru-RU"/>
-              </w:rPr>
-              <w:t>Приговорена:</w:t>
+            <w:r>
+              <w:rPr>
+                <w:rFonts w:ascii="Arial" w:hAnsi="Arial" w:cs="Arial"/>
+                <w:sz w:val="16"/>
+                <w:szCs w:val="16"/>
+                <w:lang w:val="ru-RU"/>
+              </w:rPr>
+              <w:t>г.Зеленодольск. Арестована 9 ноября 1940 г., Приговорена:</w:t>
             </w:r>
             <w:r>
               <w:rPr>
@@ -16777,35 +14163,14 @@
               </w:rPr>
               <w:t>,</w:t>
             </w:r>
-            <w:proofErr w:type="gramEnd"/>
-            <w:r>
-              <w:rPr>
-                <w:rFonts w:ascii="Arial" w:hAnsi="Arial" w:cs="Arial"/>
-                <w:sz w:val="16"/>
-                <w:szCs w:val="16"/>
-                <w:lang w:val="ru-RU"/>
-              </w:rPr>
-              <w:t xml:space="preserve"> </w:t>
-            </w:r>
-            <w:proofErr w:type="spellStart"/>
-            <w:r>
-              <w:rPr>
-                <w:rFonts w:ascii="Arial" w:hAnsi="Arial" w:cs="Arial"/>
-                <w:sz w:val="16"/>
-                <w:szCs w:val="16"/>
-                <w:lang w:val="ru-RU"/>
-              </w:rPr>
-              <w:t>обв</w:t>
-            </w:r>
-            <w:proofErr w:type="spellEnd"/>
-            <w:r>
-              <w:rPr>
-                <w:rFonts w:ascii="Arial" w:hAnsi="Arial" w:cs="Arial"/>
-                <w:sz w:val="16"/>
-                <w:szCs w:val="16"/>
-                <w:lang w:val="ru-RU"/>
-              </w:rPr>
-              <w:t>.:</w:t>
+            <w:r>
+              <w:rPr>
+                <w:rFonts w:ascii="Arial" w:hAnsi="Arial" w:cs="Arial"/>
+                <w:sz w:val="16"/>
+                <w:szCs w:val="16"/>
+                <w:lang w:val="ru-RU"/>
+              </w:rPr>
+              <w:t xml:space="preserve"> обв.:</w:t>
             </w:r>
             <w:r>
               <w:rPr>
@@ -16815,65 +14180,14 @@
               </w:rPr>
               <w:t> </w:t>
             </w:r>
-            <w:proofErr w:type="gramStart"/>
-            <w:r>
-              <w:rPr>
-                <w:rFonts w:ascii="Arial" w:hAnsi="Arial" w:cs="Arial"/>
-                <w:sz w:val="16"/>
-                <w:szCs w:val="16"/>
-                <w:lang w:val="ru-RU"/>
-              </w:rPr>
-              <w:t>58-10</w:t>
-            </w:r>
-            <w:proofErr w:type="gramEnd"/>
-            <w:r>
-              <w:rPr>
-                <w:rFonts w:ascii="Arial" w:hAnsi="Arial" w:cs="Arial"/>
-                <w:sz w:val="16"/>
-                <w:szCs w:val="16"/>
-                <w:lang w:val="ru-RU"/>
-              </w:rPr>
-              <w:t xml:space="preserve"> ч.1., Приговор</w:t>
-            </w:r>
-            <w:proofErr w:type="gramStart"/>
-            <w:r>
-              <w:rPr>
-                <w:rFonts w:ascii="Arial" w:hAnsi="Arial" w:cs="Arial"/>
-                <w:sz w:val="16"/>
-                <w:szCs w:val="16"/>
-                <w:lang w:val="ru-RU"/>
-              </w:rPr>
-              <w:t>: Умерла</w:t>
-            </w:r>
-            <w:proofErr w:type="gramEnd"/>
-            <w:r>
-              <w:rPr>
-                <w:rFonts w:ascii="Arial" w:hAnsi="Arial" w:cs="Arial"/>
-                <w:sz w:val="16"/>
-                <w:szCs w:val="16"/>
-                <w:lang w:val="ru-RU"/>
-              </w:rPr>
-              <w:t xml:space="preserve"> 3.4.42 в </w:t>
-            </w:r>
-            <w:proofErr w:type="spellStart"/>
-            <w:r>
-              <w:rPr>
-                <w:rFonts w:ascii="Arial" w:hAnsi="Arial" w:cs="Arial"/>
-                <w:sz w:val="16"/>
-                <w:szCs w:val="16"/>
-                <w:lang w:val="ru-RU"/>
-              </w:rPr>
-              <w:t>г.Чистополь</w:t>
-            </w:r>
-            <w:proofErr w:type="spellEnd"/>
-            <w:r>
-              <w:rPr>
-                <w:rFonts w:ascii="Arial" w:hAnsi="Arial" w:cs="Arial"/>
-                <w:sz w:val="16"/>
-                <w:szCs w:val="16"/>
-                <w:lang w:val="ru-RU"/>
-              </w:rPr>
-              <w:t>, в тюрьме № 4.</w:t>
+            <w:r>
+              <w:rPr>
+                <w:rFonts w:ascii="Arial" w:hAnsi="Arial" w:cs="Arial"/>
+                <w:sz w:val="16"/>
+                <w:szCs w:val="16"/>
+                <w:lang w:val="ru-RU"/>
+              </w:rPr>
+              <w:t>58-10 ч.1., Приговор: Умерла 3.4.42 в г.Чистополь, в тюрьме № 4.</w:t>
             </w:r>
           </w:p>
           <w:p>
@@ -16972,7 +14286,6 @@
               <w:bottom w:val="double" w:sz="1" w:space="0" w:color="808080"/>
               <w:right w:val="double" w:sz="2" w:space="0" w:color="808080"/>
             </w:tcBorders>
-            <w:shd w:val="clear" w:color="auto" w:fill="auto"/>
             <w:vAlign w:val="center"/>
           </w:tcPr>
           <w:p>
@@ -17077,29 +14390,7 @@
                 <w:szCs w:val="16"/>
                 <w:lang w:val="ru-RU"/>
               </w:rPr>
-              <w:t xml:space="preserve">Родилась в 1873 г., Молдавия, Бендерский уезд, с. Плаку; молдаванка; образование начальное; б/п; крестьянин-единоличник. Проживала: Пензенская обл., с. Синцы, РСФСР. Арест. УНКВД по Пензенской обл. 12 июня 1941 г., Приговорена: Особое совещание при НКВД СССР 2 октября 1943 г., </w:t>
-            </w:r>
-            <w:proofErr w:type="spellStart"/>
-            <w:r>
-              <w:rPr>
-                <w:rFonts w:ascii="Arial" w:hAnsi="Arial" w:cs="Arial"/>
-                <w:bCs/>
-                <w:sz w:val="16"/>
-                <w:szCs w:val="16"/>
-                <w:lang w:val="ru-RU"/>
-              </w:rPr>
-              <w:t>обв</w:t>
-            </w:r>
-            <w:proofErr w:type="spellEnd"/>
-            <w:r>
-              <w:rPr>
-                <w:rFonts w:ascii="Arial" w:hAnsi="Arial" w:cs="Arial"/>
-                <w:bCs/>
-                <w:sz w:val="16"/>
-                <w:szCs w:val="16"/>
-                <w:lang w:val="ru-RU"/>
-              </w:rPr>
-              <w:t>.: 58-1"а"-10 ч.2 # проводил а/с агитацию выразившуюся в профашистских высказываниях и восхвалении мощи немецкой армии. Приговор: зачесть в наказание срок предварительного заключения, освобожден, 10.05.1942 умерла в тюрьме Реабилитирована 15 мая 1942 г. УНКВД Пензенской обл. дело прекратить за отсутствием состава преступления</w:t>
+              <w:t>Родилась в 1873 г., Молдавия, Бендерский уезд, с. Плаку; молдаванка; образование начальное; б/п; крестьянин-единоличник. Проживала: Пензенская обл., с. Синцы, РСФСР. Арест. УНКВД по Пензенской обл. 12 июня 1941 г., Приговорена: Особое совещание при НКВД СССР 2 октября 1943 г., обв.: 58-1"а"-10 ч.2 # проводил а/с агитацию выразившуюся в профашистских высказываниях и восхвалении мощи немецкой армии. Приговор: зачесть в наказание срок предварительного заключения, освобожден, 10.05.1942 умерла в тюрьме Реабилитирована 15 мая 1942 г. УНКВД Пензенской обл. дело прекратить за отсутствием состава преступления</w:t>
             </w:r>
           </w:p>
           <w:p>
